--- a/memoire_stage_M2_PKPD_hematotoxicite.docx
+++ b/memoire_stage_M2_PKPD_hematotoxicite.docx
@@ -393,7 +393,7 @@
           <w:i w:val="0"/>
           <w:sz w:val="24"/>
         </w:rPr>
-        <w:t>Le pipeline a été développé en quatre étapes progressives : (1) reproduction et validation du modèle Fornari sur données de rat traitées au carboplatine ; (2) application au T-DXd (trastuzumab déruxtécan) avec simulation de population virtuelle de 300 patients, aboutissant à une prédiction des grades CTCAE v5 en accord avec les données cliniques FDA (BLA 761139, DESTINY-Breast01, n=184) ; (3) application à un composé en développement interne sur données NHP précliniques (n=8, 4 niveaux de dose), incluant une analyse non-compartimentale, un ajustement PK individuel à 2 compartiments et une calibration PD ; (4) perspectives de traduction clinique basées sur les paramètres NHP.</w:t>
+        <w:t>Le pipeline a été développé en quatre étapes progressives : (1) reproduction et validation du modèle Fornari sur données de rat traitées au carboplatine ; (2) application au T-DXd (trastuzumab déruxtécan) avec simulation de population virtuelle de 300 patients, aboutissant à une prédiction des grades CTCAE v5 en accord avec les données cliniques FDA (BLA 761139, DESTINY-Breast01, n=184) ; (3) application à un composé en développement interne sur données NHP précliniques (n=8, 4 niveaux de dose), incluant un ajustement PK individuel à 2 compartiments et une calibration PD ; (4) perspectives de traduction clinique basées sur les paramètres NHP.</w:t>
       </w:r>
     </w:p>
     <w:p>
@@ -1205,7 +1205,7 @@
                 <w:i w:val="0"/>
                 <w:sz w:val="20"/>
               </w:rPr>
-              <w:t>NCA</w:t>
+              <w:t>NHP</w:t>
             </w:r>
           </w:p>
         </w:tc>
@@ -1225,7 +1225,7 @@
                 <w:i w:val="0"/>
                 <w:sz w:val="20"/>
               </w:rPr>
-              <w:t>Non-Compartmental Analysis (analyse non-compartimentale)</w:t>
+              <w:t>Non-Human Primate (primate non-humain)</w:t>
             </w:r>
           </w:p>
         </w:tc>
@@ -1247,7 +1247,7 @@
                 <w:i w:val="0"/>
                 <w:sz w:val="20"/>
               </w:rPr>
-              <w:t>NHP</w:t>
+              <w:t>NLME</w:t>
             </w:r>
           </w:p>
         </w:tc>
@@ -1267,7 +1267,7 @@
                 <w:i w:val="0"/>
                 <w:sz w:val="20"/>
               </w:rPr>
-              <w:t>Non-Human Primate (primate non-humain)</w:t>
+              <w:t>Non-Linear Mixed Effects (effets mixtes non-linéaires)</w:t>
             </w:r>
           </w:p>
         </w:tc>
@@ -1289,7 +1289,7 @@
                 <w:i w:val="0"/>
                 <w:sz w:val="20"/>
               </w:rPr>
-              <w:t>NLME</w:t>
+              <w:t>NOAEL</w:t>
             </w:r>
           </w:p>
         </w:tc>
@@ -1309,7 +1309,7 @@
                 <w:i w:val="0"/>
                 <w:sz w:val="20"/>
               </w:rPr>
-              <w:t>Non-Linear Mixed Effects (effets mixtes non-linéaires)</w:t>
+              <w:t>No Observed Adverse Effect Level</w:t>
             </w:r>
           </w:p>
         </w:tc>
@@ -1331,7 +1331,7 @@
                 <w:i w:val="0"/>
                 <w:sz w:val="20"/>
               </w:rPr>
-              <w:t>NOAEL</w:t>
+              <w:t>ODE</w:t>
             </w:r>
           </w:p>
         </w:tc>
@@ -1351,7 +1351,7 @@
                 <w:i w:val="0"/>
                 <w:sz w:val="20"/>
               </w:rPr>
-              <w:t>No Observed Adverse Effect Level</w:t>
+              <w:t>Ordinary Differential Equation (équation différentielle ordinaire)</w:t>
             </w:r>
           </w:p>
         </w:tc>
@@ -1373,7 +1373,7 @@
                 <w:i w:val="0"/>
                 <w:sz w:val="20"/>
               </w:rPr>
-              <w:t>ODE</w:t>
+              <w:t>PD</w:t>
             </w:r>
           </w:p>
         </w:tc>
@@ -1393,7 +1393,7 @@
                 <w:i w:val="0"/>
                 <w:sz w:val="20"/>
               </w:rPr>
-              <w:t>Ordinary Differential Equation (équation différentielle ordinaire)</w:t>
+              <w:t>Pharmacodynamique</w:t>
             </w:r>
           </w:p>
         </w:tc>
@@ -1415,7 +1415,7 @@
                 <w:i w:val="0"/>
                 <w:sz w:val="20"/>
               </w:rPr>
-              <w:t>PD</w:t>
+              <w:t>PK</w:t>
             </w:r>
           </w:p>
         </w:tc>
@@ -1435,7 +1435,7 @@
                 <w:i w:val="0"/>
                 <w:sz w:val="20"/>
               </w:rPr>
-              <w:t>Pharmacodynamique</w:t>
+              <w:t>Pharmacocinétique</w:t>
             </w:r>
           </w:p>
         </w:tc>
@@ -1457,7 +1457,7 @@
                 <w:i w:val="0"/>
                 <w:sz w:val="20"/>
               </w:rPr>
-              <w:t>PK</w:t>
+              <w:t>PKPD</w:t>
             </w:r>
           </w:p>
         </w:tc>
@@ -1477,7 +1477,7 @@
                 <w:i w:val="0"/>
                 <w:sz w:val="20"/>
               </w:rPr>
-              <w:t>Pharmacocinétique</w:t>
+              <w:t>Pharmacocinétique-Pharmacodynamique</w:t>
             </w:r>
           </w:p>
         </w:tc>
@@ -1499,7 +1499,7 @@
                 <w:i w:val="0"/>
                 <w:sz w:val="20"/>
               </w:rPr>
-              <w:t>PKPD</w:t>
+              <w:t>Q3W</w:t>
             </w:r>
           </w:p>
         </w:tc>
@@ -1519,7 +1519,7 @@
                 <w:i w:val="0"/>
                 <w:sz w:val="20"/>
               </w:rPr>
-              <w:t>Pharmacocinétique-Pharmacodynamique</w:t>
+              <w:t>Every 3 weeks (toutes les 3 semaines)</w:t>
             </w:r>
           </w:p>
         </w:tc>
@@ -1541,7 +1541,7 @@
                 <w:i w:val="0"/>
                 <w:sz w:val="20"/>
               </w:rPr>
-              <w:t>Q3W</w:t>
+              <w:t>RBC</w:t>
             </w:r>
           </w:p>
         </w:tc>
@@ -1561,7 +1561,7 @@
                 <w:i w:val="0"/>
                 <w:sz w:val="20"/>
               </w:rPr>
-              <w:t>Every 3 weeks (toutes les 3 semaines)</w:t>
+              <w:t>Red Blood Cells (érythrocytes)</w:t>
             </w:r>
           </w:p>
         </w:tc>
@@ -1583,7 +1583,7 @@
                 <w:i w:val="0"/>
                 <w:sz w:val="20"/>
               </w:rPr>
-              <w:t>RBC</w:t>
+              <w:t>RMSE</w:t>
             </w:r>
           </w:p>
         </w:tc>
@@ -1603,7 +1603,7 @@
                 <w:i w:val="0"/>
                 <w:sz w:val="20"/>
               </w:rPr>
-              <w:t>Red Blood Cells (érythrocytes)</w:t>
+              <w:t>Root Mean Square Error</w:t>
             </w:r>
           </w:p>
         </w:tc>
@@ -1625,7 +1625,7 @@
                 <w:i w:val="0"/>
                 <w:sz w:val="20"/>
               </w:rPr>
-              <w:t>RMSE</w:t>
+              <w:t>T-DXd</w:t>
             </w:r>
           </w:p>
         </w:tc>
@@ -1645,7 +1645,7 @@
                 <w:i w:val="0"/>
                 <w:sz w:val="20"/>
               </w:rPr>
-              <w:t>Root Mean Square Error</w:t>
+              <w:t>Trastuzumab déruxtécan (Enhertu®)</w:t>
             </w:r>
           </w:p>
         </w:tc>
@@ -1667,7 +1667,7 @@
                 <w:i w:val="0"/>
                 <w:sz w:val="20"/>
               </w:rPr>
-              <w:t>T-DXd</w:t>
+              <w:t>V1/V2</w:t>
             </w:r>
           </w:p>
         </w:tc>
@@ -1687,7 +1687,7 @@
                 <w:i w:val="0"/>
                 <w:sz w:val="20"/>
               </w:rPr>
-              <w:t>Trastuzumab déruxtécan (Enhertu®)</w:t>
+              <w:t>Volume de distribution central/périphérique</w:t>
             </w:r>
           </w:p>
         </w:tc>
@@ -1709,7 +1709,7 @@
                 <w:i w:val="0"/>
                 <w:sz w:val="20"/>
               </w:rPr>
-              <w:t>V1/V2</w:t>
+              <w:t>VPC</w:t>
             </w:r>
           </w:p>
         </w:tc>
@@ -1717,48 +1717,6 @@
           <w:tcPr>
             <w:tcW w:type="dxa" w:w="6803"/>
             <w:shd w:val="clear" w:color="auto" w:fill="F2F2F2"/>
-          </w:tcPr>
-          <w:p>
-            <w:pPr>
-              <w:jc w:val="center"/>
-            </w:pPr>
-            <w:r>
-              <w:rPr>
-                <w:rFonts w:ascii="Times New Roman" w:hAnsi="Times New Roman"/>
-                <w:b w:val="0"/>
-                <w:i w:val="0"/>
-                <w:sz w:val="20"/>
-              </w:rPr>
-              <w:t>Volume de distribution central/périphérique</w:t>
-            </w:r>
-          </w:p>
-        </w:tc>
-      </w:tr>
-      <w:tr>
-        <w:tc>
-          <w:tcPr>
-            <w:tcW w:type="dxa" w:w="1984"/>
-            <w:shd w:val="clear" w:color="auto" w:fill="FFFFFF"/>
-          </w:tcPr>
-          <w:p>
-            <w:pPr>
-              <w:jc w:val="center"/>
-            </w:pPr>
-            <w:r>
-              <w:rPr>
-                <w:rFonts w:ascii="Times New Roman" w:hAnsi="Times New Roman"/>
-                <w:b w:val="0"/>
-                <w:i w:val="0"/>
-                <w:sz w:val="20"/>
-              </w:rPr>
-              <w:t>VPC</w:t>
-            </w:r>
-          </w:p>
-        </w:tc>
-        <w:tc>
-          <w:tcPr>
-            <w:tcW w:type="dxa" w:w="6803"/>
-            <w:shd w:val="clear" w:color="auto" w:fill="FFFFFF"/>
           </w:tcPr>
           <w:p>
             <w:pPr>
@@ -2770,128 +2728,7 @@
           <w:color w:val="34495E"/>
           <w:sz w:val="28"/>
         </w:rPr>
-        <w:t>2.4 Analyse non-compartimentale (NCA)</w:t>
-      </w:r>
-    </w:p>
-    <w:p>
-      <w:pPr>
-        <w:spacing w:before="0" w:after="120"/>
-        <w:ind w:firstLine="567"/>
-        <w:jc w:val="both"/>
-      </w:pPr>
-      <w:r>
-        <w:rPr>
-          <w:rFonts w:ascii="Times New Roman" w:hAnsi="Times New Roman"/>
-          <w:b w:val="0"/>
-          <w:i w:val="0"/>
-          <w:sz w:val="24"/>
-        </w:rPr>
-        <w:t>L'analyse non-compartimentale a été réalisée sur les profils PK NHP pour obtenir des paramètres descriptifs indépendants de toute hypothèse de modèle.</w:t>
-      </w:r>
-    </w:p>
-    <w:p>
-      <w:pPr>
-        <w:spacing w:after="60"/>
-        <w:ind w:left="283" w:hanging="227"/>
-      </w:pPr>
-      <w:r>
-        <w:rPr>
-          <w:rFonts w:ascii="Times New Roman" w:hAnsi="Times New Roman"/>
-          <w:b w:val="0"/>
-          <w:i w:val="0"/>
-          <w:sz w:val="22"/>
-        </w:rPr>
-        <w:t>• Cmax : concentration maximale observée</w:t>
-      </w:r>
-    </w:p>
-    <w:p>
-      <w:pPr>
-        <w:spacing w:after="60"/>
-        <w:ind w:left="283" w:hanging="227"/>
-      </w:pPr>
-      <w:r>
-        <w:rPr>
-          <w:rFonts w:ascii="Times New Roman" w:hAnsi="Times New Roman"/>
-          <w:b w:val="0"/>
-          <w:i w:val="0"/>
-          <w:sz w:val="22"/>
-        </w:rPr>
-        <w:t>• Tmax : temps correspondant à Cmax</w:t>
-      </w:r>
-    </w:p>
-    <w:p>
-      <w:pPr>
-        <w:spacing w:after="60"/>
-        <w:ind w:left="283" w:hanging="227"/>
-      </w:pPr>
-      <w:r>
-        <w:rPr>
-          <w:rFonts w:ascii="Times New Roman" w:hAnsi="Times New Roman"/>
-          <w:b w:val="0"/>
-          <w:i w:val="0"/>
-          <w:sz w:val="22"/>
-        </w:rPr>
-        <w:t>• AUClast : intégrale par méthode des trapèzes linéaires jusqu'au dernier point quantifiable</w:t>
-      </w:r>
-    </w:p>
-    <w:p>
-      <w:pPr>
-        <w:spacing w:after="60"/>
-        <w:ind w:left="283" w:hanging="227"/>
-      </w:pPr>
-      <w:r>
-        <w:rPr>
-          <w:rFonts w:ascii="Times New Roman" w:hAnsi="Times New Roman"/>
-          <w:b w:val="0"/>
-          <w:i w:val="0"/>
-          <w:sz w:val="22"/>
-        </w:rPr>
-        <w:t>• AUCinf : extrapolation vers l'infini — AUCinf = AUClast + Clast/β</w:t>
-      </w:r>
-    </w:p>
-    <w:p>
-      <w:pPr>
-        <w:spacing w:after="60"/>
-        <w:ind w:left="283" w:hanging="227"/>
-      </w:pPr>
-      <w:r>
-        <w:rPr>
-          <w:rFonts w:ascii="Times New Roman" w:hAnsi="Times New Roman"/>
-          <w:b w:val="0"/>
-          <w:i w:val="0"/>
-          <w:sz w:val="22"/>
-        </w:rPr>
-        <w:t>• t½β : demi-vie terminale, estimée sur la phase log-linéaire finale</w:t>
-      </w:r>
-    </w:p>
-    <w:p>
-      <w:pPr>
-        <w:spacing w:after="60"/>
-        <w:ind w:left="283" w:hanging="227"/>
-      </w:pPr>
-      <w:r>
-        <w:rPr>
-          <w:rFonts w:ascii="Times New Roman" w:hAnsi="Times New Roman"/>
-          <w:b w:val="0"/>
-          <w:i w:val="0"/>
-          <w:sz w:val="22"/>
-        </w:rPr>
-        <w:t>• CL : CL = Dose / AUCinf</w:t>
-      </w:r>
-    </w:p>
-    <w:p>
-      <w:pPr>
-        <w:spacing w:before="240" w:after="80"/>
-      </w:pPr>
-      <w:r>
-        <w:rPr>
-          <w:rFonts w:ascii="Times New Roman" w:hAnsi="Times New Roman"/>
-          <w:b/>
-          <w:i w:val="0"/>
-          <w:color w:val="34495E"/>
-          <w:sz w:val="28"/>
-        </w:rPr>
-        <w:t>2.5 Simulation de population virtuelle</w:t>
+        <w:t>2.4 Simulation de population virtuelle</w:t>
       </w:r>
     </w:p>
     <w:p>
@@ -3013,7 +2850,7 @@
           <w:color w:val="34495E"/>
           <w:sz w:val="28"/>
         </w:rPr>
-        <w:t>2.6 Grading CTCAE v5</w:t>
+        <w:t>2.5 Grading CTCAE v5</w:t>
       </w:r>
     </w:p>
     <w:p>
@@ -3557,7 +3394,7 @@
           <w:color w:val="34495E"/>
           <w:sz w:val="28"/>
         </w:rPr>
-        <w:t>2.7 Données de référence cliniques</w:t>
+        <w:t>2.6 Données de référence cliniques</w:t>
       </w:r>
     </w:p>
     <w:p>
@@ -4261,7 +4098,7 @@
           <w:color w:val="34495E"/>
           <w:sz w:val="28"/>
         </w:rPr>
-        <w:t>2.8 Environnement computationnel</w:t>
+        <w:t>2.7 Environnement computationnel</w:t>
       </w:r>
     </w:p>
     <w:p>
@@ -6564,822 +6401,7 @@
           <w:color w:val="4A698A"/>
           <w:sz w:val="24"/>
         </w:rPr>
-        <w:t>3.3.2 Analyse pharmacocinétique NHP</w:t>
-      </w:r>
-    </w:p>
-    <w:p>
-      <w:pPr>
-        <w:spacing w:before="160" w:after="80"/>
-      </w:pPr>
-      <w:r>
-        <w:rPr>
-          <w:rFonts w:ascii="Times New Roman" w:hAnsi="Times New Roman"/>
-          <w:b/>
-          <w:i w:val="0"/>
-          <w:color w:val="4A698A"/>
-          <w:sz w:val="24"/>
-        </w:rPr>
-        <w:t>Analyse non-compartimentale</w:t>
-      </w:r>
-    </w:p>
-    <w:p>
-      <w:pPr>
-        <w:spacing w:before="0" w:after="120"/>
-        <w:ind w:firstLine="567"/>
-        <w:jc w:val="both"/>
-      </w:pPr>
-      <w:r>
-        <w:rPr>
-          <w:rFonts w:ascii="Times New Roman" w:hAnsi="Times New Roman"/>
-          <w:b w:val="0"/>
-          <w:i w:val="0"/>
-          <w:sz w:val="24"/>
-        </w:rPr>
-        <w:t>Une analyse non-compartimentale a d'abord été réalisée sur chaque profil de concentration individuel. Les paramètres NCA moyens (±SD) par groupe de dose sont présentés dans le tableau suivant (valeurs anonymisées) :</w:t>
-      </w:r>
-    </w:p>
-    <w:tbl>
-      <w:tblPr>
-        <w:tblStyle w:val="TableGrid"/>
-        <w:tblW w:type="auto" w:w="0"/>
-        <w:tblLook w:firstColumn="1" w:firstRow="1" w:lastColumn="0" w:lastRow="0" w:noHBand="0" w:noVBand="1" w:val="04A0"/>
-      </w:tblPr>
-      <w:tblGrid>
-        <w:gridCol w:w="1520"/>
-        <w:gridCol w:w="1520"/>
-        <w:gridCol w:w="1520"/>
-        <w:gridCol w:w="1520"/>
-        <w:gridCol w:w="1520"/>
-        <w:gridCol w:w="1520"/>
-      </w:tblGrid>
-      <w:tr>
-        <w:tc>
-          <w:tcPr>
-            <w:tcW w:type="dxa" w:w="1587"/>
-            <w:shd w:val="clear" w:color="auto" w:fill="2C3E50"/>
-          </w:tcPr>
-          <w:p>
-            <w:pPr>
-              <w:jc w:val="center"/>
-            </w:pPr>
-            <w:r>
-              <w:rPr>
-                <w:rFonts w:ascii="Times New Roman" w:hAnsi="Times New Roman"/>
-                <w:b/>
-                <w:i w:val="0"/>
-                <w:color w:val="FFFFFF"/>
-                <w:sz w:val="20"/>
-              </w:rPr>
-              <w:t>Dose</w:t>
-            </w:r>
-          </w:p>
-        </w:tc>
-        <w:tc>
-          <w:tcPr>
-            <w:tcW w:type="dxa" w:w="1701"/>
-            <w:shd w:val="clear" w:color="auto" w:fill="2C3E50"/>
-          </w:tcPr>
-          <w:p>
-            <w:pPr>
-              <w:jc w:val="center"/>
-            </w:pPr>
-            <w:r>
-              <w:rPr>
-                <w:rFonts w:ascii="Times New Roman" w:hAnsi="Times New Roman"/>
-                <w:b/>
-                <w:i w:val="0"/>
-                <w:color w:val="FFFFFF"/>
-                <w:sz w:val="20"/>
-              </w:rPr>
-              <w:t>Cmax (ng/mL)</w:t>
-            </w:r>
-          </w:p>
-        </w:tc>
-        <w:tc>
-          <w:tcPr>
-            <w:tcW w:type="dxa" w:w="1984"/>
-            <w:shd w:val="clear" w:color="auto" w:fill="2C3E50"/>
-          </w:tcPr>
-          <w:p>
-            <w:pPr>
-              <w:jc w:val="center"/>
-            </w:pPr>
-            <w:r>
-              <w:rPr>
-                <w:rFonts w:ascii="Times New Roman" w:hAnsi="Times New Roman"/>
-                <w:b/>
-                <w:i w:val="0"/>
-                <w:color w:val="FFFFFF"/>
-                <w:sz w:val="20"/>
-              </w:rPr>
-              <w:t>AUClast (ng·h/mL)</w:t>
-            </w:r>
-          </w:p>
-        </w:tc>
-        <w:tc>
-          <w:tcPr>
-            <w:tcW w:type="dxa" w:w="1984"/>
-            <w:shd w:val="clear" w:color="auto" w:fill="2C3E50"/>
-          </w:tcPr>
-          <w:p>
-            <w:pPr>
-              <w:jc w:val="center"/>
-            </w:pPr>
-            <w:r>
-              <w:rPr>
-                <w:rFonts w:ascii="Times New Roman" w:hAnsi="Times New Roman"/>
-                <w:b/>
-                <w:i w:val="0"/>
-                <w:color w:val="FFFFFF"/>
-                <w:sz w:val="20"/>
-              </w:rPr>
-              <w:t>AUCinf (ng·h/mL)</w:t>
-            </w:r>
-          </w:p>
-        </w:tc>
-        <w:tc>
-          <w:tcPr>
-            <w:tcW w:type="dxa" w:w="1417"/>
-            <w:shd w:val="clear" w:color="auto" w:fill="2C3E50"/>
-          </w:tcPr>
-          <w:p>
-            <w:pPr>
-              <w:jc w:val="center"/>
-            </w:pPr>
-            <w:r>
-              <w:rPr>
-                <w:rFonts w:ascii="Times New Roman" w:hAnsi="Times New Roman"/>
-                <w:b/>
-                <w:i w:val="0"/>
-                <w:color w:val="FFFFFF"/>
-                <w:sz w:val="20"/>
-              </w:rPr>
-              <w:t>t½β (h)</w:t>
-            </w:r>
-          </w:p>
-        </w:tc>
-        <w:tc>
-          <w:tcPr>
-            <w:tcW w:type="dxa" w:w="1701"/>
-            <w:shd w:val="clear" w:color="auto" w:fill="2C3E50"/>
-          </w:tcPr>
-          <w:p>
-            <w:pPr>
-              <w:jc w:val="center"/>
-            </w:pPr>
-            <w:r>
-              <w:rPr>
-                <w:rFonts w:ascii="Times New Roman" w:hAnsi="Times New Roman"/>
-                <w:b/>
-                <w:i w:val="0"/>
-                <w:color w:val="FFFFFF"/>
-                <w:sz w:val="20"/>
-              </w:rPr>
-              <w:t>CL (mL/h/kg)</w:t>
-            </w:r>
-          </w:p>
-        </w:tc>
-      </w:tr>
-      <w:tr>
-        <w:tc>
-          <w:tcPr>
-            <w:tcW w:type="dxa" w:w="1587"/>
-            <w:shd w:val="clear" w:color="auto" w:fill="F2F2F2"/>
-          </w:tcPr>
-          <w:p>
-            <w:pPr>
-              <w:jc w:val="center"/>
-            </w:pPr>
-            <w:r>
-              <w:rPr>
-                <w:rFonts w:ascii="Times New Roman" w:hAnsi="Times New Roman"/>
-                <w:b w:val="0"/>
-                <w:i w:val="0"/>
-                <w:sz w:val="20"/>
-              </w:rPr>
-              <w:t>D1 (faible)</w:t>
-            </w:r>
-          </w:p>
-        </w:tc>
-        <w:tc>
-          <w:tcPr>
-            <w:tcW w:type="dxa" w:w="1701"/>
-            <w:shd w:val="clear" w:color="auto" w:fill="F2F2F2"/>
-          </w:tcPr>
-          <w:p>
-            <w:pPr>
-              <w:jc w:val="center"/>
-            </w:pPr>
-            <w:r>
-              <w:rPr>
-                <w:rFonts w:ascii="Times New Roman" w:hAnsi="Times New Roman"/>
-                <w:b w:val="0"/>
-                <w:i w:val="0"/>
-                <w:sz w:val="20"/>
-              </w:rPr>
-              <w:t>[confidentiel]</w:t>
-            </w:r>
-          </w:p>
-        </w:tc>
-        <w:tc>
-          <w:tcPr>
-            <w:tcW w:type="dxa" w:w="1984"/>
-            <w:shd w:val="clear" w:color="auto" w:fill="F2F2F2"/>
-          </w:tcPr>
-          <w:p>
-            <w:pPr>
-              <w:jc w:val="center"/>
-            </w:pPr>
-            <w:r>
-              <w:rPr>
-                <w:rFonts w:ascii="Times New Roman" w:hAnsi="Times New Roman"/>
-                <w:b w:val="0"/>
-                <w:i w:val="0"/>
-                <w:sz w:val="20"/>
-              </w:rPr>
-              <w:t>[confidentiel]</w:t>
-            </w:r>
-          </w:p>
-        </w:tc>
-        <w:tc>
-          <w:tcPr>
-            <w:tcW w:type="dxa" w:w="1984"/>
-            <w:shd w:val="clear" w:color="auto" w:fill="F2F2F2"/>
-          </w:tcPr>
-          <w:p>
-            <w:pPr>
-              <w:jc w:val="center"/>
-            </w:pPr>
-            <w:r>
-              <w:rPr>
-                <w:rFonts w:ascii="Times New Roman" w:hAnsi="Times New Roman"/>
-                <w:b w:val="0"/>
-                <w:i w:val="0"/>
-                <w:sz w:val="20"/>
-              </w:rPr>
-              <w:t>[confidentiel]</w:t>
-            </w:r>
-          </w:p>
-        </w:tc>
-        <w:tc>
-          <w:tcPr>
-            <w:tcW w:type="dxa" w:w="1417"/>
-            <w:shd w:val="clear" w:color="auto" w:fill="F2F2F2"/>
-          </w:tcPr>
-          <w:p>
-            <w:pPr>
-              <w:jc w:val="center"/>
-            </w:pPr>
-            <w:r>
-              <w:rPr>
-                <w:rFonts w:ascii="Times New Roman" w:hAnsi="Times New Roman"/>
-                <w:b w:val="0"/>
-                <w:i w:val="0"/>
-                <w:sz w:val="20"/>
-              </w:rPr>
-              <w:t>≈55</w:t>
-            </w:r>
-          </w:p>
-        </w:tc>
-        <w:tc>
-          <w:tcPr>
-            <w:tcW w:type="dxa" w:w="1701"/>
-            <w:shd w:val="clear" w:color="auto" w:fill="F2F2F2"/>
-          </w:tcPr>
-          <w:p>
-            <w:pPr>
-              <w:jc w:val="center"/>
-            </w:pPr>
-            <w:r>
-              <w:rPr>
-                <w:rFonts w:ascii="Times New Roman" w:hAnsi="Times New Roman"/>
-                <w:b w:val="0"/>
-                <w:i w:val="0"/>
-                <w:sz w:val="20"/>
-              </w:rPr>
-              <w:t>≈1,8</w:t>
-            </w:r>
-          </w:p>
-        </w:tc>
-      </w:tr>
-      <w:tr>
-        <w:tc>
-          <w:tcPr>
-            <w:tcW w:type="dxa" w:w="1587"/>
-            <w:shd w:val="clear" w:color="auto" w:fill="FFFFFF"/>
-          </w:tcPr>
-          <w:p>
-            <w:pPr>
-              <w:jc w:val="center"/>
-            </w:pPr>
-            <w:r>
-              <w:rPr>
-                <w:rFonts w:ascii="Times New Roman" w:hAnsi="Times New Roman"/>
-                <w:b w:val="0"/>
-                <w:i w:val="0"/>
-                <w:sz w:val="20"/>
-              </w:rPr>
-              <w:t>D2</w:t>
-            </w:r>
-          </w:p>
-        </w:tc>
-        <w:tc>
-          <w:tcPr>
-            <w:tcW w:type="dxa" w:w="1701"/>
-            <w:shd w:val="clear" w:color="auto" w:fill="FFFFFF"/>
-          </w:tcPr>
-          <w:p>
-            <w:pPr>
-              <w:jc w:val="center"/>
-            </w:pPr>
-            <w:r>
-              <w:rPr>
-                <w:rFonts w:ascii="Times New Roman" w:hAnsi="Times New Roman"/>
-                <w:b w:val="0"/>
-                <w:i w:val="0"/>
-                <w:sz w:val="20"/>
-              </w:rPr>
-              <w:t>[confidentiel]</w:t>
-            </w:r>
-          </w:p>
-        </w:tc>
-        <w:tc>
-          <w:tcPr>
-            <w:tcW w:type="dxa" w:w="1984"/>
-            <w:shd w:val="clear" w:color="auto" w:fill="FFFFFF"/>
-          </w:tcPr>
-          <w:p>
-            <w:pPr>
-              <w:jc w:val="center"/>
-            </w:pPr>
-            <w:r>
-              <w:rPr>
-                <w:rFonts w:ascii="Times New Roman" w:hAnsi="Times New Roman"/>
-                <w:b w:val="0"/>
-                <w:i w:val="0"/>
-                <w:sz w:val="20"/>
-              </w:rPr>
-              <w:t>[confidentiel]</w:t>
-            </w:r>
-          </w:p>
-        </w:tc>
-        <w:tc>
-          <w:tcPr>
-            <w:tcW w:type="dxa" w:w="1984"/>
-            <w:shd w:val="clear" w:color="auto" w:fill="FFFFFF"/>
-          </w:tcPr>
-          <w:p>
-            <w:pPr>
-              <w:jc w:val="center"/>
-            </w:pPr>
-            <w:r>
-              <w:rPr>
-                <w:rFonts w:ascii="Times New Roman" w:hAnsi="Times New Roman"/>
-                <w:b w:val="0"/>
-                <w:i w:val="0"/>
-                <w:sz w:val="20"/>
-              </w:rPr>
-              <w:t>[confidentiel]</w:t>
-            </w:r>
-          </w:p>
-        </w:tc>
-        <w:tc>
-          <w:tcPr>
-            <w:tcW w:type="dxa" w:w="1417"/>
-            <w:shd w:val="clear" w:color="auto" w:fill="FFFFFF"/>
-          </w:tcPr>
-          <w:p>
-            <w:pPr>
-              <w:jc w:val="center"/>
-            </w:pPr>
-            <w:r>
-              <w:rPr>
-                <w:rFonts w:ascii="Times New Roman" w:hAnsi="Times New Roman"/>
-                <w:b w:val="0"/>
-                <w:i w:val="0"/>
-                <w:sz w:val="20"/>
-              </w:rPr>
-              <w:t>≈55</w:t>
-            </w:r>
-          </w:p>
-        </w:tc>
-        <w:tc>
-          <w:tcPr>
-            <w:tcW w:type="dxa" w:w="1701"/>
-            <w:shd w:val="clear" w:color="auto" w:fill="FFFFFF"/>
-          </w:tcPr>
-          <w:p>
-            <w:pPr>
-              <w:jc w:val="center"/>
-            </w:pPr>
-            <w:r>
-              <w:rPr>
-                <w:rFonts w:ascii="Times New Roman" w:hAnsi="Times New Roman"/>
-                <w:b w:val="0"/>
-                <w:i w:val="0"/>
-                <w:sz w:val="20"/>
-              </w:rPr>
-              <w:t>≈1,8</w:t>
-            </w:r>
-          </w:p>
-        </w:tc>
-      </w:tr>
-      <w:tr>
-        <w:tc>
-          <w:tcPr>
-            <w:tcW w:type="dxa" w:w="1587"/>
-            <w:shd w:val="clear" w:color="auto" w:fill="F2F2F2"/>
-          </w:tcPr>
-          <w:p>
-            <w:pPr>
-              <w:jc w:val="center"/>
-            </w:pPr>
-            <w:r>
-              <w:rPr>
-                <w:rFonts w:ascii="Times New Roman" w:hAnsi="Times New Roman"/>
-                <w:b w:val="0"/>
-                <w:i w:val="0"/>
-                <w:sz w:val="20"/>
-              </w:rPr>
-              <w:t>D3</w:t>
-            </w:r>
-          </w:p>
-        </w:tc>
-        <w:tc>
-          <w:tcPr>
-            <w:tcW w:type="dxa" w:w="1701"/>
-            <w:shd w:val="clear" w:color="auto" w:fill="F2F2F2"/>
-          </w:tcPr>
-          <w:p>
-            <w:pPr>
-              <w:jc w:val="center"/>
-            </w:pPr>
-            <w:r>
-              <w:rPr>
-                <w:rFonts w:ascii="Times New Roman" w:hAnsi="Times New Roman"/>
-                <w:b w:val="0"/>
-                <w:i w:val="0"/>
-                <w:sz w:val="20"/>
-              </w:rPr>
-              <w:t>[confidentiel]</w:t>
-            </w:r>
-          </w:p>
-        </w:tc>
-        <w:tc>
-          <w:tcPr>
-            <w:tcW w:type="dxa" w:w="1984"/>
-            <w:shd w:val="clear" w:color="auto" w:fill="F2F2F2"/>
-          </w:tcPr>
-          <w:p>
-            <w:pPr>
-              <w:jc w:val="center"/>
-            </w:pPr>
-            <w:r>
-              <w:rPr>
-                <w:rFonts w:ascii="Times New Roman" w:hAnsi="Times New Roman"/>
-                <w:b w:val="0"/>
-                <w:i w:val="0"/>
-                <w:sz w:val="20"/>
-              </w:rPr>
-              <w:t>[confidentiel]</w:t>
-            </w:r>
-          </w:p>
-        </w:tc>
-        <w:tc>
-          <w:tcPr>
-            <w:tcW w:type="dxa" w:w="1984"/>
-            <w:shd w:val="clear" w:color="auto" w:fill="F2F2F2"/>
-          </w:tcPr>
-          <w:p>
-            <w:pPr>
-              <w:jc w:val="center"/>
-            </w:pPr>
-            <w:r>
-              <w:rPr>
-                <w:rFonts w:ascii="Times New Roman" w:hAnsi="Times New Roman"/>
-                <w:b w:val="0"/>
-                <w:i w:val="0"/>
-                <w:sz w:val="20"/>
-              </w:rPr>
-              <w:t>[confidentiel]</w:t>
-            </w:r>
-          </w:p>
-        </w:tc>
-        <w:tc>
-          <w:tcPr>
-            <w:tcW w:type="dxa" w:w="1417"/>
-            <w:shd w:val="clear" w:color="auto" w:fill="F2F2F2"/>
-          </w:tcPr>
-          <w:p>
-            <w:pPr>
-              <w:jc w:val="center"/>
-            </w:pPr>
-            <w:r>
-              <w:rPr>
-                <w:rFonts w:ascii="Times New Roman" w:hAnsi="Times New Roman"/>
-                <w:b w:val="0"/>
-                <w:i w:val="0"/>
-                <w:sz w:val="20"/>
-              </w:rPr>
-              <w:t>≈55</w:t>
-            </w:r>
-          </w:p>
-        </w:tc>
-        <w:tc>
-          <w:tcPr>
-            <w:tcW w:type="dxa" w:w="1701"/>
-            <w:shd w:val="clear" w:color="auto" w:fill="F2F2F2"/>
-          </w:tcPr>
-          <w:p>
-            <w:pPr>
-              <w:jc w:val="center"/>
-            </w:pPr>
-            <w:r>
-              <w:rPr>
-                <w:rFonts w:ascii="Times New Roman" w:hAnsi="Times New Roman"/>
-                <w:b w:val="0"/>
-                <w:i w:val="0"/>
-                <w:sz w:val="20"/>
-              </w:rPr>
-              <w:t>≈1,8</w:t>
-            </w:r>
-          </w:p>
-        </w:tc>
-      </w:tr>
-      <w:tr>
-        <w:tc>
-          <w:tcPr>
-            <w:tcW w:type="dxa" w:w="1587"/>
-            <w:shd w:val="clear" w:color="auto" w:fill="FFFFFF"/>
-          </w:tcPr>
-          <w:p>
-            <w:pPr>
-              <w:jc w:val="center"/>
-            </w:pPr>
-            <w:r>
-              <w:rPr>
-                <w:rFonts w:ascii="Times New Roman" w:hAnsi="Times New Roman"/>
-                <w:b w:val="0"/>
-                <w:i w:val="0"/>
-                <w:sz w:val="20"/>
-              </w:rPr>
-              <w:t>D4 (élevée)</w:t>
-            </w:r>
-          </w:p>
-        </w:tc>
-        <w:tc>
-          <w:tcPr>
-            <w:tcW w:type="dxa" w:w="1701"/>
-            <w:shd w:val="clear" w:color="auto" w:fill="FFFFFF"/>
-          </w:tcPr>
-          <w:p>
-            <w:pPr>
-              <w:jc w:val="center"/>
-            </w:pPr>
-            <w:r>
-              <w:rPr>
-                <w:rFonts w:ascii="Times New Roman" w:hAnsi="Times New Roman"/>
-                <w:b w:val="0"/>
-                <w:i w:val="0"/>
-                <w:sz w:val="20"/>
-              </w:rPr>
-              <w:t>[confidentiel]</w:t>
-            </w:r>
-          </w:p>
-        </w:tc>
-        <w:tc>
-          <w:tcPr>
-            <w:tcW w:type="dxa" w:w="1984"/>
-            <w:shd w:val="clear" w:color="auto" w:fill="FFFFFF"/>
-          </w:tcPr>
-          <w:p>
-            <w:pPr>
-              <w:jc w:val="center"/>
-            </w:pPr>
-            <w:r>
-              <w:rPr>
-                <w:rFonts w:ascii="Times New Roman" w:hAnsi="Times New Roman"/>
-                <w:b w:val="0"/>
-                <w:i w:val="0"/>
-                <w:sz w:val="20"/>
-              </w:rPr>
-              <w:t>[confidentiel]</w:t>
-            </w:r>
-          </w:p>
-        </w:tc>
-        <w:tc>
-          <w:tcPr>
-            <w:tcW w:type="dxa" w:w="1984"/>
-            <w:shd w:val="clear" w:color="auto" w:fill="FFFFFF"/>
-          </w:tcPr>
-          <w:p>
-            <w:pPr>
-              <w:jc w:val="center"/>
-            </w:pPr>
-            <w:r>
-              <w:rPr>
-                <w:rFonts w:ascii="Times New Roman" w:hAnsi="Times New Roman"/>
-                <w:b w:val="0"/>
-                <w:i w:val="0"/>
-                <w:sz w:val="20"/>
-              </w:rPr>
-              <w:t>[confidentiel]</w:t>
-            </w:r>
-          </w:p>
-        </w:tc>
-        <w:tc>
-          <w:tcPr>
-            <w:tcW w:type="dxa" w:w="1417"/>
-            <w:shd w:val="clear" w:color="auto" w:fill="FFFFFF"/>
-          </w:tcPr>
-          <w:p>
-            <w:pPr>
-              <w:jc w:val="center"/>
-            </w:pPr>
-            <w:r>
-              <w:rPr>
-                <w:rFonts w:ascii="Times New Roman" w:hAnsi="Times New Roman"/>
-                <w:b w:val="0"/>
-                <w:i w:val="0"/>
-                <w:sz w:val="20"/>
-              </w:rPr>
-              <w:t>≈55</w:t>
-            </w:r>
-          </w:p>
-        </w:tc>
-        <w:tc>
-          <w:tcPr>
-            <w:tcW w:type="dxa" w:w="1701"/>
-            <w:shd w:val="clear" w:color="auto" w:fill="FFFFFF"/>
-          </w:tcPr>
-          <w:p>
-            <w:pPr>
-              <w:jc w:val="center"/>
-            </w:pPr>
-            <w:r>
-              <w:rPr>
-                <w:rFonts w:ascii="Times New Roman" w:hAnsi="Times New Roman"/>
-                <w:b w:val="0"/>
-                <w:i w:val="0"/>
-                <w:sz w:val="20"/>
-              </w:rPr>
-              <w:t>≈1,8</w:t>
-            </w:r>
-          </w:p>
-        </w:tc>
-      </w:tr>
-      <w:tr>
-        <w:tc>
-          <w:tcPr>
-            <w:tcW w:type="dxa" w:w="1587"/>
-            <w:shd w:val="clear" w:color="auto" w:fill="F2F2F2"/>
-          </w:tcPr>
-          <w:p>
-            <w:pPr>
-              <w:jc w:val="center"/>
-            </w:pPr>
-            <w:r>
-              <w:rPr>
-                <w:rFonts w:ascii="Times New Roman" w:hAnsi="Times New Roman"/>
-                <w:b w:val="0"/>
-                <w:i w:val="0"/>
-                <w:sz w:val="20"/>
-              </w:rPr>
-              <w:t>Moyenne (n=8)</w:t>
-            </w:r>
-          </w:p>
-        </w:tc>
-        <w:tc>
-          <w:tcPr>
-            <w:tcW w:type="dxa" w:w="1701"/>
-            <w:shd w:val="clear" w:color="auto" w:fill="F2F2F2"/>
-          </w:tcPr>
-          <w:p>
-            <w:pPr>
-              <w:jc w:val="center"/>
-            </w:pPr>
-            <w:r>
-              <w:rPr>
-                <w:rFonts w:ascii="Times New Roman" w:hAnsi="Times New Roman"/>
-                <w:b w:val="0"/>
-                <w:i w:val="0"/>
-                <w:sz w:val="20"/>
-              </w:rPr>
-              <w:t>—</w:t>
-            </w:r>
-          </w:p>
-        </w:tc>
-        <w:tc>
-          <w:tcPr>
-            <w:tcW w:type="dxa" w:w="1984"/>
-            <w:shd w:val="clear" w:color="auto" w:fill="F2F2F2"/>
-          </w:tcPr>
-          <w:p>
-            <w:pPr>
-              <w:jc w:val="center"/>
-            </w:pPr>
-            <w:r>
-              <w:rPr>
-                <w:rFonts w:ascii="Times New Roman" w:hAnsi="Times New Roman"/>
-                <w:b w:val="0"/>
-                <w:i w:val="0"/>
-                <w:sz w:val="20"/>
-              </w:rPr>
-              <w:t>—</w:t>
-            </w:r>
-          </w:p>
-        </w:tc>
-        <w:tc>
-          <w:tcPr>
-            <w:tcW w:type="dxa" w:w="1984"/>
-            <w:shd w:val="clear" w:color="auto" w:fill="F2F2F2"/>
-          </w:tcPr>
-          <w:p>
-            <w:pPr>
-              <w:jc w:val="center"/>
-            </w:pPr>
-            <w:r>
-              <w:rPr>
-                <w:rFonts w:ascii="Times New Roman" w:hAnsi="Times New Roman"/>
-                <w:b w:val="0"/>
-                <w:i w:val="0"/>
-                <w:sz w:val="20"/>
-              </w:rPr>
-              <w:t>—</w:t>
-            </w:r>
-          </w:p>
-        </w:tc>
-        <w:tc>
-          <w:tcPr>
-            <w:tcW w:type="dxa" w:w="1417"/>
-            <w:shd w:val="clear" w:color="auto" w:fill="F2F2F2"/>
-          </w:tcPr>
-          <w:p>
-            <w:pPr>
-              <w:jc w:val="center"/>
-            </w:pPr>
-            <w:r>
-              <w:rPr>
-                <w:rFonts w:ascii="Times New Roman" w:hAnsi="Times New Roman"/>
-                <w:b w:val="0"/>
-                <w:i w:val="0"/>
-                <w:sz w:val="20"/>
-              </w:rPr>
-              <w:t>54,7 ± 8,2</w:t>
-            </w:r>
-          </w:p>
-        </w:tc>
-        <w:tc>
-          <w:tcPr>
-            <w:tcW w:type="dxa" w:w="1701"/>
-            <w:shd w:val="clear" w:color="auto" w:fill="F2F2F2"/>
-          </w:tcPr>
-          <w:p>
-            <w:pPr>
-              <w:jc w:val="center"/>
-            </w:pPr>
-            <w:r>
-              <w:rPr>
-                <w:rFonts w:ascii="Times New Roman" w:hAnsi="Times New Roman"/>
-                <w:b w:val="0"/>
-                <w:i w:val="0"/>
-                <w:sz w:val="20"/>
-              </w:rPr>
-              <w:t>1,83 ± 0,31</w:t>
-            </w:r>
-          </w:p>
-        </w:tc>
-      </w:tr>
-    </w:tbl>
-    <w:p>
-      <w:pPr>
-        <w:spacing w:before="0" w:after="120"/>
-        <w:ind w:firstLine="567"/>
-        <w:jc w:val="both"/>
-      </w:pPr>
-      <w:r>
-        <w:rPr>
-          <w:rFonts w:ascii="Times New Roman" w:hAnsi="Times New Roman"/>
-          <w:b w:val="0"/>
-          <w:i w:val="0"/>
-          <w:sz w:val="24"/>
-        </w:rPr>
-        <w:t>La linéarité de la PK a été vérifiée : les valeurs de CL normalisée à la dose sont homogènes entre les 4 groupes, indiquant une pharmacocinétique dose-linéaire sur la plage étudiée. La demi-vie terminale est cohérente entre individus (CV ≈ 15%), suggérant une faible variabilité inter-individuelle du processus d'élimination.</w:t>
-      </w:r>
-    </w:p>
-    <w:p>
-      <w:pPr>
-        <w:spacing w:before="160" w:after="80"/>
-      </w:pPr>
-      <w:r>
-        <w:rPr>
-          <w:rFonts w:ascii="Times New Roman" w:hAnsi="Times New Roman"/>
-          <w:b/>
-          <w:i w:val="0"/>
-          <w:color w:val="4A698A"/>
-          <w:sz w:val="24"/>
-        </w:rPr>
-        <w:t>Modélisation PK 2-compartiments individuelle</w:t>
+        <w:t>3.3.2 Analyse pharmacocinétique NHP — Modélisation 2-compartiments</w:t>
       </w:r>
     </w:p>
     <w:p>
@@ -11499,7 +10521,7 @@
                 <w:i w:val="0"/>
                 <w:sz w:val="20"/>
               </w:rPr>
-              <w:t>NCA + PK 2-comp + PD NHP (confidentiel)</w:t>
+              <w:t>PK 2-comp + PD NHP (confidentiel)</w:t>
             </w:r>
           </w:p>
         </w:tc>

--- a/memoire_stage_M2_PKPD_hematotoxicite.docx
+++ b/memoire_stage_M2_PKPD_hematotoxicite.docx
@@ -2681,7 +2681,38 @@
           <w:i w:val="0"/>
           <w:sz w:val="24"/>
         </w:rPr>
-        <w:t>Pour chaque animal ou patient disposant de données de concentration, les paramètres PK sont estimés par minimisation de la somme des résidus quadratiques (SSR) sur l'échelle logarithmique, via l'algorithme de Nelder-Mead (méthode du simplex) :</w:t>
+        <w:t>Pour chaque animal ou patient disposant de données de concentration temporelle, les quatre paramètres PK (CL, V1, Q, V2) sont estimés individuellement par minimisation d'une fonction objectif sur l'échelle logarithmique, via l'algorithme de Nelder-Mead (méthode du simplexe).</w:t>
+      </w:r>
+    </w:p>
+    <w:p>
+      <w:pPr>
+        <w:spacing w:before="160" w:after="80"/>
+      </w:pPr>
+      <w:r>
+        <w:rPr>
+          <w:rFonts w:ascii="Times New Roman" w:hAnsi="Times New Roman"/>
+          <w:b/>
+          <w:i w:val="0"/>
+          <w:color w:val="4A698A"/>
+          <w:sz w:val="24"/>
+        </w:rPr>
+        <w:t>Fonction objectif</w:t>
+      </w:r>
+    </w:p>
+    <w:p>
+      <w:pPr>
+        <w:spacing w:before="0" w:after="120"/>
+        <w:ind w:firstLine="567"/>
+        <w:jc w:val="both"/>
+      </w:pPr>
+      <w:r>
+        <w:rPr>
+          <w:rFonts w:ascii="Times New Roman" w:hAnsi="Times New Roman"/>
+          <w:b w:val="0"/>
+          <w:i w:val="0"/>
+          <w:sz w:val="24"/>
+        </w:rPr>
+        <w:t>La fonction objectif minimisée est la somme des résidus quadratiques (SSR) calculée sur les logarithmes des concentrations :</w:t>
       </w:r>
     </w:p>
     <w:p>
@@ -2697,7 +2728,7 @@
           <w:color w:val="3C3C78"/>
           <w:sz w:val="22"/>
         </w:rPr>
-        <w:t>SSR = Σ [log(C_obs,i) − log(C_pred,i)]²</w:t>
+        <w:t>SSR(θ) = Σᵢ [log(C_obs,i) − log(C_pred,i | θ)]²</w:t>
       </w:r>
     </w:p>
     <w:p>
@@ -2713,7 +2744,209 @@
           <w:i w:val="0"/>
           <w:sz w:val="24"/>
         </w:rPr>
-        <w:t>L'utilisation de l'échelle logarithmique confère une pondération homogène à toutes les concentrations, y compris les valeurs faibles en fin de profil, et est cohérente avec l'hypothèse d'erreur résiduelle proportionnelle.</w:t>
+        <w:t>où θ = (CL, V1, Q, V2) est le vecteur de paramètres, C_obs,i la concentration observée au temps tᵢ, et C_pred,i la concentration prédite par le modèle bi-exponentiel pour ces paramètres. Cette formulation sur l'échelle logarithmique est équivalente à supposer un modèle d'erreur résiduelle proportionnelle :</w:t>
+      </w:r>
+    </w:p>
+    <w:p>
+      <w:pPr>
+        <w:spacing w:before="120" w:after="120"/>
+        <w:jc w:val="center"/>
+      </w:pPr>
+      <w:r>
+        <w:rPr>
+          <w:rFonts w:ascii="Courier New" w:hAnsi="Courier New"/>
+          <w:b w:val="0"/>
+          <w:i/>
+          <w:color w:val="3C3C78"/>
+          <w:sz w:val="22"/>
+        </w:rPr>
+        <w:t>C_obs,i = C_pred,i × exp(εᵢ)    avec εᵢ ~ N(0, σ²)</w:t>
+      </w:r>
+    </w:p>
+    <w:p>
+      <w:pPr>
+        <w:spacing w:before="0" w:after="120"/>
+        <w:ind w:firstLine="567"/>
+        <w:jc w:val="both"/>
+      </w:pPr>
+      <w:r>
+        <w:rPr>
+          <w:rFonts w:ascii="Times New Roman" w:hAnsi="Times New Roman"/>
+          <w:b w:val="0"/>
+          <w:i w:val="0"/>
+          <w:sz w:val="24"/>
+        </w:rPr>
+        <w:t>Elle confère ainsi une pondération homogène à toutes les concentrations observées, indépendamment de leur ordre de grandeur. Sans cette transformation, les points en fin de profil (faibles concentrations) auraient un poids négligeable face aux concentrations initiales élevées, biaisant l'estimation de la demi-vie terminale.</w:t>
+      </w:r>
+    </w:p>
+    <w:p>
+      <w:pPr>
+        <w:spacing w:before="160" w:after="80"/>
+      </w:pPr>
+      <w:r>
+        <w:rPr>
+          <w:rFonts w:ascii="Times New Roman" w:hAnsi="Times New Roman"/>
+          <w:b/>
+          <w:i w:val="0"/>
+          <w:color w:val="4A698A"/>
+          <w:sz w:val="24"/>
+        </w:rPr>
+        <w:t>Algorithme de Nelder-Mead</w:t>
+      </w:r>
+    </w:p>
+    <w:p>
+      <w:pPr>
+        <w:spacing w:before="0" w:after="120"/>
+        <w:ind w:firstLine="567"/>
+        <w:jc w:val="both"/>
+      </w:pPr>
+      <w:r>
+        <w:rPr>
+          <w:rFonts w:ascii="Times New Roman" w:hAnsi="Times New Roman"/>
+          <w:b w:val="0"/>
+          <w:i w:val="0"/>
+          <w:sz w:val="24"/>
+        </w:rPr>
+        <w:t>L'algorithme de Nelder-Mead est une méthode d'optimisation sans gradient (dérivée-free), particulièrement adaptée aux fonctions objectif non différentiables ou bruitées. Il opère par déformation itérative d'un simplexe dans l'espace des paramètres (réflexion, expansion, contraction, réduction), convergeant vers un minimum local sans nécessiter le calcul du gradient de SSR.</w:t>
+      </w:r>
+    </w:p>
+    <w:p>
+      <w:pPr>
+        <w:spacing w:before="0" w:after="120"/>
+        <w:ind w:firstLine="567"/>
+        <w:jc w:val="both"/>
+      </w:pPr>
+      <w:r>
+        <w:rPr>
+          <w:rFonts w:ascii="Times New Roman" w:hAnsi="Times New Roman"/>
+          <w:b w:val="0"/>
+          <w:i w:val="0"/>
+          <w:sz w:val="24"/>
+        </w:rPr>
+        <w:t>En pratique, l'optimisation est réalisée via la fonction optim() de R (method = "Nelder-Mead") avec les réglages suivants :</w:t>
+      </w:r>
+    </w:p>
+    <w:p>
+      <w:pPr>
+        <w:spacing w:after="60"/>
+        <w:ind w:left="283" w:hanging="227"/>
+      </w:pPr>
+      <w:r>
+        <w:rPr>
+          <w:rFonts w:ascii="Times New Roman" w:hAnsi="Times New Roman"/>
+          <w:b w:val="0"/>
+          <w:i w:val="0"/>
+          <w:sz w:val="22"/>
+        </w:rPr>
+        <w:t>• Valeurs initiales : CL₀ = CL_NCA, V1₀ = Dose/C₀, Q₀ = 0,5×CL₀, V2₀ = V1₀ (estimations préliminaires par NCA ou inspection visuelle)</w:t>
+      </w:r>
+    </w:p>
+    <w:p>
+      <w:pPr>
+        <w:spacing w:after="60"/>
+        <w:ind w:left="283" w:hanging="227"/>
+      </w:pPr>
+      <w:r>
+        <w:rPr>
+          <w:rFonts w:ascii="Times New Roman" w:hAnsi="Times New Roman"/>
+          <w:b w:val="0"/>
+          <w:i w:val="0"/>
+          <w:sz w:val="22"/>
+        </w:rPr>
+        <w:t>• Contrainte de positivité : optimisation sur log(θ), avec retour à θ = exp(log(θ)) pour garantir CL, V1, Q, V2 &gt; 0 à chaque évaluation</w:t>
+      </w:r>
+    </w:p>
+    <w:p>
+      <w:pPr>
+        <w:spacing w:after="60"/>
+        <w:ind w:left="283" w:hanging="227"/>
+      </w:pPr>
+      <w:r>
+        <w:rPr>
+          <w:rFonts w:ascii="Times New Roman" w:hAnsi="Times New Roman"/>
+          <w:b w:val="0"/>
+          <w:i w:val="0"/>
+          <w:sz w:val="22"/>
+        </w:rPr>
+        <w:t>• Critère de convergence : tolérance relative sur SSR &lt; 10⁻⁶ (reltol par défaut R)</w:t>
+      </w:r>
+    </w:p>
+    <w:p>
+      <w:pPr>
+        <w:spacing w:after="60"/>
+        <w:ind w:left="283" w:hanging="227"/>
+      </w:pPr>
+      <w:r>
+        <w:rPr>
+          <w:rFonts w:ascii="Times New Roman" w:hAnsi="Times New Roman"/>
+          <w:b w:val="0"/>
+          <w:i w:val="0"/>
+          <w:sz w:val="22"/>
+        </w:rPr>
+        <w:t>• Nombre maximal d'itérations : 5 000 (maxit = 5000)</w:t>
+      </w:r>
+    </w:p>
+    <w:p>
+      <w:pPr>
+        <w:spacing w:before="160" w:after="80"/>
+      </w:pPr>
+      <w:r>
+        <w:rPr>
+          <w:rFonts w:ascii="Times New Roman" w:hAnsi="Times New Roman"/>
+          <w:b/>
+          <w:i w:val="0"/>
+          <w:color w:val="4A698A"/>
+          <w:sz w:val="24"/>
+        </w:rPr>
+        <w:t>Évaluation de la qualité d'ajustement</w:t>
+      </w:r>
+    </w:p>
+    <w:p>
+      <w:pPr>
+        <w:spacing w:before="0" w:after="120"/>
+        <w:ind w:firstLine="567"/>
+        <w:jc w:val="both"/>
+      </w:pPr>
+      <w:r>
+        <w:rPr>
+          <w:rFonts w:ascii="Times New Roman" w:hAnsi="Times New Roman"/>
+          <w:b w:val="0"/>
+          <w:i w:val="0"/>
+          <w:sz w:val="24"/>
+        </w:rPr>
+        <w:t>La qualité de l'ajustement individuel est évaluée par inspection visuelle des profils observés vs prédits (échelles linéaire et semi-logarithmique) et par le calcul des résidus relatifs individuels :</w:t>
+      </w:r>
+    </w:p>
+    <w:p>
+      <w:pPr>
+        <w:spacing w:before="120" w:after="120"/>
+        <w:jc w:val="center"/>
+      </w:pPr>
+      <w:r>
+        <w:rPr>
+          <w:rFonts w:ascii="Courier New" w:hAnsi="Courier New"/>
+          <w:b w:val="0"/>
+          <w:i/>
+          <w:color w:val="3C3C78"/>
+          <w:sz w:val="22"/>
+        </w:rPr>
+        <w:t>Résidu relatif (%) = (C_obs,i − C_pred,i) / C_obs,i × 100</w:t>
+      </w:r>
+    </w:p>
+    <w:p>
+      <w:pPr>
+        <w:spacing w:before="0" w:after="120"/>
+        <w:ind w:firstLine="567"/>
+        <w:jc w:val="both"/>
+      </w:pPr>
+      <w:r>
+        <w:rPr>
+          <w:rFonts w:ascii="Times New Roman" w:hAnsi="Times New Roman"/>
+          <w:b w:val="0"/>
+          <w:i w:val="0"/>
+          <w:sz w:val="24"/>
+        </w:rPr>
+        <w:t>Un ajustement est jugé satisfaisant lorsque les résidus relatifs médians sont inférieurs à 20% sur l'ensemble du profil, et qu'aucune tendance systématique (biais) n'est observée sur l'échelle semi-logarithmique.</w:t>
       </w:r>
     </w:p>
     <w:p>

--- a/memoire_stage_M2_PKPD_hematotoxicite.docx
+++ b/memoire_stage_M2_PKPD_hematotoxicite.docx
@@ -3099,7 +3099,144 @@
           <w:i w:val="0"/>
           <w:sz w:val="24"/>
         </w:rPr>
-        <w:t>La classification des grades de toxicité hématologique suit les critères CTCAE v5 (Common Terminology Criteria for Adverse Events, version 5) :</w:t>
+        <w:t>L'évaluation de la toxicité hématologique prédicte repose sur la classification CTCAE v5 (Common Terminology Criteria for Adverse Events, version 5.0, NCI 2017), standard international utilisé dans les essais cliniques oncologiques pour caractériser la sévérité des effets indésirables.</w:t>
+      </w:r>
+    </w:p>
+    <w:p>
+      <w:pPr>
+        <w:spacing w:before="160" w:after="80"/>
+      </w:pPr>
+      <w:r>
+        <w:rPr>
+          <w:rFonts w:ascii="Times New Roman" w:hAnsi="Times New Roman"/>
+          <w:b/>
+          <w:i w:val="0"/>
+          <w:color w:val="4A698A"/>
+          <w:sz w:val="24"/>
+        </w:rPr>
+        <w:t>Principe de classification</w:t>
+      </w:r>
+    </w:p>
+    <w:p>
+      <w:pPr>
+        <w:spacing w:before="0" w:after="120"/>
+        <w:ind w:firstLine="567"/>
+        <w:jc w:val="both"/>
+      </w:pPr>
+      <w:r>
+        <w:rPr>
+          <w:rFonts w:ascii="Times New Roman" w:hAnsi="Times New Roman"/>
+          <w:b w:val="0"/>
+          <w:i w:val="0"/>
+          <w:sz w:val="24"/>
+        </w:rPr>
+        <w:t>Pour chaque lignée hématologique, le grade CTCAE est attribué en comparant la valeur minimale simulée (nadir) aux seuils absolus définis par le NCI. Le grade reflète la sévérité clinique et conditionne les décisions thérapeutiques (réduction de dose, interruption, hospitalisation) :</w:t>
+      </w:r>
+    </w:p>
+    <w:p>
+      <w:pPr>
+        <w:spacing w:after="60"/>
+        <w:ind w:left="283" w:hanging="227"/>
+      </w:pPr>
+      <w:r>
+        <w:rPr>
+          <w:rFonts w:ascii="Times New Roman" w:hAnsi="Times New Roman"/>
+          <w:b w:val="0"/>
+          <w:i w:val="0"/>
+          <w:sz w:val="22"/>
+        </w:rPr>
+        <w:t>• G0 : valeurs dans les limites de la normale — aucune intervention requise</w:t>
+      </w:r>
+    </w:p>
+    <w:p>
+      <w:pPr>
+        <w:spacing w:after="60"/>
+        <w:ind w:left="283" w:hanging="227"/>
+      </w:pPr>
+      <w:r>
+        <w:rPr>
+          <w:rFonts w:ascii="Times New Roman" w:hAnsi="Times New Roman"/>
+          <w:b w:val="0"/>
+          <w:i w:val="0"/>
+          <w:sz w:val="22"/>
+        </w:rPr>
+        <w:t>• G1 : anomalie légère — surveillance accrue, pas de modification du traitement</w:t>
+      </w:r>
+    </w:p>
+    <w:p>
+      <w:pPr>
+        <w:spacing w:after="60"/>
+        <w:ind w:left="283" w:hanging="227"/>
+      </w:pPr>
+      <w:r>
+        <w:rPr>
+          <w:rFonts w:ascii="Times New Roman" w:hAnsi="Times New Roman"/>
+          <w:b w:val="0"/>
+          <w:i w:val="0"/>
+          <w:sz w:val="22"/>
+        </w:rPr>
+        <w:t>• G2 : anomalie modérée — possible réduction de dose selon le protocole</w:t>
+      </w:r>
+    </w:p>
+    <w:p>
+      <w:pPr>
+        <w:spacing w:after="60"/>
+        <w:ind w:left="283" w:hanging="227"/>
+      </w:pPr>
+      <w:r>
+        <w:rPr>
+          <w:rFonts w:ascii="Times New Roman" w:hAnsi="Times New Roman"/>
+          <w:b w:val="0"/>
+          <w:i w:val="0"/>
+          <w:sz w:val="22"/>
+        </w:rPr>
+        <w:t>• G3 : anomalie sévère — interruption du traitement généralement recommandée, risque infectieux ou hémorragique significatif</w:t>
+      </w:r>
+    </w:p>
+    <w:p>
+      <w:pPr>
+        <w:spacing w:after="60"/>
+        <w:ind w:left="283" w:hanging="227"/>
+      </w:pPr>
+      <w:r>
+        <w:rPr>
+          <w:rFonts w:ascii="Times New Roman" w:hAnsi="Times New Roman"/>
+          <w:b w:val="0"/>
+          <w:i w:val="0"/>
+          <w:sz w:val="22"/>
+        </w:rPr>
+        <w:t>• G4 : anomalie critique, engageant le pronostic vital — arrêt du traitement, prise en charge hospitalière (G-CSF, transfusion, thromboprophylaxie)</w:t>
+      </w:r>
+    </w:p>
+    <w:p>
+      <w:pPr>
+        <w:spacing w:before="160" w:after="80"/>
+      </w:pPr>
+      <w:r>
+        <w:rPr>
+          <w:rFonts w:ascii="Times New Roman" w:hAnsi="Times New Roman"/>
+          <w:b/>
+          <w:i w:val="0"/>
+          <w:color w:val="4A698A"/>
+          <w:sz w:val="24"/>
+        </w:rPr>
+        <w:t>Seuils utilisés dans le modèle</w:t>
+      </w:r>
+    </w:p>
+    <w:p>
+      <w:pPr>
+        <w:spacing w:before="0" w:after="120"/>
+        <w:ind w:firstLine="567"/>
+        <w:jc w:val="both"/>
+      </w:pPr>
+      <w:r>
+        <w:rPr>
+          <w:rFonts w:ascii="Times New Roman" w:hAnsi="Times New Roman"/>
+          <w:b w:val="0"/>
+          <w:i w:val="0"/>
+          <w:sz w:val="24"/>
+        </w:rPr>
+        <w:t>Les seuils CTCAE v5 retenus pour les trois toxicités hématologiques modélisées sont les suivants :</w:t>
       </w:r>
     </w:p>
     <w:tbl>
@@ -3615,6 +3752,518 @@
         </w:tc>
       </w:tr>
     </w:tbl>
+    <w:p>
+      <w:pPr>
+        <w:spacing w:before="160" w:after="80"/>
+      </w:pPr>
+      <w:r>
+        <w:rPr>
+          <w:rFonts w:ascii="Times New Roman" w:hAnsi="Times New Roman"/>
+          <w:b/>
+          <w:i w:val="0"/>
+          <w:color w:val="4A698A"/>
+          <w:sz w:val="24"/>
+        </w:rPr>
+        <w:t>Application au modèle : extraction du nadir</w:t>
+      </w:r>
+    </w:p>
+    <w:p>
+      <w:pPr>
+        <w:spacing w:before="0" w:after="120"/>
+        <w:ind w:firstLine="567"/>
+        <w:jc w:val="both"/>
+      </w:pPr>
+      <w:r>
+        <w:rPr>
+          <w:rFonts w:ascii="Times New Roman" w:hAnsi="Times New Roman"/>
+          <w:b w:val="0"/>
+          <w:i w:val="0"/>
+          <w:sz w:val="24"/>
+        </w:rPr>
+        <w:t>Dans le pipeline PK/PD, le grade CTCAE de chaque patient simulé est déterminé en trois étapes :</w:t>
+      </w:r>
+    </w:p>
+    <w:p>
+      <w:pPr>
+        <w:spacing w:after="60"/>
+        <w:ind w:left="283" w:hanging="227"/>
+      </w:pPr>
+      <w:r>
+        <w:rPr>
+          <w:rFonts w:ascii="Times New Roman" w:hAnsi="Times New Roman"/>
+          <w:b w:val="0"/>
+          <w:i w:val="0"/>
+          <w:sz w:val="22"/>
+        </w:rPr>
+        <w:t>• Simulation longitudinale : les concentrations cellulaires sont simulées sur l'ensemble de l'horizon temporel (126 jours pour 6 cycles T-DXd Q3W)</w:t>
+      </w:r>
+    </w:p>
+    <w:p>
+      <w:pPr>
+        <w:spacing w:after="60"/>
+        <w:ind w:left="283" w:hanging="227"/>
+      </w:pPr>
+      <w:r>
+        <w:rPr>
+          <w:rFonts w:ascii="Times New Roman" w:hAnsi="Times New Roman"/>
+          <w:b w:val="0"/>
+          <w:i w:val="0"/>
+          <w:sz w:val="22"/>
+        </w:rPr>
+        <w:t>• Extraction du nadir : la valeur minimale de chaque lignée est identifiée sur la totalité de la période de traitement — min(Neut(t)), min(Plt(t)), min(RBC(t))</w:t>
+      </w:r>
+    </w:p>
+    <w:p>
+      <w:pPr>
+        <w:spacing w:after="60"/>
+        <w:ind w:left="283" w:hanging="227"/>
+      </w:pPr>
+      <w:r>
+        <w:rPr>
+          <w:rFonts w:ascii="Times New Roman" w:hAnsi="Times New Roman"/>
+          <w:b w:val="0"/>
+          <w:i w:val="0"/>
+          <w:sz w:val="22"/>
+        </w:rPr>
+        <w:t>• Attribution du grade : le nadir est comparé aux seuils CTCAE v5 ; le grade le plus élevé atteint à n'importe quel moment constitue le grade de toxicité retenu pour ce patient</w:t>
+      </w:r>
+    </w:p>
+    <w:p>
+      <w:pPr>
+        <w:spacing w:before="0" w:after="120"/>
+        <w:ind w:firstLine="567"/>
+        <w:jc w:val="both"/>
+      </w:pPr>
+      <w:r>
+        <w:rPr>
+          <w:rFonts w:ascii="Times New Roman" w:hAnsi="Times New Roman"/>
+          <w:b w:val="0"/>
+          <w:i w:val="0"/>
+          <w:sz w:val="24"/>
+        </w:rPr>
+        <w:t>Cette approche — utilisation du nadir comme critère de grading — est cohérente avec la pratique clinique, où le grade rapporté dans les essais correspond au grade maximal observé sur la durée du traitement (worst-case grading).</w:t>
+      </w:r>
+    </w:p>
+    <w:p>
+      <w:pPr>
+        <w:spacing w:before="160" w:after="80"/>
+      </w:pPr>
+      <w:r>
+        <w:rPr>
+          <w:rFonts w:ascii="Times New Roman" w:hAnsi="Times New Roman"/>
+          <w:b/>
+          <w:i w:val="0"/>
+          <w:color w:val="4A698A"/>
+          <w:sz w:val="24"/>
+        </w:rPr>
+        <w:t>Proxy RBC pour l'anémie</w:t>
+      </w:r>
+    </w:p>
+    <w:p>
+      <w:pPr>
+        <w:spacing w:before="0" w:after="120"/>
+        <w:ind w:firstLine="567"/>
+        <w:jc w:val="both"/>
+      </w:pPr>
+      <w:r>
+        <w:rPr>
+          <w:rFonts w:ascii="Times New Roman" w:hAnsi="Times New Roman"/>
+          <w:b w:val="0"/>
+          <w:i w:val="0"/>
+          <w:sz w:val="24"/>
+        </w:rPr>
+        <w:t>Le modèle de Fornari simule directement le compartiment RBC (érythrocytes, ×10¹²/L) plutôt que l'hémoglobine (Hb, g/dL) mesurée en clinique. Une correspondance linéaire est utilisée pour convertir les seuils CTCAE :</w:t>
+      </w:r>
+    </w:p>
+    <w:p>
+      <w:pPr>
+        <w:spacing w:before="120" w:after="120"/>
+        <w:jc w:val="center"/>
+      </w:pPr>
+      <w:r>
+        <w:rPr>
+          <w:rFonts w:ascii="Courier New" w:hAnsi="Courier New"/>
+          <w:b w:val="0"/>
+          <w:i/>
+          <w:color w:val="3C3C78"/>
+          <w:sz w:val="22"/>
+        </w:rPr>
+        <w:t>Hb (g/dL) ≈ RBC (×10¹²/L) × CCMH (g/dL) × VGM (fL) / 1000</w:t>
+      </w:r>
+    </w:p>
+    <w:p>
+      <w:pPr>
+        <w:spacing w:before="120" w:after="120"/>
+        <w:jc w:val="center"/>
+      </w:pPr>
+      <w:r>
+        <w:rPr>
+          <w:rFonts w:ascii="Courier New" w:hAnsi="Courier New"/>
+          <w:b w:val="0"/>
+          <w:i/>
+          <w:color w:val="3C3C78"/>
+          <w:sz w:val="22"/>
+        </w:rPr>
+        <w:t>Hb ≈ RBC × 33 × 90 / 1000 = RBC × 2,97  ≈  RBC × 3,0</w:t>
+      </w:r>
+    </w:p>
+    <w:p>
+      <w:pPr>
+        <w:spacing w:before="0" w:after="120"/>
+        <w:ind w:firstLine="567"/>
+        <w:jc w:val="both"/>
+      </w:pPr>
+      <w:r>
+        <w:rPr>
+          <w:rFonts w:ascii="Times New Roman" w:hAnsi="Times New Roman"/>
+          <w:b w:val="0"/>
+          <w:i w:val="0"/>
+          <w:sz w:val="24"/>
+        </w:rPr>
+        <w:t>avec CCMH = 33 g/dL (concentration corpusculaire moyenne en hémoglobine) et VGM = 90 fL (volume globulaire moyen), valeurs normales adultes. Les seuils CTCAE en unités RBC équivalentes (×10¹²/L) sont ainsi :</w:t>
+      </w:r>
+    </w:p>
+    <w:tbl>
+      <w:tblPr>
+        <w:tblStyle w:val="TableGrid"/>
+        <w:tblW w:type="auto" w:w="0"/>
+        <w:tblLook w:firstColumn="1" w:firstRow="1" w:lastColumn="0" w:lastRow="0" w:noHBand="0" w:noVBand="1" w:val="04A0"/>
+      </w:tblPr>
+      <w:tblGrid>
+        <w:gridCol w:w="3041"/>
+        <w:gridCol w:w="3041"/>
+        <w:gridCol w:w="3041"/>
+      </w:tblGrid>
+      <w:tr>
+        <w:tc>
+          <w:tcPr>
+            <w:tcW w:type="dxa" w:w="1417"/>
+            <w:shd w:val="clear" w:color="auto" w:fill="2C3E50"/>
+          </w:tcPr>
+          <w:p>
+            <w:pPr>
+              <w:jc w:val="center"/>
+            </w:pPr>
+            <w:r>
+              <w:rPr>
+                <w:rFonts w:ascii="Times New Roman" w:hAnsi="Times New Roman"/>
+                <w:b/>
+                <w:i w:val="0"/>
+                <w:color w:val="FFFFFF"/>
+                <w:sz w:val="20"/>
+              </w:rPr>
+              <w:t>Grade</w:t>
+            </w:r>
+          </w:p>
+        </w:tc>
+        <w:tc>
+          <w:tcPr>
+            <w:tcW w:type="dxa" w:w="2551"/>
+            <w:shd w:val="clear" w:color="auto" w:fill="2C3E50"/>
+          </w:tcPr>
+          <w:p>
+            <w:pPr>
+              <w:jc w:val="center"/>
+            </w:pPr>
+            <w:r>
+              <w:rPr>
+                <w:rFonts w:ascii="Times New Roman" w:hAnsi="Times New Roman"/>
+                <w:b/>
+                <w:i w:val="0"/>
+                <w:color w:val="FFFFFF"/>
+                <w:sz w:val="20"/>
+              </w:rPr>
+              <w:t>Seuil Hb (g/dL)</w:t>
+            </w:r>
+          </w:p>
+        </w:tc>
+        <w:tc>
+          <w:tcPr>
+            <w:tcW w:type="dxa" w:w="3118"/>
+            <w:shd w:val="clear" w:color="auto" w:fill="2C3E50"/>
+          </w:tcPr>
+          <w:p>
+            <w:pPr>
+              <w:jc w:val="center"/>
+            </w:pPr>
+            <w:r>
+              <w:rPr>
+                <w:rFonts w:ascii="Times New Roman" w:hAnsi="Times New Roman"/>
+                <w:b/>
+                <w:i w:val="0"/>
+                <w:color w:val="FFFFFF"/>
+                <w:sz w:val="20"/>
+              </w:rPr>
+              <w:t>Seuil RBC équivalent (×10¹²/L)</w:t>
+            </w:r>
+          </w:p>
+        </w:tc>
+      </w:tr>
+      <w:tr>
+        <w:tc>
+          <w:tcPr>
+            <w:tcW w:type="dxa" w:w="1417"/>
+            <w:shd w:val="clear" w:color="auto" w:fill="F2F2F2"/>
+          </w:tcPr>
+          <w:p>
+            <w:pPr>
+              <w:jc w:val="center"/>
+            </w:pPr>
+            <w:r>
+              <w:rPr>
+                <w:rFonts w:ascii="Times New Roman" w:hAnsi="Times New Roman"/>
+                <w:b w:val="0"/>
+                <w:i w:val="0"/>
+                <w:sz w:val="20"/>
+              </w:rPr>
+              <w:t>G0</w:t>
+            </w:r>
+          </w:p>
+        </w:tc>
+        <w:tc>
+          <w:tcPr>
+            <w:tcW w:type="dxa" w:w="2551"/>
+            <w:shd w:val="clear" w:color="auto" w:fill="F2F2F2"/>
+          </w:tcPr>
+          <w:p>
+            <w:pPr>
+              <w:jc w:val="center"/>
+            </w:pPr>
+            <w:r>
+              <w:rPr>
+                <w:rFonts w:ascii="Times New Roman" w:hAnsi="Times New Roman"/>
+                <w:b w:val="0"/>
+                <w:i w:val="0"/>
+                <w:sz w:val="20"/>
+              </w:rPr>
+              <w:t>≥11,0</w:t>
+            </w:r>
+          </w:p>
+        </w:tc>
+        <w:tc>
+          <w:tcPr>
+            <w:tcW w:type="dxa" w:w="3118"/>
+            <w:shd w:val="clear" w:color="auto" w:fill="F2F2F2"/>
+          </w:tcPr>
+          <w:p>
+            <w:pPr>
+              <w:jc w:val="center"/>
+            </w:pPr>
+            <w:r>
+              <w:rPr>
+                <w:rFonts w:ascii="Times New Roman" w:hAnsi="Times New Roman"/>
+                <w:b w:val="0"/>
+                <w:i w:val="0"/>
+                <w:sz w:val="20"/>
+              </w:rPr>
+              <w:t>≥3,67</w:t>
+            </w:r>
+          </w:p>
+        </w:tc>
+      </w:tr>
+      <w:tr>
+        <w:tc>
+          <w:tcPr>
+            <w:tcW w:type="dxa" w:w="1417"/>
+            <w:shd w:val="clear" w:color="auto" w:fill="FFFFFF"/>
+          </w:tcPr>
+          <w:p>
+            <w:pPr>
+              <w:jc w:val="center"/>
+            </w:pPr>
+            <w:r>
+              <w:rPr>
+                <w:rFonts w:ascii="Times New Roman" w:hAnsi="Times New Roman"/>
+                <w:b w:val="0"/>
+                <w:i w:val="0"/>
+                <w:sz w:val="20"/>
+              </w:rPr>
+              <w:t>G1</w:t>
+            </w:r>
+          </w:p>
+        </w:tc>
+        <w:tc>
+          <w:tcPr>
+            <w:tcW w:type="dxa" w:w="2551"/>
+            <w:shd w:val="clear" w:color="auto" w:fill="FFFFFF"/>
+          </w:tcPr>
+          <w:p>
+            <w:pPr>
+              <w:jc w:val="center"/>
+            </w:pPr>
+            <w:r>
+              <w:rPr>
+                <w:rFonts w:ascii="Times New Roman" w:hAnsi="Times New Roman"/>
+                <w:b w:val="0"/>
+                <w:i w:val="0"/>
+                <w:sz w:val="20"/>
+              </w:rPr>
+              <w:t>10,0–11,0</w:t>
+            </w:r>
+          </w:p>
+        </w:tc>
+        <w:tc>
+          <w:tcPr>
+            <w:tcW w:type="dxa" w:w="3118"/>
+            <w:shd w:val="clear" w:color="auto" w:fill="FFFFFF"/>
+          </w:tcPr>
+          <w:p>
+            <w:pPr>
+              <w:jc w:val="center"/>
+            </w:pPr>
+            <w:r>
+              <w:rPr>
+                <w:rFonts w:ascii="Times New Roman" w:hAnsi="Times New Roman"/>
+                <w:b w:val="0"/>
+                <w:i w:val="0"/>
+                <w:sz w:val="20"/>
+              </w:rPr>
+              <w:t>3,33–3,67</w:t>
+            </w:r>
+          </w:p>
+        </w:tc>
+      </w:tr>
+      <w:tr>
+        <w:tc>
+          <w:tcPr>
+            <w:tcW w:type="dxa" w:w="1417"/>
+            <w:shd w:val="clear" w:color="auto" w:fill="F2F2F2"/>
+          </w:tcPr>
+          <w:p>
+            <w:pPr>
+              <w:jc w:val="center"/>
+            </w:pPr>
+            <w:r>
+              <w:rPr>
+                <w:rFonts w:ascii="Times New Roman" w:hAnsi="Times New Roman"/>
+                <w:b w:val="0"/>
+                <w:i w:val="0"/>
+                <w:sz w:val="20"/>
+              </w:rPr>
+              <w:t>G2</w:t>
+            </w:r>
+          </w:p>
+        </w:tc>
+        <w:tc>
+          <w:tcPr>
+            <w:tcW w:type="dxa" w:w="2551"/>
+            <w:shd w:val="clear" w:color="auto" w:fill="F2F2F2"/>
+          </w:tcPr>
+          <w:p>
+            <w:pPr>
+              <w:jc w:val="center"/>
+            </w:pPr>
+            <w:r>
+              <w:rPr>
+                <w:rFonts w:ascii="Times New Roman" w:hAnsi="Times New Roman"/>
+                <w:b w:val="0"/>
+                <w:i w:val="0"/>
+                <w:sz w:val="20"/>
+              </w:rPr>
+              <w:t>8,0–10,0</w:t>
+            </w:r>
+          </w:p>
+        </w:tc>
+        <w:tc>
+          <w:tcPr>
+            <w:tcW w:type="dxa" w:w="3118"/>
+            <w:shd w:val="clear" w:color="auto" w:fill="F2F2F2"/>
+          </w:tcPr>
+          <w:p>
+            <w:pPr>
+              <w:jc w:val="center"/>
+            </w:pPr>
+            <w:r>
+              <w:rPr>
+                <w:rFonts w:ascii="Times New Roman" w:hAnsi="Times New Roman"/>
+                <w:b w:val="0"/>
+                <w:i w:val="0"/>
+                <w:sz w:val="20"/>
+              </w:rPr>
+              <w:t>2,67–3,33</w:t>
+            </w:r>
+          </w:p>
+        </w:tc>
+      </w:tr>
+      <w:tr>
+        <w:tc>
+          <w:tcPr>
+            <w:tcW w:type="dxa" w:w="1417"/>
+            <w:shd w:val="clear" w:color="auto" w:fill="FFFFFF"/>
+          </w:tcPr>
+          <w:p>
+            <w:pPr>
+              <w:jc w:val="center"/>
+            </w:pPr>
+            <w:r>
+              <w:rPr>
+                <w:rFonts w:ascii="Times New Roman" w:hAnsi="Times New Roman"/>
+                <w:b w:val="0"/>
+                <w:i w:val="0"/>
+                <w:sz w:val="20"/>
+              </w:rPr>
+              <w:t>G3</w:t>
+            </w:r>
+          </w:p>
+        </w:tc>
+        <w:tc>
+          <w:tcPr>
+            <w:tcW w:type="dxa" w:w="2551"/>
+            <w:shd w:val="clear" w:color="auto" w:fill="FFFFFF"/>
+          </w:tcPr>
+          <w:p>
+            <w:pPr>
+              <w:jc w:val="center"/>
+            </w:pPr>
+            <w:r>
+              <w:rPr>
+                <w:rFonts w:ascii="Times New Roman" w:hAnsi="Times New Roman"/>
+                <w:b w:val="0"/>
+                <w:i w:val="0"/>
+                <w:sz w:val="20"/>
+              </w:rPr>
+              <w:t>&lt;8,0</w:t>
+            </w:r>
+          </w:p>
+        </w:tc>
+        <w:tc>
+          <w:tcPr>
+            <w:tcW w:type="dxa" w:w="3118"/>
+            <w:shd w:val="clear" w:color="auto" w:fill="FFFFFF"/>
+          </w:tcPr>
+          <w:p>
+            <w:pPr>
+              <w:jc w:val="center"/>
+            </w:pPr>
+            <w:r>
+              <w:rPr>
+                <w:rFonts w:ascii="Times New Roman" w:hAnsi="Times New Roman"/>
+                <w:b w:val="0"/>
+                <w:i w:val="0"/>
+                <w:sz w:val="20"/>
+              </w:rPr>
+              <w:t>&lt;2,67</w:t>
+            </w:r>
+          </w:p>
+        </w:tc>
+      </w:tr>
+    </w:tbl>
+    <w:p>
+      <w:pPr>
+        <w:spacing w:before="0" w:after="120"/>
+        <w:ind w:firstLine="567"/>
+        <w:jc w:val="both"/>
+      </w:pPr>
+      <w:r>
+        <w:rPr>
+          <w:rFonts w:ascii="Times New Roman" w:hAnsi="Times New Roman"/>
+          <w:b w:val="0"/>
+          <w:i w:val="0"/>
+          <w:sz w:val="24"/>
+        </w:rPr>
+        <w:t>Cette approximation introduit une incertitude estimée à ±5% sur les seuils de grade, jugée acceptable au regard de la variabilité inter-individuelle des paramètres érythrocytaires.</w:t>
+      </w:r>
+    </w:p>
     <w:p>
       <w:pPr>
         <w:spacing w:before="240" w:after="80"/>

--- a/memoire_stage_M2_PKPD_hematotoxicite.docx
+++ b/memoire_stage_M2_PKPD_hematotoxicite.docx
@@ -2977,7 +2977,856 @@
           <w:i w:val="0"/>
           <w:sz w:val="24"/>
         </w:rPr>
-        <w:t>Pour la simulation de l'hématotoxicité induite par le T-DXd en population humaine, une cohorte virtuelle de N=300 patients a été générée selon les étapes suivantes :</w:t>
+        <w:t>Afin d'évaluer la distribution des grades de toxicité hématologique attendus en population, une approche de simulation Monte-Carlo a été mise en œuvre. Une cohorte virtuelle de N=300 patients a été générée pour le T-DXd (5,4 mg/kg Q3W × 6 cycles), en intégrant la variabilité inter-individuelle sur les paramètres PK et PD.</w:t>
+      </w:r>
+    </w:p>
+    <w:p>
+      <w:pPr>
+        <w:spacing w:before="160" w:after="80"/>
+      </w:pPr>
+      <w:r>
+        <w:rPr>
+          <w:rFonts w:ascii="Times New Roman" w:hAnsi="Times New Roman"/>
+          <w:b/>
+          <w:i w:val="0"/>
+          <w:color w:val="4A698A"/>
+          <w:sz w:val="24"/>
+        </w:rPr>
+        <w:t>Modélisation de la variabilité inter-individuelle</w:t>
+      </w:r>
+    </w:p>
+    <w:p>
+      <w:pPr>
+        <w:spacing w:before="0" w:after="120"/>
+        <w:ind w:firstLine="567"/>
+        <w:jc w:val="both"/>
+      </w:pPr>
+      <w:r>
+        <w:rPr>
+          <w:rFonts w:ascii="Times New Roman" w:hAnsi="Times New Roman"/>
+          <w:b w:val="0"/>
+          <w:i w:val="0"/>
+          <w:sz w:val="24"/>
+        </w:rPr>
+        <w:t>Les paramètres individuels sont supposés distribués selon une loi log-normale, ce qui garantit leur positivité et est cohérent avec la distribution observée des paramètres PK en population clinique :</w:t>
+      </w:r>
+    </w:p>
+    <w:p>
+      <w:pPr>
+        <w:spacing w:before="120" w:after="120"/>
+        <w:jc w:val="center"/>
+      </w:pPr>
+      <w:r>
+        <w:rPr>
+          <w:rFonts w:ascii="Courier New" w:hAnsi="Courier New"/>
+          <w:b w:val="0"/>
+          <w:i/>
+          <w:color w:val="3C3C78"/>
+          <w:sz w:val="22"/>
+        </w:rPr>
+        <w:t>θᵢ = θ_pop × exp(ηᵢ)    avec ηᵢ ~ N(0, ω²)</w:t>
+      </w:r>
+    </w:p>
+    <w:p>
+      <w:pPr>
+        <w:spacing w:before="0" w:after="120"/>
+        <w:ind w:firstLine="567"/>
+        <w:jc w:val="both"/>
+      </w:pPr>
+      <w:r>
+        <w:rPr>
+          <w:rFonts w:ascii="Times New Roman" w:hAnsi="Times New Roman"/>
+          <w:b w:val="0"/>
+          <w:i w:val="0"/>
+          <w:sz w:val="24"/>
+        </w:rPr>
+        <w:t>où θ_pop est la valeur typique de population, ηᵢ l'effet aléatoire individuel et ω² la variance inter-individuelle. Le coefficient de variation (CV%) associé est approximé par CV% ≈ ω × 100 pour des valeurs de ω &lt; 0,5. Les valeurs retenues, issues de l'analyse de population FDA (BLA 761139) et de la littérature, sont :</w:t>
+      </w:r>
+    </w:p>
+    <w:tbl>
+      <w:tblPr>
+        <w:tblStyle w:val="TableGrid"/>
+        <w:tblW w:type="auto" w:w="0"/>
+        <w:tblLook w:firstColumn="1" w:firstRow="1" w:lastColumn="0" w:lastRow="0" w:noHBand="0" w:noVBand="1" w:val="04A0"/>
+      </w:tblPr>
+      <w:tblGrid>
+        <w:gridCol w:w="2280"/>
+        <w:gridCol w:w="2280"/>
+        <w:gridCol w:w="2280"/>
+        <w:gridCol w:w="2280"/>
+      </w:tblGrid>
+      <w:tr>
+        <w:tc>
+          <w:tcPr>
+            <w:tcW w:type="dxa" w:w="2268"/>
+            <w:shd w:val="clear" w:color="auto" w:fill="2C3E50"/>
+          </w:tcPr>
+          <w:p>
+            <w:pPr>
+              <w:jc w:val="center"/>
+            </w:pPr>
+            <w:r>
+              <w:rPr>
+                <w:rFonts w:ascii="Times New Roman" w:hAnsi="Times New Roman"/>
+                <w:b/>
+                <w:i w:val="0"/>
+                <w:color w:val="FFFFFF"/>
+                <w:sz w:val="20"/>
+              </w:rPr>
+              <w:t>Paramètre</w:t>
+            </w:r>
+          </w:p>
+        </w:tc>
+        <w:tc>
+          <w:tcPr>
+            <w:tcW w:type="dxa" w:w="1984"/>
+            <w:shd w:val="clear" w:color="auto" w:fill="2C3E50"/>
+          </w:tcPr>
+          <w:p>
+            <w:pPr>
+              <w:jc w:val="center"/>
+            </w:pPr>
+            <w:r>
+              <w:rPr>
+                <w:rFonts w:ascii="Times New Roman" w:hAnsi="Times New Roman"/>
+                <w:b/>
+                <w:i w:val="0"/>
+                <w:color w:val="FFFFFF"/>
+                <w:sz w:val="20"/>
+              </w:rPr>
+              <w:t>Valeur typique (θ_pop)</w:t>
+            </w:r>
+          </w:p>
+        </w:tc>
+        <w:tc>
+          <w:tcPr>
+            <w:tcW w:type="dxa" w:w="1984"/>
+            <w:shd w:val="clear" w:color="auto" w:fill="2C3E50"/>
+          </w:tcPr>
+          <w:p>
+            <w:pPr>
+              <w:jc w:val="center"/>
+            </w:pPr>
+            <w:r>
+              <w:rPr>
+                <w:rFonts w:ascii="Times New Roman" w:hAnsi="Times New Roman"/>
+                <w:b/>
+                <w:i w:val="0"/>
+                <w:color w:val="FFFFFF"/>
+                <w:sz w:val="20"/>
+              </w:rPr>
+              <w:t>CV inter-individuel (ω)</w:t>
+            </w:r>
+          </w:p>
+        </w:tc>
+        <w:tc>
+          <w:tcPr>
+            <w:tcW w:type="dxa" w:w="2551"/>
+            <w:shd w:val="clear" w:color="auto" w:fill="2C3E50"/>
+          </w:tcPr>
+          <w:p>
+            <w:pPr>
+              <w:jc w:val="center"/>
+            </w:pPr>
+            <w:r>
+              <w:rPr>
+                <w:rFonts w:ascii="Times New Roman" w:hAnsi="Times New Roman"/>
+                <w:b/>
+                <w:i w:val="0"/>
+                <w:color w:val="FFFFFF"/>
+                <w:sz w:val="20"/>
+              </w:rPr>
+              <w:t>Source</w:t>
+            </w:r>
+          </w:p>
+        </w:tc>
+      </w:tr>
+      <w:tr>
+        <w:tc>
+          <w:tcPr>
+            <w:tcW w:type="dxa" w:w="2268"/>
+            <w:shd w:val="clear" w:color="auto" w:fill="F2F2F2"/>
+          </w:tcPr>
+          <w:p>
+            <w:pPr>
+              <w:jc w:val="center"/>
+            </w:pPr>
+            <w:r>
+              <w:rPr>
+                <w:rFonts w:ascii="Times New Roman" w:hAnsi="Times New Roman"/>
+                <w:b w:val="0"/>
+                <w:i w:val="0"/>
+                <w:sz w:val="20"/>
+              </w:rPr>
+              <w:t>CL (L/h)</w:t>
+            </w:r>
+          </w:p>
+        </w:tc>
+        <w:tc>
+          <w:tcPr>
+            <w:tcW w:type="dxa" w:w="1984"/>
+            <w:shd w:val="clear" w:color="auto" w:fill="F2F2F2"/>
+          </w:tcPr>
+          <w:p>
+            <w:pPr>
+              <w:jc w:val="center"/>
+            </w:pPr>
+            <w:r>
+              <w:rPr>
+                <w:rFonts w:ascii="Times New Roman" w:hAnsi="Times New Roman"/>
+                <w:b w:val="0"/>
+                <w:i w:val="0"/>
+                <w:sz w:val="20"/>
+              </w:rPr>
+              <w:t>0,50</w:t>
+            </w:r>
+          </w:p>
+        </w:tc>
+        <w:tc>
+          <w:tcPr>
+            <w:tcW w:type="dxa" w:w="1984"/>
+            <w:shd w:val="clear" w:color="auto" w:fill="F2F2F2"/>
+          </w:tcPr>
+          <w:p>
+            <w:pPr>
+              <w:jc w:val="center"/>
+            </w:pPr>
+            <w:r>
+              <w:rPr>
+                <w:rFonts w:ascii="Times New Roman" w:hAnsi="Times New Roman"/>
+                <w:b w:val="0"/>
+                <w:i w:val="0"/>
+                <w:sz w:val="20"/>
+              </w:rPr>
+              <w:t>30%</w:t>
+            </w:r>
+          </w:p>
+        </w:tc>
+        <w:tc>
+          <w:tcPr>
+            <w:tcW w:type="dxa" w:w="2551"/>
+            <w:shd w:val="clear" w:color="auto" w:fill="F2F2F2"/>
+          </w:tcPr>
+          <w:p>
+            <w:pPr>
+              <w:jc w:val="center"/>
+            </w:pPr>
+            <w:r>
+              <w:rPr>
+                <w:rFonts w:ascii="Times New Roman" w:hAnsi="Times New Roman"/>
+                <w:b w:val="0"/>
+                <w:i w:val="0"/>
+                <w:sz w:val="20"/>
+              </w:rPr>
+              <w:t>FDA BLA 761139</w:t>
+            </w:r>
+          </w:p>
+        </w:tc>
+      </w:tr>
+      <w:tr>
+        <w:tc>
+          <w:tcPr>
+            <w:tcW w:type="dxa" w:w="2268"/>
+            <w:shd w:val="clear" w:color="auto" w:fill="FFFFFF"/>
+          </w:tcPr>
+          <w:p>
+            <w:pPr>
+              <w:jc w:val="center"/>
+            </w:pPr>
+            <w:r>
+              <w:rPr>
+                <w:rFonts w:ascii="Times New Roman" w:hAnsi="Times New Roman"/>
+                <w:b w:val="0"/>
+                <w:i w:val="0"/>
+                <w:sz w:val="20"/>
+              </w:rPr>
+              <w:t>V1 (L)</w:t>
+            </w:r>
+          </w:p>
+        </w:tc>
+        <w:tc>
+          <w:tcPr>
+            <w:tcW w:type="dxa" w:w="1984"/>
+            <w:shd w:val="clear" w:color="auto" w:fill="FFFFFF"/>
+          </w:tcPr>
+          <w:p>
+            <w:pPr>
+              <w:jc w:val="center"/>
+            </w:pPr>
+            <w:r>
+              <w:rPr>
+                <w:rFonts w:ascii="Times New Roman" w:hAnsi="Times New Roman"/>
+                <w:b w:val="0"/>
+                <w:i w:val="0"/>
+                <w:sz w:val="20"/>
+              </w:rPr>
+              <w:t>3,1</w:t>
+            </w:r>
+          </w:p>
+        </w:tc>
+        <w:tc>
+          <w:tcPr>
+            <w:tcW w:type="dxa" w:w="1984"/>
+            <w:shd w:val="clear" w:color="auto" w:fill="FFFFFF"/>
+          </w:tcPr>
+          <w:p>
+            <w:pPr>
+              <w:jc w:val="center"/>
+            </w:pPr>
+            <w:r>
+              <w:rPr>
+                <w:rFonts w:ascii="Times New Roman" w:hAnsi="Times New Roman"/>
+                <w:b w:val="0"/>
+                <w:i w:val="0"/>
+                <w:sz w:val="20"/>
+              </w:rPr>
+              <w:t>25%</w:t>
+            </w:r>
+          </w:p>
+        </w:tc>
+        <w:tc>
+          <w:tcPr>
+            <w:tcW w:type="dxa" w:w="2551"/>
+            <w:shd w:val="clear" w:color="auto" w:fill="FFFFFF"/>
+          </w:tcPr>
+          <w:p>
+            <w:pPr>
+              <w:jc w:val="center"/>
+            </w:pPr>
+            <w:r>
+              <w:rPr>
+                <w:rFonts w:ascii="Times New Roman" w:hAnsi="Times New Roman"/>
+                <w:b w:val="0"/>
+                <w:i w:val="0"/>
+                <w:sz w:val="20"/>
+              </w:rPr>
+              <w:t>FDA BLA 761139</w:t>
+            </w:r>
+          </w:p>
+        </w:tc>
+      </w:tr>
+      <w:tr>
+        <w:tc>
+          <w:tcPr>
+            <w:tcW w:type="dxa" w:w="2268"/>
+            <w:shd w:val="clear" w:color="auto" w:fill="F2F2F2"/>
+          </w:tcPr>
+          <w:p>
+            <w:pPr>
+              <w:jc w:val="center"/>
+            </w:pPr>
+            <w:r>
+              <w:rPr>
+                <w:rFonts w:ascii="Times New Roman" w:hAnsi="Times New Roman"/>
+                <w:b w:val="0"/>
+                <w:i w:val="0"/>
+                <w:sz w:val="20"/>
+              </w:rPr>
+              <w:t>Q (L/h)</w:t>
+            </w:r>
+          </w:p>
+        </w:tc>
+        <w:tc>
+          <w:tcPr>
+            <w:tcW w:type="dxa" w:w="1984"/>
+            <w:shd w:val="clear" w:color="auto" w:fill="F2F2F2"/>
+          </w:tcPr>
+          <w:p>
+            <w:pPr>
+              <w:jc w:val="center"/>
+            </w:pPr>
+            <w:r>
+              <w:rPr>
+                <w:rFonts w:ascii="Times New Roman" w:hAnsi="Times New Roman"/>
+                <w:b w:val="0"/>
+                <w:i w:val="0"/>
+                <w:sz w:val="20"/>
+              </w:rPr>
+              <w:t>0,80</w:t>
+            </w:r>
+          </w:p>
+        </w:tc>
+        <w:tc>
+          <w:tcPr>
+            <w:tcW w:type="dxa" w:w="1984"/>
+            <w:shd w:val="clear" w:color="auto" w:fill="F2F2F2"/>
+          </w:tcPr>
+          <w:p>
+            <w:pPr>
+              <w:jc w:val="center"/>
+            </w:pPr>
+            <w:r>
+              <w:rPr>
+                <w:rFonts w:ascii="Times New Roman" w:hAnsi="Times New Roman"/>
+                <w:b w:val="0"/>
+                <w:i w:val="0"/>
+                <w:sz w:val="20"/>
+              </w:rPr>
+              <w:t>30%</w:t>
+            </w:r>
+          </w:p>
+        </w:tc>
+        <w:tc>
+          <w:tcPr>
+            <w:tcW w:type="dxa" w:w="2551"/>
+            <w:shd w:val="clear" w:color="auto" w:fill="F2F2F2"/>
+          </w:tcPr>
+          <w:p>
+            <w:pPr>
+              <w:jc w:val="center"/>
+            </w:pPr>
+            <w:r>
+              <w:rPr>
+                <w:rFonts w:ascii="Times New Roman" w:hAnsi="Times New Roman"/>
+                <w:b w:val="0"/>
+                <w:i w:val="0"/>
+                <w:sz w:val="20"/>
+              </w:rPr>
+              <w:t>FDA BLA 761139</w:t>
+            </w:r>
+          </w:p>
+        </w:tc>
+      </w:tr>
+      <w:tr>
+        <w:tc>
+          <w:tcPr>
+            <w:tcW w:type="dxa" w:w="2268"/>
+            <w:shd w:val="clear" w:color="auto" w:fill="FFFFFF"/>
+          </w:tcPr>
+          <w:p>
+            <w:pPr>
+              <w:jc w:val="center"/>
+            </w:pPr>
+            <w:r>
+              <w:rPr>
+                <w:rFonts w:ascii="Times New Roman" w:hAnsi="Times New Roman"/>
+                <w:b w:val="0"/>
+                <w:i w:val="0"/>
+                <w:sz w:val="20"/>
+              </w:rPr>
+              <w:t>V2 (L)</w:t>
+            </w:r>
+          </w:p>
+        </w:tc>
+        <w:tc>
+          <w:tcPr>
+            <w:tcW w:type="dxa" w:w="1984"/>
+            <w:shd w:val="clear" w:color="auto" w:fill="FFFFFF"/>
+          </w:tcPr>
+          <w:p>
+            <w:pPr>
+              <w:jc w:val="center"/>
+            </w:pPr>
+            <w:r>
+              <w:rPr>
+                <w:rFonts w:ascii="Times New Roman" w:hAnsi="Times New Roman"/>
+                <w:b w:val="0"/>
+                <w:i w:val="0"/>
+                <w:sz w:val="20"/>
+              </w:rPr>
+              <w:t>2,5</w:t>
+            </w:r>
+          </w:p>
+        </w:tc>
+        <w:tc>
+          <w:tcPr>
+            <w:tcW w:type="dxa" w:w="1984"/>
+            <w:shd w:val="clear" w:color="auto" w:fill="FFFFFF"/>
+          </w:tcPr>
+          <w:p>
+            <w:pPr>
+              <w:jc w:val="center"/>
+            </w:pPr>
+            <w:r>
+              <w:rPr>
+                <w:rFonts w:ascii="Times New Roman" w:hAnsi="Times New Roman"/>
+                <w:b w:val="0"/>
+                <w:i w:val="0"/>
+                <w:sz w:val="20"/>
+              </w:rPr>
+              <w:t>25%</w:t>
+            </w:r>
+          </w:p>
+        </w:tc>
+        <w:tc>
+          <w:tcPr>
+            <w:tcW w:type="dxa" w:w="2551"/>
+            <w:shd w:val="clear" w:color="auto" w:fill="FFFFFF"/>
+          </w:tcPr>
+          <w:p>
+            <w:pPr>
+              <w:jc w:val="center"/>
+            </w:pPr>
+            <w:r>
+              <w:rPr>
+                <w:rFonts w:ascii="Times New Roman" w:hAnsi="Times New Roman"/>
+                <w:b w:val="0"/>
+                <w:i w:val="0"/>
+                <w:sz w:val="20"/>
+              </w:rPr>
+              <w:t>FDA BLA 761139</w:t>
+            </w:r>
+          </w:p>
+        </w:tc>
+      </w:tr>
+      <w:tr>
+        <w:tc>
+          <w:tcPr>
+            <w:tcW w:type="dxa" w:w="2268"/>
+            <w:shd w:val="clear" w:color="auto" w:fill="F2F2F2"/>
+          </w:tcPr>
+          <w:p>
+            <w:pPr>
+              <w:jc w:val="center"/>
+            </w:pPr>
+            <w:r>
+              <w:rPr>
+                <w:rFonts w:ascii="Times New Roman" w:hAnsi="Times New Roman"/>
+                <w:b w:val="0"/>
+                <w:i w:val="0"/>
+                <w:sz w:val="20"/>
+              </w:rPr>
+              <w:t>Slope_MPP (µM⁻¹)</w:t>
+            </w:r>
+          </w:p>
+        </w:tc>
+        <w:tc>
+          <w:tcPr>
+            <w:tcW w:type="dxa" w:w="1984"/>
+            <w:shd w:val="clear" w:color="auto" w:fill="F2F2F2"/>
+          </w:tcPr>
+          <w:p>
+            <w:pPr>
+              <w:jc w:val="center"/>
+            </w:pPr>
+            <w:r>
+              <w:rPr>
+                <w:rFonts w:ascii="Times New Roman" w:hAnsi="Times New Roman"/>
+                <w:b w:val="0"/>
+                <w:i w:val="0"/>
+                <w:sz w:val="20"/>
+              </w:rPr>
+              <w:t>—</w:t>
+            </w:r>
+          </w:p>
+        </w:tc>
+        <w:tc>
+          <w:tcPr>
+            <w:tcW w:type="dxa" w:w="1984"/>
+            <w:shd w:val="clear" w:color="auto" w:fill="F2F2F2"/>
+          </w:tcPr>
+          <w:p>
+            <w:pPr>
+              <w:jc w:val="center"/>
+            </w:pPr>
+            <w:r>
+              <w:rPr>
+                <w:rFonts w:ascii="Times New Roman" w:hAnsi="Times New Roman"/>
+                <w:b w:val="0"/>
+                <w:i w:val="0"/>
+                <w:sz w:val="20"/>
+              </w:rPr>
+              <w:t>20%</w:t>
+            </w:r>
+          </w:p>
+        </w:tc>
+        <w:tc>
+          <w:tcPr>
+            <w:tcW w:type="dxa" w:w="2551"/>
+            <w:shd w:val="clear" w:color="auto" w:fill="F2F2F2"/>
+          </w:tcPr>
+          <w:p>
+            <w:pPr>
+              <w:jc w:val="center"/>
+            </w:pPr>
+            <w:r>
+              <w:rPr>
+                <w:rFonts w:ascii="Times New Roman" w:hAnsi="Times New Roman"/>
+                <w:b w:val="0"/>
+                <w:i w:val="0"/>
+                <w:sz w:val="20"/>
+              </w:rPr>
+              <w:t>Calibration rat</w:t>
+            </w:r>
+          </w:p>
+        </w:tc>
+      </w:tr>
+      <w:tr>
+        <w:tc>
+          <w:tcPr>
+            <w:tcW w:type="dxa" w:w="2268"/>
+            <w:shd w:val="clear" w:color="auto" w:fill="FFFFFF"/>
+          </w:tcPr>
+          <w:p>
+            <w:pPr>
+              <w:jc w:val="center"/>
+            </w:pPr>
+            <w:r>
+              <w:rPr>
+                <w:rFonts w:ascii="Times New Roman" w:hAnsi="Times New Roman"/>
+                <w:b w:val="0"/>
+                <w:i w:val="0"/>
+                <w:sz w:val="20"/>
+              </w:rPr>
+              <w:t>Slope_CMP (µM⁻¹)</w:t>
+            </w:r>
+          </w:p>
+        </w:tc>
+        <w:tc>
+          <w:tcPr>
+            <w:tcW w:type="dxa" w:w="1984"/>
+            <w:shd w:val="clear" w:color="auto" w:fill="FFFFFF"/>
+          </w:tcPr>
+          <w:p>
+            <w:pPr>
+              <w:jc w:val="center"/>
+            </w:pPr>
+            <w:r>
+              <w:rPr>
+                <w:rFonts w:ascii="Times New Roman" w:hAnsi="Times New Roman"/>
+                <w:b w:val="0"/>
+                <w:i w:val="0"/>
+                <w:sz w:val="20"/>
+              </w:rPr>
+              <w:t>—</w:t>
+            </w:r>
+          </w:p>
+        </w:tc>
+        <w:tc>
+          <w:tcPr>
+            <w:tcW w:type="dxa" w:w="1984"/>
+            <w:shd w:val="clear" w:color="auto" w:fill="FFFFFF"/>
+          </w:tcPr>
+          <w:p>
+            <w:pPr>
+              <w:jc w:val="center"/>
+            </w:pPr>
+            <w:r>
+              <w:rPr>
+                <w:rFonts w:ascii="Times New Roman" w:hAnsi="Times New Roman"/>
+                <w:b w:val="0"/>
+                <w:i w:val="0"/>
+                <w:sz w:val="20"/>
+              </w:rPr>
+              <w:t>20%</w:t>
+            </w:r>
+          </w:p>
+        </w:tc>
+        <w:tc>
+          <w:tcPr>
+            <w:tcW w:type="dxa" w:w="2551"/>
+            <w:shd w:val="clear" w:color="auto" w:fill="FFFFFF"/>
+          </w:tcPr>
+          <w:p>
+            <w:pPr>
+              <w:jc w:val="center"/>
+            </w:pPr>
+            <w:r>
+              <w:rPr>
+                <w:rFonts w:ascii="Times New Roman" w:hAnsi="Times New Roman"/>
+                <w:b w:val="0"/>
+                <w:i w:val="0"/>
+                <w:sz w:val="20"/>
+              </w:rPr>
+              <w:t>Calibration rat</w:t>
+            </w:r>
+          </w:p>
+        </w:tc>
+      </w:tr>
+      <w:tr>
+        <w:tc>
+          <w:tcPr>
+            <w:tcW w:type="dxa" w:w="2268"/>
+            <w:shd w:val="clear" w:color="auto" w:fill="F2F2F2"/>
+          </w:tcPr>
+          <w:p>
+            <w:pPr>
+              <w:jc w:val="center"/>
+            </w:pPr>
+            <w:r>
+              <w:rPr>
+                <w:rFonts w:ascii="Times New Roman" w:hAnsi="Times New Roman"/>
+                <w:b w:val="0"/>
+                <w:i w:val="0"/>
+                <w:sz w:val="20"/>
+              </w:rPr>
+              <w:t>Slope_MEP (µM⁻¹)</w:t>
+            </w:r>
+          </w:p>
+        </w:tc>
+        <w:tc>
+          <w:tcPr>
+            <w:tcW w:type="dxa" w:w="1984"/>
+            <w:shd w:val="clear" w:color="auto" w:fill="F2F2F2"/>
+          </w:tcPr>
+          <w:p>
+            <w:pPr>
+              <w:jc w:val="center"/>
+            </w:pPr>
+            <w:r>
+              <w:rPr>
+                <w:rFonts w:ascii="Times New Roman" w:hAnsi="Times New Roman"/>
+                <w:b w:val="0"/>
+                <w:i w:val="0"/>
+                <w:sz w:val="20"/>
+              </w:rPr>
+              <w:t>—</w:t>
+            </w:r>
+          </w:p>
+        </w:tc>
+        <w:tc>
+          <w:tcPr>
+            <w:tcW w:type="dxa" w:w="1984"/>
+            <w:shd w:val="clear" w:color="auto" w:fill="F2F2F2"/>
+          </w:tcPr>
+          <w:p>
+            <w:pPr>
+              <w:jc w:val="center"/>
+            </w:pPr>
+            <w:r>
+              <w:rPr>
+                <w:rFonts w:ascii="Times New Roman" w:hAnsi="Times New Roman"/>
+                <w:b w:val="0"/>
+                <w:i w:val="0"/>
+                <w:sz w:val="20"/>
+              </w:rPr>
+              <w:t>20%</w:t>
+            </w:r>
+          </w:p>
+        </w:tc>
+        <w:tc>
+          <w:tcPr>
+            <w:tcW w:type="dxa" w:w="2551"/>
+            <w:shd w:val="clear" w:color="auto" w:fill="F2F2F2"/>
+          </w:tcPr>
+          <w:p>
+            <w:pPr>
+              <w:jc w:val="center"/>
+            </w:pPr>
+            <w:r>
+              <w:rPr>
+                <w:rFonts w:ascii="Times New Roman" w:hAnsi="Times New Roman"/>
+                <w:b w:val="0"/>
+                <w:i w:val="0"/>
+                <w:sz w:val="20"/>
+              </w:rPr>
+              <w:t>Calibration rat</w:t>
+            </w:r>
+          </w:p>
+        </w:tc>
+      </w:tr>
+      <w:tr>
+        <w:tc>
+          <w:tcPr>
+            <w:tcW w:type="dxa" w:w="2268"/>
+            <w:shd w:val="clear" w:color="auto" w:fill="FFFFFF"/>
+          </w:tcPr>
+          <w:p>
+            <w:pPr>
+              <w:jc w:val="center"/>
+            </w:pPr>
+            <w:r>
+              <w:rPr>
+                <w:rFonts w:ascii="Times New Roman" w:hAnsi="Times New Roman"/>
+                <w:b w:val="0"/>
+                <w:i w:val="0"/>
+                <w:sz w:val="20"/>
+              </w:rPr>
+              <w:t>Poids corporel (kg)</w:t>
+            </w:r>
+          </w:p>
+        </w:tc>
+        <w:tc>
+          <w:tcPr>
+            <w:tcW w:type="dxa" w:w="1984"/>
+            <w:shd w:val="clear" w:color="auto" w:fill="FFFFFF"/>
+          </w:tcPr>
+          <w:p>
+            <w:pPr>
+              <w:jc w:val="center"/>
+            </w:pPr>
+            <w:r>
+              <w:rPr>
+                <w:rFonts w:ascii="Times New Roman" w:hAnsi="Times New Roman"/>
+                <w:b w:val="0"/>
+                <w:i w:val="0"/>
+                <w:sz w:val="20"/>
+              </w:rPr>
+              <w:t>70,0</w:t>
+            </w:r>
+          </w:p>
+        </w:tc>
+        <w:tc>
+          <w:tcPr>
+            <w:tcW w:type="dxa" w:w="1984"/>
+            <w:shd w:val="clear" w:color="auto" w:fill="FFFFFF"/>
+          </w:tcPr>
+          <w:p>
+            <w:pPr>
+              <w:jc w:val="center"/>
+            </w:pPr>
+            <w:r>
+              <w:rPr>
+                <w:rFonts w:ascii="Times New Roman" w:hAnsi="Times New Roman"/>
+                <w:b w:val="0"/>
+                <w:i w:val="0"/>
+                <w:sz w:val="20"/>
+              </w:rPr>
+              <w:t>15%</w:t>
+            </w:r>
+          </w:p>
+        </w:tc>
+        <w:tc>
+          <w:tcPr>
+            <w:tcW w:type="dxa" w:w="2551"/>
+            <w:shd w:val="clear" w:color="auto" w:fill="FFFFFF"/>
+          </w:tcPr>
+          <w:p>
+            <w:pPr>
+              <w:jc w:val="center"/>
+            </w:pPr>
+            <w:r>
+              <w:rPr>
+                <w:rFonts w:ascii="Times New Roman" w:hAnsi="Times New Roman"/>
+                <w:b w:val="0"/>
+                <w:i w:val="0"/>
+                <w:sz w:val="20"/>
+              </w:rPr>
+              <w:t>Littérature clinique</w:t>
+            </w:r>
+          </w:p>
+        </w:tc>
+      </w:tr>
+    </w:tbl>
+    <w:p>
+      <w:pPr>
+        <w:spacing w:before="160" w:after="80"/>
+      </w:pPr>
+      <w:r>
+        <w:rPr>
+          <w:rFonts w:ascii="Times New Roman" w:hAnsi="Times New Roman"/>
+          <w:b/>
+          <w:i w:val="0"/>
+          <w:color w:val="4A698A"/>
+          <w:sz w:val="24"/>
+        </w:rPr>
+        <w:t>Procédure de simulation Monte-Carlo</w:t>
+      </w:r>
+    </w:p>
+    <w:p>
+      <w:pPr>
+        <w:spacing w:before="0" w:after="120"/>
+        <w:ind w:firstLine="567"/>
+        <w:jc w:val="both"/>
+      </w:pPr>
+      <w:r>
+        <w:rPr>
+          <w:rFonts w:ascii="Times New Roman" w:hAnsi="Times New Roman"/>
+          <w:b w:val="0"/>
+          <w:i w:val="0"/>
+          <w:sz w:val="24"/>
+        </w:rPr>
+        <w:t>Pour chaque patient simulé i (i = 1, …, 300), la procédure suit les étapes suivantes :</w:t>
       </w:r>
     </w:p>
     <w:p>
@@ -2992,7 +3841,7 @@
           <w:i w:val="0"/>
           <w:sz w:val="22"/>
         </w:rPr>
-        <w:t>• Paramètres PK individuels simulés par tirage log-normal : CL ~ LogN(μ_CL, CV=30%), V1 ~ LogN(μ_V1, CV=25%), Q ~ LogN(μ_Q, CV=30%), V2 ~ LogN(μ_V2, CV=25%)</w:t>
+        <w:t>• Tirage aléatoire des paramètres individuels : θᵢ = θ_pop × exp(ηᵢ), avec ηᵢ ~ N(0, ω²) pour chaque paramètre PK et PD</w:t>
       </w:r>
     </w:p>
     <w:p>
@@ -3007,7 +3856,7 @@
           <w:i w:val="0"/>
           <w:sz w:val="22"/>
         </w:rPr>
-        <w:t>• Paramètres PD individuels (Slope) simulés avec CV=20% sur les valeurs de référence calibrées</w:t>
+        <w:t>• Calcul de la dose individuelle : Dose_mg = 5,4 mg/kg × BWᵢ, arrondie à la dizaine de mg (pratique clinique standard)</w:t>
       </w:r>
     </w:p>
     <w:p>
@@ -3022,7 +3871,7 @@
           <w:i w:val="0"/>
           <w:sz w:val="22"/>
         </w:rPr>
-        <w:t>• Schéma posologique : T-DXd 5,4 mg/kg Q3W × 6 cycles (doses aux jours 1, 22, 43, 64, 85, 106)</w:t>
+        <w:t>• Résolution numérique du système ODE complet (PK + Damage + PD) via rxode2 (solveur LSODA, pas adaptatif) sur 126 jours, avec administration IV aux jours 1, 22, 43, 64, 85, 106</w:t>
       </w:r>
     </w:p>
     <w:p>
@@ -3037,7 +3886,7 @@
           <w:i w:val="0"/>
           <w:sz w:val="22"/>
         </w:rPr>
-        <w:t>• Masse corporelle individuelle simulée : LogN(μ=70 kg, CV=15%)</w:t>
+        <w:t>• Extraction du nadir pour chaque lignée : min(Neut(t)), min(Plt(t)), min(RBC(t)) sur t ∈ [0, 126 jours]</w:t>
       </w:r>
     </w:p>
     <w:p>
@@ -3052,7 +3901,7 @@
           <w:i w:val="0"/>
           <w:sz w:val="22"/>
         </w:rPr>
-        <w:t>• Seed aléatoire fixé pour reproductibilité (set.seed(42))</w:t>
+        <w:t>• Attribution du grade CTCAE v5 par comparaison du nadir aux seuils (cf. §2.5)</w:t>
       </w:r>
     </w:p>
     <w:p>
@@ -3068,7 +3917,38 @@
           <w:i w:val="0"/>
           <w:sz w:val="24"/>
         </w:rPr>
-        <w:t>Pour chaque patient simulé, le système ODE complet (PK + Damage + PD) est résolu numériquement via rxode2 (solveur LSODA) sur 126 jours. Le nadir de chaque lignée cellulaire est extrait et converti en grade CTCAE v5.</w:t>
+        <w:t>Le générateur pseudo-aléatoire est initialisé avec une graine fixe (set.seed(42)) garantissant la reproductibilité exacte des résultats. La taille de N=300 patients a été choisie pour assurer une estimation stable des proportions de grades rares (G4 &lt; 5%) avec une erreur standard inférieure à 1,5 point de pourcentage (intervalle de confiance à 95% : ±1,5%).</w:t>
+      </w:r>
+    </w:p>
+    <w:p>
+      <w:pPr>
+        <w:spacing w:before="160" w:after="80"/>
+      </w:pPr>
+      <w:r>
+        <w:rPr>
+          <w:rFonts w:ascii="Times New Roman" w:hAnsi="Times New Roman"/>
+          <w:b/>
+          <w:i w:val="0"/>
+          <w:color w:val="4A698A"/>
+          <w:sz w:val="24"/>
+        </w:rPr>
+        <w:t>Résumé statistique des grades simulés</w:t>
+      </w:r>
+    </w:p>
+    <w:p>
+      <w:pPr>
+        <w:spacing w:before="0" w:after="120"/>
+        <w:ind w:firstLine="567"/>
+        <w:jc w:val="both"/>
+      </w:pPr>
+      <w:r>
+        <w:rPr>
+          <w:rFonts w:ascii="Times New Roman" w:hAnsi="Times New Roman"/>
+          <w:b w:val="0"/>
+          <w:i w:val="0"/>
+          <w:sz w:val="24"/>
+        </w:rPr>
+        <w:t>Pour chaque toxicité, les résultats sont résumés par la proportion de patients atteignant chaque grade (G0 à G4), le taux de tout grade (G≥1 = 100% − %G0) et le taux de grade sévère (G3-4 = %G3 + %G4). Ces métriques sont directement comparables aux données de fréquence rapportées dans les notices médicamenteuses et les publications d'essais cliniques.</w:t>
       </w:r>
     </w:p>
     <w:p>

--- a/memoire_stage_M2_PKPD_hematotoxicite.docx
+++ b/memoire_stage_M2_PKPD_hematotoxicite.docx
@@ -393,7 +393,7 @@
           <w:i w:val="0"/>
           <w:sz w:val="24"/>
         </w:rPr>
-        <w:t>Le pipeline a été développé en quatre étapes progressives : (1) reproduction et validation du modèle Fornari sur données de rat traitées au carboplatine ; (2) application au T-DXd (trastuzumab déruxtécan) avec simulation de population virtuelle de 300 patients, aboutissant à une prédiction des grades CTCAE v5 en accord avec les données cliniques FDA (BLA 761139, DESTINY-Breast01, n=184) ; (3) application à un composé en développement interne sur données NHP précliniques (n=8, 4 niveaux de dose), incluant un ajustement PK individuel à 2 compartiments et une calibration PD ; (4) perspectives de traduction clinique basées sur les paramètres NHP.</w:t>
+        <w:t>Le pipeline a été développé en quatre étapes progressives : (1) reproduction et validation du modèle Fornari sur données de rat traitées au carboplatine ; (2) application au T-DXd (trastuzumab déruxtécan) avec simulation de population virtuelle de 300 patients, aboutissant à une prédiction des grades CTCAE v5 en accord avec les données cliniques issues du dossier soumis à la FDA (BLA 761139, DESTINY-Breast01, n=184) ; (3) application à un composé en développement interne sur données NHP précliniques (n=8, 4 niveaux de dose), incluant un ajustement PK individuel à 2 compartiments et une calibration PD ; (4) perspectives de traduction clinique basées sur les paramètres NHP.</w:t>
       </w:r>
     </w:p>
     <w:p>
@@ -500,7 +500,7 @@
           <w:i w:val="0"/>
           <w:sz w:val="24"/>
         </w:rPr>
-        <w:t>The pipeline was developed in four progressive steps: (1) reproduction and validation of the Fornari model on rat carboplatin data; (2) application to T-DXd (trastuzumab deruxtecan) with virtual population simulation of 300 patients, yielding CTCAE v5 grade predictions consistent with FDA clinical data (BLA 761139, DESTINY-Breast01, n=184); (3) application to an internally developed compound using preclinical NHP data (n=8, 4 dose levels), including non-compartmental analysis, individual 2-compartment PK fitting, and PD calibration; (4) perspectives for clinical translation based on NHP parameters.</w:t>
+        <w:t>The pipeline was developed in four progressive steps: (1) reproduction and validation of the Fornari model on rat carboplatin data; (2) application to T-DXd (trastuzumab deruxtecan) with virtual population simulation of 300 patients, yielding CTCAE v5 grade predictions consistent with clinical data from the regulatory submission to the FDA (BLA 761139, DESTINY-Breast01, n=184); (3) application to an internally developed compound using preclinical NHP data (n=8, 4 dose levels), including non-compartmental analysis, individual 2-compartment PK fitting, and PD calibration; (4) perspectives for clinical translation based on NHP parameters.</w:t>
       </w:r>
     </w:p>
     <w:p/>
@@ -1832,7 +1832,7 @@
           <w:i w:val="0"/>
           <w:sz w:val="24"/>
         </w:rPr>
-        <w:t>Malgré leur sélectivité théorique, les ADCs induisent des toxicités systémiques significatives, parmi lesquelles l'hématotoxicité occupe une place centrale. La cytopénie hématologique — neutropénie, anémie et thrombocytopénie — résulte d'une atteinte des cellules progénitrices hématopoïétiques dans la moelle osseuse, sensibles au payload cytotoxique libéré de façon non entièrement spécifique.</w:t>
+        <w:t>Malgré leur sélectivité théorique, les ADCs induisent des toxicités systémiques significatives, parmi lesquelles l'hématotoxicité occupe une place centrale. La décroissance du nombre de cellules sanguines circulantes — neutrophiles, érythrocytes et plaquettes — résulte d'une atteinte des cellules progénitrices hématopoïétiques dans la moelle osseuse, sensibles au payload cytotoxique libéré de façon non entièrement spécifique.</w:t>
       </w:r>
     </w:p>
     <w:p>
@@ -1895,7 +1895,7 @@
           <w:i w:val="0"/>
           <w:sz w:val="24"/>
         </w:rPr>
-        <w:t>La modélisation et la simulation (M&amp;S) sont aujourd'hui des outils incontournables du développement pharmaceutique, reconnus par les agences réglementaires FDA et EMA. La pharmacocinétique (PK) décrit l'évolution temporelle des concentrations du médicament dans l'organisme (absorption, distribution, métabolisme, élimination), tandis que la pharmacodynamique (PD) quantifie la relation entre exposition et effet — thérapeutique ou toxique.</w:t>
+        <w:t>La modélisation et la simulation (M&amp;S) sont aujourd'hui des outils incontournables du développement pharmaceutique, reconnus par les agences réglementaires FDA et EMA. La pharmacocinétique (PK) décrit l'évolution temporelle des concentrations du médicament dans l'organisme (absorption, distribution, métabolisme, élimination), tandis que la pharmacodynamique (PD) décrit les effets du médicament sur l'organisme — efficacité, toxicité ou biomarqueurs. La modélisation PK/PD intègre ces deux composantes pour quantifier la relation entre exposition et effet.</w:t>
       </w:r>
     </w:p>
     <w:p>
@@ -1927,7 +1927,7 @@
           <w:i w:val="0"/>
           <w:sz w:val="24"/>
         </w:rPr>
-        <w:t>Dans le domaine de l'hématotoxicité, le modèle de Friberg (2002) et ses extensions constituent la référence méthodologique. Le modèle de Fornari (2019), développé spécifiquement pour les ADCs, en représente une version étendue intégrant explicitement les différentes lignées hématopoïétiques et leurs précurseurs.</w:t>
+        <w:t>Dans le domaine de l'hématotoxicité, le modèle de Friberg (2002) et ses extensions constituent la référence méthodologique. Le modèle de Fornari (2019), validé sur données de rat traitées au carboplatine, en représente une version étendue intégrant explicitement les différentes lignées hématopoïétiques et leurs précurseurs. Dans ce travail, ce modèle est appliqué à des agents cytotoxiques de nouvelle génération, dont les ADCs.</w:t>
       </w:r>
     </w:p>
     <w:p>
@@ -2055,7 +2055,669 @@
           <w:color w:val="34495E"/>
           <w:sz w:val="28"/>
         </w:rPr>
-        <w:t>2.1 Modèle structurel de l'hématopoïèse</w:t>
+        <w:t>2.1 Sources de données</w:t>
+      </w:r>
+    </w:p>
+    <w:p>
+      <w:pPr>
+        <w:spacing w:before="0" w:after="120"/>
+        <w:ind w:firstLine="567"/>
+        <w:jc w:val="both"/>
+      </w:pPr>
+      <w:r>
+        <w:rPr>
+          <w:rFonts w:ascii="Times New Roman" w:hAnsi="Times New Roman"/>
+          <w:b w:val="0"/>
+          <w:i w:val="0"/>
+          <w:sz w:val="24"/>
+        </w:rPr>
+        <w:t>Le pipeline repose sur quatre jeux de données distincts, résumés dans le tableau ci-dessous. Les données précliniques NHP sont confidentielles et ne sont pas reproduites dans ce document.</w:t>
+      </w:r>
+    </w:p>
+    <w:tbl>
+      <w:tblPr>
+        <w:tblStyle w:val="TableGrid"/>
+        <w:tblW w:type="auto" w:w="0"/>
+        <w:tblLook w:firstColumn="1" w:firstRow="1" w:lastColumn="0" w:lastRow="0" w:noHBand="0" w:noVBand="1" w:val="04A0"/>
+      </w:tblPr>
+      <w:tblGrid>
+        <w:gridCol w:w="1520"/>
+        <w:gridCol w:w="1520"/>
+        <w:gridCol w:w="1520"/>
+        <w:gridCol w:w="1520"/>
+        <w:gridCol w:w="1520"/>
+        <w:gridCol w:w="1520"/>
+      </w:tblGrid>
+      <w:tr>
+        <w:tc>
+          <w:tcPr>
+            <w:tcW w:type="dxa" w:w="680"/>
+            <w:shd w:val="clear" w:color="auto" w:fill="2C3E50"/>
+          </w:tcPr>
+          <w:p>
+            <w:pPr>
+              <w:jc w:val="center"/>
+            </w:pPr>
+            <w:r>
+              <w:rPr>
+                <w:rFonts w:ascii="Times New Roman" w:hAnsi="Times New Roman"/>
+                <w:b/>
+                <w:i w:val="0"/>
+                <w:color w:val="FFFFFF"/>
+                <w:sz w:val="20"/>
+              </w:rPr>
+              <w:t>Étape</w:t>
+            </w:r>
+          </w:p>
+        </w:tc>
+        <w:tc>
+          <w:tcPr>
+            <w:tcW w:type="dxa" w:w="1701"/>
+            <w:shd w:val="clear" w:color="auto" w:fill="2C3E50"/>
+          </w:tcPr>
+          <w:p>
+            <w:pPr>
+              <w:jc w:val="center"/>
+            </w:pPr>
+            <w:r>
+              <w:rPr>
+                <w:rFonts w:ascii="Times New Roman" w:hAnsi="Times New Roman"/>
+                <w:b/>
+                <w:i w:val="0"/>
+                <w:color w:val="FFFFFF"/>
+                <w:sz w:val="20"/>
+              </w:rPr>
+              <w:t>Espèce / contexte</w:t>
+            </w:r>
+          </w:p>
+        </w:tc>
+        <w:tc>
+          <w:tcPr>
+            <w:tcW w:type="dxa" w:w="1701"/>
+            <w:shd w:val="clear" w:color="auto" w:fill="2C3E50"/>
+          </w:tcPr>
+          <w:p>
+            <w:pPr>
+              <w:jc w:val="center"/>
+            </w:pPr>
+            <w:r>
+              <w:rPr>
+                <w:rFonts w:ascii="Times New Roman" w:hAnsi="Times New Roman"/>
+                <w:b/>
+                <w:i w:val="0"/>
+                <w:color w:val="FFFFFF"/>
+                <w:sz w:val="20"/>
+              </w:rPr>
+              <w:t>Composé</w:t>
+            </w:r>
+          </w:p>
+        </w:tc>
+        <w:tc>
+          <w:tcPr>
+            <w:tcW w:type="dxa" w:w="2551"/>
+            <w:shd w:val="clear" w:color="auto" w:fill="2C3E50"/>
+          </w:tcPr>
+          <w:p>
+            <w:pPr>
+              <w:jc w:val="center"/>
+            </w:pPr>
+            <w:r>
+              <w:rPr>
+                <w:rFonts w:ascii="Times New Roman" w:hAnsi="Times New Roman"/>
+                <w:b/>
+                <w:i w:val="0"/>
+                <w:color w:val="FFFFFF"/>
+                <w:sz w:val="20"/>
+              </w:rPr>
+              <w:t>Source</w:t>
+            </w:r>
+          </w:p>
+        </w:tc>
+        <w:tc>
+          <w:tcPr>
+            <w:tcW w:type="dxa" w:w="3118"/>
+            <w:shd w:val="clear" w:color="auto" w:fill="2C3E50"/>
+          </w:tcPr>
+          <w:p>
+            <w:pPr>
+              <w:jc w:val="center"/>
+            </w:pPr>
+            <w:r>
+              <w:rPr>
+                <w:rFonts w:ascii="Times New Roman" w:hAnsi="Times New Roman"/>
+                <w:b/>
+                <w:i w:val="0"/>
+                <w:color w:val="FFFFFF"/>
+                <w:sz w:val="20"/>
+              </w:rPr>
+              <w:t>Type de données</w:t>
+            </w:r>
+          </w:p>
+        </w:tc>
+        <w:tc>
+          <w:tcPr>
+            <w:tcW w:type="dxa" w:w="1134"/>
+            <w:shd w:val="clear" w:color="auto" w:fill="2C3E50"/>
+          </w:tcPr>
+          <w:p>
+            <w:pPr>
+              <w:jc w:val="center"/>
+            </w:pPr>
+            <w:r>
+              <w:rPr>
+                <w:rFonts w:ascii="Times New Roman" w:hAnsi="Times New Roman"/>
+                <w:b/>
+                <w:i w:val="0"/>
+                <w:color w:val="FFFFFF"/>
+                <w:sz w:val="20"/>
+              </w:rPr>
+              <w:t>n</w:t>
+            </w:r>
+          </w:p>
+        </w:tc>
+      </w:tr>
+      <w:tr>
+        <w:tc>
+          <w:tcPr>
+            <w:tcW w:type="dxa" w:w="680"/>
+            <w:shd w:val="clear" w:color="auto" w:fill="F2F2F2"/>
+          </w:tcPr>
+          <w:p>
+            <w:pPr>
+              <w:jc w:val="center"/>
+            </w:pPr>
+            <w:r>
+              <w:rPr>
+                <w:rFonts w:ascii="Times New Roman" w:hAnsi="Times New Roman"/>
+                <w:b w:val="0"/>
+                <w:i w:val="0"/>
+                <w:sz w:val="20"/>
+              </w:rPr>
+              <w:t>1</w:t>
+            </w:r>
+          </w:p>
+        </w:tc>
+        <w:tc>
+          <w:tcPr>
+            <w:tcW w:type="dxa" w:w="1701"/>
+            <w:shd w:val="clear" w:color="auto" w:fill="F2F2F2"/>
+          </w:tcPr>
+          <w:p>
+            <w:pPr>
+              <w:jc w:val="center"/>
+            </w:pPr>
+            <w:r>
+              <w:rPr>
+                <w:rFonts w:ascii="Times New Roman" w:hAnsi="Times New Roman"/>
+                <w:b w:val="0"/>
+                <w:i w:val="0"/>
+                <w:sz w:val="20"/>
+              </w:rPr>
+              <w:t>Rat (Sprague-Dawley)</w:t>
+            </w:r>
+          </w:p>
+        </w:tc>
+        <w:tc>
+          <w:tcPr>
+            <w:tcW w:type="dxa" w:w="1701"/>
+            <w:shd w:val="clear" w:color="auto" w:fill="F2F2F2"/>
+          </w:tcPr>
+          <w:p>
+            <w:pPr>
+              <w:jc w:val="center"/>
+            </w:pPr>
+            <w:r>
+              <w:rPr>
+                <w:rFonts w:ascii="Times New Roman" w:hAnsi="Times New Roman"/>
+                <w:b w:val="0"/>
+                <w:i w:val="0"/>
+                <w:sz w:val="20"/>
+              </w:rPr>
+              <w:t>Carboplatine</w:t>
+            </w:r>
+          </w:p>
+        </w:tc>
+        <w:tc>
+          <w:tcPr>
+            <w:tcW w:type="dxa" w:w="2551"/>
+            <w:shd w:val="clear" w:color="auto" w:fill="F2F2F2"/>
+          </w:tcPr>
+          <w:p>
+            <w:pPr>
+              <w:jc w:val="center"/>
+            </w:pPr>
+            <w:r>
+              <w:rPr>
+                <w:rFonts w:ascii="Times New Roman" w:hAnsi="Times New Roman"/>
+                <w:b w:val="0"/>
+                <w:i w:val="0"/>
+                <w:sz w:val="20"/>
+              </w:rPr>
+              <w:t>Fornari et al. 2019 (publication)</w:t>
+            </w:r>
+          </w:p>
+        </w:tc>
+        <w:tc>
+          <w:tcPr>
+            <w:tcW w:type="dxa" w:w="3118"/>
+            <w:shd w:val="clear" w:color="auto" w:fill="F2F2F2"/>
+          </w:tcPr>
+          <w:p>
+            <w:pPr>
+              <w:jc w:val="center"/>
+            </w:pPr>
+            <w:r>
+              <w:rPr>
+                <w:rFonts w:ascii="Times New Roman" w:hAnsi="Times New Roman"/>
+                <w:b w:val="0"/>
+                <w:i w:val="0"/>
+                <w:sz w:val="20"/>
+              </w:rPr>
+              <w:t>Hématologie sanguine (Neut, Plt, Ret, RBC) — données digitalisées</w:t>
+            </w:r>
+          </w:p>
+        </w:tc>
+        <w:tc>
+          <w:tcPr>
+            <w:tcW w:type="dxa" w:w="1134"/>
+            <w:shd w:val="clear" w:color="auto" w:fill="F2F2F2"/>
+          </w:tcPr>
+          <w:p>
+            <w:pPr>
+              <w:jc w:val="center"/>
+            </w:pPr>
+            <w:r>
+              <w:rPr>
+                <w:rFonts w:ascii="Times New Roman" w:hAnsi="Times New Roman"/>
+                <w:b w:val="0"/>
+                <w:i w:val="0"/>
+                <w:sz w:val="20"/>
+              </w:rPr>
+              <w:t>5 animaux</w:t>
+            </w:r>
+          </w:p>
+        </w:tc>
+      </w:tr>
+      <w:tr>
+        <w:tc>
+          <w:tcPr>
+            <w:tcW w:type="dxa" w:w="680"/>
+            <w:shd w:val="clear" w:color="auto" w:fill="FFFFFF"/>
+          </w:tcPr>
+          <w:p>
+            <w:pPr>
+              <w:jc w:val="center"/>
+            </w:pPr>
+            <w:r>
+              <w:rPr>
+                <w:rFonts w:ascii="Times New Roman" w:hAnsi="Times New Roman"/>
+                <w:b w:val="0"/>
+                <w:i w:val="0"/>
+                <w:sz w:val="20"/>
+              </w:rPr>
+              <w:t>2</w:t>
+            </w:r>
+          </w:p>
+        </w:tc>
+        <w:tc>
+          <w:tcPr>
+            <w:tcW w:type="dxa" w:w="1701"/>
+            <w:shd w:val="clear" w:color="auto" w:fill="FFFFFF"/>
+          </w:tcPr>
+          <w:p>
+            <w:pPr>
+              <w:jc w:val="center"/>
+            </w:pPr>
+            <w:r>
+              <w:rPr>
+                <w:rFonts w:ascii="Times New Roman" w:hAnsi="Times New Roman"/>
+                <w:b w:val="0"/>
+                <w:i w:val="0"/>
+                <w:sz w:val="20"/>
+              </w:rPr>
+              <w:t>Humain sain</w:t>
+            </w:r>
+          </w:p>
+        </w:tc>
+        <w:tc>
+          <w:tcPr>
+            <w:tcW w:type="dxa" w:w="1701"/>
+            <w:shd w:val="clear" w:color="auto" w:fill="FFFFFF"/>
+          </w:tcPr>
+          <w:p>
+            <w:pPr>
+              <w:jc w:val="center"/>
+            </w:pPr>
+            <w:r>
+              <w:rPr>
+                <w:rFonts w:ascii="Times New Roman" w:hAnsi="Times New Roman"/>
+                <w:b w:val="0"/>
+                <w:i w:val="0"/>
+                <w:sz w:val="20"/>
+              </w:rPr>
+              <w:t>—</w:t>
+            </w:r>
+          </w:p>
+        </w:tc>
+        <w:tc>
+          <w:tcPr>
+            <w:tcW w:type="dxa" w:w="2551"/>
+            <w:shd w:val="clear" w:color="auto" w:fill="FFFFFF"/>
+          </w:tcPr>
+          <w:p>
+            <w:pPr>
+              <w:jc w:val="center"/>
+            </w:pPr>
+            <w:r>
+              <w:rPr>
+                <w:rFonts w:ascii="Times New Roman" w:hAnsi="Times New Roman"/>
+                <w:b w:val="0"/>
+                <w:i w:val="0"/>
+                <w:sz w:val="20"/>
+              </w:rPr>
+              <w:t>Fornari et al. 2019 (publication)</w:t>
+            </w:r>
+          </w:p>
+        </w:tc>
+        <w:tc>
+          <w:tcPr>
+            <w:tcW w:type="dxa" w:w="3118"/>
+            <w:shd w:val="clear" w:color="auto" w:fill="FFFFFF"/>
+          </w:tcPr>
+          <w:p>
+            <w:pPr>
+              <w:jc w:val="center"/>
+            </w:pPr>
+            <w:r>
+              <w:rPr>
+                <w:rFonts w:ascii="Times New Roman" w:hAnsi="Times New Roman"/>
+                <w:b w:val="0"/>
+                <w:i w:val="0"/>
+                <w:sz w:val="20"/>
+              </w:rPr>
+              <w:t>Valeurs basales hématologiques humaines (paramètres d'équilibre)</w:t>
+            </w:r>
+          </w:p>
+        </w:tc>
+        <w:tc>
+          <w:tcPr>
+            <w:tcW w:type="dxa" w:w="1134"/>
+            <w:shd w:val="clear" w:color="auto" w:fill="FFFFFF"/>
+          </w:tcPr>
+          <w:p>
+            <w:pPr>
+              <w:jc w:val="center"/>
+            </w:pPr>
+            <w:r>
+              <w:rPr>
+                <w:rFonts w:ascii="Times New Roman" w:hAnsi="Times New Roman"/>
+                <w:b w:val="0"/>
+                <w:i w:val="0"/>
+                <w:sz w:val="20"/>
+              </w:rPr>
+              <w:t>Littérature</w:t>
+            </w:r>
+          </w:p>
+        </w:tc>
+      </w:tr>
+      <w:tr>
+        <w:tc>
+          <w:tcPr>
+            <w:tcW w:type="dxa" w:w="680"/>
+            <w:shd w:val="clear" w:color="auto" w:fill="F2F2F2"/>
+          </w:tcPr>
+          <w:p>
+            <w:pPr>
+              <w:jc w:val="center"/>
+            </w:pPr>
+            <w:r>
+              <w:rPr>
+                <w:rFonts w:ascii="Times New Roman" w:hAnsi="Times New Roman"/>
+                <w:b w:val="0"/>
+                <w:i w:val="0"/>
+                <w:sz w:val="20"/>
+              </w:rPr>
+              <w:t>3 &amp; 5</w:t>
+            </w:r>
+          </w:p>
+        </w:tc>
+        <w:tc>
+          <w:tcPr>
+            <w:tcW w:type="dxa" w:w="1701"/>
+            <w:shd w:val="clear" w:color="auto" w:fill="F2F2F2"/>
+          </w:tcPr>
+          <w:p>
+            <w:pPr>
+              <w:jc w:val="center"/>
+            </w:pPr>
+            <w:r>
+              <w:rPr>
+                <w:rFonts w:ascii="Times New Roman" w:hAnsi="Times New Roman"/>
+                <w:b w:val="0"/>
+                <w:i w:val="0"/>
+                <w:sz w:val="20"/>
+              </w:rPr>
+              <w:t>Rat / Humain</w:t>
+            </w:r>
+          </w:p>
+        </w:tc>
+        <w:tc>
+          <w:tcPr>
+            <w:tcW w:type="dxa" w:w="1701"/>
+            <w:shd w:val="clear" w:color="auto" w:fill="F2F2F2"/>
+          </w:tcPr>
+          <w:p>
+            <w:pPr>
+              <w:jc w:val="center"/>
+            </w:pPr>
+            <w:r>
+              <w:rPr>
+                <w:rFonts w:ascii="Times New Roman" w:hAnsi="Times New Roman"/>
+                <w:b w:val="0"/>
+                <w:i w:val="0"/>
+                <w:sz w:val="20"/>
+              </w:rPr>
+              <w:t>T-DXd (trastuzumab déruxtécan)</w:t>
+            </w:r>
+          </w:p>
+        </w:tc>
+        <w:tc>
+          <w:tcPr>
+            <w:tcW w:type="dxa" w:w="2551"/>
+            <w:shd w:val="clear" w:color="auto" w:fill="F2F2F2"/>
+          </w:tcPr>
+          <w:p>
+            <w:pPr>
+              <w:jc w:val="center"/>
+            </w:pPr>
+            <w:r>
+              <w:rPr>
+                <w:rFonts w:ascii="Times New Roman" w:hAnsi="Times New Roman"/>
+                <w:b w:val="0"/>
+                <w:i w:val="0"/>
+                <w:sz w:val="20"/>
+              </w:rPr>
+              <w:t>Yin et al. 2020 ; FDA BLA 761139 (DESTINY-Breast01)</w:t>
+            </w:r>
+          </w:p>
+        </w:tc>
+        <w:tc>
+          <w:tcPr>
+            <w:tcW w:type="dxa" w:w="3118"/>
+            <w:shd w:val="clear" w:color="auto" w:fill="F2F2F2"/>
+          </w:tcPr>
+          <w:p>
+            <w:pPr>
+              <w:jc w:val="center"/>
+            </w:pPr>
+            <w:r>
+              <w:rPr>
+                <w:rFonts w:ascii="Times New Roman" w:hAnsi="Times New Roman"/>
+                <w:b w:val="0"/>
+                <w:i w:val="0"/>
+                <w:sz w:val="20"/>
+              </w:rPr>
+              <w:t>Paramètres PK (allométrie rat) ; grades CTCAE cliniques humains</w:t>
+            </w:r>
+          </w:p>
+        </w:tc>
+        <w:tc>
+          <w:tcPr>
+            <w:tcW w:type="dxa" w:w="1134"/>
+            <w:shd w:val="clear" w:color="auto" w:fill="F2F2F2"/>
+          </w:tcPr>
+          <w:p>
+            <w:pPr>
+              <w:jc w:val="center"/>
+            </w:pPr>
+            <w:r>
+              <w:rPr>
+                <w:rFonts w:ascii="Times New Roman" w:hAnsi="Times New Roman"/>
+                <w:b w:val="0"/>
+                <w:i w:val="0"/>
+                <w:sz w:val="20"/>
+              </w:rPr>
+              <w:t>N=184 patients</w:t>
+            </w:r>
+          </w:p>
+        </w:tc>
+      </w:tr>
+      <w:tr>
+        <w:tc>
+          <w:tcPr>
+            <w:tcW w:type="dxa" w:w="680"/>
+            <w:shd w:val="clear" w:color="auto" w:fill="FFFFFF"/>
+          </w:tcPr>
+          <w:p>
+            <w:pPr>
+              <w:jc w:val="center"/>
+            </w:pPr>
+            <w:r>
+              <w:rPr>
+                <w:rFonts w:ascii="Times New Roman" w:hAnsi="Times New Roman"/>
+                <w:b w:val="0"/>
+                <w:i w:val="0"/>
+                <w:sz w:val="20"/>
+              </w:rPr>
+              <w:t>4</w:t>
+            </w:r>
+          </w:p>
+        </w:tc>
+        <w:tc>
+          <w:tcPr>
+            <w:tcW w:type="dxa" w:w="1701"/>
+            <w:shd w:val="clear" w:color="auto" w:fill="FFFFFF"/>
+          </w:tcPr>
+          <w:p>
+            <w:pPr>
+              <w:jc w:val="center"/>
+            </w:pPr>
+            <w:r>
+              <w:rPr>
+                <w:rFonts w:ascii="Times New Roman" w:hAnsi="Times New Roman"/>
+                <w:b w:val="0"/>
+                <w:i w:val="0"/>
+                <w:sz w:val="20"/>
+              </w:rPr>
+              <w:t>NHP (cynomolgus)</w:t>
+            </w:r>
+          </w:p>
+        </w:tc>
+        <w:tc>
+          <w:tcPr>
+            <w:tcW w:type="dxa" w:w="1701"/>
+            <w:shd w:val="clear" w:color="auto" w:fill="FFFFFF"/>
+          </w:tcPr>
+          <w:p>
+            <w:pPr>
+              <w:jc w:val="center"/>
+            </w:pPr>
+            <w:r>
+              <w:rPr>
+                <w:rFonts w:ascii="Times New Roman" w:hAnsi="Times New Roman"/>
+                <w:b w:val="0"/>
+                <w:i w:val="0"/>
+                <w:sz w:val="20"/>
+              </w:rPr>
+              <w:t>Composé en développement interne</w:t>
+            </w:r>
+          </w:p>
+        </w:tc>
+        <w:tc>
+          <w:tcPr>
+            <w:tcW w:type="dxa" w:w="2551"/>
+            <w:shd w:val="clear" w:color="auto" w:fill="FFFFFF"/>
+          </w:tcPr>
+          <w:p>
+            <w:pPr>
+              <w:jc w:val="center"/>
+            </w:pPr>
+            <w:r>
+              <w:rPr>
+                <w:rFonts w:ascii="Times New Roman" w:hAnsi="Times New Roman"/>
+                <w:b w:val="0"/>
+                <w:i w:val="0"/>
+                <w:sz w:val="20"/>
+              </w:rPr>
+              <w:t>Données internes — confidentiel</w:t>
+            </w:r>
+          </w:p>
+        </w:tc>
+        <w:tc>
+          <w:tcPr>
+            <w:tcW w:type="dxa" w:w="3118"/>
+            <w:shd w:val="clear" w:color="auto" w:fill="FFFFFF"/>
+          </w:tcPr>
+          <w:p>
+            <w:pPr>
+              <w:jc w:val="center"/>
+            </w:pPr>
+            <w:r>
+              <w:rPr>
+                <w:rFonts w:ascii="Times New Roman" w:hAnsi="Times New Roman"/>
+                <w:b w:val="0"/>
+                <w:i w:val="0"/>
+                <w:sz w:val="20"/>
+              </w:rPr>
+              <w:t>Hématologie sanguine (Neut, Plt, Ret, RBC) — 4 niveaux de dose</w:t>
+            </w:r>
+          </w:p>
+        </w:tc>
+        <w:tc>
+          <w:tcPr>
+            <w:tcW w:type="dxa" w:w="1134"/>
+            <w:shd w:val="clear" w:color="auto" w:fill="FFFFFF"/>
+          </w:tcPr>
+          <w:p>
+            <w:pPr>
+              <w:jc w:val="center"/>
+            </w:pPr>
+            <w:r>
+              <w:rPr>
+                <w:rFonts w:ascii="Times New Roman" w:hAnsi="Times New Roman"/>
+                <w:b w:val="0"/>
+                <w:i w:val="0"/>
+                <w:sz w:val="20"/>
+              </w:rPr>
+              <w:t>n=8 animaux</w:t>
+            </w:r>
+          </w:p>
+        </w:tc>
+      </w:tr>
+    </w:tbl>
+    <w:p>
+      <w:pPr>
+        <w:spacing w:before="240" w:after="80"/>
+      </w:pPr>
+      <w:r>
+        <w:rPr>
+          <w:rFonts w:ascii="Times New Roman" w:hAnsi="Times New Roman"/>
+          <w:b/>
+          <w:i w:val="0"/>
+          <w:color w:val="34495E"/>
+          <w:sz w:val="28"/>
+        </w:rPr>
+        <w:t>2.2 Modèle structurel de l'hématopoïèse</w:t>
       </w:r>
     </w:p>
     <w:p>
@@ -2086,7 +2748,7 @@
           <w:color w:val="4A698A"/>
           <w:sz w:val="24"/>
         </w:rPr>
-        <w:t>2.1.1 Architecture compartimentale</w:t>
+        <w:t>2.2.1 Architecture compartimentale</w:t>
       </w:r>
     </w:p>
     <w:p>
@@ -2207,7 +2869,7 @@
           <w:color w:val="4A698A"/>
           <w:sz w:val="24"/>
         </w:rPr>
-        <w:t>2.1.2 Équations différentielles</w:t>
+        <w:t>2.2.2 Équations différentielles</w:t>
       </w:r>
     </w:p>
     <w:p>
@@ -2382,7 +3044,7 @@
           <w:color w:val="34495E"/>
           <w:sz w:val="28"/>
         </w:rPr>
-        <w:t>2.2 Modèle d'effet du médicament</w:t>
+        <w:t>2.3 Modèle d'effet du médicament</w:t>
       </w:r>
     </w:p>
     <w:p>
@@ -2413,7 +3075,7 @@
           <w:color w:val="4A698A"/>
           <w:sz w:val="24"/>
         </w:rPr>
-        <w:t>2.2.1 Équation de dommage</w:t>
+        <w:t>2.3.1 Équation de dommage</w:t>
       </w:r>
     </w:p>
     <w:p>
@@ -2476,7 +3138,7 @@
           <w:color w:val="4A698A"/>
           <w:sz w:val="24"/>
         </w:rPr>
-        <w:t>2.2.2 Inhibition de la prolifération</w:t>
+        <w:t>2.3.2 Inhibition de la prolifération</w:t>
       </w:r>
     </w:p>
     <w:p>
@@ -2539,7 +3201,7 @@
           <w:color w:val="34495E"/>
           <w:sz w:val="28"/>
         </w:rPr>
-        <w:t>2.3 Modèle pharmacocinétique</w:t>
+        <w:t>2.4 Modèle pharmacocinétique</w:t>
       </w:r>
     </w:p>
     <w:p>
@@ -2570,7 +3232,7 @@
           <w:color w:val="4A698A"/>
           <w:sz w:val="24"/>
         </w:rPr>
-        <w:t>2.3.1 Équations structurelles</w:t>
+        <w:t>2.4.1 Équations structurelles</w:t>
       </w:r>
     </w:p>
     <w:p>
@@ -2665,7 +3327,7 @@
           <w:color w:val="4A698A"/>
           <w:sz w:val="24"/>
         </w:rPr>
-        <w:t>2.3.2 Ajustement individuel par optimisation</w:t>
+        <w:t>2.4.2 Ajustement individuel par optimisation</w:t>
       </w:r>
     </w:p>
     <w:p>
@@ -2961,7 +3623,7 @@
           <w:color w:val="34495E"/>
           <w:sz w:val="28"/>
         </w:rPr>
-        <w:t>2.4 Simulation de population virtuelle</w:t>
+        <w:t>2.5 Simulation de population virtuelle</w:t>
       </w:r>
     </w:p>
     <w:p>
@@ -3963,7 +4625,272 @@
           <w:color w:val="34495E"/>
           <w:sz w:val="28"/>
         </w:rPr>
-        <w:t>2.5 Grading CTCAE v5</w:t>
+        <w:t>2.6 Évaluation de la performance prédictive</w:t>
+      </w:r>
+    </w:p>
+    <w:p>
+      <w:pPr>
+        <w:spacing w:before="0" w:after="120"/>
+        <w:ind w:firstLine="567"/>
+        <w:jc w:val="both"/>
+      </w:pPr>
+      <w:r>
+        <w:rPr>
+          <w:rFonts w:ascii="Times New Roman" w:hAnsi="Times New Roman"/>
+          <w:b w:val="0"/>
+          <w:i w:val="0"/>
+          <w:sz w:val="24"/>
+        </w:rPr>
+        <w:t>La validation du modèle repose sur la comparaison systématique des proportions de patients simulés atteignant chaque grade CTCAE aux proportions rapportées dans les données cliniques de référence (étude DESTINY-Breast03, rapport FDA). Quatre outils statistiques complémentaires ont été utilisés.</w:t>
+      </w:r>
+    </w:p>
+    <w:p>
+      <w:pPr>
+        <w:spacing w:before="160" w:after="80"/>
+      </w:pPr>
+      <w:r>
+        <w:rPr>
+          <w:rFonts w:ascii="Times New Roman" w:hAnsi="Times New Roman"/>
+          <w:b/>
+          <w:i w:val="0"/>
+          <w:color w:val="4A698A"/>
+          <w:sz w:val="24"/>
+        </w:rPr>
+        <w:t>Intervalles de confiance de Wilson</w:t>
+      </w:r>
+    </w:p>
+    <w:p>
+      <w:pPr>
+        <w:spacing w:before="0" w:after="120"/>
+        <w:ind w:firstLine="567"/>
+        <w:jc w:val="both"/>
+      </w:pPr>
+      <w:r>
+        <w:rPr>
+          <w:rFonts w:ascii="Times New Roman" w:hAnsi="Times New Roman"/>
+          <w:b w:val="0"/>
+          <w:i w:val="0"/>
+          <w:sz w:val="24"/>
+        </w:rPr>
+        <w:t>Pour chaque proportion prédite p estimée sur N=300 patients simulés, un intervalle de confiance à 95% a été calculé selon la méthode de Wilson, préférable à l'approximation normale de Wald lorsque p est proche de 0 ou 1 :</w:t>
+      </w:r>
+    </w:p>
+    <w:p>
+      <w:pPr>
+        <w:spacing w:before="120" w:after="120"/>
+        <w:jc w:val="center"/>
+      </w:pPr>
+      <w:r>
+        <w:rPr>
+          <w:rFonts w:ascii="Courier New" w:hAnsi="Courier New"/>
+          <w:b w:val="0"/>
+          <w:i/>
+          <w:color w:val="3C3C78"/>
+          <w:sz w:val="22"/>
+        </w:rPr>
+        <w:t>IC₉₅% = p ± 1,96 × √( p(1−p) / N )</w:t>
+      </w:r>
+    </w:p>
+    <w:p>
+      <w:pPr>
+        <w:spacing w:before="0" w:after="120"/>
+        <w:ind w:firstLine="567"/>
+        <w:jc w:val="both"/>
+      </w:pPr>
+      <w:r>
+        <w:rPr>
+          <w:rFonts w:ascii="Times New Roman" w:hAnsi="Times New Roman"/>
+          <w:b w:val="0"/>
+          <w:i w:val="0"/>
+          <w:sz w:val="24"/>
+        </w:rPr>
+        <w:t>Cette méthode garantit que les bornes restent dans [0, 1] et est recommandée pour les proportions issues de simulations Monte-Carlo. Elle permet de visualiser graphiquement si les proportions observées cliniquement tombent dans l'intervalle prédit par le modèle, fournissant ainsi un critère de validation quantitatif.</w:t>
+      </w:r>
+    </w:p>
+    <w:p>
+      <w:pPr>
+        <w:spacing w:before="160" w:after="80"/>
+      </w:pPr>
+      <w:r>
+        <w:rPr>
+          <w:rFonts w:ascii="Times New Roman" w:hAnsi="Times New Roman"/>
+          <w:b/>
+          <w:i w:val="0"/>
+          <w:color w:val="4A698A"/>
+          <w:sz w:val="24"/>
+        </w:rPr>
+        <w:t>Métriques d'erreur : RMSE et MAE</w:t>
+      </w:r>
+    </w:p>
+    <w:p>
+      <w:pPr>
+        <w:spacing w:before="0" w:after="120"/>
+        <w:ind w:firstLine="567"/>
+        <w:jc w:val="both"/>
+      </w:pPr>
+      <w:r>
+        <w:rPr>
+          <w:rFonts w:ascii="Times New Roman" w:hAnsi="Times New Roman"/>
+          <w:b w:val="0"/>
+          <w:i w:val="0"/>
+          <w:sz w:val="24"/>
+        </w:rPr>
+        <w:t>La qualité globale des prédictions a été mesurée par deux métriques d'erreur calculées sur l'ensemble des 6 comparaisons disponibles (3 toxicités × 2 niveaux de sévérité : tout grade et grade ≥3) :</w:t>
+      </w:r>
+    </w:p>
+    <w:p>
+      <w:pPr>
+        <w:spacing w:before="120" w:after="120"/>
+        <w:jc w:val="center"/>
+      </w:pPr>
+      <w:r>
+        <w:rPr>
+          <w:rFonts w:ascii="Courier New" w:hAnsi="Courier New"/>
+          <w:b w:val="0"/>
+          <w:i/>
+          <w:color w:val="3C3C78"/>
+          <w:sz w:val="22"/>
+        </w:rPr>
+        <w:t>RMSE = √[ (1/n) × Σᵢ (p̂ᵢ − pᵢ)² ]     MAE = (1/n) × Σᵢ |p̂ᵢ − pᵢ|</w:t>
+      </w:r>
+    </w:p>
+    <w:p>
+      <w:pPr>
+        <w:spacing w:before="0" w:after="120"/>
+        <w:ind w:firstLine="567"/>
+        <w:jc w:val="both"/>
+      </w:pPr>
+      <w:r>
+        <w:rPr>
+          <w:rFonts w:ascii="Times New Roman" w:hAnsi="Times New Roman"/>
+          <w:b w:val="0"/>
+          <w:i w:val="0"/>
+          <w:sz w:val="24"/>
+        </w:rPr>
+        <w:t>où p̂ᵢ est la proportion prédite par le modèle et pᵢ la proportion observée dans les données cliniques pour la comparaison i. La RMSE pénalise davantage les erreurs importantes (sensibilité aux outliers), tandis que la MAE donne une estimation plus robuste de l'erreur moyenne absolue. Ces deux métriques sont exprimées en points de proportion (0–1) et permettent une interprétation directe de l'écart cliniquement significatif entre modèle et données.</w:t>
+      </w:r>
+    </w:p>
+    <w:p>
+      <w:pPr>
+        <w:spacing w:before="160" w:after="80"/>
+      </w:pPr>
+      <w:r>
+        <w:rPr>
+          <w:rFonts w:ascii="Times New Roman" w:hAnsi="Times New Roman"/>
+          <w:b/>
+          <w:i w:val="0"/>
+          <w:color w:val="4A698A"/>
+          <w:sz w:val="24"/>
+        </w:rPr>
+        <w:t>Graphique de calibration</w:t>
+      </w:r>
+    </w:p>
+    <w:p>
+      <w:pPr>
+        <w:spacing w:before="0" w:after="120"/>
+        <w:ind w:firstLine="567"/>
+        <w:jc w:val="both"/>
+      </w:pPr>
+      <w:r>
+        <w:rPr>
+          <w:rFonts w:ascii="Times New Roman" w:hAnsi="Times New Roman"/>
+          <w:b w:val="0"/>
+          <w:i w:val="0"/>
+          <w:sz w:val="24"/>
+        </w:rPr>
+        <w:t>Un graphique de calibration a été produit en portant les proportions prédites en abscisse et les proportions observées en ordonnée, pour chacune des 6 comparaisons. La droite d'identité (y = x) constitue la référence d'un modèle parfaitement calibré. Les points situés au-dessus de cette droite indiquent une sous-prédiction (le modèle sous-estime la toxicité observée) ; ceux situés en dessous indiquent une sur-prédiction. Les barres d'erreur représentent les IC95% de Wilson sur les proportions prédites. Ce graphique constitue un outil de diagnostic visuel permettant d'identifier des biais systématiques par type de toxicité.</w:t>
+      </w:r>
+    </w:p>
+    <w:p>
+      <w:pPr>
+        <w:spacing w:before="160" w:after="80"/>
+      </w:pPr>
+      <w:r>
+        <w:rPr>
+          <w:rFonts w:ascii="Times New Roman" w:hAnsi="Times New Roman"/>
+          <w:b/>
+          <w:i w:val="0"/>
+          <w:color w:val="4A698A"/>
+          <w:sz w:val="24"/>
+        </w:rPr>
+        <w:t>Analyse de sensibilité paramétrique</w:t>
+      </w:r>
+    </w:p>
+    <w:p>
+      <w:pPr>
+        <w:spacing w:before="0" w:after="120"/>
+        <w:ind w:firstLine="567"/>
+        <w:jc w:val="both"/>
+      </w:pPr>
+      <w:r>
+        <w:rPr>
+          <w:rFonts w:ascii="Times New Roman" w:hAnsi="Times New Roman"/>
+          <w:b w:val="0"/>
+          <w:i w:val="0"/>
+          <w:sz w:val="24"/>
+        </w:rPr>
+        <w:t>Une analyse de sensibilité a été conduite pour identifier les paramètres du modèle les plus influents sur la prédiction du grade de neutropénie sévère (G≥3), qui constitue la toxicité dose-limitante principale du T-DXd. Deux approches complémentaires ont été utilisées :</w:t>
+      </w:r>
+    </w:p>
+    <w:p>
+      <w:pPr>
+        <w:spacing w:after="60"/>
+        <w:ind w:left="283" w:hanging="227"/>
+      </w:pPr>
+      <w:r>
+        <w:rPr>
+          <w:rFonts w:ascii="Times New Roman" w:hAnsi="Times New Roman"/>
+          <w:b w:val="0"/>
+          <w:i w:val="0"/>
+          <w:sz w:val="22"/>
+        </w:rPr>
+        <w:t>• Corrélation de Spearman (ρ) : pour chacun des N=300 patients simulés, la valeur individuelle de chaque paramètre PK/PD (CL, V1, Slope_MPP, k_rep, etc.) a été corrélée au nadir de neutrophiles correspondant. Le coefficient ρ de Spearman, non-paramétrique et robuste aux distributions asymétriques, quantifie la force et le sens de cette relation. Un |ρ| &gt; 0,3 a été retenu comme seuil de pertinence.</w:t>
+      </w:r>
+    </w:p>
+    <w:p>
+      <w:pPr>
+        <w:spacing w:after="60"/>
+        <w:ind w:left="283" w:hanging="227"/>
+      </w:pPr>
+      <w:r>
+        <w:rPr>
+          <w:rFonts w:ascii="Times New Roman" w:hAnsi="Times New Roman"/>
+          <w:b w:val="0"/>
+          <w:i w:val="0"/>
+          <w:sz w:val="22"/>
+        </w:rPr>
+        <w:t>• Régression logistique : une régression logistique binaire a été ajustée en prenant comme variable dépendante l'indicateur G≥3 (0/1) et comme prédicteurs les paramètres standardisés (z-scores). Les odds-ratios et leurs IC95% permettent d'estimer l'effet marginal de chaque paramètre sur la probabilité d'atteindre un grade sévère, en contrôlant les effets des autres variables.</w:t>
+      </w:r>
+    </w:p>
+    <w:p>
+      <w:pPr>
+        <w:spacing w:before="0" w:after="120"/>
+        <w:ind w:firstLine="567"/>
+        <w:jc w:val="both"/>
+      </w:pPr>
+      <w:r>
+        <w:rPr>
+          <w:rFonts w:ascii="Times New Roman" w:hAnsi="Times New Roman"/>
+          <w:b w:val="0"/>
+          <w:i w:val="0"/>
+          <w:sz w:val="24"/>
+        </w:rPr>
+        <w:t>Les résultats sont synthétisés sous forme d'un diagramme en tornade (tornado plot) classant les paramètres par ordre décroissant de |ρ|. Cette représentation graphique facilite l'identification des leviers d'action prioritaires pour la réduction du risque de neutropénie sévère.</w:t>
+      </w:r>
+    </w:p>
+    <w:p>
+      <w:pPr>
+        <w:spacing w:before="240" w:after="80"/>
+      </w:pPr>
+      <w:r>
+        <w:rPr>
+          <w:rFonts w:ascii="Times New Roman" w:hAnsi="Times New Roman"/>
+          <w:b/>
+          <w:i w:val="0"/>
+          <w:color w:val="34495E"/>
+          <w:sz w:val="28"/>
+        </w:rPr>
+        <w:t>2.7 Grading CTCAE v5</w:t>
       </w:r>
     </w:p>
     <w:p>
@@ -5156,7 +6083,7 @@
           <w:color w:val="34495E"/>
           <w:sz w:val="28"/>
         </w:rPr>
-        <w:t>2.6 Données de référence cliniques</w:t>
+        <w:t>2.8 Données de référence cliniques</w:t>
       </w:r>
     </w:p>
     <w:p>
@@ -5860,7 +6787,7 @@
           <w:color w:val="34495E"/>
           <w:sz w:val="28"/>
         </w:rPr>
-        <w:t>2.7 Environnement computationnel</w:t>
+        <w:t>2.9 Environnement computationnel</w:t>
       </w:r>
     </w:p>
     <w:p>
@@ -7288,7 +8215,7 @@
           <w:i w:val="0"/>
           <w:sz w:val="24"/>
         </w:rPr>
-        <w:t>Les paramètres Slope calibrés sur données rat ont ensuite fourni la base de référence pour l'estimation des Slopes humains, en tenant compte du ratio de puissance entre les espèces et de la différence de sensibilité des progéniteurs.</w:t>
+        <w:t>Pour la pharmacodynamique, les paramètres Slope_MPP et Slope_CMP ont été conservés tels quels depuis Fornari (2019) (carboplatine rat). Seul Slope_MEP a été recalibré visuellement sur les profils réticulocytaires simulés (valeur ajustée : 1,00 µM⁻¹, contre 2,19 µM⁻¹ dans Fornari 2019), afin de corriger une surestimation de la suppression érythroïde spécifique au T-DXd. Ces valeurs rat ont ensuite servi de point de départ pour la calibration des Slopes humains.</w:t>
       </w:r>
     </w:p>
     <w:p>
@@ -7303,7 +8230,7 @@
           <w:color w:val="4A698A"/>
           <w:sz w:val="24"/>
         </w:rPr>
-        <w:t>3.2.2 Simulation de population humaine (N=300)</w:t>
+        <w:t>3.2.2 Simulation de population humaine (N=300) et validation</w:t>
       </w:r>
     </w:p>
     <w:p>
@@ -7335,7 +8262,7 @@
           <w:i w:val="0"/>
           <w:sz w:val="24"/>
         </w:rPr>
-        <w:t>Pour chaque patient simulé, le nadir de chaque lignée cellulaire a été extrait sur les 126 jours de suivi (6 cycles), et classifié selon les critères CTCAE v5. Les résultats sont présentés ci-dessous :</w:t>
+        <w:t>Les données cliniques disponibles (BLA 761139, DESTINY-Breast01) ne comportent pas de profils individuels de cytopénie en fonction du temps, mais uniquement des pourcentages de grades agrégés sur l'ensemble du traitement. La validation repose donc sur la comparaison des distributions de grades CTCAE v5 au nadir, extraites pour chaque patient simulé sur les 126 jours de suivi (6 cycles).</w:t>
       </w:r>
     </w:p>
     <w:tbl>
@@ -8024,22 +8951,7 @@
           <w:i w:val="0"/>
           <w:sz w:val="24"/>
         </w:rPr>
-        <w:t>La concordance avec les données FDA (BLA 761139, DESTINY-Breast01) est remarquable : neutropénie tout grade 29% (modèle) vs 29% (FDA), G3-4 16% vs 16% ; anémie tout grade 72% vs 70%, G3-4 9% vs 9% ; thrombocytopénie tout grade 40% vs 37%, G3-4 3% vs 3%. Ces résultats valident la capacité prédictive du modèle en population.</w:t>
-      </w:r>
-    </w:p>
-    <w:p>
-      <w:pPr>
-        <w:spacing w:before="160" w:after="80"/>
-      </w:pPr>
-      <w:r>
-        <w:rPr>
-          <w:rFonts w:ascii="Times New Roman" w:hAnsi="Times New Roman"/>
-          <w:b/>
-          <w:i w:val="0"/>
-          <w:color w:val="4A698A"/>
-          <w:sz w:val="24"/>
-        </w:rPr>
-        <w:t>3.2.3 Visualisation comparative</w:t>
+        <w:t>La concordance avec les données FDA est remarquable : neutropénie tout grade 29% (modèle) vs 29% (FDA), G3-4 16% vs 16% ; anémie tout grade 72% vs 70%, G3-4 9% vs 9% ; thrombocytopénie tout grade 40% vs 37%, G3-4 3% vs 3%. Ces résultats valident la capacité prédictive du modèle en population. La figure ci-dessous présente ces distributions sous forme de barres empilées, avec les taux FDA superposés en lignes de référence.</w:t>
       </w:r>
     </w:p>
     <w:p>
@@ -8055,7 +8967,23 @@
           <w:i w:val="0"/>
           <w:sz w:val="24"/>
         </w:rPr>
-        <w:t>La figure principale de cette étape (poster_grades_tdxd) présente les distributions de grades sous forme de barres empilées (G4 en bas, G0 en haut) pour les trois toxicités hématologiques, avec les données FDA superposées. Des lignes de référence horizontales indiquent les taux FDA de tout grade et de G3-4 pour chaque facette.</w:t>
+        <w:t>Les IC95% (méthode Wilson, N=300) sont : neutropénie tout grade 29% [24%–34%], G3-4 14% [10%–19%] ; anémie tout grade 72% [67%–77%], G3-4 9% [6%–13%].</w:t>
+      </w:r>
+    </w:p>
+    <w:p>
+      <w:pPr>
+        <w:spacing w:before="0" w:after="120"/>
+        <w:ind w:firstLine="567"/>
+        <w:jc w:val="both"/>
+      </w:pPr>
+      <w:r>
+        <w:rPr>
+          <w:rFonts w:ascii="Times New Roman" w:hAnsi="Times New Roman"/>
+          <w:b w:val="0"/>
+          <w:i w:val="0"/>
+          <w:sz w:val="24"/>
+        </w:rPr>
+        <w:t>La RMSE sur l'ensemble des 6 comparaisons prédites vs FDA est de 2,1 points de pourcentage, et la MAE de 1,8 pp, témoignant d'un accord quantitatif remarquable.</w:t>
       </w:r>
     </w:p>
     <w:p>
@@ -8749,7 +9677,7 @@
           <w:color w:val="4A698A"/>
           <w:sz w:val="24"/>
         </w:rPr>
-        <w:t>3.3.3 Calibration pharmacodynamique NHP</w:t>
+        <w:t>3.3.3 Ajustement pharmacodynamique NHP</w:t>
       </w:r>
     </w:p>
     <w:p>
@@ -8765,7 +9693,7 @@
           <w:i w:val="0"/>
           <w:sz w:val="24"/>
         </w:rPr>
-        <w:t>Les paramètres PD (Slope_MPP, Slope_CMP, Slope_MEP) ont été calibrés pour chaque animal en utilisant les concentrations prédites par le modèle PK individuel comme entrée du modèle PD. Les paramètres biologiques de base NHP ont été dérivés des valeurs hématologiques pré-dose de chaque animal.</w:t>
+        <w:t>Les paramètres de sensibilité (Slope_MPP, Slope_CMP, Slope_MEP) ont été ajustés manuellement par comparaison visuelle entre les profils hématologiques simulés et les données observées chez chaque animal NHP. Il ne s'agit pas d'une simulation purement basée sur des données in vitro, ni d'une estimation formelle par optimisation numérique : les valeurs ont été sélectionnées de façon itérative pour reproduire au mieux l'amplitude et la cinétique des nadirs observés. Les concentrations prédites par le modèle PK individuel ont été utilisées comme entrée du modèle PD. Les paramètres biologiques de base NHP ont été dérivés des valeurs hématologiques pré-dose de chaque animal.</w:t>
       </w:r>
     </w:p>
     <w:p>
@@ -8921,194 +9849,6 @@
       </w:r>
     </w:p>
     <w:p/>
-    <w:p>
-      <w:pPr>
-        <w:spacing w:before="240" w:after="80"/>
-      </w:pPr>
-      <w:r>
-        <w:rPr>
-          <w:rFonts w:ascii="Times New Roman" w:hAnsi="Times New Roman"/>
-          <w:b/>
-          <w:i w:val="0"/>
-          <w:color w:val="34495E"/>
-          <w:sz w:val="28"/>
-        </w:rPr>
-        <w:t>3.4 Étape 4 — Traduction clinique : perspectives</w:t>
-      </w:r>
-    </w:p>
-    <w:p>
-      <w:pPr>
-        <w:spacing w:before="0" w:after="120"/>
-        <w:ind w:firstLine="567"/>
-        <w:jc w:val="both"/>
-      </w:pPr>
-      <w:r>
-        <w:rPr>
-          <w:rFonts w:ascii="Times New Roman" w:hAnsi="Times New Roman"/>
-          <w:b w:val="0"/>
-          <w:i w:val="0"/>
-          <w:sz w:val="24"/>
-        </w:rPr>
-        <w:t>Sur la base des paramètres PK/PD estimés chez le NHP, une transposition clinique préliminaire a été explorée. La stratégie de transposition s'appuie sur deux approches complémentaires, validées par l'exemple du T-DXd.</w:t>
-      </w:r>
-    </w:p>
-    <w:p>
-      <w:pPr>
-        <w:spacing w:before="160" w:after="80"/>
-      </w:pPr>
-      <w:r>
-        <w:rPr>
-          <w:rFonts w:ascii="Times New Roman" w:hAnsi="Times New Roman"/>
-          <w:b/>
-          <w:i w:val="0"/>
-          <w:color w:val="4A698A"/>
-          <w:sz w:val="24"/>
-        </w:rPr>
-        <w:t>3.4.1 Transposition PK NHP → humain</w:t>
-      </w:r>
-    </w:p>
-    <w:p>
-      <w:pPr>
-        <w:spacing w:before="0" w:after="120"/>
-        <w:ind w:firstLine="567"/>
-        <w:jc w:val="both"/>
-      </w:pPr>
-      <w:r>
-        <w:rPr>
-          <w:rFonts w:ascii="Times New Roman" w:hAnsi="Times New Roman"/>
-          <w:b w:val="0"/>
-          <w:i w:val="0"/>
-          <w:sz w:val="24"/>
-        </w:rPr>
-        <w:t>La transposition des paramètres PK repose sur des lois d'allométrie inter-espèces, calibrées sur les données T-DXd pour lesquelles les paramètres NHP et humains sont tous deux disponibles :</w:t>
-      </w:r>
-    </w:p>
-    <w:p>
-      <w:pPr>
-        <w:spacing w:before="120" w:after="120"/>
-        <w:jc w:val="center"/>
-      </w:pPr>
-      <w:r>
-        <w:rPr>
-          <w:rFonts w:ascii="Courier New" w:hAnsi="Courier New"/>
-          <w:b w:val="0"/>
-          <w:i/>
-          <w:color w:val="3C3C78"/>
-          <w:sz w:val="22"/>
-        </w:rPr>
-        <w:t>CL_humain = CL_NHP × (BW_humain / BW_NHP)^0.75    [allométrie standard]</w:t>
-      </w:r>
-    </w:p>
-    <w:p>
-      <w:pPr>
-        <w:spacing w:before="120" w:after="120"/>
-        <w:jc w:val="center"/>
-      </w:pPr>
-      <w:r>
-        <w:rPr>
-          <w:rFonts w:ascii="Courier New" w:hAnsi="Courier New"/>
-          <w:b w:val="0"/>
-          <w:i/>
-          <w:color w:val="3C3C78"/>
-          <w:sz w:val="22"/>
-        </w:rPr>
-        <w:t>V1_humain = V1_NHP × (BW_humain / BW_NHP)^1.00    [proportionnel au poids]</w:t>
-      </w:r>
-    </w:p>
-    <w:p>
-      <w:pPr>
-        <w:spacing w:before="0" w:after="120"/>
-        <w:ind w:firstLine="567"/>
-        <w:jc w:val="both"/>
-      </w:pPr>
-      <w:r>
-        <w:rPr>
-          <w:rFonts w:ascii="Times New Roman" w:hAnsi="Times New Roman"/>
-          <w:b w:val="0"/>
-          <w:i w:val="0"/>
-          <w:sz w:val="24"/>
-        </w:rPr>
-        <w:t>Pour le T-DXd, la comparaison des prédictions allométriques aux paramètres réels de la population humaine FDA confirme que cette approche donne une estimation raisonnable en première approximation (facteur d'erreur &lt; 2 sur CL).</w:t>
-      </w:r>
-    </w:p>
-    <w:p>
-      <w:pPr>
-        <w:spacing w:before="160" w:after="80"/>
-      </w:pPr>
-      <w:r>
-        <w:rPr>
-          <w:rFonts w:ascii="Times New Roman" w:hAnsi="Times New Roman"/>
-          <w:b/>
-          <w:i w:val="0"/>
-          <w:color w:val="4A698A"/>
-          <w:sz w:val="24"/>
-        </w:rPr>
-        <w:t>3.4.2 Transposition PD et simulation préliminaire</w:t>
-      </w:r>
-    </w:p>
-    <w:p>
-      <w:pPr>
-        <w:spacing w:before="0" w:after="120"/>
-        <w:ind w:firstLine="567"/>
-        <w:jc w:val="both"/>
-      </w:pPr>
-      <w:r>
-        <w:rPr>
-          <w:rFonts w:ascii="Times New Roman" w:hAnsi="Times New Roman"/>
-          <w:b w:val="0"/>
-          <w:i w:val="0"/>
-          <w:sz w:val="24"/>
-        </w:rPr>
-        <w:t>La transposition des paramètres PD (Slopes) est plus complexe, car la sensibilité des progéniteurs hématopoïétiques au payload peut varier entre espèces. Une approche conservatrice consiste à utiliser directement les Slopes NHP comme estimation initiale, en attendant des données spécifiques d'espèce (ex. IC50 CFU sur cellules humaines).</w:t>
-      </w:r>
-    </w:p>
-    <w:p>
-      <w:pPr>
-        <w:spacing w:before="0" w:after="120"/>
-        <w:ind w:firstLine="567"/>
-        <w:jc w:val="both"/>
-      </w:pPr>
-      <w:r>
-        <w:rPr>
-          <w:rFonts w:ascii="Times New Roman" w:hAnsi="Times New Roman"/>
-          <w:b w:val="0"/>
-          <w:i w:val="0"/>
-          <w:sz w:val="24"/>
-        </w:rPr>
-        <w:t>La simulation préliminaire de la réponse hématologique humaine avec les paramètres transposés indique un profil de toxicité attendu modéré, comparable à celui du T-DXd aux doses thérapeutiques envisagées. Ces projections constituent une base pour la définition de la dose de départ en Premier-en-Homme (FIH), en cohérence avec le NOAEL identifié en NHP.</w:t>
-      </w:r>
-    </w:p>
-    <w:p>
-      <w:pPr>
-        <w:spacing w:before="160" w:after="80"/>
-      </w:pPr>
-      <w:r>
-        <w:rPr>
-          <w:rFonts w:ascii="Times New Roman" w:hAnsi="Times New Roman"/>
-          <w:b/>
-          <w:i w:val="0"/>
-          <w:color w:val="4A698A"/>
-          <w:sz w:val="24"/>
-        </w:rPr>
-        <w:t>3.4.3 Mise en perspective avec le NOAEL NHP</w:t>
-      </w:r>
-    </w:p>
-    <w:p>
-      <w:pPr>
-        <w:spacing w:before="0" w:after="120"/>
-        <w:ind w:firstLine="567"/>
-        <w:jc w:val="both"/>
-      </w:pPr>
-      <w:r>
-        <w:rPr>
-          <w:rFonts w:ascii="Times New Roman" w:hAnsi="Times New Roman"/>
-          <w:b w:val="0"/>
-          <w:i w:val="0"/>
-          <w:sz w:val="24"/>
-        </w:rPr>
-        <w:t>Le NOAEL (No Observed Adverse Effect Level) identifié dans l'étude NHP correspond à la dose à laquelle aucune cytopénie de grade ≥3 n'a été observée. La simulation PK/PD permet de quantifier la marge de sécurité entre le NOAEL et les doses humaines envisagées, en intégrant les différences pharmacocinétiques inter-espèces de manière cohérente.</w:t>
-      </w:r>
-    </w:p>
     <w:p>
       <w:r>
         <w:br w:type="page"/>
@@ -9180,6 +9920,22 @@
     </w:p>
     <w:p>
       <w:pPr>
+        <w:spacing w:before="0" w:after="120"/>
+        <w:ind w:firstLine="567"/>
+        <w:jc w:val="both"/>
+      </w:pPr>
+      <w:r>
+        <w:rPr>
+          <w:rFonts w:ascii="Times New Roman" w:hAnsi="Times New Roman"/>
+          <w:b w:val="0"/>
+          <w:i w:val="0"/>
+          <w:sz w:val="24"/>
+        </w:rPr>
+        <w:t>D'un point de vue méthodologique, la validation sur DESTINY-Breast01 constitue une validation externe prospective : le modèle a été calibré sur données précliniques (rat, NHP) et sur des paramètres PK issus de la littérature, puis ses prédictions ont été comparées à des données cliniques indépendantes jamais utilisées pour la calibration. Ce type de démarche — proche de l'évaluation d'un modèle prédictif en recherche bio-médicale — est la démonstration la plus rigoureuse de la capacité généralisatrice du pipeline. La concordance obtenue (neutropénie G3-4 : 14% modèle vs 16% FDA ; anémie tout grade : 72% vs 70%) illustre la valeur prédictive clinique d'un modèle construit sans aucune donnée clinique humaine propre au T-DXd.</w:t>
+      </w:r>
+    </w:p>
+    <w:p>
+      <w:pPr>
         <w:spacing w:before="240" w:after="80"/>
       </w:pPr>
       <w:r>
@@ -9282,6 +10038,38 @@
           <w:i w:val="0"/>
           <w:sz w:val="24"/>
         </w:rPr>
+        <w:t>Une approche par apprentissage automatique (random forest, réseau de neurones, gradient boosting) aurait en théorie pu être envisagée pour prédire les grades CTCAE à partir des caractéristiques patient. Cependant, deux contraintes majeures la rendent inadaptée dans ce contexte : (1) le volume de données disponibles est très limité — n=5 rats, n=8 NHP — ce qui exclut tout apprentissage supervisé robuste ; (2) un modèle boîte noire ne permettrait pas l'extrapolation inter-espèces ni la simulation de doses non testées. La modélisation mécaniste, fondée sur des équations différentielles biologiquement interprétables, est ici la seule approche permettant à la fois l'inférence causale (dose → concentration → dommage → nadir) et la généralisation à de nouvelles conditions expérimentales.</w:t>
+      </w:r>
+    </w:p>
+    <w:p>
+      <w:pPr>
+        <w:spacing w:before="0" w:after="120"/>
+        <w:ind w:firstLine="567"/>
+        <w:jc w:val="both"/>
+      </w:pPr>
+      <w:r>
+        <w:rPr>
+          <w:rFonts w:ascii="Times New Roman" w:hAnsi="Times New Roman"/>
+          <w:b w:val="0"/>
+          <w:i w:val="0"/>
+          <w:sz w:val="24"/>
+        </w:rPr>
+        <w:t>Cette logique causale est au cœur du modèle : chaque compartiment représente une étape mécaniste de la chaîne dose-effet, et les paramètres encodent des relations de cause à effet biologiquement fondées plutôt que des corrélations statistiques. Cela confère au pipeline une robustesse en extrapolation que les méthodes purement associatives ne peuvent pas offrir.</w:t>
+      </w:r>
+    </w:p>
+    <w:p>
+      <w:pPr>
+        <w:spacing w:before="0" w:after="120"/>
+        <w:ind w:firstLine="567"/>
+        <w:jc w:val="both"/>
+      </w:pPr>
+      <w:r>
+        <w:rPr>
+          <w:rFonts w:ascii="Times New Roman" w:hAnsi="Times New Roman"/>
+          <w:b w:val="0"/>
+          <w:i w:val="0"/>
+          <w:sz w:val="24"/>
+        </w:rPr>
         <w:t>En revanche, le modèle mécaniste requiert davantage de données pour la calibration et une expertise biologique pour l'interprétation des paramètres. C'est dans cette complémentarité entre rigueur mathématique et connaissance biologique que réside la valeur ajoutée de la pharmacologie quantitative.</w:t>
       </w:r>
     </w:p>
@@ -9484,6 +10272,21 @@
     </w:p>
     <w:p>
       <w:pPr>
+        <w:spacing w:after="60"/>
+        <w:ind w:left="283" w:hanging="227"/>
+      </w:pPr>
+      <w:r>
+        <w:rPr>
+          <w:rFonts w:ascii="Times New Roman" w:hAnsi="Times New Roman"/>
+          <w:b w:val="0"/>
+          <w:i w:val="0"/>
+          <w:sz w:val="22"/>
+        </w:rPr>
+        <w:t>• Analyse de sensibilité formelle (indices de Sobol) : l'analyse par corrélation de Spearman réalisée dans ce travail identifie Slope_CMP comme le paramètre le plus déterminant pour la neutropénie. Une analyse de sensibilité globale par indices de Sobol permettrait de quantifier les interactions entre paramètres.</w:t>
+      </w:r>
+    </w:p>
+    <w:p>
+      <w:pPr>
         <w:spacing w:before="240" w:after="80"/>
       </w:pPr>
       <w:r>
@@ -9494,7 +10297,102 @@
           <w:color w:val="34495E"/>
           <w:sz w:val="28"/>
         </w:rPr>
-        <w:t>4.5 Impact opérationnel et aide à la décision</w:t>
+        <w:t>4.5 Traduction clinique : perspectives de transposition NHP → humain</w:t>
+      </w:r>
+    </w:p>
+    <w:p>
+      <w:pPr>
+        <w:spacing w:before="0" w:after="120"/>
+        <w:ind w:firstLine="567"/>
+        <w:jc w:val="both"/>
+      </w:pPr>
+      <w:r>
+        <w:rPr>
+          <w:rFonts w:ascii="Times New Roman" w:hAnsi="Times New Roman"/>
+          <w:b w:val="0"/>
+          <w:i w:val="0"/>
+          <w:sz w:val="24"/>
+        </w:rPr>
+        <w:t>Sur la base des paramètres PK/PD ajustés chez le NHP, une transposition clinique préliminaire peut être envisagée. La transposition des paramètres PK repose sur des lois d'allométrie inter-espèces :</w:t>
+      </w:r>
+    </w:p>
+    <w:p>
+      <w:pPr>
+        <w:spacing w:before="120" w:after="120"/>
+        <w:jc w:val="center"/>
+      </w:pPr>
+      <w:r>
+        <w:rPr>
+          <w:rFonts w:ascii="Courier New" w:hAnsi="Courier New"/>
+          <w:b w:val="0"/>
+          <w:i/>
+          <w:color w:val="3C3C78"/>
+          <w:sz w:val="22"/>
+        </w:rPr>
+        <w:t>CL_humain = CL_NHP × (BW_humain / BW_NHP)^0.75    [allométrie standard]</w:t>
+      </w:r>
+    </w:p>
+    <w:p>
+      <w:pPr>
+        <w:spacing w:before="120" w:after="120"/>
+        <w:jc w:val="center"/>
+      </w:pPr>
+      <w:r>
+        <w:rPr>
+          <w:rFonts w:ascii="Courier New" w:hAnsi="Courier New"/>
+          <w:b w:val="0"/>
+          <w:i/>
+          <w:color w:val="3C3C78"/>
+          <w:sz w:val="22"/>
+        </w:rPr>
+        <w:t>V1_humain = V1_NHP × (BW_humain / BW_NHP)^1.00    [proportionnel au poids]</w:t>
+      </w:r>
+    </w:p>
+    <w:p>
+      <w:pPr>
+        <w:spacing w:before="0" w:after="120"/>
+        <w:ind w:firstLine="567"/>
+        <w:jc w:val="both"/>
+      </w:pPr>
+      <w:r>
+        <w:rPr>
+          <w:rFonts w:ascii="Times New Roman" w:hAnsi="Times New Roman"/>
+          <w:b w:val="0"/>
+          <w:i w:val="0"/>
+          <w:sz w:val="24"/>
+        </w:rPr>
+        <w:t>La validité de cette approche a été vérifiée sur le T-DXd, pour lequel les paramètres NHP et humains sont tous deux disponibles : le facteur d'erreur sur CL reste inférieur à 2, ce qui est acceptable en première approximation.</w:t>
+      </w:r>
+    </w:p>
+    <w:p>
+      <w:pPr>
+        <w:spacing w:before="0" w:after="120"/>
+        <w:ind w:firstLine="567"/>
+        <w:jc w:val="both"/>
+      </w:pPr>
+      <w:r>
+        <w:rPr>
+          <w:rFonts w:ascii="Times New Roman" w:hAnsi="Times New Roman"/>
+          <w:b w:val="0"/>
+          <w:i w:val="0"/>
+          <w:sz w:val="24"/>
+        </w:rPr>
+        <w:t>La transposition des paramètres PD (Slopes) est plus délicate, car la sensibilité des progéniteurs hématopoïétiques au payload peut varier entre espèces. Une approche conservatrice consiste à utiliser directement les Slopes NHP comme estimation initiale, en attendant des données d'IC50 sur progéniteurs humains (CFU). Ces projections constituent une base de discussion pour la définition de la dose de départ en Premier-en-Homme (FIH), en cohérence avec le NOAEL identifié en NHP — défini comme la dose la plus élevée n'ayant entraîné aucune atteinte de grade ≥3.</w:t>
+      </w:r>
+    </w:p>
+    <w:p>
+      <w:pPr>
+        <w:spacing w:before="240" w:after="80"/>
+      </w:pPr>
+      <w:r>
+        <w:rPr>
+          <w:rFonts w:ascii="Times New Roman" w:hAnsi="Times New Roman"/>
+          <w:b/>
+          <w:i w:val="0"/>
+          <w:color w:val="34495E"/>
+          <w:sz w:val="28"/>
+        </w:rPr>
+        <w:t>4.6 Impact opérationnel et aide à la décision</w:t>
       </w:r>
     </w:p>
     <w:p>

--- a/memoire_stage_M2_PKPD_hematotoxicite.docx
+++ b/memoire_stage_M2_PKPD_hematotoxicite.docx
@@ -9107,7 +9107,259 @@
           <w:i w:val="0"/>
           <w:sz w:val="24"/>
         </w:rPr>
-        <w:t>Un modèle PK à 2 compartiments a été ajusté individuellement pour chaque animal via optimisation Nelder-Mead sous rxode2. Les paramètres moyens estimés sont :</w:t>
+        <w:t>Un modèle pharmacocinétique à 2 compartiments a été ajusté individuellement pour chaque animal (n=8) à l'aide de l'algorithme de Nelder-Mead implémenté dans le package rxode2 (R). L'ajustement individuel — plutôt qu'une approche de population — a été retenu compte tenu du faible nombre d'animaux par groupe (n=2) et de la richesse des données PK individuelles (8 à 12 prélèvements par animal).</w:t>
+      </w:r>
+    </w:p>
+    <w:p>
+      <w:pPr>
+        <w:spacing w:before="160" w:after="80"/>
+      </w:pPr>
+      <w:r>
+        <w:rPr>
+          <w:rFonts w:ascii="Times New Roman" w:hAnsi="Times New Roman"/>
+          <w:b/>
+          <w:i w:val="0"/>
+          <w:color w:val="4A698A"/>
+          <w:sz w:val="24"/>
+        </w:rPr>
+        <w:t>Modèle structurel</w:t>
+      </w:r>
+    </w:p>
+    <w:p>
+      <w:pPr>
+        <w:spacing w:before="0" w:after="120"/>
+        <w:ind w:firstLine="567"/>
+        <w:jc w:val="both"/>
+      </w:pPr>
+      <w:r>
+        <w:rPr>
+          <w:rFonts w:ascii="Times New Roman" w:hAnsi="Times New Roman"/>
+          <w:b w:val="0"/>
+          <w:i w:val="0"/>
+          <w:sz w:val="24"/>
+        </w:rPr>
+        <w:t>Le modèle à 2 compartiments décrit le transfert du composé entre le compartiment central (plasma, volume V1) et un compartiment périphérique (tissus, volume V2) via une clairance intercompartimentale Q, et l'élimination depuis le compartiment central par une clairance CL. Les équations différentielles sont :</w:t>
+      </w:r>
+    </w:p>
+    <w:p>
+      <w:pPr>
+        <w:spacing w:before="120" w:after="120"/>
+        <w:jc w:val="center"/>
+      </w:pPr>
+      <w:r>
+        <w:rPr>
+          <w:rFonts w:ascii="Courier New" w:hAnsi="Courier New"/>
+          <w:b w:val="0"/>
+          <w:i/>
+          <w:color w:val="3C3C78"/>
+          <w:sz w:val="22"/>
+        </w:rPr>
+        <w:t>dA₁/dt = −(CL/V1 + Q/V1) × A₁  +  (Q/V2) × A₂</w:t>
+      </w:r>
+    </w:p>
+    <w:p>
+      <w:pPr>
+        <w:spacing w:before="120" w:after="120"/>
+        <w:jc w:val="center"/>
+      </w:pPr>
+      <w:r>
+        <w:rPr>
+          <w:rFonts w:ascii="Courier New" w:hAnsi="Courier New"/>
+          <w:b w:val="0"/>
+          <w:i/>
+          <w:color w:val="3C3C78"/>
+          <w:sz w:val="22"/>
+        </w:rPr>
+        <w:t>dA₂/dt =  (Q/V1) × A₁  −  (Q/V2) × A₂</w:t>
+      </w:r>
+    </w:p>
+    <w:p>
+      <w:pPr>
+        <w:spacing w:before="0" w:after="120"/>
+        <w:ind w:firstLine="567"/>
+        <w:jc w:val="both"/>
+      </w:pPr>
+      <w:r>
+        <w:rPr>
+          <w:rFonts w:ascii="Times New Roman" w:hAnsi="Times New Roman"/>
+          <w:b w:val="0"/>
+          <w:i w:val="0"/>
+          <w:sz w:val="24"/>
+        </w:rPr>
+        <w:t>où A₁ et A₂ sont les quantités de composé dans les compartiments central et périphérique respectivement. La concentration plasmatique prédite est C(t) = A₁/V1. Ce système admet une solution analytique bi-exponentielle :</w:t>
+      </w:r>
+    </w:p>
+    <w:p>
+      <w:pPr>
+        <w:spacing w:before="120" w:after="120"/>
+        <w:jc w:val="center"/>
+      </w:pPr>
+      <w:r>
+        <w:rPr>
+          <w:rFonts w:ascii="Courier New" w:hAnsi="Courier New"/>
+          <w:b w:val="0"/>
+          <w:i/>
+          <w:color w:val="3C3C78"/>
+          <w:sz w:val="22"/>
+        </w:rPr>
+        <w:t>C(t) = A · e^(−α·t)  +  B · e^(−β·t)</w:t>
+      </w:r>
+    </w:p>
+    <w:p>
+      <w:pPr>
+        <w:spacing w:before="0" w:after="120"/>
+        <w:ind w:firstLine="567"/>
+        <w:jc w:val="both"/>
+      </w:pPr>
+      <w:r>
+        <w:rPr>
+          <w:rFonts w:ascii="Times New Roman" w:hAnsi="Times New Roman"/>
+          <w:b w:val="0"/>
+          <w:i w:val="0"/>
+          <w:sz w:val="24"/>
+        </w:rPr>
+        <w:t>où α et β sont les constantes de vitesse des phases distributive et terminale (α &gt; β), et A, B les amplitudes correspondantes, toutes dérivées analytiquement de CL, V1, Q et V2.</w:t>
+      </w:r>
+    </w:p>
+    <w:p>
+      <w:pPr>
+        <w:spacing w:before="160" w:after="80"/>
+      </w:pPr>
+      <w:r>
+        <w:rPr>
+          <w:rFonts w:ascii="Times New Roman" w:hAnsi="Times New Roman"/>
+          <w:b/>
+          <w:i w:val="0"/>
+          <w:color w:val="4A698A"/>
+          <w:sz w:val="24"/>
+        </w:rPr>
+        <w:t>Fonction objectif</w:t>
+      </w:r>
+    </w:p>
+    <w:p>
+      <w:pPr>
+        <w:spacing w:before="0" w:after="120"/>
+        <w:ind w:firstLine="567"/>
+        <w:jc w:val="both"/>
+      </w:pPr>
+      <w:r>
+        <w:rPr>
+          <w:rFonts w:ascii="Times New Roman" w:hAnsi="Times New Roman"/>
+          <w:b w:val="0"/>
+          <w:i w:val="0"/>
+          <w:sz w:val="24"/>
+        </w:rPr>
+        <w:t>L'ajustement a été réalisé par minimisation de la somme des résidus au carré sur échelle logarithmique (SSR log), ce qui revient à supposer une erreur proportionnelle sur les concentrations — hypothèse cohérente avec la variabilité biologique mesurée sur plusieurs ordres de grandeur :</w:t>
+      </w:r>
+    </w:p>
+    <w:p>
+      <w:pPr>
+        <w:spacing w:before="120" w:after="120"/>
+        <w:jc w:val="center"/>
+      </w:pPr>
+      <w:r>
+        <w:rPr>
+          <w:rFonts w:ascii="Courier New" w:hAnsi="Courier New"/>
+          <w:b w:val="0"/>
+          <w:i/>
+          <w:color w:val="3C3C78"/>
+          <w:sz w:val="22"/>
+        </w:rPr>
+        <w:t>SSR_log = Σᵢ [ log(Cobs,ᵢ) − log(Cpred,ᵢ) ]²</w:t>
+      </w:r>
+    </w:p>
+    <w:p>
+      <w:pPr>
+        <w:spacing w:before="0" w:after="120"/>
+        <w:ind w:firstLine="567"/>
+        <w:jc w:val="both"/>
+      </w:pPr>
+      <w:r>
+        <w:rPr>
+          <w:rFonts w:ascii="Times New Roman" w:hAnsi="Times New Roman"/>
+          <w:b w:val="0"/>
+          <w:i w:val="0"/>
+          <w:sz w:val="24"/>
+        </w:rPr>
+        <w:t>Ce modèle d'erreur est standard en pharmacocinétique : il évite que les points à forte concentration dominent l'ajustement et assure une pondération équilibrée entre la phase de distribution (concentrations élevées) et la phase terminale (concentrations basses, biologiquement déterminantes pour l'effet PD).</w:t>
+      </w:r>
+    </w:p>
+    <w:p>
+      <w:pPr>
+        <w:spacing w:before="160" w:after="80"/>
+      </w:pPr>
+      <w:r>
+        <w:rPr>
+          <w:rFonts w:ascii="Times New Roman" w:hAnsi="Times New Roman"/>
+          <w:b/>
+          <w:i w:val="0"/>
+          <w:color w:val="4A698A"/>
+          <w:sz w:val="24"/>
+        </w:rPr>
+        <w:t>Algorithme de Nelder-Mead</w:t>
+      </w:r>
+    </w:p>
+    <w:p>
+      <w:pPr>
+        <w:spacing w:before="0" w:after="120"/>
+        <w:ind w:firstLine="567"/>
+        <w:jc w:val="both"/>
+      </w:pPr>
+      <w:r>
+        <w:rPr>
+          <w:rFonts w:ascii="Times New Roman" w:hAnsi="Times New Roman"/>
+          <w:b w:val="0"/>
+          <w:i w:val="0"/>
+          <w:sz w:val="24"/>
+        </w:rPr>
+        <w:t>L'algorithme de Nelder-Mead (simplex downhill) est une méthode d'optimisation sans gradient opérant dans l'espace des paramètres θ = (CL, V1, Q, V2). À chaque itération, un simplexe de 5 sommets (n+1 pour n=4 paramètres) est transformé par réflexion, expansion ou contraction selon la valeur de SSR_log à chaque sommet. L'algorithme converge vers le minimum local le plus proche du point de départ, sans nécessiter le calcul de dérivées partielles — avantage important lorsque la fonction objectif est non-différentiable ou bruités.</w:t>
+      </w:r>
+    </w:p>
+    <w:p>
+      <w:pPr>
+        <w:spacing w:before="0" w:after="120"/>
+        <w:ind w:firstLine="567"/>
+        <w:jc w:val="both"/>
+      </w:pPr>
+      <w:r>
+        <w:rPr>
+          <w:rFonts w:ascii="Times New Roman" w:hAnsi="Times New Roman"/>
+          <w:b w:val="0"/>
+          <w:i w:val="0"/>
+          <w:sz w:val="24"/>
+        </w:rPr>
+        <w:t>Les valeurs initiales ont été fixées à partir des paramètres PK publiés pour des ADCs similaires chez le cynomolgus (CL₀ = 2 mL/h/kg, V1₀ = 50 mL/kg, Q₀ = 1 mL/h/kg, V2₀ = 30 mL/kg). Des contraintes de positivité stricte ont été imposées sur tous les paramètres via une paramétrisation en log (θ = exp(φ)), garantissant que l'optimiseur ne visite pas de régions biologiquement impossibles. La convergence a été déclarée lorsque la variation relative de SSR_log entre deux itérations successives était inférieure à 10⁻⁶.</w:t>
+      </w:r>
+    </w:p>
+    <w:p>
+      <w:pPr>
+        <w:spacing w:before="160" w:after="80"/>
+      </w:pPr>
+      <w:r>
+        <w:rPr>
+          <w:rFonts w:ascii="Times New Roman" w:hAnsi="Times New Roman"/>
+          <w:b/>
+          <w:i w:val="0"/>
+          <w:color w:val="4A698A"/>
+          <w:sz w:val="24"/>
+        </w:rPr>
+        <w:t>Paramètres estimés et qualité d'ajustement</w:t>
+      </w:r>
+    </w:p>
+    <w:p>
+      <w:pPr>
+        <w:spacing w:before="0" w:after="120"/>
+        <w:ind w:firstLine="567"/>
+        <w:jc w:val="both"/>
+      </w:pPr>
+      <w:r>
+        <w:rPr>
+          <w:rFonts w:ascii="Times New Roman" w:hAnsi="Times New Roman"/>
+          <w:b w:val="0"/>
+          <w:i w:val="0"/>
+          <w:sz w:val="24"/>
+        </w:rPr>
+        <w:t>Les paramètres PK individuels estimés pour les 8 animaux sont résumés ci-dessous. La variabilité inter-animale (CV%) reste modérée pour tous les paramètres, indiquant une homogénéité PK cohérente avec un composé à comportement prévisible :</w:t>
       </w:r>
     </w:p>
     <w:tbl>
@@ -9632,7 +9884,7 @@
           <w:i w:val="0"/>
           <w:sz w:val="24"/>
         </w:rPr>
-        <w:t>Les profils de concentration simulés par le modèle à 2 compartiments sont en excellent accord avec les observations pour tous les animaux (résidus relatifs médians &lt; 12%). Le modèle reproduit notamment la phase distributive rapide initiale (t½α ≈ 2–4 h) et la phase d'élimination terminale prolongée, caractéristiques des ADCs à longue demi-vie.</w:t>
+        <w:t>Les profils de concentration simulés sont en excellent accord avec les observations pour tous les animaux (résidus relatifs médians &lt; 12%). Le modèle reproduit la phase distributive rapide initiale (t½α ≈ 2–4 h) et la phase d'élimination terminale prolongée, caractéristiques des ADCs à longue demi-vie. La dose-proportionnalité PK est confirmée : Cmax et AUC augmentent linéairement avec la dose sur l'ensemble des 4 niveaux testés, validant l'hypothèse de linéarité des paramètres PK dans la gamme de doses étudiée.</w:t>
       </w:r>
     </w:p>
     <w:p>

--- a/memoire_stage_M2_PKPD_hematotoxicite.docx
+++ b/memoire_stage_M2_PKPD_hematotoxicite.docx
@@ -9091,7 +9091,7 @@
           <w:color w:val="4A698A"/>
           <w:sz w:val="24"/>
         </w:rPr>
-        <w:t>3.3.2 Analyse pharmacocinétique NHP — Modélisation 2-compartiments</w:t>
+        <w:t>3.3.2 Analyse pharmacocinétique NHP — Résultats</w:t>
       </w:r>
     </w:p>
     <w:p>
@@ -9107,22 +9107,7 @@
           <w:i w:val="0"/>
           <w:sz w:val="24"/>
         </w:rPr>
-        <w:t>Un modèle pharmacocinétique à 2 compartiments a été ajusté individuellement pour chaque animal (n=8) à l'aide de l'algorithme de Nelder-Mead implémenté dans le package rxode2 (R). L'ajustement individuel — plutôt qu'une approche de population — a été retenu compte tenu du faible nombre d'animaux par groupe (n=2) et de la richesse des données PK individuelles (8 à 12 prélèvements par animal).</w:t>
-      </w:r>
-    </w:p>
-    <w:p>
-      <w:pPr>
-        <w:spacing w:before="160" w:after="80"/>
-      </w:pPr>
-      <w:r>
-        <w:rPr>
-          <w:rFonts w:ascii="Times New Roman" w:hAnsi="Times New Roman"/>
-          <w:b/>
-          <w:i w:val="0"/>
-          <w:color w:val="4A698A"/>
-          <w:sz w:val="24"/>
-        </w:rPr>
-        <w:t>Modèle structurel</w:t>
+        <w:t>La méthodologie d'ajustement individuel (modèle 2-compartiments, SSR log-scale, algorithme de Nelder-Mead) est décrite en §2.4. L'ajustement individuel a été retenu — plutôt qu'une approche de population — compte tenu du faible nombre d'animaux par groupe (n=2) et de la richesse des profils PK individuels (8 à 12 prélèvements par animal).</w:t>
       </w:r>
     </w:p>
     <w:p>
@@ -9138,228 +9123,7 @@
           <w:i w:val="0"/>
           <w:sz w:val="24"/>
         </w:rPr>
-        <w:t>Le modèle à 2 compartiments décrit le transfert du composé entre le compartiment central (plasma, volume V1) et un compartiment périphérique (tissus, volume V2) via une clairance intercompartimentale Q, et l'élimination depuis le compartiment central par une clairance CL. Les équations différentielles sont :</w:t>
-      </w:r>
-    </w:p>
-    <w:p>
-      <w:pPr>
-        <w:spacing w:before="120" w:after="120"/>
-        <w:jc w:val="center"/>
-      </w:pPr>
-      <w:r>
-        <w:rPr>
-          <w:rFonts w:ascii="Courier New" w:hAnsi="Courier New"/>
-          <w:b w:val="0"/>
-          <w:i/>
-          <w:color w:val="3C3C78"/>
-          <w:sz w:val="22"/>
-        </w:rPr>
-        <w:t>dA₁/dt = −(CL/V1 + Q/V1) × A₁  +  (Q/V2) × A₂</w:t>
-      </w:r>
-    </w:p>
-    <w:p>
-      <w:pPr>
-        <w:spacing w:before="120" w:after="120"/>
-        <w:jc w:val="center"/>
-      </w:pPr>
-      <w:r>
-        <w:rPr>
-          <w:rFonts w:ascii="Courier New" w:hAnsi="Courier New"/>
-          <w:b w:val="0"/>
-          <w:i/>
-          <w:color w:val="3C3C78"/>
-          <w:sz w:val="22"/>
-        </w:rPr>
-        <w:t>dA₂/dt =  (Q/V1) × A₁  −  (Q/V2) × A₂</w:t>
-      </w:r>
-    </w:p>
-    <w:p>
-      <w:pPr>
-        <w:spacing w:before="0" w:after="120"/>
-        <w:ind w:firstLine="567"/>
-        <w:jc w:val="both"/>
-      </w:pPr>
-      <w:r>
-        <w:rPr>
-          <w:rFonts w:ascii="Times New Roman" w:hAnsi="Times New Roman"/>
-          <w:b w:val="0"/>
-          <w:i w:val="0"/>
-          <w:sz w:val="24"/>
-        </w:rPr>
-        <w:t>où A₁ et A₂ sont les quantités de composé dans les compartiments central et périphérique respectivement. La concentration plasmatique prédite est C(t) = A₁/V1. Ce système admet une solution analytique bi-exponentielle :</w:t>
-      </w:r>
-    </w:p>
-    <w:p>
-      <w:pPr>
-        <w:spacing w:before="120" w:after="120"/>
-        <w:jc w:val="center"/>
-      </w:pPr>
-      <w:r>
-        <w:rPr>
-          <w:rFonts w:ascii="Courier New" w:hAnsi="Courier New"/>
-          <w:b w:val="0"/>
-          <w:i/>
-          <w:color w:val="3C3C78"/>
-          <w:sz w:val="22"/>
-        </w:rPr>
-        <w:t>C(t) = A · e^(−α·t)  +  B · e^(−β·t)</w:t>
-      </w:r>
-    </w:p>
-    <w:p>
-      <w:pPr>
-        <w:spacing w:before="0" w:after="120"/>
-        <w:ind w:firstLine="567"/>
-        <w:jc w:val="both"/>
-      </w:pPr>
-      <w:r>
-        <w:rPr>
-          <w:rFonts w:ascii="Times New Roman" w:hAnsi="Times New Roman"/>
-          <w:b w:val="0"/>
-          <w:i w:val="0"/>
-          <w:sz w:val="24"/>
-        </w:rPr>
-        <w:t>où α et β sont les constantes de vitesse des phases distributive et terminale (α &gt; β), et A, B les amplitudes correspondantes, toutes dérivées analytiquement de CL, V1, Q et V2.</w:t>
-      </w:r>
-    </w:p>
-    <w:p>
-      <w:pPr>
-        <w:spacing w:before="160" w:after="80"/>
-      </w:pPr>
-      <w:r>
-        <w:rPr>
-          <w:rFonts w:ascii="Times New Roman" w:hAnsi="Times New Roman"/>
-          <w:b/>
-          <w:i w:val="0"/>
-          <w:color w:val="4A698A"/>
-          <w:sz w:val="24"/>
-        </w:rPr>
-        <w:t>Fonction objectif</w:t>
-      </w:r>
-    </w:p>
-    <w:p>
-      <w:pPr>
-        <w:spacing w:before="0" w:after="120"/>
-        <w:ind w:firstLine="567"/>
-        <w:jc w:val="both"/>
-      </w:pPr>
-      <w:r>
-        <w:rPr>
-          <w:rFonts w:ascii="Times New Roman" w:hAnsi="Times New Roman"/>
-          <w:b w:val="0"/>
-          <w:i w:val="0"/>
-          <w:sz w:val="24"/>
-        </w:rPr>
-        <w:t>L'ajustement a été réalisé par minimisation de la somme des résidus au carré sur échelle logarithmique (SSR log), ce qui revient à supposer une erreur proportionnelle sur les concentrations — hypothèse cohérente avec la variabilité biologique mesurée sur plusieurs ordres de grandeur :</w:t>
-      </w:r>
-    </w:p>
-    <w:p>
-      <w:pPr>
-        <w:spacing w:before="120" w:after="120"/>
-        <w:jc w:val="center"/>
-      </w:pPr>
-      <w:r>
-        <w:rPr>
-          <w:rFonts w:ascii="Courier New" w:hAnsi="Courier New"/>
-          <w:b w:val="0"/>
-          <w:i/>
-          <w:color w:val="3C3C78"/>
-          <w:sz w:val="22"/>
-        </w:rPr>
-        <w:t>SSR_log = Σᵢ [ log(Cobs,ᵢ) − log(Cpred,ᵢ) ]²</w:t>
-      </w:r>
-    </w:p>
-    <w:p>
-      <w:pPr>
-        <w:spacing w:before="0" w:after="120"/>
-        <w:ind w:firstLine="567"/>
-        <w:jc w:val="both"/>
-      </w:pPr>
-      <w:r>
-        <w:rPr>
-          <w:rFonts w:ascii="Times New Roman" w:hAnsi="Times New Roman"/>
-          <w:b w:val="0"/>
-          <w:i w:val="0"/>
-          <w:sz w:val="24"/>
-        </w:rPr>
-        <w:t>Ce modèle d'erreur est standard en pharmacocinétique : il évite que les points à forte concentration dominent l'ajustement et assure une pondération équilibrée entre la phase de distribution (concentrations élevées) et la phase terminale (concentrations basses, biologiquement déterminantes pour l'effet PD).</w:t>
-      </w:r>
-    </w:p>
-    <w:p>
-      <w:pPr>
-        <w:spacing w:before="160" w:after="80"/>
-      </w:pPr>
-      <w:r>
-        <w:rPr>
-          <w:rFonts w:ascii="Times New Roman" w:hAnsi="Times New Roman"/>
-          <w:b/>
-          <w:i w:val="0"/>
-          <w:color w:val="4A698A"/>
-          <w:sz w:val="24"/>
-        </w:rPr>
-        <w:t>Algorithme de Nelder-Mead</w:t>
-      </w:r>
-    </w:p>
-    <w:p>
-      <w:pPr>
-        <w:spacing w:before="0" w:after="120"/>
-        <w:ind w:firstLine="567"/>
-        <w:jc w:val="both"/>
-      </w:pPr>
-      <w:r>
-        <w:rPr>
-          <w:rFonts w:ascii="Times New Roman" w:hAnsi="Times New Roman"/>
-          <w:b w:val="0"/>
-          <w:i w:val="0"/>
-          <w:sz w:val="24"/>
-        </w:rPr>
-        <w:t>L'algorithme de Nelder-Mead (simplex downhill) est une méthode d'optimisation sans gradient opérant dans l'espace des paramètres θ = (CL, V1, Q, V2). À chaque itération, un simplexe de 5 sommets (n+1 pour n=4 paramètres) est transformé par réflexion, expansion ou contraction selon la valeur de SSR_log à chaque sommet. L'algorithme converge vers le minimum local le plus proche du point de départ, sans nécessiter le calcul de dérivées partielles — avantage important lorsque la fonction objectif est non-différentiable ou bruités.</w:t>
-      </w:r>
-    </w:p>
-    <w:p>
-      <w:pPr>
-        <w:spacing w:before="0" w:after="120"/>
-        <w:ind w:firstLine="567"/>
-        <w:jc w:val="both"/>
-      </w:pPr>
-      <w:r>
-        <w:rPr>
-          <w:rFonts w:ascii="Times New Roman" w:hAnsi="Times New Roman"/>
-          <w:b w:val="0"/>
-          <w:i w:val="0"/>
-          <w:sz w:val="24"/>
-        </w:rPr>
-        <w:t>Les valeurs initiales ont été fixées à partir des paramètres PK publiés pour des ADCs similaires chez le cynomolgus (CL₀ = 2 mL/h/kg, V1₀ = 50 mL/kg, Q₀ = 1 mL/h/kg, V2₀ = 30 mL/kg). Des contraintes de positivité stricte ont été imposées sur tous les paramètres via une paramétrisation en log (θ = exp(φ)), garantissant que l'optimiseur ne visite pas de régions biologiquement impossibles. La convergence a été déclarée lorsque la variation relative de SSR_log entre deux itérations successives était inférieure à 10⁻⁶.</w:t>
-      </w:r>
-    </w:p>
-    <w:p>
-      <w:pPr>
-        <w:spacing w:before="160" w:after="80"/>
-      </w:pPr>
-      <w:r>
-        <w:rPr>
-          <w:rFonts w:ascii="Times New Roman" w:hAnsi="Times New Roman"/>
-          <w:b/>
-          <w:i w:val="0"/>
-          <w:color w:val="4A698A"/>
-          <w:sz w:val="24"/>
-        </w:rPr>
-        <w:t>Paramètres estimés et qualité d'ajustement</w:t>
-      </w:r>
-    </w:p>
-    <w:p>
-      <w:pPr>
-        <w:spacing w:before="0" w:after="120"/>
-        <w:ind w:firstLine="567"/>
-        <w:jc w:val="both"/>
-      </w:pPr>
-      <w:r>
-        <w:rPr>
-          <w:rFonts w:ascii="Times New Roman" w:hAnsi="Times New Roman"/>
-          <w:b w:val="0"/>
-          <w:i w:val="0"/>
-          <w:sz w:val="24"/>
-        </w:rPr>
-        <w:t>Les paramètres PK individuels estimés pour les 8 animaux sont résumés ci-dessous. La variabilité inter-animale (CV%) reste modérée pour tous les paramètres, indiquant une homogénéité PK cohérente avec un composé à comportement prévisible :</w:t>
+        <w:t>Les paramètres PK estimés pour les 8 animaux sont résumés dans le tableau ci-dessous. La variabilité inter-animale (CV%) reste modérée pour tous les paramètres, indiquant une homogénéité PK cohérente entre les 4 niveaux de dose :</w:t>
       </w:r>
     </w:p>
     <w:tbl>

--- a/memoire_stage_M2_PKPD_hematotoxicite.docx
+++ b/memoire_stage_M2_PKPD_hematotoxicite.docx
@@ -9123,7 +9123,39 @@
           <w:i w:val="0"/>
           <w:sz w:val="24"/>
         </w:rPr>
-        <w:t>Les paramètres PK estimés pour les 8 animaux sont résumés dans le tableau ci-dessous. La variabilité inter-animale (CV%) reste modérée pour tous les paramètres, indiquant une homogénéité PK cohérente entre les 4 niveaux de dose :</w:t>
+        <w:t>Les paramètres PK estimés pour les 8 animaux sont résumés dans le tableau ci-dessous. Le coefficient de variation inter-animale (CV%) est calculé de façon empirique à partir des n=8 estimations individuelles :</w:t>
+      </w:r>
+    </w:p>
+    <w:p>
+      <w:pPr>
+        <w:spacing w:before="120" w:after="120"/>
+        <w:jc w:val="center"/>
+      </w:pPr>
+      <w:r>
+        <w:rPr>
+          <w:rFonts w:ascii="Courier New" w:hAnsi="Courier New"/>
+          <w:b w:val="0"/>
+          <w:i/>
+          <w:color w:val="3C3C78"/>
+          <w:sz w:val="22"/>
+        </w:rPr>
+        <w:t>CV% = (σ / μ) × 100    avec μ = moyenne des θᵢ,  σ = écart-type des θᵢ</w:t>
+      </w:r>
+    </w:p>
+    <w:p>
+      <w:pPr>
+        <w:spacing w:before="0" w:after="120"/>
+        <w:ind w:firstLine="567"/>
+        <w:jc w:val="both"/>
+      </w:pPr>
+      <w:r>
+        <w:rPr>
+          <w:rFonts w:ascii="Times New Roman" w:hAnsi="Times New Roman"/>
+          <w:b w:val="0"/>
+          <w:i w:val="0"/>
+          <w:sz w:val="24"/>
+        </w:rPr>
+        <w:t>Contrairement au CV de population issu d'un modèle NLME (CV% ≈ ω × 100, §2.5), ce CV empirique ne suppose aucune distribution log-normale : il reflète directement la dispersion observée entre les valeurs individuelles estimées par Nelder-Mead. Un CV &lt; 25% est généralement considéré comme une variabilité modérée en pharmacocinétique préclinique. Les valeurs obtenues indiquent une homogénéité PK cohérente entre les 4 niveaux de dose :</w:t>
       </w:r>
     </w:p>
     <w:tbl>

--- a/memoire_stage_M2_PKPD_hematotoxicite.docx
+++ b/memoire_stage_M2_PKPD_hematotoxicite.docx
@@ -377,7 +377,7 @@
           <w:i w:val="0"/>
           <w:sz w:val="24"/>
         </w:rPr>
-        <w:t>Ce mémoire présente le développement d'un pipeline computationnel PK/PD semi-mécaniste, implémenté sous R avec la librairie rxode2, permettant de simuler la dynamique hématologique de patients traités par des ADCs. Le cadre théorique repose sur le modèle de Fornari (2019), qui décrit l'hématopoïèse en compartiments successifs (MPP, CMP/MEP, neutrophiles, monocytes, réticulocytes, érythrocytes, plaquettes) régulés par des feedbacks homéostatiques.</w:t>
+        <w:t>Ce mémoire présente le développement d'un pipeline computationnel PK/PD semi-mécaniste, implémenté sous R avec la librairie rxode2, permettant de simuler la dynamique hématologique de patients traités par des ADCs. Le cadre théorique repose sur le modèle de Fornari (2019), qui décrit l'hématopoïèse en compartiments successifs (progéniteurs multipotents — MPP, progéniteurs myéloïdes communs — CMP, progéniteurs érythroïdes-mégacaryocytaires — MEP, neutrophiles, monocytes, réticulocytes, érythrocytes, plaquettes) régulés par des feedbacks homéostatiques.</w:t>
       </w:r>
     </w:p>
     <w:p>
@@ -484,7 +484,7 @@
           <w:i w:val="0"/>
           <w:sz w:val="24"/>
         </w:rPr>
-        <w:t>This thesis presents the development of a semi-mechanistic PK/PD computational pipeline, implemented in R using the rxode2 library, to simulate the hematological dynamics of patients treated with ADCs. The theoretical framework is based on the Fornari (2019) model, which describes hematopoiesis through successive compartments (MPP, CMP/MEP, neutrophils, monocytes, reticulocytes, red blood cells, platelets) regulated by homeostatic feedbacks.</w:t>
+        <w:t>This thesis presents the development of a semi-mechanistic PK/PD computational pipeline, implemented in R using the rxode2 library, to simulate the hematological dynamics of patients treated with ADCs. The theoretical framework is based on the Fornari (2019) model, which describes hematopoiesis through successive compartments (multipotent progenitors — MPP, common myeloid progenitors — CMP, megakaryocyte-erythroid progenitors — MEP, neutrophils, monocytes, reticulocytes, red blood cells, platelets) regulated by homeostatic feedbacks.</w:t>
       </w:r>
     </w:p>
     <w:p>

--- a/memoire_stage_M2_PKPD_hematotoxicite.docx
+++ b/memoire_stage_M2_PKPD_hematotoxicite.docx
@@ -1864,7 +1864,7 @@
           <w:i w:val="0"/>
           <w:sz w:val="24"/>
         </w:rPr>
-        <w:t>La prédiction précoce et quantitative de l'hématotoxicité est donc un enjeu double : (1) assurer la sécurité des patients en essais cliniques de phase I en identifiant des doses sûres ; (2) optimiser les schémas posologiques pour maximiser l'efficacité tout en maintenant une toxicité acceptable.</w:t>
+        <w:t>La prédiction précoce et quantitative de l'hématotoxicité est donc un enjeu à la fois clinique et opérationnel. Sur le plan clinique, elle conditionne directement le choix de la première dose administrée chez l'homme (first-in-human, FIH) : une dose de départ trop élevée expose les patients à des toxicités sévères potentiellement irréversibles, tandis qu'une dose trop faible retarde l'accès à l'efficacité thérapeutique. Sur le plan opérationnel, elle permet d'optimiser les schémas posologiques pour maximiser le bénéfice clinique tout en maintenant un profil de tolérance acceptable.</w:t>
       </w:r>
     </w:p>
     <w:p>

--- a/memoire_stage_M2_PKPD_hematotoxicite.docx
+++ b/memoire_stage_M2_PKPD_hematotoxicite.docx
@@ -1785,7 +1785,7 @@
           <w:i w:val="0"/>
           <w:sz w:val="24"/>
         </w:rPr>
-        <w:t>Les anticorps-drogue conjugués (ADCs) constituent une classe thérapeutique innovante conçue pour délivrer de manière ciblée un agent cytotoxique puissant directement aux cellules tumorales. Leur structure combine trois éléments : un anticorps monoclonal reconnaissant un antigène spécifique exprimé à la surface des cellules cancéreuses, un lieur chimique (linker) et une molécule cytotoxique (payload). Après liaison à l'antigène cible et internalisation cellulaire, le payload est libéré et exerce son effet antiprolifératif, principalement par inhibition de la polymérisation des microtubules ou par dommages à l'ADN.</w:t>
+        <w:t>Les anticorps-drogue conjugués (ADCs) constituent une classe thérapeutique innovante conçue pour délivrer de manière ciblée un agent cytotoxique puissant directement aux cellules tumorales. Leur structure combine trois éléments : un anticorps monoclonal reconnaissant un antigène spécifique exprimé à la surface des cellules cancéreuses, un liant chimique (linker) et une molécule cytotoxique (payload). Après liaison à l'antigène cible et internalisation cellulaire, le payload est libéré et exerce son effet antiprolifératif, principalement par inhibition de la polymérisation des microtubules ou par dommages à l'ADN.</w:t>
       </w:r>
     </w:p>
     <w:p>

--- a/memoire_stage_M2_PKPD_hematotoxicite.docx
+++ b/memoire_stage_M2_PKPD_hematotoxicite.docx
@@ -10225,6 +10225,21 @@
           <w:sz w:val="22"/>
         </w:rPr>
         <w:t>• Absence de données d'efficacité : le modèle actuel est centré sur la prédiction de la toxicité hématologique. L'intégration d'un modèle d'efficacité tumorale permettrait une analyse bénéfice-risque complète.</w:t>
+      </w:r>
+    </w:p>
+    <w:p>
+      <w:pPr>
+        <w:spacing w:after="60"/>
+        <w:ind w:left="283" w:hanging="227"/>
+      </w:pPr>
+      <w:r>
+        <w:rPr>
+          <w:rFonts w:ascii="Times New Roman" w:hAnsi="Times New Roman"/>
+          <w:b w:val="0"/>
+          <w:i w:val="0"/>
+          <w:sz w:val="22"/>
+        </w:rPr>
+        <w:t>• Mécanisme d'hématotoxicité supposé off-target : le pipeline actuel modélise exclusivement l'hématotoxicité off-target, c'est-à-dire la toxicité induite par le payload cytotoxique libéré de façon non spécifique et atteignant les cellules progénitrices hématopoïétiques. Cependant, certains ADCs peuvent induire une hématotoxicité on-target, lorsque l'antigène ciblé par l'anticorps est exprimé à la surface des cellules hématopoïétiques elles-mêmes. Dans ce cas, l'ADC se lie directement aux progéniteurs médullaires et délivre son payload de façon ciblée, amplifiant la toxicité indépendamment de toute libération systémique. Ce mécanisme, documenté pour certaines cibles (ex. CD33, CD123, FLT3 exprimés sur les cellules myéloïdes), n'est pas pris en compte dans la structure actuelle du modèle et pourrait conduire à une sous-estimation de la toxicité pour les composés présentant un profil antigénique hématopoïétique.</w:t>
       </w:r>
     </w:p>
     <w:p>

--- a/memoire_stage_M2_PKPD_hematotoxicite.docx
+++ b/memoire_stage_M2_PKPD_hematotoxicite.docx
@@ -2965,7 +2965,348 @@
           <w:i w:val="0"/>
           <w:sz w:val="24"/>
         </w:rPr>
-        <w:t>avec γ ≈ 0,2 (paramètre de sensibilité du feedback). Ce mécanisme représente la stimulation compensatoire de la moelle osseuse lors d'une cytopénie.</w:t>
+        <w:t>avec γ un paramètre de sensibilité du feedback qui n'est pas unique : il prend des valeurs différentes selon le niveau de régulation considéré. Dans le modèle de Fornari (2019), quatre valeurs distinctes sont définies :</w:t>
+      </w:r>
+    </w:p>
+    <w:tbl>
+      <w:tblPr>
+        <w:tblStyle w:val="TableGrid"/>
+        <w:tblW w:type="auto" w:w="0"/>
+        <w:tblLook w:firstColumn="1" w:firstRow="1" w:lastColumn="0" w:lastRow="0" w:noHBand="0" w:noVBand="1" w:val="04A0"/>
+      </w:tblPr>
+      <w:tblGrid>
+        <w:gridCol w:w="3041"/>
+        <w:gridCol w:w="3041"/>
+        <w:gridCol w:w="3041"/>
+      </w:tblGrid>
+      <w:tr>
+        <w:tc>
+          <w:tcPr>
+            <w:tcW w:type="dxa" w:w="1701"/>
+            <w:shd w:val="clear" w:color="auto" w:fill="2C3E50"/>
+          </w:tcPr>
+          <w:p>
+            <w:pPr>
+              <w:jc w:val="center"/>
+            </w:pPr>
+            <w:r>
+              <w:rPr>
+                <w:rFonts w:ascii="Times New Roman" w:hAnsi="Times New Roman"/>
+                <w:b/>
+                <w:i w:val="0"/>
+                <w:color w:val="FFFFFF"/>
+                <w:sz w:val="20"/>
+              </w:rPr>
+              <w:t>Paramètre</w:t>
+            </w:r>
+          </w:p>
+        </w:tc>
+        <w:tc>
+          <w:tcPr>
+            <w:tcW w:type="dxa" w:w="1417"/>
+            <w:shd w:val="clear" w:color="auto" w:fill="2C3E50"/>
+          </w:tcPr>
+          <w:p>
+            <w:pPr>
+              <w:jc w:val="center"/>
+            </w:pPr>
+            <w:r>
+              <w:rPr>
+                <w:rFonts w:ascii="Times New Roman" w:hAnsi="Times New Roman"/>
+                <w:b/>
+                <w:i w:val="0"/>
+                <w:color w:val="FFFFFF"/>
+                <w:sz w:val="20"/>
+              </w:rPr>
+              <w:t>Valeur (rat)</w:t>
+            </w:r>
+          </w:p>
+        </w:tc>
+        <w:tc>
+          <w:tcPr>
+            <w:tcW w:type="dxa" w:w="5669"/>
+            <w:shd w:val="clear" w:color="auto" w:fill="2C3E50"/>
+          </w:tcPr>
+          <w:p>
+            <w:pPr>
+              <w:jc w:val="center"/>
+            </w:pPr>
+            <w:r>
+              <w:rPr>
+                <w:rFonts w:ascii="Times New Roman" w:hAnsi="Times New Roman"/>
+                <w:b/>
+                <w:i w:val="0"/>
+                <w:color w:val="FFFFFF"/>
+                <w:sz w:val="20"/>
+              </w:rPr>
+              <w:t>Niveau de régulation</w:t>
+            </w:r>
+          </w:p>
+        </w:tc>
+      </w:tr>
+      <w:tr>
+        <w:tc>
+          <w:tcPr>
+            <w:tcW w:type="dxa" w:w="1701"/>
+            <w:shd w:val="clear" w:color="auto" w:fill="F2F2F2"/>
+          </w:tcPr>
+          <w:p>
+            <w:pPr>
+              <w:jc w:val="center"/>
+            </w:pPr>
+            <w:r>
+              <w:rPr>
+                <w:rFonts w:ascii="Times New Roman" w:hAnsi="Times New Roman"/>
+                <w:b w:val="0"/>
+                <w:i w:val="0"/>
+                <w:sz w:val="20"/>
+              </w:rPr>
+              <w:t>γ_stem</w:t>
+            </w:r>
+          </w:p>
+        </w:tc>
+        <w:tc>
+          <w:tcPr>
+            <w:tcW w:type="dxa" w:w="1417"/>
+            <w:shd w:val="clear" w:color="auto" w:fill="F2F2F2"/>
+          </w:tcPr>
+          <w:p>
+            <w:pPr>
+              <w:jc w:val="center"/>
+            </w:pPr>
+            <w:r>
+              <w:rPr>
+                <w:rFonts w:ascii="Times New Roman" w:hAnsi="Times New Roman"/>
+                <w:b w:val="0"/>
+                <w:i w:val="0"/>
+                <w:sz w:val="20"/>
+              </w:rPr>
+              <w:t>0,07</w:t>
+            </w:r>
+          </w:p>
+        </w:tc>
+        <w:tc>
+          <w:tcPr>
+            <w:tcW w:type="dxa" w:w="5669"/>
+            <w:shd w:val="clear" w:color="auto" w:fill="F2F2F2"/>
+          </w:tcPr>
+          <w:p>
+            <w:pPr>
+              <w:jc w:val="center"/>
+            </w:pPr>
+            <w:r>
+              <w:rPr>
+                <w:rFonts w:ascii="Times New Roman" w:hAnsi="Times New Roman"/>
+                <w:b w:val="0"/>
+                <w:i w:val="0"/>
+                <w:sz w:val="20"/>
+              </w:rPr>
+              <w:t>Feedback sur la prolifération des MPP (progéniteurs souches)</w:t>
+            </w:r>
+          </w:p>
+        </w:tc>
+      </w:tr>
+      <w:tr>
+        <w:tc>
+          <w:tcPr>
+            <w:tcW w:type="dxa" w:w="1701"/>
+            <w:shd w:val="clear" w:color="auto" w:fill="FFFFFF"/>
+          </w:tcPr>
+          <w:p>
+            <w:pPr>
+              <w:jc w:val="center"/>
+            </w:pPr>
+            <w:r>
+              <w:rPr>
+                <w:rFonts w:ascii="Times New Roman" w:hAnsi="Times New Roman"/>
+                <w:b w:val="0"/>
+                <w:i w:val="0"/>
+                <w:sz w:val="20"/>
+              </w:rPr>
+              <w:t>γ_mat_CMP</w:t>
+            </w:r>
+          </w:p>
+        </w:tc>
+        <w:tc>
+          <w:tcPr>
+            <w:tcW w:type="dxa" w:w="1417"/>
+            <w:shd w:val="clear" w:color="auto" w:fill="FFFFFF"/>
+          </w:tcPr>
+          <w:p>
+            <w:pPr>
+              <w:jc w:val="center"/>
+            </w:pPr>
+            <w:r>
+              <w:rPr>
+                <w:rFonts w:ascii="Times New Roman" w:hAnsi="Times New Roman"/>
+                <w:b w:val="0"/>
+                <w:i w:val="0"/>
+                <w:sz w:val="20"/>
+              </w:rPr>
+              <w:t>0,60</w:t>
+            </w:r>
+          </w:p>
+        </w:tc>
+        <w:tc>
+          <w:tcPr>
+            <w:tcW w:type="dxa" w:w="5669"/>
+            <w:shd w:val="clear" w:color="auto" w:fill="FFFFFF"/>
+          </w:tcPr>
+          <w:p>
+            <w:pPr>
+              <w:jc w:val="center"/>
+            </w:pPr>
+            <w:r>
+              <w:rPr>
+                <w:rFonts w:ascii="Times New Roman" w:hAnsi="Times New Roman"/>
+                <w:b w:val="0"/>
+                <w:i w:val="0"/>
+                <w:sz w:val="20"/>
+              </w:rPr>
+              <w:t>Feedback sur la maturation CMP → neutrophiles / monocytes</w:t>
+            </w:r>
+          </w:p>
+        </w:tc>
+      </w:tr>
+      <w:tr>
+        <w:tc>
+          <w:tcPr>
+            <w:tcW w:type="dxa" w:w="1701"/>
+            <w:shd w:val="clear" w:color="auto" w:fill="F2F2F2"/>
+          </w:tcPr>
+          <w:p>
+            <w:pPr>
+              <w:jc w:val="center"/>
+            </w:pPr>
+            <w:r>
+              <w:rPr>
+                <w:rFonts w:ascii="Times New Roman" w:hAnsi="Times New Roman"/>
+                <w:b w:val="0"/>
+                <w:i w:val="0"/>
+                <w:sz w:val="20"/>
+              </w:rPr>
+              <w:t>γ_mat_MEP</w:t>
+            </w:r>
+          </w:p>
+        </w:tc>
+        <w:tc>
+          <w:tcPr>
+            <w:tcW w:type="dxa" w:w="1417"/>
+            <w:shd w:val="clear" w:color="auto" w:fill="F2F2F2"/>
+          </w:tcPr>
+          <w:p>
+            <w:pPr>
+              <w:jc w:val="center"/>
+            </w:pPr>
+            <w:r>
+              <w:rPr>
+                <w:rFonts w:ascii="Times New Roman" w:hAnsi="Times New Roman"/>
+                <w:b w:val="0"/>
+                <w:i w:val="0"/>
+                <w:sz w:val="20"/>
+              </w:rPr>
+              <w:t>0,30</w:t>
+            </w:r>
+          </w:p>
+        </w:tc>
+        <w:tc>
+          <w:tcPr>
+            <w:tcW w:type="dxa" w:w="5669"/>
+            <w:shd w:val="clear" w:color="auto" w:fill="F2F2F2"/>
+          </w:tcPr>
+          <w:p>
+            <w:pPr>
+              <w:jc w:val="center"/>
+            </w:pPr>
+            <w:r>
+              <w:rPr>
+                <w:rFonts w:ascii="Times New Roman" w:hAnsi="Times New Roman"/>
+                <w:b w:val="0"/>
+                <w:i w:val="0"/>
+                <w:sz w:val="20"/>
+              </w:rPr>
+              <w:t>Feedback sur la maturation MEP → réticulocytes / plaquettes</w:t>
+            </w:r>
+          </w:p>
+        </w:tc>
+      </w:tr>
+      <w:tr>
+        <w:tc>
+          <w:tcPr>
+            <w:tcW w:type="dxa" w:w="1701"/>
+            <w:shd w:val="clear" w:color="auto" w:fill="FFFFFF"/>
+          </w:tcPr>
+          <w:p>
+            <w:pPr>
+              <w:jc w:val="center"/>
+            </w:pPr>
+            <w:r>
+              <w:rPr>
+                <w:rFonts w:ascii="Times New Roman" w:hAnsi="Times New Roman"/>
+                <w:b w:val="0"/>
+                <w:i w:val="0"/>
+                <w:sz w:val="20"/>
+              </w:rPr>
+              <w:t>γ_prolTrans</w:t>
+            </w:r>
+          </w:p>
+        </w:tc>
+        <w:tc>
+          <w:tcPr>
+            <w:tcW w:type="dxa" w:w="1417"/>
+            <w:shd w:val="clear" w:color="auto" w:fill="FFFFFF"/>
+          </w:tcPr>
+          <w:p>
+            <w:pPr>
+              <w:jc w:val="center"/>
+            </w:pPr>
+            <w:r>
+              <w:rPr>
+                <w:rFonts w:ascii="Times New Roman" w:hAnsi="Times New Roman"/>
+                <w:b w:val="0"/>
+                <w:i w:val="0"/>
+                <w:sz w:val="20"/>
+              </w:rPr>
+              <w:t>0,70</w:t>
+            </w:r>
+          </w:p>
+        </w:tc>
+        <w:tc>
+          <w:tcPr>
+            <w:tcW w:type="dxa" w:w="5669"/>
+            <w:shd w:val="clear" w:color="auto" w:fill="FFFFFF"/>
+          </w:tcPr>
+          <w:p>
+            <w:pPr>
+              <w:jc w:val="center"/>
+            </w:pPr>
+            <w:r>
+              <w:rPr>
+                <w:rFonts w:ascii="Times New Roman" w:hAnsi="Times New Roman"/>
+                <w:b w:val="0"/>
+                <w:i w:val="0"/>
+                <w:sz w:val="20"/>
+              </w:rPr>
+              <w:t>Feedback sur les cellules en transit (réticulocytes, plaquettes)</w:t>
+            </w:r>
+          </w:p>
+        </w:tc>
+      </w:tr>
+    </w:tbl>
+    <w:p>
+      <w:pPr>
+        <w:spacing w:before="0" w:after="120"/>
+        <w:ind w:firstLine="567"/>
+        <w:jc w:val="both"/>
+      </w:pPr>
+      <w:r>
+        <w:rPr>
+          <w:rFonts w:ascii="Times New Roman" w:hAnsi="Times New Roman"/>
+          <w:b w:val="0"/>
+          <w:i w:val="0"/>
+          <w:sz w:val="24"/>
+        </w:rPr>
+        <w:t>Des valeurs faibles de γ (ex. γ_stem = 0,07) traduisent une réponse compensatoire lente et atténuée au niveau des progéniteurs souches, tandis que des valeurs élevées (ex. γ_prolTrans = 0,70) reflètent une sensibilité plus forte des cellules en transit aux variations de leur lignée d'aval. Ce mécanisme représente la stimulation compensatoire de la moelle osseuse lors d'une cytopénie : lorsque le nombre de cellules circulantes chute, le feedback accélère la production médullaire pour restaurer l'homéostasie.</w:t>
       </w:r>
     </w:p>
     <w:p>
@@ -7982,7 +8323,9 @@
                 <w:i w:val="0"/>
                 <w:sz w:val="20"/>
               </w:rPr>
-              <w:t>γ (feedback)</w:t>
+              <w:t>γ_stem / γ_mat_CMP /</w:t>
+              <w:br/>
+              <w:t>γ_mat_MEP / γ_prolTrans</w:t>
             </w:r>
           </w:p>
         </w:tc>
@@ -8002,7 +8345,9 @@
                 <w:i w:val="0"/>
                 <w:sz w:val="20"/>
               </w:rPr>
-              <w:t>0,20</w:t>
+              <w:t>0,07 / 0,60 /</w:t>
+              <w:br/>
+              <w:t>0,30 / 0,70</w:t>
             </w:r>
           </w:p>
         </w:tc>

--- a/memoire_stage_M2_PKPD_hematotoxicite.docx
+++ b/memoire_stage_M2_PKPD_hematotoxicite.docx
@@ -6443,6 +6443,22 @@
         <w:t>La validation des simulations T-DXd repose sur les données de tolérance hématologique issues du BLA 761139 (FDA, 2019), correspondant à l'essai DESTINY-Breast01 (n=184, T-DXd 5,4 mg/kg Q3W) :</w:t>
       </w:r>
     </w:p>
+    <w:p>
+      <w:pPr>
+        <w:spacing w:before="0" w:after="120"/>
+        <w:ind w:firstLine="567"/>
+        <w:jc w:val="both"/>
+      </w:pPr>
+      <w:r>
+        <w:rPr>
+          <w:rFonts w:ascii="Times New Roman" w:hAnsi="Times New Roman"/>
+          <w:b w:val="0"/>
+          <w:i w:val="0"/>
+          <w:sz w:val="24"/>
+        </w:rPr>
+        <w:t>Ces données ne comportent pas de profils individuels de cytopénie en fonction du temps, mais uniquement des pourcentages de grades agrégés sur l'ensemble du traitement (grade maximal observé par patient, worst-case grading). La validation repose donc sur la comparaison des distributions de grades CTCAE v5 au nadir simulé — et non sur des profils temporels — ce qui constitue la seule métrique disponible dans les rapports réglementaires publics. Cette métrique est par ailleurs directement pertinente sur le plan clinique, car c'est le grade maximal atteint qui conditionne les décisions de gestion thérapeutique (réduction de dose, interruption, hospitalisation).</w:t>
+      </w:r>
+    </w:p>
     <w:tbl>
       <w:tblPr>
         <w:tblStyle w:val="TableGrid"/>
@@ -8592,22 +8608,6 @@
           <w:sz w:val="24"/>
         </w:rPr>
         <w:t>La simulation de population virtuelle (N=300 patients, T-DXd 5,4 mg/kg Q3W × 6) a été réalisée en intégrant la variabilité inter-individuelle sur les paramètres PK et PD. Les paramètres PK humains de référence, issus de l'analyse de population FDA, sont : CL = 0,50 L/h, V1 = 3,1 L, Q = 0,80 L/h, V2 = 2,5 L (pour un patient de 70 kg).</w:t>
-      </w:r>
-    </w:p>
-    <w:p>
-      <w:pPr>
-        <w:spacing w:before="0" w:after="120"/>
-        <w:ind w:firstLine="567"/>
-        <w:jc w:val="both"/>
-      </w:pPr>
-      <w:r>
-        <w:rPr>
-          <w:rFonts w:ascii="Times New Roman" w:hAnsi="Times New Roman"/>
-          <w:b w:val="0"/>
-          <w:i w:val="0"/>
-          <w:sz w:val="24"/>
-        </w:rPr>
-        <w:t>Les données cliniques disponibles (BLA 761139, DESTINY-Breast01) ne comportent pas de profils individuels de cytopénie en fonction du temps, mais uniquement des pourcentages de grades agrégés sur l'ensemble du traitement. La validation repose donc sur la comparaison des distributions de grades CTCAE v5 au nadir, extraites pour chaque patient simulé sur les 126 jours de suivi (6 cycles).</w:t>
       </w:r>
     </w:p>
     <w:tbl>

--- a/memoire_stage_M2_PKPD_hematotoxicite.docx
+++ b/memoire_stage_M2_PKPD_hematotoxicite.docx
@@ -8610,6 +8610,22 @@
         <w:t>La simulation de population virtuelle (N=300 patients, T-DXd 5,4 mg/kg Q3W × 6) a été réalisée en intégrant la variabilité inter-individuelle sur les paramètres PK et PD. Les paramètres PK humains de référence, issus de l'analyse de population FDA, sont : CL = 0,50 L/h, V1 = 3,1 L, Q = 0,80 L/h, V2 = 2,5 L (pour un patient de 70 kg).</w:t>
       </w:r>
     </w:p>
+    <w:p>
+      <w:pPr>
+        <w:spacing w:before="0" w:after="120"/>
+        <w:ind w:firstLine="567"/>
+        <w:jc w:val="both"/>
+      </w:pPr>
+      <w:r>
+        <w:rPr>
+          <w:rFonts w:ascii="Times New Roman" w:hAnsi="Times New Roman"/>
+          <w:b w:val="0"/>
+          <w:i w:val="0"/>
+          <w:sz w:val="24"/>
+        </w:rPr>
+        <w:t>Le Tableau 2 présente la distribution des grades CTCAE v5 issus des simulations pour les trois toxicités hématologiques modélisées. La neutropénie est la toxicité la plus fréquente : 29% des patients simulés atteignent au moins un grade 1, dont 16% un grade ≥3. L'anémie présente une incidence élevée tout grade (72%), principalement de faible sévérité (G1-2 : 63%), tandis que la thrombocytopénie reste modérée avec 40% tout grade et 3% de grade ≥3.</w:t>
+      </w:r>
+    </w:p>
     <w:tbl>
       <w:tblPr>
         <w:tblStyle w:val="TableGrid"/>
@@ -9296,7 +9312,7 @@
           <w:i w:val="0"/>
           <w:sz w:val="24"/>
         </w:rPr>
-        <w:t>La concordance avec les données FDA est remarquable : neutropénie tout grade 29% (modèle) vs 29% (FDA), G3-4 16% vs 16% ; anémie tout grade 72% vs 70%, G3-4 9% vs 9% ; thrombocytopénie tout grade 40% vs 37%, G3-4 3% vs 3%. Ces résultats valident la capacité prédictive du modèle en population. La figure ci-dessous présente ces distributions sous forme de barres empilées, avec les taux FDA superposés en lignes de référence.</w:t>
+        <w:t>La comparaison avec les données cliniques de référence (BLA 761139, DESTINY-Breast01, n=184) montre une concordance remarquable pour les trois toxicités : neutropénie tout grade 29% (modèle) vs 29% (BLA), G3-4 16% vs 16% ; anémie tout grade 72% vs 70%, G3-4 9% vs 9% ; thrombocytopénie tout grade 40% vs 37%, G3-4 3% vs 3%. La figure ci-dessous présente ces distributions sous forme de barres empilées, avec les taux BLA superposés en lignes de référence.</w:t>
       </w:r>
     </w:p>
     <w:p>
@@ -9312,23 +9328,7 @@
           <w:i w:val="0"/>
           <w:sz w:val="24"/>
         </w:rPr>
-        <w:t>Les IC95% (méthode Wilson, N=300) sont : neutropénie tout grade 29% [24%–34%], G3-4 14% [10%–19%] ; anémie tout grade 72% [67%–77%], G3-4 9% [6%–13%].</w:t>
-      </w:r>
-    </w:p>
-    <w:p>
-      <w:pPr>
-        <w:spacing w:before="0" w:after="120"/>
-        <w:ind w:firstLine="567"/>
-        <w:jc w:val="both"/>
-      </w:pPr>
-      <w:r>
-        <w:rPr>
-          <w:rFonts w:ascii="Times New Roman" w:hAnsi="Times New Roman"/>
-          <w:b w:val="0"/>
-          <w:i w:val="0"/>
-          <w:sz w:val="24"/>
-        </w:rPr>
-        <w:t>La RMSE sur l'ensemble des 6 comparaisons prédites vs FDA est de 2,1 points de pourcentage, et la MAE de 1,8 pp, témoignant d'un accord quantitatif remarquable.</w:t>
+        <w:t>Les IC95% (méthode Wilson, N=300) sont : neutropénie tout grade 29% [24%–34%], G3-4 14% [10%–19%] ; anémie tout grade 72% [67%–77%], G3-4 9% [6%–13%]. La RMSE sur l'ensemble des 6 comparaisons prédites vs BLA est de 2,1 points de pourcentage, et la MAE de 1,8 pp, témoignant d'un accord quantitatif remarquable.</w:t>
       </w:r>
     </w:p>
     <w:p>

--- a/memoire_stage_M2_PKPD_hematotoxicite.docx
+++ b/memoire_stage_M2_PKPD_hematotoxicite.docx
@@ -9358,7 +9358,7 @@
           <w:i/>
           <w:sz w:val="20"/>
         </w:rPr>
-        <w:t>Figure 1. Distribution des grades CTCAE v5 (T-DXd 5,4 mg/kg Q3W × 6, N=300) vs données cliniques FDA (DESTINY-Breast01, n=184).</w:t>
+        <w:t>Figure 1. Distribution simulée des grades CTCAE v5 (T-DXd 5,4 mg/kg Q3W × 6, N=300 patients virtuels). Les taux de grades issus des données cliniques FDA (DESTINY-Breast01, n=184) sont superposés à titre de référence.</w:t>
       </w:r>
     </w:p>
     <w:p/>

--- a/memoire_stage_M2_PKPD_hematotoxicite.docx
+++ b/memoire_stage_M2_PKPD_hematotoxicite.docx
@@ -10431,7 +10431,7 @@
           <w:i w:val="0"/>
           <w:sz w:val="24"/>
         </w:rPr>
-        <w:t>Une approche par apprentissage automatique (random forest, réseau de neurones, gradient boosting) aurait en théorie pu être envisagée pour prédire les grades CTCAE à partir des caractéristiques patient. Cependant, deux contraintes majeures la rendent inadaptée dans ce contexte : (1) le volume de données disponibles est très limité — n=5 rats, n=8 NHP — ce qui exclut tout apprentissage supervisé robuste ; (2) un modèle boîte noire ne permettrait pas l'extrapolation inter-espèces ni la simulation de doses non testées. La modélisation mécaniste, fondée sur des équations différentielles biologiquement interprétables, est ici la seule approche permettant à la fois l'inférence causale (dose → concentration → dommage → nadir) et la généralisation à de nouvelles conditions expérimentales.</w:t>
+        <w:t>Une approche par apprentissage automatique (random forest, réseau de neurones, gradient boosting) aurait en théorie pu être envisagée pour prédire les grades CTCAE à partir des caractéristiques patient. Cependant, plusieurs contraintes la rendent inadaptée dans ce contexte. D'une part, les données de calibration précliniques sont très limitées (n=5 rats, n=8 NHP), ce qui exclut tout apprentissage supervisé robuste à ce stade. Si les données cliniques de l'essai DESTINY-Breast01 (n=184) offrent un volume plus conséquent, elles ne comportent que des grades agrégés — sans profils individuels de concentration ni de dynamique cellulaire — insuffisants pour entraîner un modèle prédictif temporel. D'autre part, et c'est la limite fondamentale, un modèle boîte noire entraîné sur des données d'un composé et d'une espèce donnés ne permettrait pas l'extrapolation inter-espèces ni la simulation de doses ou schémas non testés. La modélisation mécaniste, fondée sur des équations différentielles biologiquement interprétables, est ici la seule approche permettant à la fois l'inférence causale (dose → concentration → dommage → nadir) et la généralisation à de nouvelles conditions expérimentales.</w:t>
       </w:r>
     </w:p>
     <w:p>

--- a/memoire_stage_M2_PKPD_hematotoxicite.docx
+++ b/memoire_stage_M2_PKPD_hematotoxicite.docx
@@ -10785,7 +10785,7 @@
           <w:i w:val="0"/>
           <w:sz w:val="24"/>
         </w:rPr>
-        <w:t>La transposition des paramètres PD (Slopes) est plus délicate, car la sensibilité des progéniteurs hématopoïétiques au payload peut varier entre espèces. Une approche conservatrice consiste à utiliser directement les Slopes NHP comme estimation initiale, en attendant des données d'IC50 sur progéniteurs humains (CFU). Ces projections constituent une base de discussion pour la définition de la dose de départ en Premier-en-Homme (FIH), en cohérence avec le NOAEL identifié en NHP — défini comme la dose la plus élevée n'ayant entraîné aucune atteinte de grade ≥3.</w:t>
+        <w:t>La transposition des paramètres PD (Slopes) est plus délicate, car la sensibilité des progéniteurs hématopoïétiques au payload peut varier entre espèces. Une approche conservatrice consiste à utiliser directement les Slopes NHP comme estimation initiale, en attendant des données d'IC50 sur progéniteurs humains (CFU). Ces projections constituent une base de discussion pour la définition de la dose de départ en Premier-en-Homme (FIH), en cohérence avec le NOAEL identifié en NHP. Dans l'étude préclinique NHP, le NOAEL est défini selon les critères toxicologiques standards — absence d'effet indésirable significatif sur les valeurs hématologiques absolues (nadir des neutrophiles, plaquettes, érythrocytes) par rapport à la baseline individuelle, et absence de signe clinique de détresse. Les grades CTCAE v5 sont une classification propre aux essais cliniques humains et ne s'appliquent pas directement aux études précliniques NHP.</w:t>
       </w:r>
     </w:p>
     <w:p>

--- a/memoire_stage_M2_PKPD_hematotoxicite.docx
+++ b/memoire_stage_M2_PKPD_hematotoxicite.docx
@@ -393,7 +393,7 @@
           <w:i w:val="0"/>
           <w:sz w:val="24"/>
         </w:rPr>
-        <w:t>Le pipeline a été développé en quatre étapes progressives : (1) reproduction et validation du modèle Fornari sur données de rat traitées au carboplatine ; (2) application au T-DXd (trastuzumab déruxtécan) avec simulation de population virtuelle de 300 patients, aboutissant à une prédiction des grades CTCAE v5 en accord avec les données cliniques issues du dossier soumis à la FDA (BLA 761139, DESTINY-Breast01, n=184) ; (3) application à un composé en développement interne sur données NHP précliniques (n=8, 4 niveaux de dose), incluant un ajustement PK individuel à 2 compartiments et une calibration PD ; (4) perspectives de traduction clinique basées sur les paramètres NHP.</w:t>
+        <w:t>Le pipeline a été développé en quatre étapes progressives : (1) reproduction et validation du modèle Fornari sur données de rat traitées au carboplatine ; (2) application au T-DXd (trastuzumab deruxtecan) avec simulation de population virtuelle de 300 patients, aboutissant à une prédiction des grades CTCAE v5 en accord avec les données cliniques issues du dossier soumis à la FDA (BLA 761139, DESTINY-Breast01, n=184) ; (3) application à un composé en développement interne sur données NHP précliniques (n=8, 4 niveaux de dose), incluant un ajustement PK individuel à 2 compartiments et une calibration PD ; (4) perspectives de traduction clinique basées sur les paramètres NHP.</w:t>
       </w:r>
     </w:p>
     <w:p>
@@ -1645,7 +1645,7 @@
                 <w:i w:val="0"/>
                 <w:sz w:val="20"/>
               </w:rPr>
-              <w:t>Trastuzumab déruxtécan (Enhertu®)</w:t>
+              <w:t>Trastuzumab deruxtecan (Enhertu®)</w:t>
             </w:r>
           </w:p>
         </w:tc>
@@ -1801,7 +1801,7 @@
           <w:i w:val="0"/>
           <w:sz w:val="24"/>
         </w:rPr>
-        <w:t>Le trastuzumab déruxtécan (T-DXd, Enhertu®), développé conjointement par AstraZeneca et Daiichi Sankyo, représente l'ADC de référence dans le traitement du cancer du sein HER2-positif. Son approbation par la FDA en 2019 (BLA 761139) sur la base des résultats de l'essai DESTINY-Breast01 (ORR 60,9%, n=184) a marqué une avancée majeure en oncologie. D'autres ADCs sont aujourd'hui en développement clinique avancé, ciblant notamment des récepteurs comme FGFR2, HER3 ou TROP2, attestant de l'intérêt croissant de l'industrie pharmaceutique pour cette modalité thérapeutique.</w:t>
+        <w:t>Le trastuzumab deruxtecan (T-DXd, Enhertu®), développé conjointement par AstraZeneca et Daiichi Sankyo, représente l'ADC de référence dans le traitement du cancer du sein HER2-positif. Son approbation par la FDA en 2019 (BLA 761139) sur la base des résultats de l'essai DESTINY-Breast01 (ORR 60,9%, n=184) a marqué une avancée majeure en oncologie. D'autres ADCs sont aujourd'hui en développement clinique avancé, ciblant notamment des récepteurs comme FGFR2, HER3 ou TROP2, attestant de l'intérêt croissant de l'industrie pharmaceutique pour cette modalité thérapeutique.</w:t>
       </w:r>
     </w:p>
     <w:p>
@@ -2517,7 +2517,7 @@
                 <w:i w:val="0"/>
                 <w:sz w:val="20"/>
               </w:rPr>
-              <w:t>T-DXd (trastuzumab déruxtécan)</w:t>
+              <w:t>T-DXd (trastuzumab deruxtecan)</w:t>
             </w:r>
           </w:p>
         </w:tc>

--- a/memoire_stage_M2_PKPD_hematotoxicite.docx
+++ b/memoire_stage_M2_PKPD_hematotoxicite.docx
@@ -2917,7 +2917,7 @@
           <w:i w:val="0"/>
           <w:sz w:val="24"/>
         </w:rPr>
-        <w:t>où k_prol est le taux de prolifération, k_transit le taux de transit vers le compartiment suivant, et f_feedback le feedback homéostatique.</w:t>
+        <w:t>où k_prol est le taux de prolifération, k_transit le taux de transit vers le compartiment suivant, f_feedback le feedback homéostatique, C_in le flux entrant depuis le compartiment précédent, Damage l'état d'endommagement cellulaire accumulé (défini en §2.3), et Slope le paramètre de sensibilité de la lignée au médicament (défini en §2.5).</w:t>
       </w:r>
     </w:p>
     <w:p>

--- a/memoire_stage_M2_PKPD_hematotoxicite.docx
+++ b/memoire_stage_M2_PKPD_hematotoxicite.docx
@@ -3527,7 +3527,7 @@
           <w:i w:val="0"/>
           <w:sz w:val="24"/>
         </w:rPr>
-        <w:t>Le paramètre Slope est spécifique à chaque lignée cellulaire (Slope_MPP, Slope_CMP, Slope_MEP), reflétant la sensibilité différentielle des progéniteurs au payload cytotoxique. Ces paramètres sont calibrés sur les données hématologiques observées.</w:t>
+        <w:t>Le paramètre Slope est spécifique à chaque lignée cellulaire (Slope_MPP, Slope_CMP, Slope_MEP), reflétant la sensibilité différentielle des progéniteurs au payload cytotoxique. Ces paramètres sont également propres à chaque molécule : un payload à mécanisme d'action différent (alkylant, inhibiteur de topoisomérase, inhibiteur de kinase) induira des Slopes distincts selon son affinité pour les progéniteurs hématopoïétiques. Ces paramètres sont calibrés sur les données hématologiques observées pour chaque composé.</w:t>
       </w:r>
     </w:p>
     <w:p>

--- a/memoire_stage_M2_PKPD_hematotoxicite.docx
+++ b/memoire_stage_M2_PKPD_hematotoxicite.docx
@@ -3668,7 +3668,144 @@
           <w:color w:val="4A698A"/>
           <w:sz w:val="24"/>
         </w:rPr>
-        <w:t>2.4.2 Ajustement individuel par optimisation</w:t>
+        <w:t>2.4.2 Analyse non-compartimentale (NCA) — initialisation</w:t>
+      </w:r>
+    </w:p>
+    <w:p>
+      <w:pPr>
+        <w:spacing w:before="0" w:after="120"/>
+        <w:ind w:firstLine="567"/>
+        <w:jc w:val="both"/>
+      </w:pPr>
+      <w:r>
+        <w:rPr>
+          <w:rFonts w:ascii="Times New Roman" w:hAnsi="Times New Roman"/>
+          <w:b w:val="0"/>
+          <w:i w:val="0"/>
+          <w:sz w:val="24"/>
+        </w:rPr>
+        <w:t>Avant l'estimation compartimentale, une analyse non-compartimentale (NCA) a été réalisée sur chaque profil individuel afin de fournir des valeurs initiales robustes à l'algorithme d'optimisation. Les paramètres NCA calculés sont :</w:t>
+      </w:r>
+    </w:p>
+    <w:p>
+      <w:pPr>
+        <w:spacing w:after="60"/>
+        <w:ind w:left="283" w:hanging="227"/>
+      </w:pPr>
+      <w:r>
+        <w:rPr>
+          <w:rFonts w:ascii="Times New Roman" w:hAnsi="Times New Roman"/>
+          <w:b w:val="0"/>
+          <w:i w:val="0"/>
+          <w:sz w:val="22"/>
+        </w:rPr>
+        <w:t>• AUCinf : intégrale de la courbe concentration-temps extrapolée à l'infini</w:t>
+      </w:r>
+    </w:p>
+    <w:p>
+      <w:pPr>
+        <w:spacing w:after="60"/>
+        <w:ind w:left="283" w:hanging="227"/>
+      </w:pPr>
+      <w:r>
+        <w:rPr>
+          <w:rFonts w:ascii="Times New Roman" w:hAnsi="Times New Roman"/>
+          <w:b w:val="0"/>
+          <w:i w:val="0"/>
+          <w:sz w:val="22"/>
+        </w:rPr>
+        <w:t>• CL_NCA = Dose / AUCinf   [clairance]</w:t>
+      </w:r>
+    </w:p>
+    <w:p>
+      <w:pPr>
+        <w:spacing w:after="60"/>
+        <w:ind w:left="283" w:hanging="227"/>
+      </w:pPr>
+      <w:r>
+        <w:rPr>
+          <w:rFonts w:ascii="Times New Roman" w:hAnsi="Times New Roman"/>
+          <w:b w:val="0"/>
+          <w:i w:val="0"/>
+          <w:sz w:val="22"/>
+        </w:rPr>
+        <w:t>• C₀ : concentration initiale estimée par extrapolation à t = 0</w:t>
+      </w:r>
+    </w:p>
+    <w:p>
+      <w:pPr>
+        <w:spacing w:after="60"/>
+        <w:ind w:left="283" w:hanging="227"/>
+      </w:pPr>
+      <w:r>
+        <w:rPr>
+          <w:rFonts w:ascii="Times New Roman" w:hAnsi="Times New Roman"/>
+          <w:b w:val="0"/>
+          <w:i w:val="0"/>
+          <w:sz w:val="22"/>
+        </w:rPr>
+        <w:t>• V1_NCA = Dose / C₀   [volume central]</w:t>
+      </w:r>
+    </w:p>
+    <w:p>
+      <w:pPr>
+        <w:spacing w:after="60"/>
+        <w:ind w:left="283" w:hanging="227"/>
+      </w:pPr>
+      <w:r>
+        <w:rPr>
+          <w:rFonts w:ascii="Times New Roman" w:hAnsi="Times New Roman"/>
+          <w:b w:val="0"/>
+          <w:i w:val="0"/>
+          <w:sz w:val="22"/>
+        </w:rPr>
+        <w:t>• Vz = CL_NCA / β   [volume de distribution terminal]</w:t>
+      </w:r>
+    </w:p>
+    <w:p>
+      <w:pPr>
+        <w:spacing w:after="60"/>
+        <w:ind w:left="283" w:hanging="227"/>
+      </w:pPr>
+      <w:r>
+        <w:rPr>
+          <w:rFonts w:ascii="Times New Roman" w:hAnsi="Times New Roman"/>
+          <w:b w:val="0"/>
+          <w:i w:val="0"/>
+          <w:sz w:val="22"/>
+        </w:rPr>
+        <w:t>• t½β = ln(2) / β   [demi-vie terminale]</w:t>
+      </w:r>
+    </w:p>
+    <w:p>
+      <w:pPr>
+        <w:spacing w:before="0" w:after="120"/>
+        <w:ind w:firstLine="567"/>
+        <w:jc w:val="both"/>
+      </w:pPr>
+      <w:r>
+        <w:rPr>
+          <w:rFonts w:ascii="Times New Roman" w:hAnsi="Times New Roman"/>
+          <w:b w:val="0"/>
+          <w:i w:val="0"/>
+          <w:sz w:val="24"/>
+        </w:rPr>
+        <w:t>Ces estimations servent uniquement comme point de départ pour l'optimisation — les paramètres définitifs (CL, V1, Q, V2) sont ceux issus du modèle 2-compartiments ajusté par Nelder-Mead.</w:t>
+      </w:r>
+    </w:p>
+    <w:p>
+      <w:pPr>
+        <w:spacing w:before="160" w:after="80"/>
+      </w:pPr>
+      <w:r>
+        <w:rPr>
+          <w:rFonts w:ascii="Times New Roman" w:hAnsi="Times New Roman"/>
+          <w:b/>
+          <w:i w:val="0"/>
+          <w:color w:val="4A698A"/>
+          <w:sz w:val="24"/>
+        </w:rPr>
+        <w:t>2.4.3 Ajustement individuel par optimisation</w:t>
       </w:r>
     </w:p>
     <w:p>

--- a/memoire_stage_M2_PKPD_hematotoxicite.docx
+++ b/memoire_stage_M2_PKPD_hematotoxicite.docx
@@ -3654,6 +3654,134 @@
           <w:sz w:val="22"/>
         </w:rPr>
         <w:t>t½β = ln(2) / β    avec β = racine de l'équation caractéristique bi-exponentielle</w:t>
+      </w:r>
+    </w:p>
+    <w:p>
+      <w:pPr>
+        <w:spacing w:before="0" w:after="120"/>
+        <w:ind w:firstLine="567"/>
+        <w:jc w:val="both"/>
+      </w:pPr>
+      <w:r>
+        <w:rPr>
+          <w:rFonts w:ascii="Times New Roman" w:hAnsi="Times New Roman"/>
+          <w:b w:val="0"/>
+          <w:i w:val="0"/>
+          <w:sz w:val="24"/>
+        </w:rPr>
+        <w:t>La concentration plasmatique suit une décroissance bi-exponentielle :</w:t>
+      </w:r>
+    </w:p>
+    <w:p>
+      <w:pPr>
+        <w:spacing w:before="120" w:after="120"/>
+        <w:jc w:val="center"/>
+      </w:pPr>
+      <w:r>
+        <w:rPr>
+          <w:rFonts w:ascii="Courier New" w:hAnsi="Courier New"/>
+          <w:b w:val="0"/>
+          <w:i/>
+          <w:color w:val="3C3C78"/>
+          <w:sz w:val="22"/>
+        </w:rPr>
+        <w:t>C(t) = A × e^{−αt} + B × e^{−βt}</w:t>
+      </w:r>
+    </w:p>
+    <w:p>
+      <w:pPr>
+        <w:spacing w:before="0" w:after="120"/>
+        <w:ind w:firstLine="567"/>
+        <w:jc w:val="both"/>
+      </w:pPr>
+      <w:r>
+        <w:rPr>
+          <w:rFonts w:ascii="Times New Roman" w:hAnsi="Times New Roman"/>
+          <w:b w:val="0"/>
+          <w:i w:val="0"/>
+          <w:sz w:val="24"/>
+        </w:rPr>
+        <w:t>où α et β sont les macro-constantes (α &gt; β), et A, B les amplitudes. La relation avec les paramètres systémiques est :</w:t>
+      </w:r>
+    </w:p>
+    <w:p>
+      <w:pPr>
+        <w:spacing w:before="120" w:after="120"/>
+        <w:jc w:val="center"/>
+      </w:pPr>
+      <w:r>
+        <w:rPr>
+          <w:rFonts w:ascii="Courier New" w:hAnsi="Courier New"/>
+          <w:b w:val="0"/>
+          <w:i/>
+          <w:color w:val="3C3C78"/>
+          <w:sz w:val="22"/>
+        </w:rPr>
+        <w:t>k₁₀ = CL / V1     k₁₂ = Q / V1     k₂₁ = Q / V2</w:t>
+      </w:r>
+    </w:p>
+    <w:p>
+      <w:pPr>
+        <w:spacing w:before="120" w:after="120"/>
+        <w:jc w:val="center"/>
+      </w:pPr>
+      <w:r>
+        <w:rPr>
+          <w:rFonts w:ascii="Courier New" w:hAnsi="Courier New"/>
+          <w:b w:val="0"/>
+          <w:i/>
+          <w:color w:val="3C3C78"/>
+          <w:sz w:val="22"/>
+        </w:rPr>
+        <w:t>α + β = k₁₀ + k₁₂ + k₂₁</w:t>
+      </w:r>
+    </w:p>
+    <w:p>
+      <w:pPr>
+        <w:spacing w:before="120" w:after="120"/>
+        <w:jc w:val="center"/>
+      </w:pPr>
+      <w:r>
+        <w:rPr>
+          <w:rFonts w:ascii="Courier New" w:hAnsi="Courier New"/>
+          <w:b w:val="0"/>
+          <w:i/>
+          <w:color w:val="3C3C78"/>
+          <w:sz w:val="22"/>
+        </w:rPr>
+        <w:t>α × β = k₁₀ × k₂₁</w:t>
+      </w:r>
+    </w:p>
+    <w:p>
+      <w:pPr>
+        <w:spacing w:before="120" w:after="120"/>
+        <w:jc w:val="center"/>
+      </w:pPr>
+      <w:r>
+        <w:rPr>
+          <w:rFonts w:ascii="Courier New" w:hAnsi="Courier New"/>
+          <w:b w:val="0"/>
+          <w:i/>
+          <w:color w:val="3C3C78"/>
+          <w:sz w:val="22"/>
+        </w:rPr>
+        <w:t>V1 = Dose / (A + B)     [car C₀ = A + B]</w:t>
+      </w:r>
+    </w:p>
+    <w:p>
+      <w:pPr>
+        <w:spacing w:before="120" w:after="120"/>
+        <w:jc w:val="center"/>
+      </w:pPr>
+      <w:r>
+        <w:rPr>
+          <w:rFonts w:ascii="Courier New" w:hAnsi="Courier New"/>
+          <w:b w:val="0"/>
+          <w:i/>
+          <w:color w:val="3C3C78"/>
+          <w:sz w:val="22"/>
+        </w:rPr>
+        <w:t>CL = Dose / AUCinf = k₁₀ × V1</w:t>
       </w:r>
     </w:p>
     <w:p>

--- a/memoire_stage_M2_PKPD_hematotoxicite.docx
+++ b/memoire_stage_M2_PKPD_hematotoxicite.docx
@@ -5154,7 +5154,7 @@
           <w:i w:val="0"/>
           <w:sz w:val="22"/>
         </w:rPr>
-        <w:t>• Extraction du nadir pour chaque lignée : min(Neut(t)), min(Plt(t)), min(RBC(t)) sur t ∈ [0, 126 jours]</w:t>
+        <w:t>• Extraction du nadir (valeur minimale atteinte par la lignée cellulaire au cours du traitement) pour chaque lignée : min(Neut(t)), min(Plt(t)), min(RBC(t)) sur t ∈ [0, 126 jours]</w:t>
       </w:r>
     </w:p>
     <w:p>

--- a/memoire_stage_M2_PKPD_hematotoxicite.docx
+++ b/memoire_stage_M2_PKPD_hematotoxicite.docx
@@ -5373,7 +5373,7 @@
           <w:i w:val="0"/>
           <w:sz w:val="24"/>
         </w:rPr>
-        <w:t>où p̂ᵢ est la proportion prédite par le modèle et pᵢ la proportion observée dans les données cliniques pour la comparaison i. La RMSE pénalise davantage les erreurs importantes (sensibilité aux outliers), tandis que la MAE donne une estimation plus robuste de l'erreur moyenne absolue. Ces deux métriques sont exprimées en points de proportion (0–1) et permettent une interprétation directe de l'écart cliniquement significatif entre modèle et données.</w:t>
+        <w:t>où p̂ᵢ est la proportion prédite par le modèle et pᵢ la proportion observée dans les données cliniques pour la comparaison i. La RMSE pénalise davantage les erreurs importantes (sensibilité aux valeurs aberrantes), tandis que la MAE donne une estimation plus robuste de l'erreur moyenne absolue. Ces deux métriques sont exprimées en points de proportion (0–1) et permettent une interprétation directe de l'écart cliniquement significatif entre modèle et données.</w:t>
       </w:r>
     </w:p>
     <w:p>

--- a/memoire_stage_M2_PKPD_hematotoxicite.docx
+++ b/memoire_stage_M2_PKPD_hematotoxicite.docx
@@ -5404,7 +5404,7 @@
           <w:i w:val="0"/>
           <w:sz w:val="24"/>
         </w:rPr>
-        <w:t>Un graphique de calibration a été produit en portant les proportions prédites en abscisse et les proportions observées en ordonnée, pour chacune des 6 comparaisons. La droite d'identité (y = x) constitue la référence d'un modèle parfaitement calibré. Les points situés au-dessus de cette droite indiquent une sous-prédiction (le modèle sous-estime la toxicité observée) ; ceux situés en dessous indiquent une sur-prédiction. Les barres d'erreur représentent les IC95% de Wilson sur les proportions prédites. Ce graphique constitue un outil de diagnostic visuel permettant d'identifier des biais systématiques par type de toxicité.</w:t>
+        <w:t>Un graphique de calibration (proportions prédites vs observées) a été produit pour évaluer visuellement l'adéquation des prédictions aux données cliniques. Sa description détaillée est présentée avec la figure correspondante en §3.2.2.</w:t>
       </w:r>
     </w:p>
     <w:p>

--- a/memoire_stage_M2_PKPD_hematotoxicite.docx
+++ b/memoire_stage_M2_PKPD_hematotoxicite.docx
@@ -5450,7 +5450,7 @@
           <w:i w:val="0"/>
           <w:sz w:val="22"/>
         </w:rPr>
-        <w:t>• Corrélation de Spearman (ρ) : pour chacun des N=300 patients simulés, la valeur individuelle de chaque paramètre PK/PD (CL, V1, Slope_MPP, k_rep, etc.) a été corrélée au nadir de neutrophiles correspondant. Le coefficient ρ de Spearman, non-paramétrique et robuste aux distributions asymétriques, quantifie la force et le sens de cette relation. Un |ρ| &gt; 0,3 a été retenu comme seuil de pertinence.</w:t>
+        <w:t>• Corrélation de Spearman (ρ) : pour chacun des N=300 patients simulés, la valeur individuelle de chaque paramètre PK/PD (CL, V1, Slope_MPP, k_rep, etc.) a été corrélée au nadir de neutrophiles correspondant. Le coefficient ρ de Spearman, non-paramétrique et robuste aux distributions asymétriques, quantifie la force et le sens de cette relation. Un |ρ| &gt; 0,3 a été retenu comme seuil de pertinence, correspondant à un effet de taille moyenne selon la classification de Cohen (1988).</w:t>
       </w:r>
     </w:p>
     <w:p>

--- a/memoire_stage_M2_PKPD_hematotoxicite.docx
+++ b/memoire_stage_M2_PKPD_hematotoxicite.docx
@@ -8702,7 +8702,7 @@
           <w:i w:val="0"/>
           <w:sz w:val="24"/>
         </w:rPr>
-        <w:t>Les profils hématologiques simulés reproduisent fidèlement les données observées publiées par Fornari (2019) pour le rat traité au carboplatine. Les principales caractéristiques cinétiques sont retrouvées :</w:t>
+        <w:t>Les profils hématologiques simulés reproduisent fidèlement les données observées publiées par Fornari (2019) pour le rat traité au carboplatine (40 mg/kg IV, toutes les 2 semaines, 8 cycles). Les principales caractéristiques cinétiques sont retrouvées :</w:t>
       </w:r>
     </w:p>
     <w:p>

--- a/memoire_stage_M2_PKPD_hematotoxicite.docx
+++ b/memoire_stage_M2_PKPD_hematotoxicite.docx
@@ -8763,7 +8763,7 @@
           <w:i w:val="0"/>
           <w:sz w:val="24"/>
         </w:rPr>
-        <w:t>Les résidus relatifs moyens (|obs−pred|/obs × 100) sont inférieurs à 15% pour toutes les lignées et tous les points temporels, validant la fidélité de l'implémentation par rapport à la publication originale.</w:t>
+        <w:t>Les résidus relatifs moyens (|obs−pred|/obs × 100) sont inférieurs à 15% pour toutes les lignées à l'exception d'un point isolé sur la courbe RBC à t=0 (résidu ~700%), identifié comme un artefact de digitalisation de la figure originale (valeur 1003 × 10⁹/L incohérente avec la baseline physiologique du rat ~8000 × 10⁹/L et avec le second point à t=0 = 8506 × 10⁹/L). Ce point a été exclu des métriques de validation. En l'excluant, les résidus restent inférieurs à 15% sur l'ensemble des profils, validant la fidélité de l'implémentation.</w:t>
       </w:r>
     </w:p>
     <w:p>

--- a/memoire_stage_M2_PKPD_hematotoxicite.docx
+++ b/memoire_stage_M2_PKPD_hematotoxicite.docx
@@ -10986,7 +10986,7 @@
           <w:i w:val="0"/>
           <w:sz w:val="24"/>
         </w:rPr>
-        <w:t>Sur la base des paramètres PK/PD ajustés chez le NHP, une transposition clinique préliminaire peut être envisagée. La transposition des paramètres PK repose sur des lois d'allométrie inter-espèces :</w:t>
+        <w:t>Sur la base des paramètres PK/PD ajustés chez le NHP, une transposition clinique préliminaire peut être envisagée. L'extrapolation allométrique s'applique exclusivement aux paramètres PK — les paramètres PD (Slopes) étant supposés conservés entre espèces pour un même payload (cf. §4.5). La transposition des paramètres PK repose sur des lois d'allométrie inter-espèces :</w:t>
       </w:r>
     </w:p>
     <w:p>
@@ -11050,7 +11050,7 @@
           <w:i w:val="0"/>
           <w:sz w:val="24"/>
         </w:rPr>
-        <w:t>La transposition des paramètres PD (Slopes) est plus délicate, car la sensibilité des progéniteurs hématopoïétiques au payload peut varier entre espèces. Une approche conservatrice consiste à utiliser directement les Slopes NHP comme estimation initiale, en attendant des données d'IC50 sur progéniteurs humains (CFU). Ces projections constituent une base de discussion pour la définition de la dose de départ en Premier-en-Homme (FIH), en cohérence avec le NOAEL identifié en NHP. Dans l'étude préclinique NHP, le NOAEL est défini selon les critères toxicologiques standards — absence d'effet indésirable significatif sur les valeurs hématologiques absolues (nadir des neutrophiles, plaquettes, érythrocytes) par rapport à la baseline individuelle, et absence de signe clinique de détresse. Les grades CTCAE v5 sont une classification propre aux essais cliniques humains et ne s'appliquent pas directement aux études précliniques NHP.</w:t>
+        <w:t>Pour les paramètres PD, l'hypothèse standard retenue est que la sensibilité cellulaire au payload — quantifiée par les Slopes — est conservée entre espèces pour un même mécanisme d'action. Les Slopes calibrés sur NHP sont donc utilisés directement comme point de départ pour l'humain, en l'absence de données d'IC50 sur progéniteurs humains (CFU). Cette hypothèse constitue une perspective de validation (mesure d'IC50 sur CFU-GM, BFU-E humains). Ces projections constituent une base de discussion pour la définition de la dose de départ en Premier-en-Homme (FIH), en cohérence avec le NOAEL identifié en NHP. Dans l'étude préclinique NHP, le NOAEL est défini selon les critères toxicologiques standards — absence d'effet indésirable significatif sur les valeurs hématologiques absolues (nadir des neutrophiles, plaquettes, érythrocytes) par rapport à la baseline individuelle, et absence de signe clinique de détresse. Les grades CTCAE v5 sont une classification propre aux essais cliniques humains et ne s'appliquent pas directement aux études précliniques NHP.</w:t>
       </w:r>
     </w:p>
     <w:p>

--- a/memoire_stage_M2_PKPD_hematotoxicite.docx
+++ b/memoire_stage_M2_PKPD_hematotoxicite.docx
@@ -10650,7 +10650,7 @@
           <w:i w:val="0"/>
           <w:sz w:val="22"/>
         </w:rPr>
-        <w:t>• Extrapolation inter-espèces : la structure compartimentale homologue entre espèces permet une transposition raisonnée des paramètres, ce qu'un modèle statistique purement empirique ne permet pas</w:t>
+        <w:t>• Extrapolation inter-espèces : la structure compartimentale de l'hématopoïèse est conservée entre espèces (MPP→CMP/MEP→cellules matures), ce qui permet une transposition raisonnée des paramètres physiologiques (baselines, temps de transit, feedbacks) par allométrie. Pour les paramètres PD (Slopes), la transposition repose sur l'hypothèse que la sensibilité cellulaire au payload est conservée entre espèces pour un même mécanisme d'action — hypothèse qui peut être mise en défaut si l'expression de la cible diffère entre espèces, et qui gagnerait à être validée par des données d'IC50 sur progéniteurs humains (CFU).</w:t>
       </w:r>
     </w:p>
     <w:p>

--- a/memoire_stage_M2_PKPD_hematotoxicite.docx
+++ b/memoire_stage_M2_PKPD_hematotoxicite.docx
@@ -1289,7 +1289,7 @@
                 <w:i w:val="0"/>
                 <w:sz w:val="20"/>
               </w:rPr>
-              <w:t>NOAEL</w:t>
+              <w:t>ODE</w:t>
             </w:r>
           </w:p>
         </w:tc>
@@ -1309,7 +1309,7 @@
                 <w:i w:val="0"/>
                 <w:sz w:val="20"/>
               </w:rPr>
-              <w:t>No Observed Adverse Effect Level</w:t>
+              <w:t>Ordinary Differential Equation (équation différentielle ordinaire)</w:t>
             </w:r>
           </w:p>
         </w:tc>
@@ -1331,7 +1331,7 @@
                 <w:i w:val="0"/>
                 <w:sz w:val="20"/>
               </w:rPr>
-              <w:t>ODE</w:t>
+              <w:t>PD</w:t>
             </w:r>
           </w:p>
         </w:tc>
@@ -1351,7 +1351,7 @@
                 <w:i w:val="0"/>
                 <w:sz w:val="20"/>
               </w:rPr>
-              <w:t>Ordinary Differential Equation (équation différentielle ordinaire)</w:t>
+              <w:t>Pharmacodynamique</w:t>
             </w:r>
           </w:p>
         </w:tc>
@@ -1373,7 +1373,7 @@
                 <w:i w:val="0"/>
                 <w:sz w:val="20"/>
               </w:rPr>
-              <w:t>PD</w:t>
+              <w:t>PK</w:t>
             </w:r>
           </w:p>
         </w:tc>
@@ -1393,7 +1393,7 @@
                 <w:i w:val="0"/>
                 <w:sz w:val="20"/>
               </w:rPr>
-              <w:t>Pharmacodynamique</w:t>
+              <w:t>Pharmacocinétique</w:t>
             </w:r>
           </w:p>
         </w:tc>
@@ -1415,7 +1415,7 @@
                 <w:i w:val="0"/>
                 <w:sz w:val="20"/>
               </w:rPr>
-              <w:t>PK</w:t>
+              <w:t>PKPD</w:t>
             </w:r>
           </w:p>
         </w:tc>
@@ -1435,7 +1435,7 @@
                 <w:i w:val="0"/>
                 <w:sz w:val="20"/>
               </w:rPr>
-              <w:t>Pharmacocinétique</w:t>
+              <w:t>Pharmacocinétique-Pharmacodynamique</w:t>
             </w:r>
           </w:p>
         </w:tc>
@@ -1457,7 +1457,7 @@
                 <w:i w:val="0"/>
                 <w:sz w:val="20"/>
               </w:rPr>
-              <w:t>PKPD</w:t>
+              <w:t>Q3W</w:t>
             </w:r>
           </w:p>
         </w:tc>
@@ -1477,7 +1477,7 @@
                 <w:i w:val="0"/>
                 <w:sz w:val="20"/>
               </w:rPr>
-              <w:t>Pharmacocinétique-Pharmacodynamique</w:t>
+              <w:t>Every 3 weeks (toutes les 3 semaines)</w:t>
             </w:r>
           </w:p>
         </w:tc>
@@ -1499,7 +1499,7 @@
                 <w:i w:val="0"/>
                 <w:sz w:val="20"/>
               </w:rPr>
-              <w:t>Q3W</w:t>
+              <w:t>RBC</w:t>
             </w:r>
           </w:p>
         </w:tc>
@@ -1519,7 +1519,7 @@
                 <w:i w:val="0"/>
                 <w:sz w:val="20"/>
               </w:rPr>
-              <w:t>Every 3 weeks (toutes les 3 semaines)</w:t>
+              <w:t>Red Blood Cells (érythrocytes)</w:t>
             </w:r>
           </w:p>
         </w:tc>
@@ -1541,7 +1541,7 @@
                 <w:i w:val="0"/>
                 <w:sz w:val="20"/>
               </w:rPr>
-              <w:t>RBC</w:t>
+              <w:t>RMSE</w:t>
             </w:r>
           </w:p>
         </w:tc>
@@ -1561,7 +1561,7 @@
                 <w:i w:val="0"/>
                 <w:sz w:val="20"/>
               </w:rPr>
-              <w:t>Red Blood Cells (érythrocytes)</w:t>
+              <w:t>Root Mean Square Error</w:t>
             </w:r>
           </w:p>
         </w:tc>
@@ -1583,7 +1583,7 @@
                 <w:i w:val="0"/>
                 <w:sz w:val="20"/>
               </w:rPr>
-              <w:t>RMSE</w:t>
+              <w:t>T-DXd</w:t>
             </w:r>
           </w:p>
         </w:tc>
@@ -1603,7 +1603,7 @@
                 <w:i w:val="0"/>
                 <w:sz w:val="20"/>
               </w:rPr>
-              <w:t>Root Mean Square Error</w:t>
+              <w:t>Trastuzumab deruxtecan (Enhertu®)</w:t>
             </w:r>
           </w:p>
         </w:tc>
@@ -1625,7 +1625,7 @@
                 <w:i w:val="0"/>
                 <w:sz w:val="20"/>
               </w:rPr>
-              <w:t>T-DXd</w:t>
+              <w:t>V1/V2</w:t>
             </w:r>
           </w:p>
         </w:tc>
@@ -1645,7 +1645,7 @@
                 <w:i w:val="0"/>
                 <w:sz w:val="20"/>
               </w:rPr>
-              <w:t>Trastuzumab deruxtecan (Enhertu®)</w:t>
+              <w:t>Volume de distribution central/périphérique</w:t>
             </w:r>
           </w:p>
         </w:tc>
@@ -1667,7 +1667,7 @@
                 <w:i w:val="0"/>
                 <w:sz w:val="20"/>
               </w:rPr>
-              <w:t>V1/V2</w:t>
+              <w:t>VPC</w:t>
             </w:r>
           </w:p>
         </w:tc>
@@ -1675,48 +1675,6 @@
           <w:tcPr>
             <w:tcW w:type="dxa" w:w="6803"/>
             <w:shd w:val="clear" w:color="auto" w:fill="FFFFFF"/>
-          </w:tcPr>
-          <w:p>
-            <w:pPr>
-              <w:jc w:val="center"/>
-            </w:pPr>
-            <w:r>
-              <w:rPr>
-                <w:rFonts w:ascii="Times New Roman" w:hAnsi="Times New Roman"/>
-                <w:b w:val="0"/>
-                <w:i w:val="0"/>
-                <w:sz w:val="20"/>
-              </w:rPr>
-              <w:t>Volume de distribution central/périphérique</w:t>
-            </w:r>
-          </w:p>
-        </w:tc>
-      </w:tr>
-      <w:tr>
-        <w:tc>
-          <w:tcPr>
-            <w:tcW w:type="dxa" w:w="1984"/>
-            <w:shd w:val="clear" w:color="auto" w:fill="F2F2F2"/>
-          </w:tcPr>
-          <w:p>
-            <w:pPr>
-              <w:jc w:val="center"/>
-            </w:pPr>
-            <w:r>
-              <w:rPr>
-                <w:rFonts w:ascii="Times New Roman" w:hAnsi="Times New Roman"/>
-                <w:b w:val="0"/>
-                <w:i w:val="0"/>
-                <w:sz w:val="20"/>
-              </w:rPr>
-              <w:t>VPC</w:t>
-            </w:r>
-          </w:p>
-        </w:tc>
-        <w:tc>
-          <w:tcPr>
-            <w:tcW w:type="dxa" w:w="6803"/>
-            <w:shd w:val="clear" w:color="auto" w:fill="F2F2F2"/>
           </w:tcPr>
           <w:p>
             <w:pPr>
@@ -10685,6 +10643,21 @@
     </w:p>
     <w:p>
       <w:pPr>
+        <w:spacing w:after="60"/>
+        <w:ind w:left="283" w:hanging="227"/>
+      </w:pPr>
+      <w:r>
+        <w:rPr>
+          <w:rFonts w:ascii="Times New Roman" w:hAnsi="Times New Roman"/>
+          <w:b w:val="0"/>
+          <w:i w:val="0"/>
+          <w:sz w:val="22"/>
+        </w:rPr>
+        <w:t>• Intégration des données in vitro : le modèle peut être affiné en intégrant des mesures d'IC50 sur lignées hématopoïétiques spécifiques (CFU-GM, BFU-E), ancrant mécanistiquement le paramètre Slope dans une donnée expérimentale directe et réduisant l'incertitude sur la transposition inter-espèces</w:t>
+      </w:r>
+    </w:p>
+    <w:p>
+      <w:pPr>
         <w:spacing w:before="0" w:after="120"/>
         <w:ind w:firstLine="567"/>
         <w:jc w:val="both"/>
@@ -10774,7 +10747,7 @@
           <w:i w:val="0"/>
           <w:sz w:val="22"/>
         </w:rPr>
-        <w:t>• Identifiabilité des paramètres : avec n=8 animaux NHP et 4 niveaux de dose, l'estimation simultanée de tous les paramètres Slope est potentiellement sous-contrainte. Des analyses de sensibilité et de corrélation entre paramètres seraient nécessaires pour quantifier l'incertitude d'estimation.</w:t>
+        <w:t>• Identification des paramètres : avec n=8 animaux NHP et 4 niveaux de dose, l'estimation simultanée de tous les paramètres Slope est potentiellement sous-contrainte. Des analyses de sensibilité et de corrélation entre paramètres seraient nécessaires pour quantifier l'incertitude d'estimation.</w:t>
       </w:r>
     </w:p>
     <w:p>
@@ -11050,7 +11023,7 @@
           <w:i w:val="0"/>
           <w:sz w:val="24"/>
         </w:rPr>
-        <w:t>Pour les paramètres PD, l'hypothèse standard retenue est que la sensibilité cellulaire au payload — quantifiée par les Slopes — est conservée entre espèces pour un même mécanisme d'action. Les Slopes calibrés sur NHP sont donc utilisés directement comme point de départ pour l'humain, en l'absence de données d'IC50 sur progéniteurs humains (CFU). Cette hypothèse constitue une perspective de validation (mesure d'IC50 sur CFU-GM, BFU-E humains). Ces projections constituent une base de discussion pour la définition de la dose de départ en Premier-en-Homme (FIH), en cohérence avec le NOAEL identifié en NHP. Dans l'étude préclinique NHP, le NOAEL est défini selon les critères toxicologiques standards — absence d'effet indésirable significatif sur les valeurs hématologiques absolues (nadir des neutrophiles, plaquettes, érythrocytes) par rapport à la baseline individuelle, et absence de signe clinique de détresse. Les grades CTCAE v5 sont une classification propre aux essais cliniques humains et ne s'appliquent pas directement aux études précliniques NHP.</w:t>
+        <w:t>Pour les paramètres PD, l'hypothèse standard retenue est que la sensibilité cellulaire au payload — quantifiée par les Slopes — est conservée entre espèces pour un même mécanisme d'action. Les Slopes calibrés sur NHP sont donc utilisés directement comme point de départ pour l'humain, en l'absence de données d'IC50 sur progéniteurs humains (CFU). Cette hypothèse constitue une perspective de validation (mesure d'IC50 sur CFU-GM, BFU-E humains). Ces projections constituent une base de discussion pour la définition de la dose de départ en Premier-en-Homme (FIH), en cohérence avec la dose tolérée identifiée chez l'animal (NHP). Les grades CTCAE v5 sont une classification propre aux essais cliniques humains et ne s'appliquent pas directement aux études précliniques NHP.</w:t>
       </w:r>
     </w:p>
     <w:p>

--- a/memoire_stage_M2_PKPD_hematotoxicite.docx
+++ b/memoire_stage_M2_PKPD_hematotoxicite.docx
@@ -5470,7 +5470,23 @@
           <w:i w:val="0"/>
           <w:sz w:val="24"/>
         </w:rPr>
-        <w:t>L'évaluation de la toxicité hématologique prédicte repose sur la classification CTCAE v5 (Common Terminology Criteria for Adverse Events, version 5.0, NCI 2017), standard international utilisé dans les essais cliniques oncologiques pour caractériser la sévérité des effets indésirables.</w:t>
+        <w:t>Cette section s'applique exclusivement à l'étape de simulation de population humaine (§3.2.2, T-DXd). Pour l'étude préclinique NHP (§3.3), les résultats sont décrits en termes de nadirs absolus (×10⁹/L pour les neutrophiles et plaquettes, ×10¹²/L pour les RBC) sans attribution de grade CTCAE, classification propre aux essais cliniques et non applicable aux études animales.</w:t>
+      </w:r>
+    </w:p>
+    <w:p>
+      <w:pPr>
+        <w:spacing w:before="0" w:after="120"/>
+        <w:ind w:firstLine="567"/>
+        <w:jc w:val="both"/>
+      </w:pPr>
+      <w:r>
+        <w:rPr>
+          <w:rFonts w:ascii="Times New Roman" w:hAnsi="Times New Roman"/>
+          <w:b w:val="0"/>
+          <w:i w:val="0"/>
+          <w:sz w:val="24"/>
+        </w:rPr>
+        <w:t>L'évaluation de la toxicité hématologique prédicte en population humaine repose sur la classification CTCAE v5 (Common Terminology Criteria for Adverse Events, version 5.0, NCI 2017), standard international utilisé dans les essais cliniques oncologiques pour caractériser la sévérité des effets indésirables.</w:t>
       </w:r>
     </w:p>
     <w:p>

--- a/memoire_stage_M2_PKPD_hematotoxicite.docx
+++ b/memoire_stage_M2_PKPD_hematotoxicite.docx
@@ -10416,7 +10416,23 @@
           <w:color w:val="4A698A"/>
           <w:sz w:val="24"/>
         </w:rPr>
-        <w:t>Décalage cinétique PK/PD</w:t>
+        <w:t>Décalage cinétique PK/PD (hystérèse)</w:t>
+      </w:r>
+    </w:p>
+    <w:p>
+      <w:pPr>
+        <w:spacing w:before="0" w:after="120"/>
+        <w:ind w:firstLine="567"/>
+        <w:jc w:val="both"/>
+      </w:pPr>
+      <w:r>
+        <w:rPr>
+          <w:rFonts w:ascii="Times New Roman" w:hAnsi="Times New Roman"/>
+          <w:b w:val="0"/>
+          <w:i w:val="0"/>
+          <w:sz w:val="24"/>
+        </w:rPr>
+        <w:t>On parle d'hystérèse PK/PD lorsque la relation entre la concentration plasmatique et l'effet pharmacologique n'est pas instantanée : pour une même concentration, l'effet observé diffère selon que l'on se trouve en phase d'absorption ou d'élimination, formant une boucle caractéristique sur le graphe effet-concentration. Dans le contexte de la toxicité hématologique, ce phénomène traduit le fait que le nadir des cellules matures survient plusieurs jours à semaines après le pic de concentration plasmatique, en raison du temps de maturation des progéniteurs médullaires.</w:t>
       </w:r>
     </w:p>
     <w:p>
@@ -10914,7 +10930,7 @@
           <w:i w:val="0"/>
           <w:sz w:val="22"/>
         </w:rPr>
-        <w:t>• Approche bayésienne : l'incorporation d'a priori informatives (issues des données rat et T-DXd) dans l'estimation NHP permettrait de régulariser l'inférence malgré le faible nombre d'animaux</w:t>
+        <w:t>• Approche bayésienne : l'incorporation de distributions a priori informatives (issues des données rat et T-DXd) dans l'estimation NHP permettrait de régulariser l'inférence malgré le faible nombre d'animaux</w:t>
       </w:r>
     </w:p>
     <w:p>

--- a/memoire_stage_M2_PKPD_hematotoxicite.docx
+++ b/memoire_stage_M2_PKPD_hematotoxicite.docx
@@ -11201,7 +11201,7 @@
           <w:i w:val="0"/>
           <w:sz w:val="24"/>
         </w:rPr>
-        <w:t>Les résultats démontrent la généricité et la puissance prédictive du cadre semi-mécaniste pour des molécules de classe ADC, avec une capacité à capturer le décalage cinétique PK/PD caractéristique de ce mécanisme d'action, la dose-dépendance de la toxicité et la hiérarchie temporelle des différentes lignées hématopoïétiques.</w:t>
+        <w:t>Les résultats démontrent la généricité et la puissance prédictive du cadre semi-mécaniste pour des molécules de classe ADC, avec une capacité à capturer l'hystérèse PK/PD et le délai de transit hématologique caractéristiques de ce mécanisme d'action (cf. §3.3.3), la dose-dépendance de la toxicité et la hiérarchie temporelle des différentes lignées hématopoïétiques.</w:t>
       </w:r>
     </w:p>
     <w:p>

--- a/memoire_stage_M2_PKPD_hematotoxicite.docx
+++ b/memoire_stage_M2_PKPD_hematotoxicite.docx
@@ -10976,6 +10976,37 @@
           <w:sz w:val="28"/>
         </w:rPr>
         <w:t>4.5 Traduction clinique : perspectives de transposition NHP → humain</w:t>
+      </w:r>
+    </w:p>
+    <w:p>
+      <w:pPr>
+        <w:spacing w:before="160" w:after="80"/>
+      </w:pPr>
+      <w:r>
+        <w:rPr>
+          <w:rFonts w:ascii="Times New Roman" w:hAnsi="Times New Roman"/>
+          <w:b/>
+          <w:i w:val="0"/>
+          <w:color w:val="4A698A"/>
+          <w:sz w:val="24"/>
+        </w:rPr>
+        <w:t>Mise en perspective avec la dose tolérée chez l'animal</w:t>
+      </w:r>
+    </w:p>
+    <w:p>
+      <w:pPr>
+        <w:spacing w:before="0" w:after="120"/>
+        <w:ind w:firstLine="567"/>
+        <w:jc w:val="both"/>
+      </w:pPr>
+      <w:r>
+        <w:rPr>
+          <w:rFonts w:ascii="Times New Roman" w:hAnsi="Times New Roman"/>
+          <w:b w:val="0"/>
+          <w:i w:val="0"/>
+          <w:sz w:val="24"/>
+        </w:rPr>
+        <w:t>La dose tolérée identifiée dans l'étude NHP correspond à la dose la plus élevée à laquelle aucune cytopénie sévère — définie par un nadir hématologique franchissant les seuils biologiquement significatifs — n'a été observée. La simulation PK/PD permet de quantifier la marge de sécurité entre cette dose tolérée chez l'animal et les doses humaines envisagées, en intégrant les différences pharmacocinétiques inter-espèces de manière cohérente via l'extrapolation allométrique.</w:t>
       </w:r>
     </w:p>
     <w:p>

--- a/memoire_stage_M2_PKPD_hematotoxicite.docx
+++ b/memoire_stage_M2_PKPD_hematotoxicite.docx
@@ -11006,7 +11006,7 @@
           <w:i w:val="0"/>
           <w:sz w:val="24"/>
         </w:rPr>
-        <w:t>La dose tolérée identifiée dans l'étude NHP correspond à la dose la plus élevée à laquelle aucune cytopénie sévère — définie par un nadir hématologique franchissant les seuils biologiquement significatifs — n'a été observée. La simulation PK/PD permet de quantifier la marge de sécurité entre cette dose tolérée chez l'animal et les doses humaines envisagées, en intégrant les différences pharmacocinétiques inter-espèces de manière cohérente via l'extrapolation allométrique.</w:t>
+        <w:t>La dose tolérée identifiée dans l'étude NHP correspond à la dose la plus élevée à laquelle aucune cytopénie sévère (définie par un nadir hématologique franchissant les seuils biologiquement significatifs) n'a été observée. La simulation PK/PD permet de quantifier la marge de sécurité entre cette dose tolérée chez l'animal et les doses humaines envisagées, en intégrant les différences pharmacocinétiques inter-espèces de manière cohérente via l'extrapolation allométrique.</w:t>
       </w:r>
     </w:p>
     <w:p>

--- a/memoire_stage_M2_PKPD_hematotoxicite.docx
+++ b/memoire_stage_M2_PKPD_hematotoxicite.docx
@@ -10961,6 +10961,21 @@
           <w:sz w:val="22"/>
         </w:rPr>
         <w:t>• Analyse de sensibilité formelle (indices de Sobol) : l'analyse par corrélation de Spearman réalisée dans ce travail identifie Slope_CMP comme le paramètre le plus déterminant pour la neutropénie. Une analyse de sensibilité globale par indices de Sobol permettrait de quantifier les interactions entre paramètres.</w:t>
+      </w:r>
+    </w:p>
+    <w:p>
+      <w:pPr>
+        <w:spacing w:after="60"/>
+        <w:ind w:left="283" w:hanging="227"/>
+      </w:pPr>
+      <w:r>
+        <w:rPr>
+          <w:rFonts w:ascii="Times New Roman" w:hAnsi="Times New Roman"/>
+          <w:b w:val="0"/>
+          <w:i w:val="0"/>
+          <w:sz w:val="22"/>
+        </w:rPr>
+        <w:t>• Déconvolution on-target / off-target : une extension du modèle pourrait permettre de dissocier la contribution hématotoxique liée à l'expression de la cible sur les progéniteurs hématopoïétiques (toxicité on-target, médiée par le mécanisme pharmacologique) de celle liée au payload lui-même (toxicité off-target, indépendante de la cible). Cette distinction est essentielle pour guider l'optimisation thérapeutique : une toxicité on-target suggère un compromis dose/efficacité inhérent au mécanisme, tandis qu'une toxicité off-target pourrait être atténuée par une modification du payload ou du coupleur (linker).</w:t>
       </w:r>
     </w:p>
     <w:p>

--- a/memoire_stage_M2_PKPD_hematotoxicite.docx
+++ b/memoire_stage_M2_PKPD_hematotoxicite.docx
@@ -8758,6 +8758,99 @@
     </w:p>
     <w:p>
       <w:pPr>
+        <w:spacing w:before="160" w:after="80"/>
+      </w:pPr>
+      <w:r>
+        <w:rPr>
+          <w:rFonts w:ascii="Times New Roman" w:hAnsi="Times New Roman"/>
+          <w:b/>
+          <w:i w:val="0"/>
+          <w:color w:val="4A698A"/>
+          <w:sz w:val="24"/>
+        </w:rPr>
+        <w:t>3.1.3 Transposition rat → humain pour le carboplatine : validation intermédiaire</w:t>
+      </w:r>
+    </w:p>
+    <w:p>
+      <w:pPr>
+        <w:spacing w:before="0" w:after="120"/>
+        <w:ind w:firstLine="567"/>
+        <w:jc w:val="both"/>
+      </w:pPr>
+      <w:r>
+        <w:rPr>
+          <w:rFonts w:ascii="Times New Roman" w:hAnsi="Times New Roman"/>
+          <w:b w:val="0"/>
+          <w:i w:val="0"/>
+          <w:sz w:val="24"/>
+        </w:rPr>
+        <w:t>Avant d'appliquer le pipeline à un nouveau composé, une étape intermédiaire de validation a été réalisée : la transposition du modèle carboplatine calibré sur données de rat vers la population humaine. Cette étape constitue un garde-fou méthodologique, visant à vérifier que la chaîne complète — extrapolation allométrique des paramètres PK, paramètres PD de rat appliqués à l'humain — reproduit les prédictions publiées par Fornari et al. (2019).</w:t>
+      </w:r>
+    </w:p>
+    <w:p>
+      <w:pPr>
+        <w:spacing w:before="0" w:after="120"/>
+        <w:ind w:firstLine="567"/>
+        <w:jc w:val="both"/>
+      </w:pPr>
+      <w:r>
+        <w:rPr>
+          <w:rFonts w:ascii="Times New Roman" w:hAnsi="Times New Roman"/>
+          <w:b w:val="0"/>
+          <w:i w:val="0"/>
+          <w:sz w:val="24"/>
+        </w:rPr>
+        <w:t>Le protocole simulé correspond au schéma de la Figure 4c de Fornari : carboplatine dosé selon la formule de Calvert (AUC cible = 5 mg·mL⁻¹·min, GFR = 125 mL/min, soit une dose de 750 mg), administré en 2 cycles Q21D. Une cohorte virtuelle de N=1000 patients a été générée avec variabilité résiduelle log-additive (σ issu du Tableau S4 de Fornari). Les paramètres biologiques humains de base (Tableau 1 de Fornari) ont remplacé ceux du rat.</w:t>
+      </w:r>
+    </w:p>
+    <w:p>
+      <w:pPr>
+        <w:spacing w:before="0" w:after="120"/>
+        <w:ind w:firstLine="567"/>
+        <w:jc w:val="both"/>
+      </w:pPr>
+      <w:r>
+        <w:rPr>
+          <w:rFonts w:ascii="Times New Roman" w:hAnsi="Times New Roman"/>
+          <w:b w:val="0"/>
+          <w:i w:val="0"/>
+          <w:sz w:val="24"/>
+        </w:rPr>
+        <w:t>Les proportions de patients par grade CTCAE simulées reproduisent fidèlement la Figure 4c de Fornari : la neutropénie tout grade (~40%) et la thrombocytopénie modérée sont cohérentes avec les données de référence. Cette concordance valide la transposabilité inter-espèces du cadre pour le carboplatine et autorise son extension à d'autres composés.</w:t>
+      </w:r>
+    </w:p>
+    <w:p>
+      <w:pPr>
+        <w:jc w:val="center"/>
+      </w:pPr>
+      <w:r>
+        <w:rPr>
+          <w:rFonts w:ascii="Times New Roman" w:hAnsi="Times New Roman"/>
+          <w:b w:val="0"/>
+          <w:i/>
+          <w:color w:val="646464"/>
+          <w:sz w:val="20"/>
+        </w:rPr>
+        <w:t>[Figure — Insérer ici : etape2_carboplatin_humain/results/Figure4c_grades_AUC5.pdf]</w:t>
+      </w:r>
+    </w:p>
+    <w:p>
+      <w:pPr>
+        <w:jc w:val="center"/>
+      </w:pPr>
+      <w:r>
+        <w:rPr>
+          <w:rFonts w:ascii="Times New Roman" w:hAnsi="Times New Roman"/>
+          <w:b w:val="0"/>
+          <w:i/>
+          <w:sz w:val="20"/>
+        </w:rPr>
+        <w:t>Figure 1b. Distribution simulée des grades CTCAE — Carboplatine AUC=5, Q21D×2, N=1000 patients virtuels. Reproduction de la Figure 4c de Fornari et al. (2019).</w:t>
+      </w:r>
+    </w:p>
+    <w:p/>
+    <w:p>
+      <w:pPr>
         <w:spacing w:before="240" w:after="80"/>
       </w:pPr>
       <w:r>
@@ -10975,7 +11068,7 @@
           <w:i w:val="0"/>
           <w:sz w:val="22"/>
         </w:rPr>
-        <w:t>• Déconvolution on-target / off-target : une extension du modèle pourrait permettre de dissocier la contribution hématotoxique liée à l'expression de la cible sur les progéniteurs hématopoïétiques (toxicité on-target, médiée par le mécanisme pharmacologique) de celle liée au payload lui-même (toxicité off-target, indépendante de la cible). Cette distinction est essentielle pour guider l'optimisation thérapeutique : une toxicité on-target suggère un compromis dose/efficacité inhérent au mécanisme, tandis qu'une toxicité off-target pourrait être atténuée par une modification du payload ou du coupleur (linker).</w:t>
+        <w:t>• Déconvolution on-target / off-target : une extension du modèle pourrait permettre de dissocier la part de toxicité hématologique liée à l'expression de la cible sur les progéniteurs (on-target) de celle liée au payload indépendamment de la cible (off-target), orientant ainsi l'optimisation du conjugué.</w:t>
       </w:r>
     </w:p>
     <w:p>

--- a/memoire_stage_M2_PKPD_hematotoxicite.docx
+++ b/memoire_stage_M2_PKPD_hematotoxicite.docx
@@ -8816,7 +8816,7 @@
           <w:i w:val="0"/>
           <w:sz w:val="24"/>
         </w:rPr>
-        <w:t>Les proportions de patients par grade CTCAE simulées reproduisent fidèlement la Figure 4c de Fornari : la neutropénie tout grade (~40%) et la thrombocytopénie modérée sont cohérentes avec les données de référence. Cette concordance valide la transposabilité inter-espèces du cadre pour le carboplatine et autorise son extension à d'autres composés.</w:t>
+        <w:t>Les profils de neutrophiles simulés reproduisent fidèlement la Figure 4c de Fornari, validant la transposabilité inter-espèces du cadre pour le carboplatine. En revanche, le profil thrombocytaire présente un accord moins satisfaisant : le nadir prédit est décalé temporellement par rapport aux données de référence, reflet d'une limitation connue du modèle de Fornari pour les plaquettes — dont la cinétique est plus complexe (régulation thrombopoïétine, durée de vie hétérogène des populations plaquettaires). Ce point constitue une limite de la transposition directe des paramètres δ_Plt du rat à l'humain sans recalibration.</w:t>
       </w:r>
     </w:p>
     <w:p>

--- a/memoire_stage_M2_PKPD_hematotoxicite.docx
+++ b/memoire_stage_M2_PKPD_hematotoxicite.docx
@@ -500,7 +500,23 @@
           <w:i w:val="0"/>
           <w:sz w:val="24"/>
         </w:rPr>
-        <w:t>The pipeline was developed in four progressive steps: (1) reproduction and validation of the Fornari model on rat carboplatin data; (2) application to T-DXd (trastuzumab deruxtecan) with virtual population simulation of 300 patients, yielding CTCAE v5 grade predictions consistent with clinical data from the regulatory submission to the FDA (BLA 761139, DESTINY-Breast01, n=184); (3) application to an internally developed compound using preclinical NHP data (n=8, 4 dose levels), including non-compartmental analysis, individual 2-compartment PK fitting, and PD calibration; (4) perspectives for clinical translation based on NHP parameters.</w:t>
+        <w:t>The pipeline was developed in four progressive steps: (1) reproduction and validation of the Fornari model on rat carboplatin data; (2) application to T-DXd (trastuzumab deruxtecan) with virtual population simulation of 300 patients, yielding CTCAE v5 hematotoxicity grade predictions consistent with clinical data from the regulatory submission to the FDA (BLA 761139, DESTINY-Breast01, n=184); (3) application of the model to an internally developed compound using preclinical data from non-human primates (NHP) (n=8, 4 dose levels), including non-compartmental analysis, individual 2-compartment PK fitting, and PD calibration; (4) clinical translation based on NHP parameters.</w:t>
+      </w:r>
+    </w:p>
+    <w:p>
+      <w:pPr>
+        <w:spacing w:before="0" w:after="120"/>
+        <w:ind w:firstLine="567"/>
+        <w:jc w:val="both"/>
+      </w:pPr>
+      <w:r>
+        <w:rPr>
+          <w:rFonts w:ascii="Times New Roman" w:hAnsi="Times New Roman"/>
+          <w:b w:val="0"/>
+          <w:i w:val="0"/>
+          <w:sz w:val="24"/>
+        </w:rPr>
+        <w:t>The results demonstrate the robustness and genericity of the pipeline, capable of integrating data from multiple species and compounds within a unified and reproducible methodological framework.</w:t>
       </w:r>
     </w:p>
     <w:p/>

--- a/memoire_stage_M2_PKPD_hematotoxicite.docx
+++ b/memoire_stage_M2_PKPD_hematotoxicite.docx
@@ -1806,7 +1806,7 @@
           <w:i w:val="0"/>
           <w:sz w:val="24"/>
         </w:rPr>
-        <w:t>Malgré leur sélectivité théorique, les ADCs induisent des toxicités systémiques significatives, parmi lesquelles l'hématotoxicité occupe une place centrale. La décroissance du nombre de cellules sanguines circulantes — neutrophiles, érythrocytes et plaquettes — résulte d'une atteinte des cellules progénitrices hématopoïétiques dans la moelle osseuse, sensibles au payload cytotoxique libéré de façon non entièrement spécifique.</w:t>
+        <w:t>Malgré leur sélectivité théorique, les ADCs induisent des toxicités systémiques significatives, parmi lesquelles l'hématotoxicité occupe une place centrale. La décroissance du nombre de cellules sanguines circulantes — neutrophiles, érythrocytes et plaquettes — résulte d'une atteinte des cellules progénitrices hématopoïétiques dans la moelle osseuse. Deux mécanismes peuvent être impliqués : une toxicité off-target, liée au payload cytotoxique libéré de façon non entièrement spécifique et atteignant les progéniteurs médullaires ; et une toxicité on-target, lorsque l'antigène ciblé par l'anticorps est exprimé sur les cellules hématopoïétiques elles-mêmes (ex. CD33, CD123 sur cellules myéloïdes), conduisant à une délivrance directe du payload aux progéniteurs.</w:t>
       </w:r>
     </w:p>
     <w:p>

--- a/memoire_stage_M2_PKPD_hematotoxicite.docx
+++ b/memoire_stage_M2_PKPD_hematotoxicite.docx
@@ -393,7 +393,7 @@
           <w:i w:val="0"/>
           <w:sz w:val="24"/>
         </w:rPr>
-        <w:t>Le pipeline a été développé en quatre étapes progressives : (1) reproduction et validation du modèle Fornari sur données de rat traitées au carboplatine ; (2) application au T-DXd (trastuzumab deruxtecan) avec simulation de population virtuelle de 300 patients, aboutissant à une prédiction des grades CTCAE v5 en accord avec les données cliniques issues du dossier soumis à la FDA (BLA 761139, DESTINY-Breast01, n=184) ; (3) application à un composé en développement interne sur données NHP précliniques (n=8, 4 niveaux de dose), incluant un ajustement PK individuel à 2 compartiments et une calibration PD ; (4) perspectives de traduction clinique basées sur les paramètres NHP.</w:t>
+        <w:t>Le pipeline a été développé en quatre étapes progressives : (1) reproduction et validation du modèle Fornari sur données de rat traitées au carboplatine ; (2) application au T-DXd (trastuzumab deruxtecan) avec simulation de population virtuelle de 300 patients, aboutissant à une prédiction des grades CTCAE v5 (échelle de sévérité des effets indésirables, cf. §2.7) en accord avec les données cliniques issues du dossier soumis à la FDA (BLA 761139, DESTINY-Breast01, n=184) ; (3) application à un composé en développement interne sur données NHP précliniques (n=8, 4 niveaux de dose), incluant un ajustement PK individuel à 2 compartiments et une calibration PD ; (4) perspectives de traduction clinique basées sur les paramètres NHP.</w:t>
       </w:r>
     </w:p>
     <w:p>
@@ -1822,7 +1822,7 @@
           <w:i w:val="0"/>
           <w:sz w:val="24"/>
         </w:rPr>
-        <w:t>Dans l'essai DESTINY-Breast01, la neutropénie de grade ≥3 a été rapportée chez 16% des patients traités par T-DXd 5,4 mg/kg Q3W, constituant la principale toxicité hématologique sévère. La gestion de ces cytopénies nécessite des réductions de doses ou des interruptions de traitement, impactant directement l'efficacité thérapeutique et la qualité de vie des patients.</w:t>
+        <w:t>Dans l'essai DESTINY-Breast01, la neutropénie de grade ≥3 (sévère selon la classification CTCAE, cf. §2.7) a été rapportée chez 16% des patients traités par T-DXd 5,4 mg/kg Q3W, constituant la principale toxicité hématologique sévère. La gestion de ces cytopénies nécessite des réductions de doses ou des interruptions de traitement, impactant directement l'efficacité thérapeutique et la qualité de vie des patients.</w:t>
       </w:r>
     </w:p>
     <w:p>

--- a/memoire_stage_M2_PKPD_hematotoxicite.docx
+++ b/memoire_stage_M2_PKPD_hematotoxicite.docx
@@ -1947,7 +1947,7 @@
           <w:i w:val="0"/>
           <w:sz w:val="22"/>
         </w:rPr>
-        <w:t>• Reproduire et valider le modèle semi-mécaniste de Fornari (2019) sur les données de rat traitées au carboplatine, afin d'établir un cadre méthodologique de référence.</w:t>
+        <w:t>• Reproduire et valider le modèle semi-mécaniste de Fornari (2019) à partir de données issues de rats traités au carboplatine, afin d'établir un cadre méthodologique de référence.</w:t>
       </w:r>
     </w:p>
     <w:p>
@@ -1962,7 +1962,7 @@
           <w:i w:val="0"/>
           <w:sz w:val="22"/>
         </w:rPr>
-        <w:t>• Appliquer et adapter ce cadre au T-DXd, en développant une simulation de population virtuelle humaine (N=300) et en validant les prédictions de grades CTCAE v5 contre les données cliniques FDA.</w:t>
+        <w:t>• Appliquer ce cadre au T-DXd (trastuzumab deruxtecan), en développant une simulation de population virtuelle humaine (N=300) et en aboutissant à une prédiction des grades d'hématotoxicité CTCAE v5 en accord avec les données cliniques présentes dans le dossier soumis à la FDA (BLA 761139, DESTINY-Breast01, n=184).</w:t>
       </w:r>
     </w:p>
     <w:p>
@@ -1977,7 +1977,7 @@
           <w:i w:val="0"/>
           <w:sz w:val="22"/>
         </w:rPr>
-        <w:t>• Étendre le pipeline à un composé en développement interne, en s'appuyant sur des données précliniques NHP (8 primates non-humains, 4 niveaux de dose) pour la caractérisation PK/PD.</w:t>
+        <w:t>• Appliquer le pipeline à un composé en développement interne à partir de données précliniques issues de primates non-humains (NHP) (n=8, 4 niveaux de dose), incluant une analyse non-compartimentale (NCA), un ajustement PK individuel à 2 compartiments et une calibration PD.</w:t>
       </w:r>
     </w:p>
     <w:p>
@@ -1992,7 +1992,7 @@
           <w:i w:val="0"/>
           <w:sz w:val="22"/>
         </w:rPr>
-        <w:t>• Établir les bases méthodologiques d'une traduction clinique, en exploitant les connaissances accumulées sur le T-DXd pour guider l'interprétation des données NHP internes.</w:t>
+        <w:t>• Établir les bases d'une transposition clinique basée sur les paramètres NHP, en s'appuyant sur les connaissances accumulées sur le T-DXd.</w:t>
       </w:r>
     </w:p>
     <w:p>

--- a/memoire_stage_M2_PKPD_hematotoxicite.docx
+++ b/memoire_stage_M2_PKPD_hematotoxicite.docx
@@ -2833,19 +2833,34 @@
     </w:p>
     <w:p>
       <w:pPr>
-        <w:spacing w:before="160" w:after="80"/>
+        <w:jc w:val="center"/>
       </w:pPr>
       <w:r>
         <w:rPr>
           <w:rFonts w:ascii="Times New Roman" w:hAnsi="Times New Roman"/>
-          <w:b/>
-          <w:i w:val="0"/>
-          <w:color w:val="4A698A"/>
-          <w:sz w:val="24"/>
+          <w:b w:val="0"/>
+          <w:i/>
+          <w:color w:val="646464"/>
+          <w:sz w:val="20"/>
         </w:rPr>
-        <w:t>2.2.2 Équations différentielles</w:t>
+        <w:t>[Figure — Insérer ici : schéma de l'architecture compartimentale de Fornari (2019)]</w:t>
       </w:r>
     </w:p>
+    <w:p>
+      <w:pPr>
+        <w:jc w:val="center"/>
+      </w:pPr>
+      <w:r>
+        <w:rPr>
+          <w:rFonts w:ascii="Times New Roman" w:hAnsi="Times New Roman"/>
+          <w:b w:val="0"/>
+          <w:i/>
+          <w:sz w:val="20"/>
+        </w:rPr>
+        <w:t>Figure 0. Architecture compartimentale du modèle semi-mécaniste de Fornari (2019). Les compartiments progéniteurs (MPP, CMP, MEP) sont situés dans la moelle osseuse ; les cellules matures (neutrophiles, monocytes, réticulocytes, érythrocytes, plaquettes) circulent dans le sang. Les triangles rouges indiquent les sites d'action du médicament. Les flèches courbes représentent les rétrocontrôles homéostatiques.</w:t>
+      </w:r>
+    </w:p>
+    <w:p/>
     <w:p>
       <w:pPr>
         <w:spacing w:before="0" w:after="120"/>

--- a/memoire_stage_M2_PKPD_hematotoxicite.docx
+++ b/memoire_stage_M2_PKPD_hematotoxicite.docx
@@ -2857,7 +2857,7 @@
           <w:i/>
           <w:sz w:val="20"/>
         </w:rPr>
-        <w:t>Figure 0. Architecture compartimentale du modèle semi-mécaniste de Fornari (2019). Les compartiments progéniteurs (MPP, CMP, MEP) sont situés dans la moelle osseuse ; les cellules matures (neutrophiles, monocytes, réticulocytes, érythrocytes, plaquettes) circulent dans le sang. Les triangles rouges indiquent les sites d'action du médicament. Les flèches courbes représentent les rétrocontrôles homéostatiques.</w:t>
+        <w:t>Figure 0. Architecture compartimentale du modèle de Fornari (2019) : cascade de différenciation hématopoïétique de la moelle osseuse (MPP → CMP/MEP → cellules matures) vers le sang. Les triangles rouges indiquent les sites d'action du médicament ; les flèches courbes, les rétrocontrôles homéostatiques.</w:t>
       </w:r>
     </w:p>
     <w:p/>

--- a/memoire_stage_M2_PKPD_hematotoxicite.docx
+++ b/memoire_stage_M2_PKPD_hematotoxicite.docx
@@ -3816,7 +3816,7 @@
           <w:i w:val="0"/>
           <w:sz w:val="22"/>
         </w:rPr>
-        <w:t>• AUCinf : intégrale de la courbe concentration-temps extrapolée à l'infini</w:t>
+        <w:t>• Cmax : concentration maximale observée</w:t>
       </w:r>
     </w:p>
     <w:p>
@@ -3831,7 +3831,67 @@
           <w:i w:val="0"/>
           <w:sz w:val="22"/>
         </w:rPr>
-        <w:t>• CL_NCA = Dose / AUCinf   [clairance]</w:t>
+        <w:t>• Tmax : temps correspondant à Cmax</w:t>
+      </w:r>
+    </w:p>
+    <w:p>
+      <w:pPr>
+        <w:spacing w:after="60"/>
+        <w:ind w:left="283" w:hanging="227"/>
+      </w:pPr>
+      <w:r>
+        <w:rPr>
+          <w:rFonts w:ascii="Times New Roman" w:hAnsi="Times New Roman"/>
+          <w:b w:val="0"/>
+          <w:i w:val="0"/>
+          <w:sz w:val="22"/>
+        </w:rPr>
+        <w:t>• AUClast : intégrale par méthode des trapèzes linéaires jusqu'au dernier point quantifiable</w:t>
+      </w:r>
+    </w:p>
+    <w:p>
+      <w:pPr>
+        <w:spacing w:after="60"/>
+        <w:ind w:left="283" w:hanging="227"/>
+      </w:pPr>
+      <w:r>
+        <w:rPr>
+          <w:rFonts w:ascii="Times New Roman" w:hAnsi="Times New Roman"/>
+          <w:b w:val="0"/>
+          <w:i w:val="0"/>
+          <w:sz w:val="22"/>
+        </w:rPr>
+        <w:t>• AUCinf = AUClast + Clast/β   [extrapolation à l'infini]</w:t>
+      </w:r>
+    </w:p>
+    <w:p>
+      <w:pPr>
+        <w:spacing w:after="60"/>
+        <w:ind w:left="283" w:hanging="227"/>
+      </w:pPr>
+      <w:r>
+        <w:rPr>
+          <w:rFonts w:ascii="Times New Roman" w:hAnsi="Times New Roman"/>
+          <w:b w:val="0"/>
+          <w:i w:val="0"/>
+          <w:sz w:val="22"/>
+        </w:rPr>
+        <w:t>• t½β = ln(2) / β   [demi-vie terminale, estimée sur la phase log-linéaire terminale]</w:t>
+      </w:r>
+    </w:p>
+    <w:p>
+      <w:pPr>
+        <w:spacing w:after="60"/>
+        <w:ind w:left="283" w:hanging="227"/>
+      </w:pPr>
+      <w:r>
+        <w:rPr>
+          <w:rFonts w:ascii="Times New Roman" w:hAnsi="Times New Roman"/>
+          <w:b w:val="0"/>
+          <w:i w:val="0"/>
+          <w:sz w:val="22"/>
+        </w:rPr>
+        <w:t>• CL = Dose / AUCinf   [clairance]</w:t>
       </w:r>
     </w:p>
     <w:p>
@@ -3876,22 +3936,7 @@
           <w:i w:val="0"/>
           <w:sz w:val="22"/>
         </w:rPr>
-        <w:t>• Vz = CL_NCA / β   [volume de distribution terminal]</w:t>
-      </w:r>
-    </w:p>
-    <w:p>
-      <w:pPr>
-        <w:spacing w:after="60"/>
-        <w:ind w:left="283" w:hanging="227"/>
-      </w:pPr>
-      <w:r>
-        <w:rPr>
-          <w:rFonts w:ascii="Times New Roman" w:hAnsi="Times New Roman"/>
-          <w:b w:val="0"/>
-          <w:i w:val="0"/>
-          <w:sz w:val="22"/>
-        </w:rPr>
-        <w:t>• t½β = ln(2) / β   [demi-vie terminale]</w:t>
+        <w:t>• Vz = CL / β   [volume de distribution terminal]</w:t>
       </w:r>
     </w:p>
     <w:p>

--- a/memoire_stage_M2_PKPD_hematotoxicite.docx
+++ b/memoire_stage_M2_PKPD_hematotoxicite.docx
@@ -5250,7 +5250,7 @@
           <w:i w:val="0"/>
           <w:sz w:val="24"/>
         </w:rPr>
-        <w:t>Pour chaque toxicité, les résultats sont résumés par la proportion de patients atteignant chaque grade (G0 à G4), le taux de tout grade (G≥1 = 100% − %G0) et le taux de grade sévère (G3-4 = %G3 + %G4). Ces métriques sont directement comparables aux données de fréquence rapportées dans les notices médicamenteuses et les publications d'essais cliniques.</w:t>
+        <w:t>Pour chaque toxicité, les résultats sont résumés par la proportion de patients atteignant chaque grade (G0 à G4), le taux de tout grade (G≥1 = 100% − %G0) et le taux de grade sévère (G3-4 = %G3 + %G4). Rappelons que les grades CTCAE représentent des niveaux de sévérité croissante : de G1 (anomalie légère, sans conséquence clinique) à G4 (anomalie critique, engageant le pronostic vital) — la définition complète des seuils est donnée en §2.7. Ces métriques sont directement comparables aux données de fréquence rapportées dans les notices médicamenteuses et les publications d'essais cliniques.</w:t>
       </w:r>
     </w:p>
     <w:p>

--- a/memoire_stage_M2_PKPD_hematotoxicite.docx
+++ b/memoire_stage_M2_PKPD_hematotoxicite.docx
@@ -5250,7 +5250,7 @@
           <w:i w:val="0"/>
           <w:sz w:val="24"/>
         </w:rPr>
-        <w:t>Pour chaque toxicité, les résultats sont résumés par la proportion de patients atteignant chaque grade (G0 à G4), le taux de tout grade (G≥1 = 100% − %G0) et le taux de grade sévère (G3-4 = %G3 + %G4). Rappelons que les grades CTCAE représentent des niveaux de sévérité croissante : de G1 (anomalie légère, sans conséquence clinique) à G4 (anomalie critique, engageant le pronostic vital) — la définition complète des seuils est donnée en §2.7. Ces métriques sont directement comparables aux données de fréquence rapportées dans les notices médicamenteuses et les publications d'essais cliniques.</w:t>
+        <w:t>Pour chaque toxicité, les résultats sont résumés par la proportion de patients atteignant chaque grade (G0 à G4 ; cf. §2.7 pour la définition des seuils), le taux de tout grade (G≥1 = 100% − %G0) et le taux de grade sévère (G3-4 = %G3 + %G4). Ces métriques sont directement comparables aux données de fréquence rapportées dans les notices médicamenteuses et les publications d'essais cliniques.</w:t>
       </w:r>
     </w:p>
     <w:p>
@@ -9736,9 +9736,958 @@
           <w:i w:val="0"/>
           <w:sz w:val="24"/>
         </w:rPr>
-        <w:t>Les IC95% (méthode Wilson, N=300) sont : neutropénie tout grade 29% [24%–34%], G3-4 14% [10%–19%] ; anémie tout grade 72% [67%–77%], G3-4 9% [6%–13%]. La RMSE sur l'ensemble des 6 comparaisons prédites vs BLA est de 2,1 points de pourcentage, et la MAE de 1,8 pp, témoignant d'un accord quantitatif remarquable.</w:t>
+        <w:t>Les IC95% (méthode Wilson, N=300) sont résumés dans le Tableau 6 ci-dessous, ainsi que les métriques globales de performance (RMSE et MAE sur les 6 comparaisons).</w:t>
       </w:r>
     </w:p>
+    <w:tbl>
+      <w:tblPr>
+        <w:tblStyle w:val="TableGrid"/>
+        <w:tblW w:type="auto" w:w="0"/>
+        <w:tblLook w:firstColumn="1" w:firstRow="1" w:lastColumn="0" w:lastRow="0" w:noHBand="0" w:noVBand="1" w:val="04A0"/>
+      </w:tblPr>
+      <w:tblGrid>
+        <w:gridCol w:w="1824"/>
+        <w:gridCol w:w="1824"/>
+        <w:gridCol w:w="1824"/>
+        <w:gridCol w:w="1824"/>
+        <w:gridCol w:w="1824"/>
+      </w:tblGrid>
+      <w:tr>
+        <w:tc>
+          <w:tcPr>
+            <w:tcW w:type="dxa" w:w="1984"/>
+            <w:shd w:val="clear" w:color="auto" w:fill="2C3E50"/>
+          </w:tcPr>
+          <w:p>
+            <w:pPr>
+              <w:jc w:val="center"/>
+            </w:pPr>
+            <w:r>
+              <w:rPr>
+                <w:rFonts w:ascii="Times New Roman" w:hAnsi="Times New Roman"/>
+                <w:b/>
+                <w:i w:val="0"/>
+                <w:color w:val="FFFFFF"/>
+                <w:sz w:val="20"/>
+              </w:rPr>
+              <w:t>Toxicité</w:t>
+            </w:r>
+          </w:p>
+        </w:tc>
+        <w:tc>
+          <w:tcPr>
+            <w:tcW w:type="dxa" w:w="1417"/>
+            <w:shd w:val="clear" w:color="auto" w:fill="2C3E50"/>
+          </w:tcPr>
+          <w:p>
+            <w:pPr>
+              <w:jc w:val="center"/>
+            </w:pPr>
+            <w:r>
+              <w:rPr>
+                <w:rFonts w:ascii="Times New Roman" w:hAnsi="Times New Roman"/>
+                <w:b/>
+                <w:i w:val="0"/>
+                <w:color w:val="FFFFFF"/>
+                <w:sz w:val="20"/>
+              </w:rPr>
+              <w:t>Métrique</w:t>
+            </w:r>
+          </w:p>
+        </w:tc>
+        <w:tc>
+          <w:tcPr>
+            <w:tcW w:type="dxa" w:w="1417"/>
+            <w:shd w:val="clear" w:color="auto" w:fill="2C3E50"/>
+          </w:tcPr>
+          <w:p>
+            <w:pPr>
+              <w:jc w:val="center"/>
+            </w:pPr>
+            <w:r>
+              <w:rPr>
+                <w:rFonts w:ascii="Times New Roman" w:hAnsi="Times New Roman"/>
+                <w:b/>
+                <w:i w:val="0"/>
+                <w:color w:val="FFFFFF"/>
+                <w:sz w:val="20"/>
+              </w:rPr>
+              <w:t>Modèle (%)</w:t>
+            </w:r>
+          </w:p>
+        </w:tc>
+        <w:tc>
+          <w:tcPr>
+            <w:tcW w:type="dxa" w:w="1701"/>
+            <w:shd w:val="clear" w:color="auto" w:fill="2C3E50"/>
+          </w:tcPr>
+          <w:p>
+            <w:pPr>
+              <w:jc w:val="center"/>
+            </w:pPr>
+            <w:r>
+              <w:rPr>
+                <w:rFonts w:ascii="Times New Roman" w:hAnsi="Times New Roman"/>
+                <w:b/>
+                <w:i w:val="0"/>
+                <w:color w:val="FFFFFF"/>
+                <w:sz w:val="20"/>
+              </w:rPr>
+              <w:t>IC95% [Wilson]</w:t>
+            </w:r>
+          </w:p>
+        </w:tc>
+        <w:tc>
+          <w:tcPr>
+            <w:tcW w:type="dxa" w:w="1701"/>
+            <w:shd w:val="clear" w:color="auto" w:fill="2C3E50"/>
+          </w:tcPr>
+          <w:p>
+            <w:pPr>
+              <w:jc w:val="center"/>
+            </w:pPr>
+            <w:r>
+              <w:rPr>
+                <w:rFonts w:ascii="Times New Roman" w:hAnsi="Times New Roman"/>
+                <w:b/>
+                <w:i w:val="0"/>
+                <w:color w:val="FFFFFF"/>
+                <w:sz w:val="20"/>
+              </w:rPr>
+              <w:t>BLA FDA (%)</w:t>
+            </w:r>
+          </w:p>
+        </w:tc>
+      </w:tr>
+      <w:tr>
+        <w:tc>
+          <w:tcPr>
+            <w:tcW w:type="dxa" w:w="1984"/>
+            <w:shd w:val="clear" w:color="auto" w:fill="F2F2F2"/>
+          </w:tcPr>
+          <w:p>
+            <w:pPr>
+              <w:jc w:val="center"/>
+            </w:pPr>
+            <w:r>
+              <w:rPr>
+                <w:rFonts w:ascii="Times New Roman" w:hAnsi="Times New Roman"/>
+                <w:b w:val="0"/>
+                <w:i w:val="0"/>
+                <w:sz w:val="20"/>
+              </w:rPr>
+              <w:t>Neutropénie</w:t>
+            </w:r>
+          </w:p>
+        </w:tc>
+        <w:tc>
+          <w:tcPr>
+            <w:tcW w:type="dxa" w:w="1417"/>
+            <w:shd w:val="clear" w:color="auto" w:fill="F2F2F2"/>
+          </w:tcPr>
+          <w:p>
+            <w:pPr>
+              <w:jc w:val="center"/>
+            </w:pPr>
+            <w:r>
+              <w:rPr>
+                <w:rFonts w:ascii="Times New Roman" w:hAnsi="Times New Roman"/>
+                <w:b w:val="0"/>
+                <w:i w:val="0"/>
+                <w:sz w:val="20"/>
+              </w:rPr>
+              <w:t>Tout grade</w:t>
+            </w:r>
+          </w:p>
+        </w:tc>
+        <w:tc>
+          <w:tcPr>
+            <w:tcW w:type="dxa" w:w="1417"/>
+            <w:shd w:val="clear" w:color="auto" w:fill="F2F2F2"/>
+          </w:tcPr>
+          <w:p>
+            <w:pPr>
+              <w:jc w:val="center"/>
+            </w:pPr>
+            <w:r>
+              <w:rPr>
+                <w:rFonts w:ascii="Times New Roman" w:hAnsi="Times New Roman"/>
+                <w:b w:val="0"/>
+                <w:i w:val="0"/>
+                <w:sz w:val="20"/>
+              </w:rPr>
+              <w:t>29</w:t>
+            </w:r>
+          </w:p>
+        </w:tc>
+        <w:tc>
+          <w:tcPr>
+            <w:tcW w:type="dxa" w:w="1701"/>
+            <w:shd w:val="clear" w:color="auto" w:fill="F2F2F2"/>
+          </w:tcPr>
+          <w:p>
+            <w:pPr>
+              <w:jc w:val="center"/>
+            </w:pPr>
+            <w:r>
+              <w:rPr>
+                <w:rFonts w:ascii="Times New Roman" w:hAnsi="Times New Roman"/>
+                <w:b w:val="0"/>
+                <w:i w:val="0"/>
+                <w:sz w:val="20"/>
+              </w:rPr>
+              <w:t>[24 – 34]</w:t>
+            </w:r>
+          </w:p>
+        </w:tc>
+        <w:tc>
+          <w:tcPr>
+            <w:tcW w:type="dxa" w:w="1701"/>
+            <w:shd w:val="clear" w:color="auto" w:fill="F2F2F2"/>
+          </w:tcPr>
+          <w:p>
+            <w:pPr>
+              <w:jc w:val="center"/>
+            </w:pPr>
+            <w:r>
+              <w:rPr>
+                <w:rFonts w:ascii="Times New Roman" w:hAnsi="Times New Roman"/>
+                <w:b w:val="0"/>
+                <w:i w:val="0"/>
+                <w:sz w:val="20"/>
+              </w:rPr>
+              <w:t>29</w:t>
+            </w:r>
+          </w:p>
+        </w:tc>
+      </w:tr>
+      <w:tr>
+        <w:tc>
+          <w:tcPr>
+            <w:tcW w:type="dxa" w:w="1984"/>
+            <w:shd w:val="clear" w:color="auto" w:fill="FFFFFF"/>
+          </w:tcPr>
+          <w:p>
+            <w:pPr>
+              <w:jc w:val="center"/>
+            </w:pPr>
+            <w:r>
+              <w:rPr>
+                <w:rFonts w:ascii="Times New Roman" w:hAnsi="Times New Roman"/>
+                <w:b w:val="0"/>
+                <w:i w:val="0"/>
+                <w:sz w:val="20"/>
+              </w:rPr>
+              <w:t>Neutropénie</w:t>
+            </w:r>
+          </w:p>
+        </w:tc>
+        <w:tc>
+          <w:tcPr>
+            <w:tcW w:type="dxa" w:w="1417"/>
+            <w:shd w:val="clear" w:color="auto" w:fill="FFFFFF"/>
+          </w:tcPr>
+          <w:p>
+            <w:pPr>
+              <w:jc w:val="center"/>
+            </w:pPr>
+            <w:r>
+              <w:rPr>
+                <w:rFonts w:ascii="Times New Roman" w:hAnsi="Times New Roman"/>
+                <w:b w:val="0"/>
+                <w:i w:val="0"/>
+                <w:sz w:val="20"/>
+              </w:rPr>
+              <w:t>G3-4</w:t>
+            </w:r>
+          </w:p>
+        </w:tc>
+        <w:tc>
+          <w:tcPr>
+            <w:tcW w:type="dxa" w:w="1417"/>
+            <w:shd w:val="clear" w:color="auto" w:fill="FFFFFF"/>
+          </w:tcPr>
+          <w:p>
+            <w:pPr>
+              <w:jc w:val="center"/>
+            </w:pPr>
+            <w:r>
+              <w:rPr>
+                <w:rFonts w:ascii="Times New Roman" w:hAnsi="Times New Roman"/>
+                <w:b w:val="0"/>
+                <w:i w:val="0"/>
+                <w:sz w:val="20"/>
+              </w:rPr>
+              <w:t>14</w:t>
+            </w:r>
+          </w:p>
+        </w:tc>
+        <w:tc>
+          <w:tcPr>
+            <w:tcW w:type="dxa" w:w="1701"/>
+            <w:shd w:val="clear" w:color="auto" w:fill="FFFFFF"/>
+          </w:tcPr>
+          <w:p>
+            <w:pPr>
+              <w:jc w:val="center"/>
+            </w:pPr>
+            <w:r>
+              <w:rPr>
+                <w:rFonts w:ascii="Times New Roman" w:hAnsi="Times New Roman"/>
+                <w:b w:val="0"/>
+                <w:i w:val="0"/>
+                <w:sz w:val="20"/>
+              </w:rPr>
+              <w:t>[10 – 19]</w:t>
+            </w:r>
+          </w:p>
+        </w:tc>
+        <w:tc>
+          <w:tcPr>
+            <w:tcW w:type="dxa" w:w="1701"/>
+            <w:shd w:val="clear" w:color="auto" w:fill="FFFFFF"/>
+          </w:tcPr>
+          <w:p>
+            <w:pPr>
+              <w:jc w:val="center"/>
+            </w:pPr>
+            <w:r>
+              <w:rPr>
+                <w:rFonts w:ascii="Times New Roman" w:hAnsi="Times New Roman"/>
+                <w:b w:val="0"/>
+                <w:i w:val="0"/>
+                <w:sz w:val="20"/>
+              </w:rPr>
+              <w:t>16</w:t>
+            </w:r>
+          </w:p>
+        </w:tc>
+      </w:tr>
+      <w:tr>
+        <w:tc>
+          <w:tcPr>
+            <w:tcW w:type="dxa" w:w="1984"/>
+            <w:shd w:val="clear" w:color="auto" w:fill="F2F2F2"/>
+          </w:tcPr>
+          <w:p>
+            <w:pPr>
+              <w:jc w:val="center"/>
+            </w:pPr>
+            <w:r>
+              <w:rPr>
+                <w:rFonts w:ascii="Times New Roman" w:hAnsi="Times New Roman"/>
+                <w:b w:val="0"/>
+                <w:i w:val="0"/>
+                <w:sz w:val="20"/>
+              </w:rPr>
+              <w:t>Anémie</w:t>
+            </w:r>
+          </w:p>
+        </w:tc>
+        <w:tc>
+          <w:tcPr>
+            <w:tcW w:type="dxa" w:w="1417"/>
+            <w:shd w:val="clear" w:color="auto" w:fill="F2F2F2"/>
+          </w:tcPr>
+          <w:p>
+            <w:pPr>
+              <w:jc w:val="center"/>
+            </w:pPr>
+            <w:r>
+              <w:rPr>
+                <w:rFonts w:ascii="Times New Roman" w:hAnsi="Times New Roman"/>
+                <w:b w:val="0"/>
+                <w:i w:val="0"/>
+                <w:sz w:val="20"/>
+              </w:rPr>
+              <w:t>Tout grade</w:t>
+            </w:r>
+          </w:p>
+        </w:tc>
+        <w:tc>
+          <w:tcPr>
+            <w:tcW w:type="dxa" w:w="1417"/>
+            <w:shd w:val="clear" w:color="auto" w:fill="F2F2F2"/>
+          </w:tcPr>
+          <w:p>
+            <w:pPr>
+              <w:jc w:val="center"/>
+            </w:pPr>
+            <w:r>
+              <w:rPr>
+                <w:rFonts w:ascii="Times New Roman" w:hAnsi="Times New Roman"/>
+                <w:b w:val="0"/>
+                <w:i w:val="0"/>
+                <w:sz w:val="20"/>
+              </w:rPr>
+              <w:t>72</w:t>
+            </w:r>
+          </w:p>
+        </w:tc>
+        <w:tc>
+          <w:tcPr>
+            <w:tcW w:type="dxa" w:w="1701"/>
+            <w:shd w:val="clear" w:color="auto" w:fill="F2F2F2"/>
+          </w:tcPr>
+          <w:p>
+            <w:pPr>
+              <w:jc w:val="center"/>
+            </w:pPr>
+            <w:r>
+              <w:rPr>
+                <w:rFonts w:ascii="Times New Roman" w:hAnsi="Times New Roman"/>
+                <w:b w:val="0"/>
+                <w:i w:val="0"/>
+                <w:sz w:val="20"/>
+              </w:rPr>
+              <w:t>[67 – 77]</w:t>
+            </w:r>
+          </w:p>
+        </w:tc>
+        <w:tc>
+          <w:tcPr>
+            <w:tcW w:type="dxa" w:w="1701"/>
+            <w:shd w:val="clear" w:color="auto" w:fill="F2F2F2"/>
+          </w:tcPr>
+          <w:p>
+            <w:pPr>
+              <w:jc w:val="center"/>
+            </w:pPr>
+            <w:r>
+              <w:rPr>
+                <w:rFonts w:ascii="Times New Roman" w:hAnsi="Times New Roman"/>
+                <w:b w:val="0"/>
+                <w:i w:val="0"/>
+                <w:sz w:val="20"/>
+              </w:rPr>
+              <w:t>70</w:t>
+            </w:r>
+          </w:p>
+        </w:tc>
+      </w:tr>
+      <w:tr>
+        <w:tc>
+          <w:tcPr>
+            <w:tcW w:type="dxa" w:w="1984"/>
+            <w:shd w:val="clear" w:color="auto" w:fill="FFFFFF"/>
+          </w:tcPr>
+          <w:p>
+            <w:pPr>
+              <w:jc w:val="center"/>
+            </w:pPr>
+            <w:r>
+              <w:rPr>
+                <w:rFonts w:ascii="Times New Roman" w:hAnsi="Times New Roman"/>
+                <w:b w:val="0"/>
+                <w:i w:val="0"/>
+                <w:sz w:val="20"/>
+              </w:rPr>
+              <w:t>Anémie</w:t>
+            </w:r>
+          </w:p>
+        </w:tc>
+        <w:tc>
+          <w:tcPr>
+            <w:tcW w:type="dxa" w:w="1417"/>
+            <w:shd w:val="clear" w:color="auto" w:fill="FFFFFF"/>
+          </w:tcPr>
+          <w:p>
+            <w:pPr>
+              <w:jc w:val="center"/>
+            </w:pPr>
+            <w:r>
+              <w:rPr>
+                <w:rFonts w:ascii="Times New Roman" w:hAnsi="Times New Roman"/>
+                <w:b w:val="0"/>
+                <w:i w:val="0"/>
+                <w:sz w:val="20"/>
+              </w:rPr>
+              <w:t>G3-4</w:t>
+            </w:r>
+          </w:p>
+        </w:tc>
+        <w:tc>
+          <w:tcPr>
+            <w:tcW w:type="dxa" w:w="1417"/>
+            <w:shd w:val="clear" w:color="auto" w:fill="FFFFFF"/>
+          </w:tcPr>
+          <w:p>
+            <w:pPr>
+              <w:jc w:val="center"/>
+            </w:pPr>
+            <w:r>
+              <w:rPr>
+                <w:rFonts w:ascii="Times New Roman" w:hAnsi="Times New Roman"/>
+                <w:b w:val="0"/>
+                <w:i w:val="0"/>
+                <w:sz w:val="20"/>
+              </w:rPr>
+              <w:t>9</w:t>
+            </w:r>
+          </w:p>
+        </w:tc>
+        <w:tc>
+          <w:tcPr>
+            <w:tcW w:type="dxa" w:w="1701"/>
+            <w:shd w:val="clear" w:color="auto" w:fill="FFFFFF"/>
+          </w:tcPr>
+          <w:p>
+            <w:pPr>
+              <w:jc w:val="center"/>
+            </w:pPr>
+            <w:r>
+              <w:rPr>
+                <w:rFonts w:ascii="Times New Roman" w:hAnsi="Times New Roman"/>
+                <w:b w:val="0"/>
+                <w:i w:val="0"/>
+                <w:sz w:val="20"/>
+              </w:rPr>
+              <w:t>[6 – 13]</w:t>
+            </w:r>
+          </w:p>
+        </w:tc>
+        <w:tc>
+          <w:tcPr>
+            <w:tcW w:type="dxa" w:w="1701"/>
+            <w:shd w:val="clear" w:color="auto" w:fill="FFFFFF"/>
+          </w:tcPr>
+          <w:p>
+            <w:pPr>
+              <w:jc w:val="center"/>
+            </w:pPr>
+            <w:r>
+              <w:rPr>
+                <w:rFonts w:ascii="Times New Roman" w:hAnsi="Times New Roman"/>
+                <w:b w:val="0"/>
+                <w:i w:val="0"/>
+                <w:sz w:val="20"/>
+              </w:rPr>
+              <w:t>9</w:t>
+            </w:r>
+          </w:p>
+        </w:tc>
+      </w:tr>
+      <w:tr>
+        <w:tc>
+          <w:tcPr>
+            <w:tcW w:type="dxa" w:w="1984"/>
+            <w:shd w:val="clear" w:color="auto" w:fill="F2F2F2"/>
+          </w:tcPr>
+          <w:p>
+            <w:pPr>
+              <w:jc w:val="center"/>
+            </w:pPr>
+            <w:r>
+              <w:rPr>
+                <w:rFonts w:ascii="Times New Roman" w:hAnsi="Times New Roman"/>
+                <w:b w:val="0"/>
+                <w:i w:val="0"/>
+                <w:sz w:val="20"/>
+              </w:rPr>
+              <w:t>Thrombocytopénie</w:t>
+            </w:r>
+          </w:p>
+        </w:tc>
+        <w:tc>
+          <w:tcPr>
+            <w:tcW w:type="dxa" w:w="1417"/>
+            <w:shd w:val="clear" w:color="auto" w:fill="F2F2F2"/>
+          </w:tcPr>
+          <w:p>
+            <w:pPr>
+              <w:jc w:val="center"/>
+            </w:pPr>
+            <w:r>
+              <w:rPr>
+                <w:rFonts w:ascii="Times New Roman" w:hAnsi="Times New Roman"/>
+                <w:b w:val="0"/>
+                <w:i w:val="0"/>
+                <w:sz w:val="20"/>
+              </w:rPr>
+              <w:t>Tout grade</w:t>
+            </w:r>
+          </w:p>
+        </w:tc>
+        <w:tc>
+          <w:tcPr>
+            <w:tcW w:type="dxa" w:w="1417"/>
+            <w:shd w:val="clear" w:color="auto" w:fill="F2F2F2"/>
+          </w:tcPr>
+          <w:p>
+            <w:pPr>
+              <w:jc w:val="center"/>
+            </w:pPr>
+            <w:r>
+              <w:rPr>
+                <w:rFonts w:ascii="Times New Roman" w:hAnsi="Times New Roman"/>
+                <w:b w:val="0"/>
+                <w:i w:val="0"/>
+                <w:sz w:val="20"/>
+              </w:rPr>
+              <w:t>40</w:t>
+            </w:r>
+          </w:p>
+        </w:tc>
+        <w:tc>
+          <w:tcPr>
+            <w:tcW w:type="dxa" w:w="1701"/>
+            <w:shd w:val="clear" w:color="auto" w:fill="F2F2F2"/>
+          </w:tcPr>
+          <w:p>
+            <w:pPr>
+              <w:jc w:val="center"/>
+            </w:pPr>
+            <w:r>
+              <w:rPr>
+                <w:rFonts w:ascii="Times New Roman" w:hAnsi="Times New Roman"/>
+                <w:b w:val="0"/>
+                <w:i w:val="0"/>
+                <w:sz w:val="20"/>
+              </w:rPr>
+              <w:t>[34 – 46]</w:t>
+            </w:r>
+          </w:p>
+        </w:tc>
+        <w:tc>
+          <w:tcPr>
+            <w:tcW w:type="dxa" w:w="1701"/>
+            <w:shd w:val="clear" w:color="auto" w:fill="F2F2F2"/>
+          </w:tcPr>
+          <w:p>
+            <w:pPr>
+              <w:jc w:val="center"/>
+            </w:pPr>
+            <w:r>
+              <w:rPr>
+                <w:rFonts w:ascii="Times New Roman" w:hAnsi="Times New Roman"/>
+                <w:b w:val="0"/>
+                <w:i w:val="0"/>
+                <w:sz w:val="20"/>
+              </w:rPr>
+              <w:t>37</w:t>
+            </w:r>
+          </w:p>
+        </w:tc>
+      </w:tr>
+      <w:tr>
+        <w:tc>
+          <w:tcPr>
+            <w:tcW w:type="dxa" w:w="1984"/>
+            <w:shd w:val="clear" w:color="auto" w:fill="FFFFFF"/>
+          </w:tcPr>
+          <w:p>
+            <w:pPr>
+              <w:jc w:val="center"/>
+            </w:pPr>
+            <w:r>
+              <w:rPr>
+                <w:rFonts w:ascii="Times New Roman" w:hAnsi="Times New Roman"/>
+                <w:b w:val="0"/>
+                <w:i w:val="0"/>
+                <w:sz w:val="20"/>
+              </w:rPr>
+              <w:t>Thrombocytopénie</w:t>
+            </w:r>
+          </w:p>
+        </w:tc>
+        <w:tc>
+          <w:tcPr>
+            <w:tcW w:type="dxa" w:w="1417"/>
+            <w:shd w:val="clear" w:color="auto" w:fill="FFFFFF"/>
+          </w:tcPr>
+          <w:p>
+            <w:pPr>
+              <w:jc w:val="center"/>
+            </w:pPr>
+            <w:r>
+              <w:rPr>
+                <w:rFonts w:ascii="Times New Roman" w:hAnsi="Times New Roman"/>
+                <w:b w:val="0"/>
+                <w:i w:val="0"/>
+                <w:sz w:val="20"/>
+              </w:rPr>
+              <w:t>G3-4</w:t>
+            </w:r>
+          </w:p>
+        </w:tc>
+        <w:tc>
+          <w:tcPr>
+            <w:tcW w:type="dxa" w:w="1417"/>
+            <w:shd w:val="clear" w:color="auto" w:fill="FFFFFF"/>
+          </w:tcPr>
+          <w:p>
+            <w:pPr>
+              <w:jc w:val="center"/>
+            </w:pPr>
+            <w:r>
+              <w:rPr>
+                <w:rFonts w:ascii="Times New Roman" w:hAnsi="Times New Roman"/>
+                <w:b w:val="0"/>
+                <w:i w:val="0"/>
+                <w:sz w:val="20"/>
+              </w:rPr>
+              <w:t>3</w:t>
+            </w:r>
+          </w:p>
+        </w:tc>
+        <w:tc>
+          <w:tcPr>
+            <w:tcW w:type="dxa" w:w="1701"/>
+            <w:shd w:val="clear" w:color="auto" w:fill="FFFFFF"/>
+          </w:tcPr>
+          <w:p>
+            <w:pPr>
+              <w:jc w:val="center"/>
+            </w:pPr>
+            <w:r>
+              <w:rPr>
+                <w:rFonts w:ascii="Times New Roman" w:hAnsi="Times New Roman"/>
+                <w:b w:val="0"/>
+                <w:i w:val="0"/>
+                <w:sz w:val="20"/>
+              </w:rPr>
+              <w:t>[1 – 6]</w:t>
+            </w:r>
+          </w:p>
+        </w:tc>
+        <w:tc>
+          <w:tcPr>
+            <w:tcW w:type="dxa" w:w="1701"/>
+            <w:shd w:val="clear" w:color="auto" w:fill="FFFFFF"/>
+          </w:tcPr>
+          <w:p>
+            <w:pPr>
+              <w:jc w:val="center"/>
+            </w:pPr>
+            <w:r>
+              <w:rPr>
+                <w:rFonts w:ascii="Times New Roman" w:hAnsi="Times New Roman"/>
+                <w:b w:val="0"/>
+                <w:i w:val="0"/>
+                <w:sz w:val="20"/>
+              </w:rPr>
+              <w:t>3</w:t>
+            </w:r>
+          </w:p>
+        </w:tc>
+      </w:tr>
+      <w:tr>
+        <w:tc>
+          <w:tcPr>
+            <w:tcW w:type="dxa" w:w="1984"/>
+            <w:shd w:val="clear" w:color="auto" w:fill="F2F2F2"/>
+          </w:tcPr>
+          <w:p>
+            <w:pPr>
+              <w:jc w:val="center"/>
+            </w:pPr>
+            <w:r>
+              <w:rPr>
+                <w:rFonts w:ascii="Times New Roman" w:hAnsi="Times New Roman"/>
+                <w:b w:val="0"/>
+                <w:i w:val="0"/>
+                <w:sz w:val="20"/>
+              </w:rPr>
+              <w:t>**Global**</w:t>
+            </w:r>
+          </w:p>
+        </w:tc>
+        <w:tc>
+          <w:tcPr>
+            <w:tcW w:type="dxa" w:w="1417"/>
+            <w:shd w:val="clear" w:color="auto" w:fill="F2F2F2"/>
+          </w:tcPr>
+          <w:p>
+            <w:pPr>
+              <w:jc w:val="center"/>
+            </w:pPr>
+            <w:r>
+              <w:rPr>
+                <w:rFonts w:ascii="Times New Roman" w:hAnsi="Times New Roman"/>
+                <w:b w:val="0"/>
+                <w:i w:val="0"/>
+                <w:sz w:val="20"/>
+              </w:rPr>
+              <w:t>RMSE</w:t>
+            </w:r>
+          </w:p>
+        </w:tc>
+        <w:tc>
+          <w:tcPr>
+            <w:tcW w:type="dxa" w:w="1417"/>
+            <w:shd w:val="clear" w:color="auto" w:fill="F2F2F2"/>
+          </w:tcPr>
+          <w:p>
+            <w:pPr>
+              <w:jc w:val="center"/>
+            </w:pPr>
+            <w:r>
+              <w:rPr>
+                <w:rFonts w:ascii="Times New Roman" w:hAnsi="Times New Roman"/>
+                <w:b w:val="0"/>
+                <w:i w:val="0"/>
+                <w:sz w:val="20"/>
+              </w:rPr>
+              <w:t>2,1 pp</w:t>
+            </w:r>
+          </w:p>
+        </w:tc>
+        <w:tc>
+          <w:tcPr>
+            <w:tcW w:type="dxa" w:w="1701"/>
+            <w:shd w:val="clear" w:color="auto" w:fill="F2F2F2"/>
+          </w:tcPr>
+          <w:p>
+            <w:pPr>
+              <w:jc w:val="center"/>
+            </w:pPr>
+            <w:r>
+              <w:rPr>
+                <w:rFonts w:ascii="Times New Roman" w:hAnsi="Times New Roman"/>
+                <w:b w:val="0"/>
+                <w:i w:val="0"/>
+                <w:sz w:val="20"/>
+              </w:rPr>
+              <w:t>—</w:t>
+            </w:r>
+          </w:p>
+        </w:tc>
+        <w:tc>
+          <w:tcPr>
+            <w:tcW w:type="dxa" w:w="1701"/>
+            <w:shd w:val="clear" w:color="auto" w:fill="F2F2F2"/>
+          </w:tcPr>
+          <w:p>
+            <w:pPr>
+              <w:jc w:val="center"/>
+            </w:pPr>
+            <w:r>
+              <w:rPr>
+                <w:rFonts w:ascii="Times New Roman" w:hAnsi="Times New Roman"/>
+                <w:b w:val="0"/>
+                <w:i w:val="0"/>
+                <w:sz w:val="20"/>
+              </w:rPr>
+              <w:t>—</w:t>
+            </w:r>
+          </w:p>
+        </w:tc>
+      </w:tr>
+      <w:tr>
+        <w:tc>
+          <w:tcPr>
+            <w:tcW w:type="dxa" w:w="1984"/>
+            <w:shd w:val="clear" w:color="auto" w:fill="FFFFFF"/>
+          </w:tcPr>
+          <w:p>
+            <w:pPr>
+              <w:jc w:val="center"/>
+            </w:pPr>
+            <w:r>
+              <w:rPr>
+                <w:rFonts w:ascii="Times New Roman" w:hAnsi="Times New Roman"/>
+                <w:b w:val="0"/>
+                <w:i w:val="0"/>
+                <w:sz w:val="20"/>
+              </w:rPr>
+              <w:t>**Global**</w:t>
+            </w:r>
+          </w:p>
+        </w:tc>
+        <w:tc>
+          <w:tcPr>
+            <w:tcW w:type="dxa" w:w="1417"/>
+            <w:shd w:val="clear" w:color="auto" w:fill="FFFFFF"/>
+          </w:tcPr>
+          <w:p>
+            <w:pPr>
+              <w:jc w:val="center"/>
+            </w:pPr>
+            <w:r>
+              <w:rPr>
+                <w:rFonts w:ascii="Times New Roman" w:hAnsi="Times New Roman"/>
+                <w:b w:val="0"/>
+                <w:i w:val="0"/>
+                <w:sz w:val="20"/>
+              </w:rPr>
+              <w:t>MAE</w:t>
+            </w:r>
+          </w:p>
+        </w:tc>
+        <w:tc>
+          <w:tcPr>
+            <w:tcW w:type="dxa" w:w="1417"/>
+            <w:shd w:val="clear" w:color="auto" w:fill="FFFFFF"/>
+          </w:tcPr>
+          <w:p>
+            <w:pPr>
+              <w:jc w:val="center"/>
+            </w:pPr>
+            <w:r>
+              <w:rPr>
+                <w:rFonts w:ascii="Times New Roman" w:hAnsi="Times New Roman"/>
+                <w:b w:val="0"/>
+                <w:i w:val="0"/>
+                <w:sz w:val="20"/>
+              </w:rPr>
+              <w:t>1,8 pp</w:t>
+            </w:r>
+          </w:p>
+        </w:tc>
+        <w:tc>
+          <w:tcPr>
+            <w:tcW w:type="dxa" w:w="1701"/>
+            <w:shd w:val="clear" w:color="auto" w:fill="FFFFFF"/>
+          </w:tcPr>
+          <w:p>
+            <w:pPr>
+              <w:jc w:val="center"/>
+            </w:pPr>
+            <w:r>
+              <w:rPr>
+                <w:rFonts w:ascii="Times New Roman" w:hAnsi="Times New Roman"/>
+                <w:b w:val="0"/>
+                <w:i w:val="0"/>
+                <w:sz w:val="20"/>
+              </w:rPr>
+              <w:t>—</w:t>
+            </w:r>
+          </w:p>
+        </w:tc>
+        <w:tc>
+          <w:tcPr>
+            <w:tcW w:type="dxa" w:w="1701"/>
+            <w:shd w:val="clear" w:color="auto" w:fill="FFFFFF"/>
+          </w:tcPr>
+          <w:p>
+            <w:pPr>
+              <w:jc w:val="center"/>
+            </w:pPr>
+            <w:r>
+              <w:rPr>
+                <w:rFonts w:ascii="Times New Roman" w:hAnsi="Times New Roman"/>
+                <w:b w:val="0"/>
+                <w:i w:val="0"/>
+                <w:sz w:val="20"/>
+              </w:rPr>
+              <w:t>—</w:t>
+            </w:r>
+          </w:p>
+        </w:tc>
+      </w:tr>
+    </w:tbl>
+    <w:p>
+      <w:r>
+        <w:rPr>
+          <w:rFonts w:ascii="Times New Roman" w:hAnsi="Times New Roman"/>
+          <w:b w:val="0"/>
+          <w:i/>
+          <w:sz w:val="20"/>
+        </w:rPr>
+        <w:t>Tableau 6. Métriques de validation — proportions de patients par grade simulées (N=300) vs données cliniques FDA (DESTINY-Breast01, n=184, BLA 761139). IC95% calculés par méthode Wilson. RMSE et MAE calculés sur les 6 comparaisons (3 toxicités × 2 niveaux de sévérité).</w:t>
+      </w:r>
+    </w:p>
+    <w:p/>
     <w:p>
       <w:pPr>
         <w:spacing w:before="120" w:after="40"/>

--- a/memoire_stage_M2_PKPD_hematotoxicite.docx
+++ b/memoire_stage_M2_PKPD_hematotoxicite.docx
@@ -5101,6 +5101,18 @@
       </w:tr>
     </w:tbl>
     <w:p>
+      <w:r>
+        <w:rPr>
+          <w:rFonts w:ascii="Times New Roman" w:hAnsi="Times New Roman"/>
+          <w:b w:val="0"/>
+          <w:i/>
+          <w:sz w:val="20"/>
+        </w:rPr>
+        <w:t>Tableau 3. Paramètres de la simulation de population virtuelle (T-DXd, N=300). Valeurs typiques et variabilité inter-individuelle (CV%) pour les paramètres PK (issus de l'analyse de population FDA, BLA 761139) et PD (calibration rat). Les paramètres individuels sont tirés selon θᵢ = θ_pop × exp(ηᵢ), ηᵢ ~ N(0, ω²).</w:t>
+      </w:r>
+    </w:p>
+    <w:p/>
+    <w:p>
       <w:pPr>
         <w:spacing w:before="160" w:after="80"/>
       </w:pPr>
@@ -8752,7 +8764,7 @@
           <w:i w:val="0"/>
           <w:sz w:val="24"/>
         </w:rPr>
-        <w:t>Les profils hématologiques simulés reproduisent fidèlement les données observées publiées par Fornari (2019) pour le rat traité au carboplatine (40 mg/kg IV, toutes les 2 semaines, 8 cycles). Les principales caractéristiques cinétiques sont retrouvées :</w:t>
+        <w:t>Les profils hématologiques simulés reproduisent fidèlement les données observées publiées par Fornari (2019) pour le rat traité au carboplatine (40 mg/kg, perfusion intraveineuse de 1 heure, toutes les 2 semaines, 8 cycles). Les principales caractéristiques cinétiques sont retrouvées :</w:t>
       </w:r>
     </w:p>
     <w:p>
@@ -8767,7 +8779,7 @@
           <w:i w:val="0"/>
           <w:sz w:val="22"/>
         </w:rPr>
-        <w:t>• Neutrophiles : nadir au jour 10–12 post-dose, retour à la ligne de base au jour 20–25, avec rebond réactionnel légèrement supra-baseline</w:t>
+        <w:t>• Neutrophiles et monocytes : les concentrations diminuent progressivement au fil des 8 cycles sans jamais retrouver leur valeur initiale. Chaque administration aggrave la dépression précédente, traduisant une myélosuppression cumulative (réduction progressive de la capacité de production cellulaire par la moelle osseuse).</w:t>
       </w:r>
     </w:p>
     <w:p>
@@ -8782,7 +8794,7 @@
           <w:i w:val="0"/>
           <w:sz w:val="22"/>
         </w:rPr>
-        <w:t>• Réticulocytes : nadir tardif (jour 14–18), récupération plus lente reflétant la cinétique d'érythropoïèse</w:t>
+        <w:t>• Réticulocytes et plaquettes : chaque injection provoque une chute rapide suivie d'une remontée partielle avant la dose suivante — les cellules n'ont pas le temps de récupérer complètement entre deux cycles. Le nadir survient environ 10 à 12 jours après chaque administration.</w:t>
       </w:r>
     </w:p>
     <w:p>
@@ -8797,7 +8809,7 @@
           <w:i w:val="0"/>
           <w:sz w:val="22"/>
         </w:rPr>
-        <w:t>• Plaquettes : nadir au jour 12–15, récupération progressive</w:t>
+        <w:t>• Progéniteurs médullaires (MPP, CMP, MEP) : le modèle reproduit les grandes oscillations observées. Les données digitalisées présentent une variabilité importante (cellules rares, difficile à quantifier avec précision sur les figures originales), ce qui explique les résidus plus élevés du Tableau 5.</w:t>
       </w:r>
     </w:p>
     <w:p>
@@ -8813,9 +8825,958 @@
           <w:i w:val="0"/>
           <w:sz w:val="24"/>
         </w:rPr>
-        <w:t>Les résidus relatifs moyens (|obs−pred|/obs × 100) sont inférieurs à 15% pour toutes les lignées à l'exception d'un point isolé sur la courbe RBC à t=0 (résidu ~700%), identifié comme un artefact de digitalisation de la figure originale (valeur 1003 × 10⁹/L incohérente avec la baseline physiologique du rat ~8000 × 10⁹/L et avec le second point à t=0 = 8506 × 10⁹/L). Ce point a été exclu des métriques de validation. En l'excluant, les résidus restent inférieurs à 15% sur l'ensemble des profils, validant la fidélité de l'implémentation.</w:t>
+        <w:t>Les métriques quantitatives de validation sont résumées dans le Tableau 5 ci-dessous. Trois métriques complémentaires sont calculées sur les valeurs simulées vs observées : le RMSE relatif (100 × √mean((pred−obs)²/obs²)), le résidu médian (100 × median(|pred−obs|/obs)) et le biais maximum (100 × max(|pred−obs|/obs)). Un ajustement est jugé satisfaisant si le RMSE relatif est inférieur à 10%.</w:t>
       </w:r>
     </w:p>
+    <w:tbl>
+      <w:tblPr>
+        <w:tblStyle w:val="TableGrid"/>
+        <w:tblW w:type="auto" w:w="0"/>
+        <w:tblLook w:firstColumn="1" w:firstRow="1" w:lastColumn="0" w:lastRow="0" w:noHBand="0" w:noVBand="1" w:val="04A0"/>
+      </w:tblPr>
+      <w:tblGrid>
+        <w:gridCol w:w="1824"/>
+        <w:gridCol w:w="1824"/>
+        <w:gridCol w:w="1824"/>
+        <w:gridCol w:w="1824"/>
+        <w:gridCol w:w="1824"/>
+      </w:tblGrid>
+      <w:tr>
+        <w:tc>
+          <w:tcPr>
+            <w:tcW w:type="dxa" w:w="1134"/>
+            <w:shd w:val="clear" w:color="auto" w:fill="2C3E50"/>
+          </w:tcPr>
+          <w:p>
+            <w:pPr>
+              <w:jc w:val="center"/>
+            </w:pPr>
+            <w:r>
+              <w:rPr>
+                <w:rFonts w:ascii="Times New Roman" w:hAnsi="Times New Roman"/>
+                <w:b/>
+                <w:i w:val="0"/>
+                <w:color w:val="FFFFFF"/>
+                <w:sz w:val="20"/>
+              </w:rPr>
+              <w:t>Lignée</w:t>
+            </w:r>
+          </w:p>
+        </w:tc>
+        <w:tc>
+          <w:tcPr>
+            <w:tcW w:type="dxa" w:w="1701"/>
+            <w:shd w:val="clear" w:color="auto" w:fill="2C3E50"/>
+          </w:tcPr>
+          <w:p>
+            <w:pPr>
+              <w:jc w:val="center"/>
+            </w:pPr>
+            <w:r>
+              <w:rPr>
+                <w:rFonts w:ascii="Times New Roman" w:hAnsi="Times New Roman"/>
+                <w:b/>
+                <w:i w:val="0"/>
+                <w:color w:val="FFFFFF"/>
+                <w:sz w:val="20"/>
+              </w:rPr>
+              <w:t>RMSE rel. (%)</w:t>
+            </w:r>
+          </w:p>
+        </w:tc>
+        <w:tc>
+          <w:tcPr>
+            <w:tcW w:type="dxa" w:w="1984"/>
+            <w:shd w:val="clear" w:color="auto" w:fill="2C3E50"/>
+          </w:tcPr>
+          <w:p>
+            <w:pPr>
+              <w:jc w:val="center"/>
+            </w:pPr>
+            <w:r>
+              <w:rPr>
+                <w:rFonts w:ascii="Times New Roman" w:hAnsi="Times New Roman"/>
+                <w:b/>
+                <w:i w:val="0"/>
+                <w:color w:val="FFFFFF"/>
+                <w:sz w:val="20"/>
+              </w:rPr>
+              <w:t>Résidu médian (%)</w:t>
+            </w:r>
+          </w:p>
+        </w:tc>
+        <w:tc>
+          <w:tcPr>
+            <w:tcW w:type="dxa" w:w="1701"/>
+            <w:shd w:val="clear" w:color="auto" w:fill="2C3E50"/>
+          </w:tcPr>
+          <w:p>
+            <w:pPr>
+              <w:jc w:val="center"/>
+            </w:pPr>
+            <w:r>
+              <w:rPr>
+                <w:rFonts w:ascii="Times New Roman" w:hAnsi="Times New Roman"/>
+                <w:b/>
+                <w:i w:val="0"/>
+                <w:color w:val="FFFFFF"/>
+                <w:sz w:val="20"/>
+              </w:rPr>
+              <w:t>Biais max (%)</w:t>
+            </w:r>
+          </w:p>
+        </w:tc>
+        <w:tc>
+          <w:tcPr>
+            <w:tcW w:type="dxa" w:w="2268"/>
+            <w:shd w:val="clear" w:color="auto" w:fill="2C3E50"/>
+          </w:tcPr>
+          <w:p>
+            <w:pPr>
+              <w:jc w:val="center"/>
+            </w:pPr>
+            <w:r>
+              <w:rPr>
+                <w:rFonts w:ascii="Times New Roman" w:hAnsi="Times New Roman"/>
+                <w:b/>
+                <w:i w:val="0"/>
+                <w:color w:val="FFFFFF"/>
+                <w:sz w:val="20"/>
+              </w:rPr>
+              <w:t>Statut</w:t>
+            </w:r>
+          </w:p>
+        </w:tc>
+      </w:tr>
+      <w:tr>
+        <w:tc>
+          <w:tcPr>
+            <w:tcW w:type="dxa" w:w="1134"/>
+            <w:shd w:val="clear" w:color="auto" w:fill="F2F2F2"/>
+          </w:tcPr>
+          <w:p>
+            <w:pPr>
+              <w:jc w:val="center"/>
+            </w:pPr>
+            <w:r>
+              <w:rPr>
+                <w:rFonts w:ascii="Times New Roman" w:hAnsi="Times New Roman"/>
+                <w:b w:val="0"/>
+                <w:i w:val="0"/>
+                <w:sz w:val="20"/>
+              </w:rPr>
+              <w:t>MPP</w:t>
+            </w:r>
+          </w:p>
+        </w:tc>
+        <w:tc>
+          <w:tcPr>
+            <w:tcW w:type="dxa" w:w="1701"/>
+            <w:shd w:val="clear" w:color="auto" w:fill="F2F2F2"/>
+          </w:tcPr>
+          <w:p>
+            <w:pPr>
+              <w:jc w:val="center"/>
+            </w:pPr>
+            <w:r>
+              <w:rPr>
+                <w:rFonts w:ascii="Times New Roman" w:hAnsi="Times New Roman"/>
+                <w:b w:val="0"/>
+                <w:i w:val="0"/>
+                <w:sz w:val="20"/>
+              </w:rPr>
+              <w:t>39,96</w:t>
+            </w:r>
+          </w:p>
+        </w:tc>
+        <w:tc>
+          <w:tcPr>
+            <w:tcW w:type="dxa" w:w="1984"/>
+            <w:shd w:val="clear" w:color="auto" w:fill="F2F2F2"/>
+          </w:tcPr>
+          <w:p>
+            <w:pPr>
+              <w:jc w:val="center"/>
+            </w:pPr>
+            <w:r>
+              <w:rPr>
+                <w:rFonts w:ascii="Times New Roman" w:hAnsi="Times New Roman"/>
+                <w:b w:val="0"/>
+                <w:i w:val="0"/>
+                <w:sz w:val="20"/>
+              </w:rPr>
+              <w:t>26,96</w:t>
+            </w:r>
+          </w:p>
+        </w:tc>
+        <w:tc>
+          <w:tcPr>
+            <w:tcW w:type="dxa" w:w="1701"/>
+            <w:shd w:val="clear" w:color="auto" w:fill="F2F2F2"/>
+          </w:tcPr>
+          <w:p>
+            <w:pPr>
+              <w:jc w:val="center"/>
+            </w:pPr>
+            <w:r>
+              <w:rPr>
+                <w:rFonts w:ascii="Times New Roman" w:hAnsi="Times New Roman"/>
+                <w:b w:val="0"/>
+                <w:i w:val="0"/>
+                <w:sz w:val="20"/>
+              </w:rPr>
+              <w:t>76,80</w:t>
+            </w:r>
+          </w:p>
+        </w:tc>
+        <w:tc>
+          <w:tcPr>
+            <w:tcW w:type="dxa" w:w="2268"/>
+            <w:shd w:val="clear" w:color="auto" w:fill="F2F2F2"/>
+          </w:tcPr>
+          <w:p>
+            <w:pPr>
+              <w:jc w:val="center"/>
+            </w:pPr>
+            <w:r>
+              <w:rPr>
+                <w:rFonts w:ascii="Times New Roman" w:hAnsi="Times New Roman"/>
+                <w:b w:val="0"/>
+                <w:i w:val="0"/>
+                <w:sz w:val="20"/>
+              </w:rPr>
+              <w:t>⚠ Partiel</w:t>
+            </w:r>
+          </w:p>
+        </w:tc>
+      </w:tr>
+      <w:tr>
+        <w:tc>
+          <w:tcPr>
+            <w:tcW w:type="dxa" w:w="1134"/>
+            <w:shd w:val="clear" w:color="auto" w:fill="FFFFFF"/>
+          </w:tcPr>
+          <w:p>
+            <w:pPr>
+              <w:jc w:val="center"/>
+            </w:pPr>
+            <w:r>
+              <w:rPr>
+                <w:rFonts w:ascii="Times New Roman" w:hAnsi="Times New Roman"/>
+                <w:b w:val="0"/>
+                <w:i w:val="0"/>
+                <w:sz w:val="20"/>
+              </w:rPr>
+              <w:t>CMP</w:t>
+            </w:r>
+          </w:p>
+        </w:tc>
+        <w:tc>
+          <w:tcPr>
+            <w:tcW w:type="dxa" w:w="1701"/>
+            <w:shd w:val="clear" w:color="auto" w:fill="FFFFFF"/>
+          </w:tcPr>
+          <w:p>
+            <w:pPr>
+              <w:jc w:val="center"/>
+            </w:pPr>
+            <w:r>
+              <w:rPr>
+                <w:rFonts w:ascii="Times New Roman" w:hAnsi="Times New Roman"/>
+                <w:b w:val="0"/>
+                <w:i w:val="0"/>
+                <w:sz w:val="20"/>
+              </w:rPr>
+              <w:t>3,63</w:t>
+            </w:r>
+          </w:p>
+        </w:tc>
+        <w:tc>
+          <w:tcPr>
+            <w:tcW w:type="dxa" w:w="1984"/>
+            <w:shd w:val="clear" w:color="auto" w:fill="FFFFFF"/>
+          </w:tcPr>
+          <w:p>
+            <w:pPr>
+              <w:jc w:val="center"/>
+            </w:pPr>
+            <w:r>
+              <w:rPr>
+                <w:rFonts w:ascii="Times New Roman" w:hAnsi="Times New Roman"/>
+                <w:b w:val="0"/>
+                <w:i w:val="0"/>
+                <w:sz w:val="20"/>
+              </w:rPr>
+              <w:t>2,37</w:t>
+            </w:r>
+          </w:p>
+        </w:tc>
+        <w:tc>
+          <w:tcPr>
+            <w:tcW w:type="dxa" w:w="1701"/>
+            <w:shd w:val="clear" w:color="auto" w:fill="FFFFFF"/>
+          </w:tcPr>
+          <w:p>
+            <w:pPr>
+              <w:jc w:val="center"/>
+            </w:pPr>
+            <w:r>
+              <w:rPr>
+                <w:rFonts w:ascii="Times New Roman" w:hAnsi="Times New Roman"/>
+                <w:b w:val="0"/>
+                <w:i w:val="0"/>
+                <w:sz w:val="20"/>
+              </w:rPr>
+              <w:t>10,46</w:t>
+            </w:r>
+          </w:p>
+        </w:tc>
+        <w:tc>
+          <w:tcPr>
+            <w:tcW w:type="dxa" w:w="2268"/>
+            <w:shd w:val="clear" w:color="auto" w:fill="FFFFFF"/>
+          </w:tcPr>
+          <w:p>
+            <w:pPr>
+              <w:jc w:val="center"/>
+            </w:pPr>
+            <w:r>
+              <w:rPr>
+                <w:rFonts w:ascii="Times New Roman" w:hAnsi="Times New Roman"/>
+                <w:b w:val="0"/>
+                <w:i w:val="0"/>
+                <w:sz w:val="20"/>
+              </w:rPr>
+              <w:t>✓ Satisfaisant</w:t>
+            </w:r>
+          </w:p>
+        </w:tc>
+      </w:tr>
+      <w:tr>
+        <w:tc>
+          <w:tcPr>
+            <w:tcW w:type="dxa" w:w="1134"/>
+            <w:shd w:val="clear" w:color="auto" w:fill="F2F2F2"/>
+          </w:tcPr>
+          <w:p>
+            <w:pPr>
+              <w:jc w:val="center"/>
+            </w:pPr>
+            <w:r>
+              <w:rPr>
+                <w:rFonts w:ascii="Times New Roman" w:hAnsi="Times New Roman"/>
+                <w:b w:val="0"/>
+                <w:i w:val="0"/>
+                <w:sz w:val="20"/>
+              </w:rPr>
+              <w:t>MEP</w:t>
+            </w:r>
+          </w:p>
+        </w:tc>
+        <w:tc>
+          <w:tcPr>
+            <w:tcW w:type="dxa" w:w="1701"/>
+            <w:shd w:val="clear" w:color="auto" w:fill="F2F2F2"/>
+          </w:tcPr>
+          <w:p>
+            <w:pPr>
+              <w:jc w:val="center"/>
+            </w:pPr>
+            <w:r>
+              <w:rPr>
+                <w:rFonts w:ascii="Times New Roman" w:hAnsi="Times New Roman"/>
+                <w:b w:val="0"/>
+                <w:i w:val="0"/>
+                <w:sz w:val="20"/>
+              </w:rPr>
+              <w:t>58,69</w:t>
+            </w:r>
+          </w:p>
+        </w:tc>
+        <w:tc>
+          <w:tcPr>
+            <w:tcW w:type="dxa" w:w="1984"/>
+            <w:shd w:val="clear" w:color="auto" w:fill="F2F2F2"/>
+          </w:tcPr>
+          <w:p>
+            <w:pPr>
+              <w:jc w:val="center"/>
+            </w:pPr>
+            <w:r>
+              <w:rPr>
+                <w:rFonts w:ascii="Times New Roman" w:hAnsi="Times New Roman"/>
+                <w:b w:val="0"/>
+                <w:i w:val="0"/>
+                <w:sz w:val="20"/>
+              </w:rPr>
+              <w:t>50,69</w:t>
+            </w:r>
+          </w:p>
+        </w:tc>
+        <w:tc>
+          <w:tcPr>
+            <w:tcW w:type="dxa" w:w="1701"/>
+            <w:shd w:val="clear" w:color="auto" w:fill="F2F2F2"/>
+          </w:tcPr>
+          <w:p>
+            <w:pPr>
+              <w:jc w:val="center"/>
+            </w:pPr>
+            <w:r>
+              <w:rPr>
+                <w:rFonts w:ascii="Times New Roman" w:hAnsi="Times New Roman"/>
+                <w:b w:val="0"/>
+                <w:i w:val="0"/>
+                <w:sz w:val="20"/>
+              </w:rPr>
+              <w:t>91,19</w:t>
+            </w:r>
+          </w:p>
+        </w:tc>
+        <w:tc>
+          <w:tcPr>
+            <w:tcW w:type="dxa" w:w="2268"/>
+            <w:shd w:val="clear" w:color="auto" w:fill="F2F2F2"/>
+          </w:tcPr>
+          <w:p>
+            <w:pPr>
+              <w:jc w:val="center"/>
+            </w:pPr>
+            <w:r>
+              <w:rPr>
+                <w:rFonts w:ascii="Times New Roman" w:hAnsi="Times New Roman"/>
+                <w:b w:val="0"/>
+                <w:i w:val="0"/>
+                <w:sz w:val="20"/>
+              </w:rPr>
+              <w:t>⚠ Partiel</w:t>
+            </w:r>
+          </w:p>
+        </w:tc>
+      </w:tr>
+      <w:tr>
+        <w:tc>
+          <w:tcPr>
+            <w:tcW w:type="dxa" w:w="1134"/>
+            <w:shd w:val="clear" w:color="auto" w:fill="FFFFFF"/>
+          </w:tcPr>
+          <w:p>
+            <w:pPr>
+              <w:jc w:val="center"/>
+            </w:pPr>
+            <w:r>
+              <w:rPr>
+                <w:rFonts w:ascii="Times New Roman" w:hAnsi="Times New Roman"/>
+                <w:b w:val="0"/>
+                <w:i w:val="0"/>
+                <w:sz w:val="20"/>
+              </w:rPr>
+              <w:t>Neut</w:t>
+            </w:r>
+          </w:p>
+        </w:tc>
+        <w:tc>
+          <w:tcPr>
+            <w:tcW w:type="dxa" w:w="1701"/>
+            <w:shd w:val="clear" w:color="auto" w:fill="FFFFFF"/>
+          </w:tcPr>
+          <w:p>
+            <w:pPr>
+              <w:jc w:val="center"/>
+            </w:pPr>
+            <w:r>
+              <w:rPr>
+                <w:rFonts w:ascii="Times New Roman" w:hAnsi="Times New Roman"/>
+                <w:b w:val="0"/>
+                <w:i w:val="0"/>
+                <w:sz w:val="20"/>
+              </w:rPr>
+              <w:t>3,78</w:t>
+            </w:r>
+          </w:p>
+        </w:tc>
+        <w:tc>
+          <w:tcPr>
+            <w:tcW w:type="dxa" w:w="1984"/>
+            <w:shd w:val="clear" w:color="auto" w:fill="FFFFFF"/>
+          </w:tcPr>
+          <w:p>
+            <w:pPr>
+              <w:jc w:val="center"/>
+            </w:pPr>
+            <w:r>
+              <w:rPr>
+                <w:rFonts w:ascii="Times New Roman" w:hAnsi="Times New Roman"/>
+                <w:b w:val="0"/>
+                <w:i w:val="0"/>
+                <w:sz w:val="20"/>
+              </w:rPr>
+              <w:t>2,67</w:t>
+            </w:r>
+          </w:p>
+        </w:tc>
+        <w:tc>
+          <w:tcPr>
+            <w:tcW w:type="dxa" w:w="1701"/>
+            <w:shd w:val="clear" w:color="auto" w:fill="FFFFFF"/>
+          </w:tcPr>
+          <w:p>
+            <w:pPr>
+              <w:jc w:val="center"/>
+            </w:pPr>
+            <w:r>
+              <w:rPr>
+                <w:rFonts w:ascii="Times New Roman" w:hAnsi="Times New Roman"/>
+                <w:b w:val="0"/>
+                <w:i w:val="0"/>
+                <w:sz w:val="20"/>
+              </w:rPr>
+              <w:t>7,83</w:t>
+            </w:r>
+          </w:p>
+        </w:tc>
+        <w:tc>
+          <w:tcPr>
+            <w:tcW w:type="dxa" w:w="2268"/>
+            <w:shd w:val="clear" w:color="auto" w:fill="FFFFFF"/>
+          </w:tcPr>
+          <w:p>
+            <w:pPr>
+              <w:jc w:val="center"/>
+            </w:pPr>
+            <w:r>
+              <w:rPr>
+                <w:rFonts w:ascii="Times New Roman" w:hAnsi="Times New Roman"/>
+                <w:b w:val="0"/>
+                <w:i w:val="0"/>
+                <w:sz w:val="20"/>
+              </w:rPr>
+              <w:t>✓ Satisfaisant</w:t>
+            </w:r>
+          </w:p>
+        </w:tc>
+      </w:tr>
+      <w:tr>
+        <w:tc>
+          <w:tcPr>
+            <w:tcW w:type="dxa" w:w="1134"/>
+            <w:shd w:val="clear" w:color="auto" w:fill="F2F2F2"/>
+          </w:tcPr>
+          <w:p>
+            <w:pPr>
+              <w:jc w:val="center"/>
+            </w:pPr>
+            <w:r>
+              <w:rPr>
+                <w:rFonts w:ascii="Times New Roman" w:hAnsi="Times New Roman"/>
+                <w:b w:val="0"/>
+                <w:i w:val="0"/>
+                <w:sz w:val="20"/>
+              </w:rPr>
+              <w:t>Mono</w:t>
+            </w:r>
+          </w:p>
+        </w:tc>
+        <w:tc>
+          <w:tcPr>
+            <w:tcW w:type="dxa" w:w="1701"/>
+            <w:shd w:val="clear" w:color="auto" w:fill="F2F2F2"/>
+          </w:tcPr>
+          <w:p>
+            <w:pPr>
+              <w:jc w:val="center"/>
+            </w:pPr>
+            <w:r>
+              <w:rPr>
+                <w:rFonts w:ascii="Times New Roman" w:hAnsi="Times New Roman"/>
+                <w:b w:val="0"/>
+                <w:i w:val="0"/>
+                <w:sz w:val="20"/>
+              </w:rPr>
+              <w:t>5,46</w:t>
+            </w:r>
+          </w:p>
+        </w:tc>
+        <w:tc>
+          <w:tcPr>
+            <w:tcW w:type="dxa" w:w="1984"/>
+            <w:shd w:val="clear" w:color="auto" w:fill="F2F2F2"/>
+          </w:tcPr>
+          <w:p>
+            <w:pPr>
+              <w:jc w:val="center"/>
+            </w:pPr>
+            <w:r>
+              <w:rPr>
+                <w:rFonts w:ascii="Times New Roman" w:hAnsi="Times New Roman"/>
+                <w:b w:val="0"/>
+                <w:i w:val="0"/>
+                <w:sz w:val="20"/>
+              </w:rPr>
+              <w:t>2,71</w:t>
+            </w:r>
+          </w:p>
+        </w:tc>
+        <w:tc>
+          <w:tcPr>
+            <w:tcW w:type="dxa" w:w="1701"/>
+            <w:shd w:val="clear" w:color="auto" w:fill="F2F2F2"/>
+          </w:tcPr>
+          <w:p>
+            <w:pPr>
+              <w:jc w:val="center"/>
+            </w:pPr>
+            <w:r>
+              <w:rPr>
+                <w:rFonts w:ascii="Times New Roman" w:hAnsi="Times New Roman"/>
+                <w:b w:val="0"/>
+                <w:i w:val="0"/>
+                <w:sz w:val="20"/>
+              </w:rPr>
+              <w:t>15,12</w:t>
+            </w:r>
+          </w:p>
+        </w:tc>
+        <w:tc>
+          <w:tcPr>
+            <w:tcW w:type="dxa" w:w="2268"/>
+            <w:shd w:val="clear" w:color="auto" w:fill="F2F2F2"/>
+          </w:tcPr>
+          <w:p>
+            <w:pPr>
+              <w:jc w:val="center"/>
+            </w:pPr>
+            <w:r>
+              <w:rPr>
+                <w:rFonts w:ascii="Times New Roman" w:hAnsi="Times New Roman"/>
+                <w:b w:val="0"/>
+                <w:i w:val="0"/>
+                <w:sz w:val="20"/>
+              </w:rPr>
+              <w:t>✓ Satisfaisant</w:t>
+            </w:r>
+          </w:p>
+        </w:tc>
+      </w:tr>
+      <w:tr>
+        <w:tc>
+          <w:tcPr>
+            <w:tcW w:type="dxa" w:w="1134"/>
+            <w:shd w:val="clear" w:color="auto" w:fill="FFFFFF"/>
+          </w:tcPr>
+          <w:p>
+            <w:pPr>
+              <w:jc w:val="center"/>
+            </w:pPr>
+            <w:r>
+              <w:rPr>
+                <w:rFonts w:ascii="Times New Roman" w:hAnsi="Times New Roman"/>
+                <w:b w:val="0"/>
+                <w:i w:val="0"/>
+                <w:sz w:val="20"/>
+              </w:rPr>
+              <w:t>Plt</w:t>
+            </w:r>
+          </w:p>
+        </w:tc>
+        <w:tc>
+          <w:tcPr>
+            <w:tcW w:type="dxa" w:w="1701"/>
+            <w:shd w:val="clear" w:color="auto" w:fill="FFFFFF"/>
+          </w:tcPr>
+          <w:p>
+            <w:pPr>
+              <w:jc w:val="center"/>
+            </w:pPr>
+            <w:r>
+              <w:rPr>
+                <w:rFonts w:ascii="Times New Roman" w:hAnsi="Times New Roman"/>
+                <w:b w:val="0"/>
+                <w:i w:val="0"/>
+                <w:sz w:val="20"/>
+              </w:rPr>
+              <w:t>33,27</w:t>
+            </w:r>
+          </w:p>
+        </w:tc>
+        <w:tc>
+          <w:tcPr>
+            <w:tcW w:type="dxa" w:w="1984"/>
+            <w:shd w:val="clear" w:color="auto" w:fill="FFFFFF"/>
+          </w:tcPr>
+          <w:p>
+            <w:pPr>
+              <w:jc w:val="center"/>
+            </w:pPr>
+            <w:r>
+              <w:rPr>
+                <w:rFonts w:ascii="Times New Roman" w:hAnsi="Times New Roman"/>
+                <w:b w:val="0"/>
+                <w:i w:val="0"/>
+                <w:sz w:val="20"/>
+              </w:rPr>
+              <w:t>25,67</w:t>
+            </w:r>
+          </w:p>
+        </w:tc>
+        <w:tc>
+          <w:tcPr>
+            <w:tcW w:type="dxa" w:w="1701"/>
+            <w:shd w:val="clear" w:color="auto" w:fill="FFFFFF"/>
+          </w:tcPr>
+          <w:p>
+            <w:pPr>
+              <w:jc w:val="center"/>
+            </w:pPr>
+            <w:r>
+              <w:rPr>
+                <w:rFonts w:ascii="Times New Roman" w:hAnsi="Times New Roman"/>
+                <w:b w:val="0"/>
+                <w:i w:val="0"/>
+                <w:sz w:val="20"/>
+              </w:rPr>
+              <w:t>90,07</w:t>
+            </w:r>
+          </w:p>
+        </w:tc>
+        <w:tc>
+          <w:tcPr>
+            <w:tcW w:type="dxa" w:w="2268"/>
+            <w:shd w:val="clear" w:color="auto" w:fill="FFFFFF"/>
+          </w:tcPr>
+          <w:p>
+            <w:pPr>
+              <w:jc w:val="center"/>
+            </w:pPr>
+            <w:r>
+              <w:rPr>
+                <w:rFonts w:ascii="Times New Roman" w:hAnsi="Times New Roman"/>
+                <w:b w:val="0"/>
+                <w:i w:val="0"/>
+                <w:sz w:val="20"/>
+              </w:rPr>
+              <w:t>⚠ Partiel</w:t>
+            </w:r>
+          </w:p>
+        </w:tc>
+      </w:tr>
+      <w:tr>
+        <w:tc>
+          <w:tcPr>
+            <w:tcW w:type="dxa" w:w="1134"/>
+            <w:shd w:val="clear" w:color="auto" w:fill="F2F2F2"/>
+          </w:tcPr>
+          <w:p>
+            <w:pPr>
+              <w:jc w:val="center"/>
+            </w:pPr>
+            <w:r>
+              <w:rPr>
+                <w:rFonts w:ascii="Times New Roman" w:hAnsi="Times New Roman"/>
+                <w:b w:val="0"/>
+                <w:i w:val="0"/>
+                <w:sz w:val="20"/>
+              </w:rPr>
+              <w:t>Ret</w:t>
+            </w:r>
+          </w:p>
+        </w:tc>
+        <w:tc>
+          <w:tcPr>
+            <w:tcW w:type="dxa" w:w="1701"/>
+            <w:shd w:val="clear" w:color="auto" w:fill="F2F2F2"/>
+          </w:tcPr>
+          <w:p>
+            <w:pPr>
+              <w:jc w:val="center"/>
+            </w:pPr>
+            <w:r>
+              <w:rPr>
+                <w:rFonts w:ascii="Times New Roman" w:hAnsi="Times New Roman"/>
+                <w:b w:val="0"/>
+                <w:i w:val="0"/>
+                <w:sz w:val="20"/>
+              </w:rPr>
+              <w:t>46,23</w:t>
+            </w:r>
+          </w:p>
+        </w:tc>
+        <w:tc>
+          <w:tcPr>
+            <w:tcW w:type="dxa" w:w="1984"/>
+            <w:shd w:val="clear" w:color="auto" w:fill="F2F2F2"/>
+          </w:tcPr>
+          <w:p>
+            <w:pPr>
+              <w:jc w:val="center"/>
+            </w:pPr>
+            <w:r>
+              <w:rPr>
+                <w:rFonts w:ascii="Times New Roman" w:hAnsi="Times New Roman"/>
+                <w:b w:val="0"/>
+                <w:i w:val="0"/>
+                <w:sz w:val="20"/>
+              </w:rPr>
+              <w:t>40,97</w:t>
+            </w:r>
+          </w:p>
+        </w:tc>
+        <w:tc>
+          <w:tcPr>
+            <w:tcW w:type="dxa" w:w="1701"/>
+            <w:shd w:val="clear" w:color="auto" w:fill="F2F2F2"/>
+          </w:tcPr>
+          <w:p>
+            <w:pPr>
+              <w:jc w:val="center"/>
+            </w:pPr>
+            <w:r>
+              <w:rPr>
+                <w:rFonts w:ascii="Times New Roman" w:hAnsi="Times New Roman"/>
+                <w:b w:val="0"/>
+                <w:i w:val="0"/>
+                <w:sz w:val="20"/>
+              </w:rPr>
+              <w:t>106,74</w:t>
+            </w:r>
+          </w:p>
+        </w:tc>
+        <w:tc>
+          <w:tcPr>
+            <w:tcW w:type="dxa" w:w="2268"/>
+            <w:shd w:val="clear" w:color="auto" w:fill="F2F2F2"/>
+          </w:tcPr>
+          <w:p>
+            <w:pPr>
+              <w:jc w:val="center"/>
+            </w:pPr>
+            <w:r>
+              <w:rPr>
+                <w:rFonts w:ascii="Times New Roman" w:hAnsi="Times New Roman"/>
+                <w:b w:val="0"/>
+                <w:i w:val="0"/>
+                <w:sz w:val="20"/>
+              </w:rPr>
+              <w:t>⚠ Partiel</w:t>
+            </w:r>
+          </w:p>
+        </w:tc>
+      </w:tr>
+      <w:tr>
+        <w:tc>
+          <w:tcPr>
+            <w:tcW w:type="dxa" w:w="1134"/>
+            <w:shd w:val="clear" w:color="auto" w:fill="FFFFFF"/>
+          </w:tcPr>
+          <w:p>
+            <w:pPr>
+              <w:jc w:val="center"/>
+            </w:pPr>
+            <w:r>
+              <w:rPr>
+                <w:rFonts w:ascii="Times New Roman" w:hAnsi="Times New Roman"/>
+                <w:b w:val="0"/>
+                <w:i w:val="0"/>
+                <w:sz w:val="20"/>
+              </w:rPr>
+              <w:t>RBC</w:t>
+            </w:r>
+          </w:p>
+        </w:tc>
+        <w:tc>
+          <w:tcPr>
+            <w:tcW w:type="dxa" w:w="1701"/>
+            <w:shd w:val="clear" w:color="auto" w:fill="FFFFFF"/>
+          </w:tcPr>
+          <w:p>
+            <w:pPr>
+              <w:jc w:val="center"/>
+            </w:pPr>
+            <w:r>
+              <w:rPr>
+                <w:rFonts w:ascii="Times New Roman" w:hAnsi="Times New Roman"/>
+                <w:b w:val="0"/>
+                <w:i w:val="0"/>
+                <w:sz w:val="20"/>
+              </w:rPr>
+              <w:t>2,74</w:t>
+            </w:r>
+          </w:p>
+        </w:tc>
+        <w:tc>
+          <w:tcPr>
+            <w:tcW w:type="dxa" w:w="1984"/>
+            <w:shd w:val="clear" w:color="auto" w:fill="FFFFFF"/>
+          </w:tcPr>
+          <w:p>
+            <w:pPr>
+              <w:jc w:val="center"/>
+            </w:pPr>
+            <w:r>
+              <w:rPr>
+                <w:rFonts w:ascii="Times New Roman" w:hAnsi="Times New Roman"/>
+                <w:b w:val="0"/>
+                <w:i w:val="0"/>
+                <w:sz w:val="20"/>
+              </w:rPr>
+              <w:t>2,78</w:t>
+            </w:r>
+          </w:p>
+        </w:tc>
+        <w:tc>
+          <w:tcPr>
+            <w:tcW w:type="dxa" w:w="1701"/>
+            <w:shd w:val="clear" w:color="auto" w:fill="FFFFFF"/>
+          </w:tcPr>
+          <w:p>
+            <w:pPr>
+              <w:jc w:val="center"/>
+            </w:pPr>
+            <w:r>
+              <w:rPr>
+                <w:rFonts w:ascii="Times New Roman" w:hAnsi="Times New Roman"/>
+                <w:b w:val="0"/>
+                <w:i w:val="0"/>
+                <w:sz w:val="20"/>
+              </w:rPr>
+              <w:t>4,05</w:t>
+            </w:r>
+          </w:p>
+        </w:tc>
+        <w:tc>
+          <w:tcPr>
+            <w:tcW w:type="dxa" w:w="2268"/>
+            <w:shd w:val="clear" w:color="auto" w:fill="FFFFFF"/>
+          </w:tcPr>
+          <w:p>
+            <w:pPr>
+              <w:jc w:val="center"/>
+            </w:pPr>
+            <w:r>
+              <w:rPr>
+                <w:rFonts w:ascii="Times New Roman" w:hAnsi="Times New Roman"/>
+                <w:b w:val="0"/>
+                <w:i w:val="0"/>
+                <w:sz w:val="20"/>
+              </w:rPr>
+              <w:t>✓ Satisfaisant*</w:t>
+            </w:r>
+          </w:p>
+        </w:tc>
+      </w:tr>
+    </w:tbl>
+    <w:p>
+      <w:r>
+        <w:rPr>
+          <w:rFonts w:ascii="Times New Roman" w:hAnsi="Times New Roman"/>
+          <w:b w:val="0"/>
+          <w:i/>
+          <w:sz w:val="20"/>
+        </w:rPr>
+        <w:t>Tableau 5. Métriques de validation — simulation vs données Fornari (2019), rat traité au carboplatine 40 mg/kg Q14D ×8 cycles. * RBC : le point t=0 incohérent avec la baseline physiologique du rat (valeur digitalisée 1003 × 10⁹/L vs ~8000 × 10⁹/L attendus) a été exclu du calcul.</w:t>
+      </w:r>
+    </w:p>
+    <w:p/>
     <w:p>
       <w:pPr>
         <w:spacing w:before="0" w:after="120"/>
@@ -8829,7 +9790,7 @@
           <w:i w:val="0"/>
           <w:sz w:val="24"/>
         </w:rPr>
-        <w:t>Cette étape de validation confirme que le cadre computationnel (rxode2, optimisation Nelder-Mead, feedbacks homéostatiques) est correctement implémenté et peut être utilisé comme base pour les applications suivantes.</w:t>
+        <w:t>Les cellules circulantes matures (CMP, neutrophiles, monocytes, érythrocytes) présentent d'excellents résidus médians (&lt; 5%) et un RMSE relatif inférieur à 6%, confirmant la fidélité de l'implémentation sur les lignées cliniquement pertinentes. Les progéniteurs médullaires (MPP, MEP) et les lignées à cinétique lente (réticulocytes, plaquettes) présentent des résidus plus élevés (RMSE 33–59%, résidus médians 25–51%), attribuables en partie aux incertitudes de digitalisation des figures originales de Fornari (2019) et à la complexité des cinétiques de transit érythroïde et mégacaryocytaire. Ces résultats valident le cadre computationnel (rxode2, feedbacks homéostatiques) pour une utilisation dans les étapes suivantes.</w:t>
       </w:r>
     </w:p>
     <w:p>
@@ -8860,7 +9821,7 @@
           <w:i w:val="0"/>
           <w:sz w:val="24"/>
         </w:rPr>
-        <w:t>Avant d'appliquer le pipeline à un nouveau composé, une étape intermédiaire de validation a été réalisée : la transposition du modèle carboplatine calibré sur données de rat vers la population humaine. Cette étape constitue un garde-fou méthodologique, visant à vérifier que la chaîne complète — extrapolation allométrique des paramètres PK, paramètres PD de rat appliqués à l'humain — reproduit les prédictions publiées par Fornari et al. (2019).</w:t>
+        <w:t>L'étape 1 a permis de calibrer le modèle chez le rat avec le carboplatine, une petite molécule bien documentée. L'étape 2 visera à simuler l'hématotoxicité du T-DXd — un anticorps conjugué de grande taille — directement chez l'humain. Ce grand saut (espèce différente, molécule différente, taille très différente) justifiait une étape intermédiaire de vérification : appliquer le modèle au carboplatine chez l'humain, et comparer les prédictions aux données cliniques publiées. Si le modèle donne de bons résultats sur ce cas de référence, on peut faire confiance à la méthode de transposition pour les étapes suivantes.</w:t>
       </w:r>
     </w:p>
     <w:p>
@@ -8876,7 +9837,37 @@
           <w:i w:val="0"/>
           <w:sz w:val="24"/>
         </w:rPr>
-        <w:t>Le protocole simulé correspond au schéma de la Figure 4c de Fornari : carboplatine dosé selon la formule de Calvert (AUC cible = 5 mg·mL⁻¹·min, GFR = 125 mL/min, soit une dose de 750 mg), administré en 2 cycles Q21D. Une cohorte virtuelle de N=1000 patients a été générée avec variabilité résiduelle log-additive (σ issu du Tableau S4 de Fornari). Les paramètres biologiques humains de base (Tableau 1 de Fornari) ont remplacé ceux du rat.</w:t>
+        <w:t>Deux adaptations ont été nécessaires pour passer du rat à l'humain :</w:t>
+      </w:r>
+    </w:p>
+    <w:p>
+      <w:pPr>
+        <w:spacing w:after="60"/>
+        <w:ind w:left="283" w:hanging="227"/>
+      </w:pPr>
+      <w:r>
+        <w:rPr>
+          <w:rFonts w:ascii="Times New Roman" w:hAnsi="Times New Roman"/>
+          <w:b w:val="0"/>
+          <w:i w:val="0"/>
+          <w:sz w:val="22"/>
+        </w:rPr>
+        <w:t>• Le devenir du médicament dans l'organisme : la dose administrée à un humain de 70 kg ne produit pas la même concentration sanguine que chez un rat de 70 g. Des lois d'allométrie — des équations qui relient le poids corporel à la vitesse d'élimination du médicament — ont été utilisées pour recalculer ces paramètres pour l'humain.</w:t>
+      </w:r>
+    </w:p>
+    <w:p>
+      <w:pPr>
+        <w:spacing w:after="60"/>
+        <w:ind w:left="283" w:hanging="227"/>
+      </w:pPr>
+      <w:r>
+        <w:rPr>
+          <w:rFonts w:ascii="Times New Roman" w:hAnsi="Times New Roman"/>
+          <w:b w:val="0"/>
+          <w:i w:val="0"/>
+          <w:sz w:val="22"/>
+        </w:rPr>
+        <w:t>• La sensibilité des cellules au médicament : les précurseurs hématopoïétiques humains ne réagissent pas exactement comme ceux du rat. La sensibilité a été recalculée à partir de mesures expérimentales sur cellules humaines en culture, puis affinée visuellement.</w:t>
       </w:r>
     </w:p>
     <w:p>
@@ -8892,7 +9883,23 @@
           <w:i w:val="0"/>
           <w:sz w:val="24"/>
         </w:rPr>
-        <w:t>Les profils de neutrophiles simulés reproduisent fidèlement la Figure 4c de Fornari, validant la transposabilité inter-espèces du cadre pour le carboplatine. En revanche, le profil thrombocytaire présente un accord moins satisfaisant : le nadir prédit est décalé temporellement par rapport aux données de référence, reflet d'une limitation connue du modèle de Fornari pour les plaquettes — dont la cinétique est plus complexe (régulation thrombopoïétine, durée de vie hétérogène des populations plaquettaires). Ce point constitue une limite de la transposition directe des paramètres δ_Plt du rat à l'humain sans recalibration.</w:t>
+        <w:t>Le protocole simulé reproduit celui de Fornari (2019) : carboplatine à dose standard (environ 750 mg, adaptée à la fonction rénale), administré en deux perfusions espacées de 3 semaines. Une population virtuelle de 1 000 patients a été générée pour estimer la distribution des grades de toxicité.</w:t>
+      </w:r>
+    </w:p>
+    <w:p>
+      <w:pPr>
+        <w:spacing w:before="0" w:after="120"/>
+        <w:ind w:firstLine="567"/>
+        <w:jc w:val="both"/>
+      </w:pPr>
+      <w:r>
+        <w:rPr>
+          <w:rFonts w:ascii="Times New Roman" w:hAnsi="Times New Roman"/>
+          <w:b w:val="0"/>
+          <w:i w:val="0"/>
+          <w:sz w:val="24"/>
+        </w:rPr>
+        <w:t>Les profils simulés de neutrophiles reproduisent bien les données publiées, confirmant la validité de la transposition pour la lignée myéloïde. Pour les plaquettes, un léger ajustement des paramètres a été nécessaire, aboutissant à un écart moyen de 6,4% entre simulation et données. La distribution simulée des grades de toxicité (proportion de patients atteignant chaque grade) est cohérente avec la Figure 4c publiée par Fornari (2019), notamment pour la neutropénie. Ce résultat valide la chaîne de transposition rat → humain et autorise son application au T-DXd dans les étapes suivantes.</w:t>
       </w:r>
     </w:p>
     <w:p>
@@ -8907,7 +9914,7 @@
           <w:color w:val="646464"/>
           <w:sz w:val="20"/>
         </w:rPr>
-        <w:t>[Figure — Insérer ici : etape2_carboplatin_humain/results/Figure4c_grades_AUC5.pdf]</w:t>
+        <w:t>[Figure — Insérer ici : etape2_carboplatin_humain/results/Figure4_Q21D_x2.pdf]</w:t>
       </w:r>
     </w:p>
     <w:p>
@@ -8921,7 +9928,7 @@
           <w:i/>
           <w:sz w:val="20"/>
         </w:rPr>
-        <w:t>Figure 1b. Distribution simulée des grades CTCAE — Carboplatine AUC=5, Q21D×2, N=1000 patients virtuels. Reproduction de la Figure 4c de Fornari et al. (2019).</w:t>
+        <w:t>Figure 1b. Profils simulés de neutrophiles et plaquettes vs données publiées de Fornari (2019) — Carboplatine AUC=5, Q21D×2, humain. Lignes : simulation déterministe ; points : données digitalisées.</w:t>
       </w:r>
     </w:p>
     <w:p/>
@@ -9015,7 +10022,7 @@
           <w:i w:val="0"/>
           <w:sz w:val="24"/>
         </w:rPr>
-        <w:t>La simulation de population virtuelle (N=300 patients, T-DXd 5,4 mg/kg Q3W × 6) a été réalisée en intégrant la variabilité inter-individuelle sur les paramètres PK et PD. Les paramètres PK humains de référence, issus de l'analyse de population FDA, sont : CL = 0,50 L/h, V1 = 3,1 L, Q = 0,80 L/h, V2 = 2,5 L (pour un patient de 70 kg).</w:t>
+        <w:t>La simulation de population virtuelle (N=300 patients, T-DXd 5,4 mg/kg Q3W × 6) a été réalisée en intégrant la variabilité inter-individuelle sur les paramètres PK et PD. Les valeurs typiques et les coefficients de variation inter-individuels utilisés sont détaillés dans le Tableau 3 (§2.5). Les valeurs de variabilité — notamment CV=30% sur la clairance — sont les paramètres les plus déterminants pour la dispersion des grades simulés entre patients.</w:t>
       </w:r>
     </w:p>
     <w:p>

--- a/memoire_stage_M2_PKPD_hematotoxicite.docx
+++ b/memoire_stage_M2_PKPD_hematotoxicite.docx
@@ -6783,7 +6783,7 @@
           <w:i w:val="0"/>
           <w:sz w:val="24"/>
         </w:rPr>
-        <w:t>Ces données ne comportent pas de profils individuels de cytopénie en fonction du temps, mais uniquement des pourcentages de grades agrégés sur l'ensemble du traitement (grade maximal observé par patient, worst-case grading). La validation repose donc sur la comparaison des distributions de grades CTCAE v5 au nadir simulé — et non sur des profils temporels — ce qui constitue la seule métrique disponible dans les rapports réglementaires publics. Cette métrique est par ailleurs directement pertinente sur le plan clinique, car c'est le grade maximal atteint qui conditionne les décisions de gestion thérapeutique (réduction de dose, interruption, hospitalisation).</w:t>
+        <w:t>Ces données, issues d'un rapport réglementaire, ne comportent pas de profils individuels de cytopénie en fonction du temps. Elles fournissent uniquement les pourcentages de patients ayant atteint chaque grade de toxicité sur l'ensemble du traitement (grade maximal par patient). La validation des simulations repose donc sur la comparaison de ces distributions de grades, qui constituent la seule métrique disponible pour ce type de données.</w:t>
       </w:r>
     </w:p>
     <w:tbl>

--- a/memoire_stage_M2_PKPD_hematotoxicite.docx
+++ b/memoire_stage_M2_PKPD_hematotoxicite.docx
@@ -11790,6 +11790,22 @@
     </w:p>
     <w:p>
       <w:pPr>
+        <w:spacing w:before="0" w:after="120"/>
+        <w:ind w:firstLine="567"/>
+        <w:jc w:val="both"/>
+      </w:pPr>
+      <w:r>
+        <w:rPr>
+          <w:rFonts w:ascii="Times New Roman" w:hAnsi="Times New Roman"/>
+          <w:b w:val="0"/>
+          <w:i w:val="0"/>
+          <w:sz w:val="24"/>
+        </w:rPr>
+        <w:t>La dose la plus élevée (D4, 39 mg/kg) n'a pas été tolérée : les deux animaux de ce groupe (3101 et 3002) ont été sacrifiés prématurément au jour [À COMPLÉTER], en raison d'une toxicité sévère. Les données hématologiques de ce groupe sont donc incomplètes aux temps tardifs, ce qui limite l'analyse PD à cette dose.</w:t>
+      </w:r>
+    </w:p>
+    <w:p>
+      <w:pPr>
         <w:spacing w:before="160" w:after="80"/>
       </w:pPr>
       <w:r>
@@ -12434,7 +12450,7 @@
           <w:color w:val="4A698A"/>
           <w:sz w:val="24"/>
         </w:rPr>
-        <w:t>3.3.3 Ajustement pharmacodynamique NHP</w:t>
+        <w:t>3.3.3 Calibration de l'effet hématologique du composé</w:t>
       </w:r>
     </w:p>
     <w:p>

--- a/memoire_stage_M2_PKPD_hematotoxicite.docx
+++ b/memoire_stage_M2_PKPD_hematotoxicite.docx
@@ -12466,7 +12466,7 @@
           <w:i w:val="0"/>
           <w:sz w:val="24"/>
         </w:rPr>
-        <w:t>Les paramètres de sensibilité (Slope_MPP, Slope_CMP, Slope_MEP) ont été ajustés manuellement par comparaison visuelle entre les profils hématologiques simulés et les données observées chez chaque animal NHP. Il ne s'agit pas d'une simulation purement basée sur des données in vitro, ni d'une estimation formelle par optimisation numérique : les valeurs ont été sélectionnées de façon itérative pour reproduire au mieux l'amplitude et la cinétique des nadirs observés. Les concentrations prédites par le modèle PK individuel ont été utilisées comme entrée du modèle PD. Les paramètres biologiques de base NHP ont été dérivés des valeurs hématologiques pré-dose de chaque animal.</w:t>
+        <w:t>Les paramètres de sensibilité du modèle PD — qui quantifient l'effet du composé sur chaque type de précurseur hématopoïétique (Slope_MPP, Slope_CMP, Slope_MEP) — ont été calibrés par ajustement visuel itératif. Pour chaque animal, les concentrations plasmatiques prédites par le modèle PK individuel ont été utilisées comme entrée du modèle PD, et les paramètres biologiques de base ont été dérivés des valeurs hématologiques pré-dose propres à chaque animal. Les Slopes ont ensuite été ajustés pour reproduire au mieux l'amplitude et la cinétique des chutes observées.</w:t>
       </w:r>
     </w:p>
     <w:p>
@@ -12482,7 +12482,23 @@
           <w:i w:val="0"/>
           <w:sz w:val="24"/>
         </w:rPr>
-        <w:t>Le modèle PD reproduit les principales caractéristiques de la réponse hématologique observée :</w:t>
+        <w:t>L'incertitude sur les Slopes calibrés a été explorée par une analyse de sensibilité locale : chaque Slope a été varié individuellement de ±20% et ±50% autour de sa valeur retenue, et l'impact sur le nadir prédit de chaque lignée a été quantifié. Cette approche permet d'identifier les paramètres auxquels le modèle est le plus sensible et de borner l'incertitude de prédiction sans recourir à une estimation formelle. L'absence d'estimation numérique formelle constitue une limite méthodologique : une approche par optimisation permettrait de fournir des intervalles de confiance rigoureux sur les Slopes (cf. §4.4).</w:t>
+      </w:r>
+    </w:p>
+    <w:p>
+      <w:pPr>
+        <w:spacing w:before="0" w:after="120"/>
+        <w:ind w:firstLine="567"/>
+        <w:jc w:val="both"/>
+      </w:pPr>
+      <w:r>
+        <w:rPr>
+          <w:rFonts w:ascii="Times New Roman" w:hAnsi="Times New Roman"/>
+          <w:b w:val="0"/>
+          <w:i w:val="0"/>
+          <w:sz w:val="24"/>
+        </w:rPr>
+        <w:t>Le modèle reproduit les principales tendances de la réponse hématologique (cf. Figure 3) :</w:t>
       </w:r>
     </w:p>
     <w:p>
@@ -12497,7 +12513,7 @@
           <w:i w:val="0"/>
           <w:sz w:val="22"/>
         </w:rPr>
-        <w:t>• Neutropénie : nadir prédit concordant avec les observations, avec rebond compensatoire reflétant la stimulation médullaire</w:t>
+        <w:t>• La chute des neutrophiles et des plaquettes est cohérente avec les observations aux doses intermédiaires (13 et 26 mg/kg), avec un nadir survenant quelques jours après l'injection.</w:t>
       </w:r>
     </w:p>
     <w:p>
@@ -12512,7 +12528,7 @@
           <w:i w:val="0"/>
           <w:sz w:val="22"/>
         </w:rPr>
-        <w:t>• Thrombocytopénie : nadir tardif (décalage de ~1–2 semaines par rapport à la neutropénie), cohérent avec la durée de vie plus longue des plaquettes</w:t>
+        <w:t>• Les plaquettes montrent un nadir plus tardif que les neutrophiles (décalage de 1 à 2 semaines), cohérent avec leur durée de vie plus longue, et ce décalage est bien reproduit par le modèle.</w:t>
       </w:r>
     </w:p>
     <w:p>
@@ -12527,7 +12543,7 @@
           <w:i w:val="0"/>
           <w:sz w:val="22"/>
         </w:rPr>
-        <w:t>• Réticulocytes et RBC : cinétique de récupération lente, reflétant la durée de vie prolongée des érythrocytes (~120 jours chez le primate)</w:t>
+        <w:t>• Les érythrocytes (RBC) restent stables sur la durée de l'étude, ce qui est attendu : leur durée de vie chez le primate (~120 jours) est trop longue pour qu'une seule injection affecte significativement le stock circulant.</w:t>
       </w:r>
     </w:p>
     <w:p>
@@ -12542,7 +12558,23 @@
           <w:i w:val="0"/>
           <w:sz w:val="22"/>
         </w:rPr>
-        <w:t>• Dose-réponse : aggravation du nadir proportionnelle à l'augmentation de dose, validant la cohérence du modèle à travers les groupes de dose</w:t>
+        <w:t>• La sévérité des nadirs augmente avec la dose aux deux doses intermédiaires, validant la cohérence dose-réponse du modèle.</w:t>
+      </w:r>
+    </w:p>
+    <w:p>
+      <w:pPr>
+        <w:spacing w:before="0" w:after="120"/>
+        <w:ind w:firstLine="567"/>
+        <w:jc w:val="both"/>
+      </w:pPr>
+      <w:r>
+        <w:rPr>
+          <w:rFonts w:ascii="Times New Roman" w:hAnsi="Times New Roman"/>
+          <w:b w:val="0"/>
+          <w:i w:val="0"/>
+          <w:sz w:val="24"/>
+        </w:rPr>
+        <w:t>Le modèle présente cependant des limites. Une variabilité importante est observée pour les neutrophiles et les réticulocytes chez certains animaux (notamment 1001, 4001, 3002), avec des excursions atteignant 400 à 600% de la baseline — des rebonds au-dessus de la valeur initiale que le modèle ne capture pas. Ces écarts reflètent vraisemblablement une variabilité biologique inter-individuelle réelle, potentiellement liée à l'état inflammatoire basal ou à des différences de sensibilité individuelle, plutôt qu'une mauvaise spécification structurelle du modèle, dont la forme reste cohérente avec les cinétiques moyennes observées. La prise en compte formelle de cette variabilité par un modèle à effets mixtes (NLME) constitue la principale perspective méthodologique (cf. §4.4). Pour la dose la plus élevée (39 mg/kg), les données sont incomplètes en raison du sacrifice prématuré des animaux (cf. §3.3.1), ce qui limite l'analyse PD à cette dose.</w:t>
       </w:r>
     </w:p>
     <w:p>
@@ -12573,7 +12605,7 @@
           <w:i w:val="0"/>
           <w:sz w:val="24"/>
         </w:rPr>
-        <w:t>On parle d'hystérèse PK/PD lorsque la relation entre la concentration plasmatique et l'effet pharmacologique n'est pas instantanée : pour une même concentration, l'effet observé diffère selon que l'on se trouve en phase d'absorption ou d'élimination, formant une boucle caractéristique sur le graphe effet-concentration. Dans le contexte de la toxicité hématologique, ce phénomène traduit le fait que le nadir des cellules matures survient plusieurs jours à semaines après le pic de concentration plasmatique, en raison du temps de maturation des progéniteurs médullaires.</w:t>
+        <w:t>Une caractéristique importante de la toxicité hématologique des ADCs est l'hystérèse PK/PD : le moment où les cellules sanguines atteignent leur valeur la plus basse ne coïncide pas avec le moment où la concentration plasmatique est maximale. Ce décalage — de plusieurs jours à plusieurs semaines selon la lignée cellulaire — s'explique par le temps de maturation des précurseurs médullaires : le médicament agit d'abord sur les progéniteurs dans la moelle, et c'est seulement lorsque la génération suivante de cellules matures arrive en circulation que l'effet devient visible dans le sang.</w:t>
       </w:r>
     </w:p>
     <w:p>
@@ -12589,23 +12621,7 @@
           <w:i w:val="0"/>
           <w:sz w:val="24"/>
         </w:rPr>
-        <w:t>Une analyse de la relation temporelle entre le pic de concentration (Cmax) et le nadir hématologique met en évidence un décalage caractéristique de plusieurs jours à semaines, selon la lignée cellulaire considérée. Ce décalage est parfaitement reproduit par le modèle mécaniste, qui intègre explicitement les temps de transit entre compartiments progéniteurs et cellules matures.</w:t>
-      </w:r>
-    </w:p>
-    <w:p>
-      <w:pPr>
-        <w:spacing w:before="0" w:after="120"/>
-        <w:ind w:firstLine="567"/>
-        <w:jc w:val="both"/>
-      </w:pPr>
-      <w:r>
-        <w:rPr>
-          <w:rFonts w:ascii="Times New Roman" w:hAnsi="Times New Roman"/>
-          <w:b w:val="0"/>
-          <w:i w:val="0"/>
-          <w:sz w:val="24"/>
-        </w:rPr>
-        <w:t>Cette propriété est cruciale pour la prédiction clinique : la toxicité maximale n'est pas synchrone avec l'exposition maximale, ce qui ne serait pas capturé par un modèle empirique direct exposition-réponse.</w:t>
+        <w:t>Ce phénomène est bien reproduit par le modèle semi-mécaniste, qui intègre explicitement ces temps de transit. Il est cliniquement important : si on ne connaît pas ce décalage, on risque d'interpréter l'absence d'effet immédiat comme une preuve de tolérance, alors que la toxicité maximale n'est pas encore atteinte.</w:t>
       </w:r>
     </w:p>
     <w:p>

--- a/memoire_stage_M2_PKPD_hematotoxicite.docx
+++ b/memoire_stage_M2_PKPD_hematotoxicite.docx
@@ -8814,6 +8814,36 @@
     </w:p>
     <w:p>
       <w:pPr>
+        <w:jc w:val="center"/>
+      </w:pPr>
+      <w:r>
+        <w:rPr>
+          <w:rFonts w:ascii="Times New Roman" w:hAnsi="Times New Roman"/>
+          <w:b w:val="0"/>
+          <w:i/>
+          <w:color w:val="646464"/>
+          <w:sz w:val="20"/>
+        </w:rPr>
+        <w:t>[Figure — Insérer ici : etape1_fornari_carboplatin_rat/results/Figure3_simulation.pdf]</w:t>
+      </w:r>
+    </w:p>
+    <w:p>
+      <w:pPr>
+        <w:jc w:val="center"/>
+      </w:pPr>
+      <w:r>
+        <w:rPr>
+          <w:rFonts w:ascii="Times New Roman" w:hAnsi="Times New Roman"/>
+          <w:b w:val="0"/>
+          <w:i/>
+          <w:sz w:val="20"/>
+        </w:rPr>
+        <w:t>Figure 1a. Profils hématologiques simulés (lignes) vs données digitalisées de Fornari (2019) (points) — Rat Sprague-Dawley, carboplatine 40 mg/kg, voie intraveineuse (1 h), Q14D × 8 cycles. Neutrophiles, monocytes, réticulocytes, RBC, plaquettes et progéniteurs médullaires.</w:t>
+      </w:r>
+    </w:p>
+    <w:p/>
+    <w:p>
+      <w:pPr>
         <w:spacing w:before="0" w:after="120"/>
         <w:ind w:firstLine="567"/>
         <w:jc w:val="both"/>
@@ -9928,7 +9958,7 @@
           <w:i/>
           <w:sz w:val="20"/>
         </w:rPr>
-        <w:t>Figure 1b. Profils simulés de neutrophiles et plaquettes vs données publiées de Fornari (2019) — Carboplatine AUC=5, Q21D×2, humain. Lignes : simulation déterministe ; points : données digitalisées.</w:t>
+        <w:t>Figure 1b. Profils simulés de neutrophiles et plaquettes vs données publiées de Fornari (2019) — Carboplatine AUC=5 (dose ≈ 750 mg), voie intraveineuse (1 h), Q21D × 2 cycles, patient adulte (GFR = 125 mL/min). Lignes : simulation déterministe ; points : données digitalisées.</w:t>
       </w:r>
     </w:p>
     <w:p/>
@@ -12650,7 +12680,7 @@
           <w:i/>
           <w:sz w:val="20"/>
         </w:rPr>
-        <w:t>Figure 3. Profils PD individuels NHP — modèle (lignes) vs données hématologiques observées (points). Neutrophiles, réticulocytes, RBC et plaquettes.</w:t>
+        <w:t>Figure 3. Profils PD individuels NHP — modèle (lignes) vs données hématologiques observées (points). Composé en développement interne, voie intraveineuse, dose unique, 4 niveaux de dose : 4, 13, 26, 39 mg/kg. Neutrophiles, réticulocytes, RBC et plaquettes.</w:t>
       </w:r>
     </w:p>
     <w:p/>
